--- a/docs/docx/기획서.docx
+++ b/docs/docx/기획서.docx
@@ -2,33 +2,7 @@
 <file path=word/document.xml><?xml version="1.0" encoding="utf-8"?>
 <w:document xmlns:w="http://schemas.openxmlformats.org/wordprocessingml/2006/main" xmlns:m="http://schemas.openxmlformats.org/officeDocument/2006/math" xmlns:r="http://schemas.openxmlformats.org/officeDocument/2006/relationships" xmlns:o="urn:schemas-microsoft-com:office:office" xmlns:v="urn:schemas-microsoft-com:vml" xmlns:w10="urn:schemas-microsoft-com:office:word" xmlns:a="http://schemas.openxmlformats.org/drawingml/2006/main" xmlns:pic="http://schemas.openxmlformats.org/drawingml/2006/picture" xmlns:wp="http://schemas.openxmlformats.org/drawingml/2006/wordprocessingDrawing">
   <w:body>
-    <w:sdt>
-      <w:sdtPr>
-        <w:docPartObj>
-          <w:docPartGallery w:val="Table of Contents"/>
-          <w:docPartUnique/>
-        </w:docPartObj>
-      </w:sdtPr>
-      <w:sdtContent>
-        <w:p>
-          <w:pPr>
-            <w:pStyle w:val="TOCHeading"/>
-          </w:pPr>
-          <w:r>
-            <w:t xml:space="preserve">Table of Contents</w:t>
-          </w:r>
-        </w:p>
-        <w:p>
-          <w:r>
-            <w:fldChar w:fldCharType="begin" w:dirty="true"/>
-            <w:instrText xml:space="preserve">TOC \o "1-3" \h \z \u</w:instrText>
-            <w:fldChar w:fldCharType="separate"/>
-            <w:fldChar w:fldCharType="end"/>
-          </w:r>
-        </w:p>
-      </w:sdtContent>
-    </w:sdt>
-    <w:bookmarkStart w:id="59" w:name="서비스-기획서"/>
+    <w:bookmarkStart w:id="48" w:name="서비스-기획서"/>
     <w:p>
       <w:pPr>
         <w:pStyle w:val="Heading1"/>
@@ -58,7 +32,7 @@
         </w:pict>
       </w:r>
     </w:p>
-    <w:bookmarkStart w:id="30" w:name="개요"/>
+    <w:bookmarkStart w:id="19" w:name="개요"/>
     <w:p>
       <w:pPr>
         <w:pStyle w:val="Heading2"/>
@@ -67,7 +41,7 @@
         <w:t xml:space="preserve">1. 개요</w:t>
       </w:r>
     </w:p>
-    <w:bookmarkStart w:id="20" w:name="한-문장"/>
+    <w:bookmarkStart w:id="9" w:name="한-문장"/>
     <w:p>
       <w:pPr>
         <w:pStyle w:val="Heading3"/>
@@ -82,14 +56,14 @@
       </w:pPr>
       <w:r>
         <w:rPr>
-          <w:bCs/>
-          <w:b/>
+          <w:b/>
+          <w:bCs/>
         </w:rPr>
         <w:t xml:space="preserve">순례자가 다치지 않고, 숙소 걱정 없이 걷게 한다.</w:t>
       </w:r>
     </w:p>
-    <w:bookmarkEnd w:id="20"/>
-    <w:bookmarkStart w:id="21" w:name="서비스명"/>
+    <w:bookmarkEnd w:id="9"/>
+    <w:bookmarkStart w:id="10" w:name="서비스명"/>
     <w:p>
       <w:pPr>
         <w:pStyle w:val="Heading3"/>
@@ -104,8 +78,8 @@
       </w:pPr>
       <w:r>
         <w:rPr>
-          <w:bCs/>
-          <w:b/>
+          <w:b/>
+          <w:bCs/>
         </w:rPr>
         <w:t xml:space="preserve">미확정.</w:t>
       </w:r>
@@ -136,8 +110,8 @@
       </w:r>
       <w:r>
         <w:rPr>
-          <w:bCs/>
-          <w:b/>
+          <w:b/>
+          <w:bCs/>
         </w:rPr>
         <w:t xml:space="preserve">세요</w:t>
       </w:r>
@@ -149,8 +123,8 @@
       </w:r>
       <w:r>
         <w:rPr>
-          <w:bCs/>
-          <w:b/>
+          <w:b/>
+          <w:bCs/>
         </w:rPr>
         <w:t xml:space="preserve">모혼</w:t>
       </w:r>
@@ -162,8 +136,8 @@
       </w:r>
       <w:r>
         <w:rPr>
-          <w:bCs/>
-          <w:b/>
+          <w:b/>
+          <w:bCs/>
         </w:rPr>
         <w:t xml:space="preserve">콘차</w:t>
       </w:r>
@@ -179,8 +153,8 @@
         <w:t xml:space="preserve">이 문서에서는 ’서비스’로 표기한다.</w:t>
       </w:r>
     </w:p>
-    <w:bookmarkEnd w:id="21"/>
-    <w:bookmarkStart w:id="29" w:name="산티아고-순례길이란"/>
+    <w:bookmarkEnd w:id="10"/>
+    <w:bookmarkStart w:id="18" w:name="산티아고-순례길이란"/>
     <w:p>
       <w:pPr>
         <w:pStyle w:val="Heading3"/>
@@ -189,7 +163,7 @@
         <w:t xml:space="preserve">1.3 산티아고 순례길이란</w:t>
       </w:r>
     </w:p>
-    <w:bookmarkStart w:id="22" w:name="한-문장으로"/>
+    <w:bookmarkStart w:id="11" w:name="한-문장으로"/>
     <w:p>
       <w:pPr>
         <w:pStyle w:val="Heading4"/>
@@ -210,8 +184,8 @@
       </w:r>
       <w:r>
         <w:rPr>
-          <w:bCs/>
-          <w:b/>
+          <w:b/>
+          <w:bCs/>
         </w:rPr>
         <w:t xml:space="preserve">산티아고 데 콤포스텔라</w:t>
       </w:r>
@@ -231,8 +205,8 @@
       </w:r>
       <w:r>
         <w:rPr>
-          <w:bCs/>
-          <w:b/>
+          <w:b/>
+          <w:bCs/>
         </w:rPr>
         <w:t xml:space="preserve">지금은 종교와 무관하게 걷는 사람이 대부분이며, 실질적으로는 세계에서 인프라가 가장 잘 갖춰진 장거리 도보 여행 코스다.</w:t>
       </w:r>
@@ -243,8 +217,8 @@
       </w:pPr>
       <w:r>
         <w:rPr>
-          <w:bCs/>
-          <w:b/>
+          <w:b/>
+          <w:bCs/>
         </w:rPr>
         <w:t xml:space="preserve">2025년 530,987명이 완주 증서를 받았다.</w:t>
       </w:r>
@@ -255,8 +229,8 @@
         <w:t xml:space="preserve">역대 최고치이며 10년 전보다 90% 늘었다.</w:t>
       </w:r>
     </w:p>
-    <w:bookmarkEnd w:id="22"/>
-    <w:bookmarkStart w:id="23" w:name="관광이-아니라-걷기가-목적이다"/>
+    <w:bookmarkEnd w:id="11"/>
+    <w:bookmarkStart w:id="12" w:name="관광이-아니라-걷기가-목적이다"/>
     <w:p>
       <w:pPr>
         <w:pStyle w:val="Heading4"/>
@@ -284,8 +258,8 @@
         <w:t xml:space="preserve">이것이 30~40일 반복된다. 매일 다른 마을에서 자고 매일 다른 사람을 만난다.</w:t>
       </w:r>
     </w:p>
-    <w:bookmarkEnd w:id="23"/>
-    <w:bookmarkStart w:id="24" w:name="길은-여러-갈래이고-우리는-하나만-다룬다"/>
+    <w:bookmarkEnd w:id="12"/>
+    <w:bookmarkStart w:id="13" w:name="길은-여러-갈래이고-우리는-하나만-다룬다"/>
     <w:p>
       <w:pPr>
         <w:pStyle w:val="Heading4"/>
@@ -299,7 +273,6 @@
         <w:tblStyle w:val="Table"/>
         <w:tblW w:type="auto" w:w="0"/>
         <w:tblLook w:firstRow="1" w:lastRow="0" w:firstColumn="0" w:lastColumn="0" w:noHBand="0" w:noVBand="0" w:val="0020"/>
-        <w:jc w:val="start"/>
       </w:tblPr>
       <w:tblGrid>
         <w:gridCol w:w="2640"/>
@@ -308,14 +281,13 @@
       </w:tblGrid>
       <w:tr>
         <w:trPr>
-          <w:tblHeader w:val="true"/>
+          <w:tblHeader w:val="on"/>
         </w:trPr>
         <w:tc>
           <w:tcPr/>
           <w:p>
             <w:pPr>
               <w:pStyle w:val="Compact"/>
-              <w:jc w:val="left"/>
             </w:pPr>
             <w:r>
               <w:t xml:space="preserve">루트</w:t>
@@ -327,7 +299,6 @@
           <w:p>
             <w:pPr>
               <w:pStyle w:val="Compact"/>
-              <w:jc w:val="left"/>
             </w:pPr>
             <w:r>
               <w:t xml:space="preserve">2025년</w:t>
@@ -339,7 +310,6 @@
           <w:p>
             <w:pPr>
               <w:pStyle w:val="Compact"/>
-              <w:jc w:val="left"/>
             </w:pPr>
             <w:r>
               <w:t xml:space="preserve">비중</w:t>
@@ -353,12 +323,11 @@
           <w:p>
             <w:pPr>
               <w:pStyle w:val="Compact"/>
-              <w:jc w:val="left"/>
             </w:pPr>
             <w:r>
               <w:rPr>
+                <w:b/>
                 <w:bCs/>
-                <w:b/>
               </w:rPr>
               <w:t xml:space="preserve">프랑스 길 (Camino Francés)</w:t>
             </w:r>
@@ -369,12 +338,11 @@
           <w:p>
             <w:pPr>
               <w:pStyle w:val="Compact"/>
-              <w:jc w:val="left"/>
             </w:pPr>
             <w:r>
               <w:rPr>
+                <w:b/>
                 <w:bCs/>
-                <w:b/>
               </w:rPr>
               <w:t xml:space="preserve">242,179명</w:t>
             </w:r>
@@ -385,12 +353,11 @@
           <w:p>
             <w:pPr>
               <w:pStyle w:val="Compact"/>
-              <w:jc w:val="left"/>
             </w:pPr>
             <w:r>
               <w:rPr>
+                <w:b/>
                 <w:bCs/>
-                <w:b/>
               </w:rPr>
               <w:t xml:space="preserve">46%</w:t>
             </w:r>
@@ -403,7 +370,6 @@
           <w:p>
             <w:pPr>
               <w:pStyle w:val="Compact"/>
-              <w:jc w:val="left"/>
             </w:pPr>
             <w:r>
               <w:t xml:space="preserve">포르투갈 길 (중앙·해안)</w:t>
@@ -415,7 +381,6 @@
           <w:p>
             <w:pPr>
               <w:pStyle w:val="Compact"/>
-              <w:jc w:val="left"/>
             </w:pPr>
             <w:r>
               <w:t xml:space="preserve">190,339명</w:t>
@@ -427,7 +392,6 @@
           <w:p>
             <w:pPr>
               <w:pStyle w:val="Compact"/>
-              <w:jc w:val="left"/>
             </w:pPr>
             <w:r>
               <w:t xml:space="preserve">36%</w:t>
@@ -441,7 +405,6 @@
           <w:p>
             <w:pPr>
               <w:pStyle w:val="Compact"/>
-              <w:jc w:val="left"/>
             </w:pPr>
             <w:r>
               <w:t xml:space="preserve">그 외 (영국·프리미티보·북쪽 등)</w:t>
@@ -453,7 +416,6 @@
           <w:p>
             <w:pPr>
               <w:pStyle w:val="Compact"/>
-              <w:jc w:val="left"/>
             </w:pPr>
             <w:r>
               <w:t xml:space="preserve">약 98,000명</w:t>
@@ -465,7 +427,6 @@
           <w:p>
             <w:pPr>
               <w:pStyle w:val="Compact"/>
-              <w:jc w:val="left"/>
             </w:pPr>
             <w:r>
               <w:t xml:space="preserve">18%</w:t>
@@ -480,8 +441,8 @@
       </w:pPr>
       <w:r>
         <w:rPr>
-          <w:bCs/>
-          <w:b/>
+          <w:b/>
+          <w:bCs/>
         </w:rPr>
         <w:t xml:space="preserve">우리는 프랑스 길만 다룬다.</w:t>
       </w:r>
@@ -492,8 +453,8 @@
         <w:t xml:space="preserve">한국인 대부분이 이 길을 걷고, 데이터 구축 비용이 루트마다 새로 들기 때문이다.</w:t>
       </w:r>
     </w:p>
-    <w:bookmarkEnd w:id="24"/>
-    <w:bookmarkStart w:id="25" w:name="프랑스-길-기본-정보"/>
+    <w:bookmarkEnd w:id="13"/>
+    <w:bookmarkStart w:id="14" w:name="프랑스-길-기본-정보"/>
     <w:p>
       <w:pPr>
         <w:pStyle w:val="Heading4"/>
@@ -507,7 +468,6 @@
         <w:tblStyle w:val="Table"/>
         <w:tblW w:type="auto" w:w="0"/>
         <w:tblLook w:firstRow="1" w:lastRow="0" w:firstColumn="0" w:lastColumn="0" w:noHBand="0" w:noVBand="0" w:val="0020"/>
-        <w:jc w:val="start"/>
       </w:tblPr>
       <w:tblGrid>
         <w:gridCol w:w="3960"/>
@@ -515,14 +475,13 @@
       </w:tblGrid>
       <w:tr>
         <w:trPr>
-          <w:tblHeader w:val="true"/>
+          <w:tblHeader w:val="on"/>
         </w:trPr>
         <w:tc>
           <w:tcPr/>
           <w:p>
             <w:pPr>
               <w:pStyle w:val="Compact"/>
-              <w:jc w:val="left"/>
             </w:pPr>
             <w:r>
               <w:t xml:space="preserve">항목</w:t>
@@ -534,7 +493,6 @@
           <w:p>
             <w:pPr>
               <w:pStyle w:val="Compact"/>
-              <w:jc w:val="left"/>
             </w:pPr>
             <w:r>
               <w:t xml:space="preserve">값</w:t>
@@ -548,7 +506,6 @@
           <w:p>
             <w:pPr>
               <w:pStyle w:val="Compact"/>
-              <w:jc w:val="left"/>
             </w:pPr>
             <w:r>
               <w:t xml:space="preserve">출발</w:t>
@@ -560,7 +517,6 @@
           <w:p>
             <w:pPr>
               <w:pStyle w:val="Compact"/>
-              <w:jc w:val="left"/>
             </w:pPr>
             <w:r>
               <w:t xml:space="preserve">생장피드포르 (프랑스, 피레네 기슭)</w:t>
@@ -574,7 +530,6 @@
           <w:p>
             <w:pPr>
               <w:pStyle w:val="Compact"/>
-              <w:jc w:val="left"/>
             </w:pPr>
             <w:r>
               <w:t xml:space="preserve">도착</w:t>
@@ -586,7 +541,6 @@
           <w:p>
             <w:pPr>
               <w:pStyle w:val="Compact"/>
-              <w:jc w:val="left"/>
             </w:pPr>
             <w:r>
               <w:t xml:space="preserve">산티아고 데 콤포스텔라 대성당</w:t>
@@ -600,7 +554,6 @@
           <w:p>
             <w:pPr>
               <w:pStyle w:val="Compact"/>
-              <w:jc w:val="left"/>
             </w:pPr>
             <w:r>
               <w:t xml:space="preserve">거리</w:t>
@@ -612,12 +565,11 @@
           <w:p>
             <w:pPr>
               <w:pStyle w:val="Compact"/>
-              <w:jc w:val="left"/>
             </w:pPr>
             <w:r>
               <w:rPr>
+                <w:b/>
                 <w:bCs/>
-                <w:b/>
               </w:rPr>
               <w:t xml:space="preserve">약 773km</w:t>
             </w:r>
@@ -630,7 +582,6 @@
           <w:p>
             <w:pPr>
               <w:pStyle w:val="Compact"/>
-              <w:jc w:val="left"/>
             </w:pPr>
             <w:r>
               <w:t xml:space="preserve">소요</w:t>
@@ -642,12 +593,11 @@
           <w:p>
             <w:pPr>
               <w:pStyle w:val="Compact"/>
-              <w:jc w:val="left"/>
             </w:pPr>
             <w:r>
               <w:rPr>
+                <w:b/>
                 <w:bCs/>
-                <w:b/>
               </w:rPr>
               <w:t xml:space="preserve">30~35일</w:t>
             </w:r>
@@ -660,7 +610,6 @@
           <w:p>
             <w:pPr>
               <w:pStyle w:val="Compact"/>
-              <w:jc w:val="left"/>
             </w:pPr>
             <w:r>
               <w:t xml:space="preserve">지형</w:t>
@@ -672,7 +621,6 @@
           <w:p>
             <w:pPr>
               <w:pStyle w:val="Compact"/>
-              <w:jc w:val="left"/>
             </w:pPr>
             <w:r>
               <w:t xml:space="preserve">피레네 산맥 → 메세타 고원 → 갈리시아 산지</w:t>
@@ -681,8 +629,8 @@
         </w:tc>
       </w:tr>
     </w:tbl>
-    <w:bookmarkEnd w:id="25"/>
-    <w:bookmarkStart w:id="26" w:name="알아야-할-용어"/>
+    <w:bookmarkEnd w:id="14"/>
+    <w:bookmarkStart w:id="15" w:name="알아야-할-용어"/>
     <w:p>
       <w:pPr>
         <w:pStyle w:val="Heading4"/>
@@ -695,8 +643,8 @@
       <w:tblPr>
         <w:tblStyle w:val="Table"/>
         <w:tblW w:type="pct" w:w="5000"/>
+        <w:tblLayout w:type="fixed"/>
         <w:tblLook w:firstRow="1" w:lastRow="0" w:firstColumn="0" w:lastColumn="0" w:noHBand="0" w:noVBand="0" w:val="0020"/>
-        <w:jc w:val="start"/>
       </w:tblPr>
       <w:tblGrid>
         <w:gridCol w:w="3960"/>
@@ -704,14 +652,13 @@
       </w:tblGrid>
       <w:tr>
         <w:trPr>
-          <w:tblHeader w:val="true"/>
+          <w:tblHeader w:val="on"/>
         </w:trPr>
         <w:tc>
           <w:tcPr/>
           <w:p>
             <w:pPr>
               <w:pStyle w:val="Compact"/>
-              <w:jc w:val="left"/>
             </w:pPr>
             <w:r>
               <w:t xml:space="preserve">용어</w:t>
@@ -723,7 +670,6 @@
           <w:p>
             <w:pPr>
               <w:pStyle w:val="Compact"/>
-              <w:jc w:val="left"/>
             </w:pPr>
             <w:r>
               <w:t xml:space="preserve">뜻</w:t>
@@ -737,12 +683,11 @@
           <w:p>
             <w:pPr>
               <w:pStyle w:val="Compact"/>
-              <w:jc w:val="left"/>
             </w:pPr>
             <w:r>
               <w:rPr>
+                <w:b/>
                 <w:bCs/>
-                <w:b/>
               </w:rPr>
               <w:t xml:space="preserve">알베르게</w:t>
             </w:r>
@@ -753,7 +698,6 @@
           <w:p>
             <w:pPr>
               <w:pStyle w:val="Compact"/>
-              <w:jc w:val="left"/>
             </w:pPr>
             <w:r>
               <w:t xml:space="preserve">순례자 전용 숙소. 다인실. 공립 8~12유로, 사립 12~20유로</w:t>
@@ -767,12 +711,11 @@
           <w:p>
             <w:pPr>
               <w:pStyle w:val="Compact"/>
-              <w:jc w:val="left"/>
             </w:pPr>
             <w:r>
               <w:rPr>
+                <w:b/>
                 <w:bCs/>
-                <w:b/>
               </w:rPr>
               <w:t xml:space="preserve">크레덴시알</w:t>
             </w:r>
@@ -783,7 +726,6 @@
           <w:p>
             <w:pPr>
               <w:pStyle w:val="Compact"/>
-              <w:jc w:val="left"/>
             </w:pPr>
             <w:r>
               <w:t xml:space="preserve">순례자 여권. 알베르게 입장권이자 완주 증명용 도장 수첩</w:t>
@@ -797,12 +739,11 @@
           <w:p>
             <w:pPr>
               <w:pStyle w:val="Compact"/>
-              <w:jc w:val="left"/>
             </w:pPr>
             <w:r>
               <w:rPr>
+                <w:b/>
                 <w:bCs/>
-                <w:b/>
               </w:rPr>
               <w:t xml:space="preserve">세요</w:t>
             </w:r>
@@ -813,7 +754,6 @@
           <w:p>
             <w:pPr>
               <w:pStyle w:val="Compact"/>
-              <w:jc w:val="left"/>
             </w:pPr>
             <w:r>
               <w:t xml:space="preserve">크레덴시알에 찍는 도장</w:t>
@@ -827,12 +767,11 @@
           <w:p>
             <w:pPr>
               <w:pStyle w:val="Compact"/>
-              <w:jc w:val="left"/>
             </w:pPr>
             <w:r>
               <w:rPr>
+                <w:b/>
                 <w:bCs/>
-                <w:b/>
               </w:rPr>
               <w:t xml:space="preserve">콤포스텔라</w:t>
             </w:r>
@@ -843,7 +782,6 @@
           <w:p>
             <w:pPr>
               <w:pStyle w:val="Compact"/>
-              <w:jc w:val="left"/>
             </w:pPr>
             <w:r>
               <w:t xml:space="preserve">완주 증서. 도보 100km(자전거 200km) 이상이어야 발급</w:t>
@@ -857,12 +795,11 @@
           <w:p>
             <w:pPr>
               <w:pStyle w:val="Compact"/>
-              <w:jc w:val="left"/>
             </w:pPr>
             <w:r>
               <w:rPr>
+                <w:b/>
                 <w:bCs/>
-                <w:b/>
               </w:rPr>
               <w:t xml:space="preserve">노란 화살표</w:t>
             </w:r>
@@ -873,7 +810,6 @@
           <w:p>
             <w:pPr>
               <w:pStyle w:val="Compact"/>
-              <w:jc w:val="left"/>
             </w:pPr>
             <w:r>
               <w:t xml:space="preserve">전 구간에 칠해진 길 표식. 길 찾기가 어렵지 않은 이유</w:t>
@@ -882,8 +818,8 @@
         </w:tc>
       </w:tr>
     </w:tbl>
-    <w:bookmarkEnd w:id="26"/>
-    <w:bookmarkStart w:id="27" w:name="사리아가-최다-출발지인-이유"/>
+    <w:bookmarkEnd w:id="15"/>
+    <w:bookmarkStart w:id="16" w:name="사리아가-최다-출발지인-이유"/>
     <w:p>
       <w:pPr>
         <w:pStyle w:val="Heading4"/>
@@ -904,8 +840,8 @@
       </w:r>
       <w:r>
         <w:rPr>
-          <w:bCs/>
-          <w:b/>
+          <w:b/>
+          <w:bCs/>
         </w:rPr>
         <w:t xml:space="preserve">도보 100km</w:t>
       </w:r>
@@ -917,14 +853,14 @@
       </w:r>
       <w:r>
         <w:rPr>
-          <w:bCs/>
-          <w:b/>
+          <w:b/>
+          <w:bCs/>
         </w:rPr>
         <w:t xml:space="preserve">2025년 전체 순례자의 30.5%(162,076명)가 여기서 출발했다.</w:t>
       </w:r>
     </w:p>
-    <w:bookmarkEnd w:id="27"/>
-    <w:bookmarkStart w:id="28" w:name="년-성년año-santo"/>
+    <w:bookmarkEnd w:id="16"/>
+    <w:bookmarkStart w:id="17" w:name="년-성년año-santo"/>
     <w:p>
       <w:pPr>
         <w:pStyle w:val="Heading4"/>
@@ -945,8 +881,8 @@
       </w:r>
       <w:r>
         <w:rPr>
-          <w:bCs/>
-          <w:b/>
+          <w:b/>
+          <w:bCs/>
         </w:rPr>
         <w:t xml:space="preserve">직전 성년인 2010년은 전년 대비 85% 증가</w:t>
       </w:r>
@@ -960,8 +896,8 @@
       </w:pPr>
       <w:r>
         <w:rPr>
-          <w:bCs/>
-          <w:b/>
+          <w:b/>
+          <w:bCs/>
         </w:rPr>
         <w:t xml:space="preserve">2027년이 다음 성년이고, 그다음은 2032년이다.</w:t>
       </w:r>
@@ -979,10 +915,10 @@
         </w:pict>
       </w:r>
     </w:p>
-    <w:bookmarkEnd w:id="28"/>
-    <w:bookmarkEnd w:id="29"/>
-    <w:bookmarkEnd w:id="30"/>
-    <w:bookmarkStart w:id="35" w:name="문제"/>
+    <w:bookmarkEnd w:id="17"/>
+    <w:bookmarkEnd w:id="18"/>
+    <w:bookmarkEnd w:id="19"/>
+    <w:bookmarkStart w:id="24" w:name="문제"/>
     <w:p>
       <w:pPr>
         <w:pStyle w:val="Heading2"/>
@@ -991,7 +927,7 @@
         <w:t xml:space="preserve">2. 문제</w:t>
       </w:r>
     </w:p>
-    <w:bookmarkStart w:id="31" w:name="핵심"/>
+    <w:bookmarkStart w:id="20" w:name="핵심"/>
     <w:p>
       <w:pPr>
         <w:pStyle w:val="Heading3"/>
@@ -1006,8 +942,8 @@
       </w:pPr>
       <w:r>
         <w:rPr>
-          <w:bCs/>
-          <w:b/>
+          <w:b/>
+          <w:bCs/>
         </w:rPr>
         <w:t xml:space="preserve">순례자는 길을 못 찾아서 힘든 게 아니라, 혼자 판단할 근거가 없어서 힘들다.</w:t>
       </w:r>
@@ -1024,8 +960,8 @@
       </w:r>
       <w:r>
         <w:rPr>
-          <w:bCs/>
-          <w:b/>
+          <w:b/>
+          <w:bCs/>
         </w:rPr>
         <w:t xml:space="preserve">생활은 어렵지 않다.</w:t>
       </w:r>
@@ -1042,8 +978,8 @@
       <w:tblPr>
         <w:tblStyle w:val="Table"/>
         <w:tblW w:type="pct" w:w="5000"/>
+        <w:tblLayout w:type="fixed"/>
         <w:tblLook w:firstRow="1" w:lastRow="0" w:firstColumn="0" w:lastColumn="0" w:noHBand="0" w:noVBand="0" w:val="0020"/>
-        <w:jc w:val="start"/>
       </w:tblPr>
       <w:tblGrid>
         <w:gridCol w:w="3960"/>
@@ -1051,14 +987,13 @@
       </w:tblGrid>
       <w:tr>
         <w:trPr>
-          <w:tblHeader w:val="true"/>
+          <w:tblHeader w:val="on"/>
         </w:trPr>
         <w:tc>
           <w:tcPr/>
           <w:p>
             <w:pPr>
               <w:pStyle w:val="Compact"/>
-              <w:jc w:val="left"/>
             </w:pPr>
             <w:r>
               <w:t xml:space="preserve">판단해야 하는 것</w:t>
@@ -1070,7 +1005,6 @@
           <w:p>
             <w:pPr>
               <w:pStyle w:val="Compact"/>
-              <w:jc w:val="left"/>
             </w:pPr>
             <w:r>
               <w:t xml:space="preserve">근거가 없는 이유</w:t>
@@ -1084,7 +1018,6 @@
           <w:p>
             <w:pPr>
               <w:pStyle w:val="Compact"/>
-              <w:jc w:val="left"/>
             </w:pPr>
             <w:r>
               <w:t xml:space="preserve">오늘 몇 km를 걸어야 무리가 없나</w:t>
@@ -1096,7 +1029,6 @@
           <w:p>
             <w:pPr>
               <w:pStyle w:val="Compact"/>
-              <w:jc w:val="left"/>
             </w:pPr>
             <w:r>
               <w:t xml:space="preserve">내 체력과 구간 난이도를 연결해주는 도구가 없다</w:t>
@@ -1110,7 +1042,6 @@
           <w:p>
             <w:pPr>
               <w:pStyle w:val="Compact"/>
-              <w:jc w:val="left"/>
             </w:pPr>
             <w:r>
               <w:t xml:space="preserve">어느 날 숙소를 예약하고 어느 날 비워둘까</w:t>
@@ -1122,7 +1053,6 @@
           <w:p>
             <w:pPr>
               <w:pStyle w:val="Compact"/>
-              <w:jc w:val="left"/>
             </w:pPr>
             <w:r>
               <w:t xml:space="preserve">시기·구간별 혼잡도를 알 수 없다</w:t>
@@ -1136,7 +1066,6 @@
           <w:p>
             <w:pPr>
               <w:pStyle w:val="Compact"/>
-              <w:jc w:val="left"/>
             </w:pPr>
             <w:r>
               <w:t xml:space="preserve">이 통증은 쉬면 낫나, 병원에 가야 하나</w:t>
@@ -1148,7 +1077,6 @@
           <w:p>
             <w:pPr>
               <w:pStyle w:val="Compact"/>
-              <w:jc w:val="left"/>
             </w:pPr>
             <w:r>
               <w:t xml:space="preserve">판단 기준이 없고 언어도 안 통한다</w:t>
@@ -1162,7 +1090,6 @@
           <w:p>
             <w:pPr>
               <w:pStyle w:val="Compact"/>
-              <w:jc w:val="left"/>
             </w:pPr>
             <w:r>
               <w:t xml:space="preserve">짐을 부치는 게 나은가</w:t>
@@ -1174,7 +1101,6 @@
           <w:p>
             <w:pPr>
               <w:pStyle w:val="Compact"/>
-              <w:jc w:val="left"/>
             </w:pPr>
             <w:r>
               <w:t xml:space="preserve">비용과 부상 위험의 트레이드오프를 아무도 계산해주지 않는다</w:t>
@@ -1188,7 +1114,6 @@
           <w:p>
             <w:pPr>
               <w:pStyle w:val="Compact"/>
-              <w:jc w:val="left"/>
             </w:pPr>
             <w:r>
               <w:t xml:space="preserve">신발을 새로 사야 하나</w:t>
@@ -1200,7 +1125,6 @@
           <w:p>
             <w:pPr>
               <w:pStyle w:val="Compact"/>
-              <w:jc w:val="left"/>
             </w:pPr>
             <w:r>
               <w:t xml:space="preserve">기준을 모른다</w:t>
@@ -1209,8 +1133,8 @@
         </w:tc>
       </w:tr>
     </w:tbl>
-    <w:bookmarkEnd w:id="31"/>
-    <w:bookmarkStart w:id="32" w:name="두-축"/>
+    <w:bookmarkEnd w:id="20"/>
+    <w:bookmarkStart w:id="21" w:name="두-축"/>
     <w:p>
       <w:pPr>
         <w:pStyle w:val="Heading3"/>
@@ -1232,7 +1156,6 @@
         <w:tblStyle w:val="Table"/>
         <w:tblW w:type="auto" w:w="0"/>
         <w:tblLook w:firstRow="1" w:lastRow="0" w:firstColumn="0" w:lastColumn="0" w:noHBand="0" w:noVBand="0" w:val="0020"/>
-        <w:jc w:val="start"/>
       </w:tblPr>
       <w:tblGrid>
         <w:gridCol w:w="3960"/>
@@ -1240,14 +1163,13 @@
       </w:tblGrid>
       <w:tr>
         <w:trPr>
-          <w:tblHeader w:val="true"/>
+          <w:tblHeader w:val="on"/>
         </w:trPr>
         <w:tc>
           <w:tcPr/>
           <w:p>
             <w:pPr>
               <w:pStyle w:val="Compact"/>
-              <w:jc w:val="left"/>
             </w:pPr>
             <w:r>
               <w:t xml:space="preserve">축</w:t>
@@ -1259,7 +1181,6 @@
           <w:p>
             <w:pPr>
               <w:pStyle w:val="Compact"/>
-              <w:jc w:val="left"/>
             </w:pPr>
             <w:r>
               <w:t xml:space="preserve">문제</w:t>
@@ -1273,12 +1194,11 @@
           <w:p>
             <w:pPr>
               <w:pStyle w:val="Compact"/>
-              <w:jc w:val="left"/>
             </w:pPr>
             <w:r>
               <w:rPr>
+                <w:b/>
                 <w:bCs/>
-                <w:b/>
               </w:rPr>
               <w:t xml:space="preserve">A. 몸</w:t>
             </w:r>
@@ -1289,7 +1209,6 @@
           <w:p>
             <w:pPr>
               <w:pStyle w:val="Compact"/>
-              <w:jc w:val="left"/>
             </w:pPr>
             <w:r>
               <w:t xml:space="preserve">부상이 완주를 막는다</w:t>
@@ -1303,12 +1222,11 @@
           <w:p>
             <w:pPr>
               <w:pStyle w:val="Compact"/>
-              <w:jc w:val="left"/>
             </w:pPr>
             <w:r>
               <w:rPr>
+                <w:b/>
                 <w:bCs/>
-                <w:b/>
               </w:rPr>
               <w:t xml:space="preserve">B. 잠자리</w:t>
             </w:r>
@@ -1319,7 +1237,6 @@
           <w:p>
             <w:pPr>
               <w:pStyle w:val="Compact"/>
-              <w:jc w:val="left"/>
             </w:pPr>
             <w:r>
               <w:t xml:space="preserve">예약과 자유 사이에서 판단할 근거가 없다</w:t>
@@ -1399,14 +1316,14 @@
       </w:pPr>
       <w:r>
         <w:rPr>
-          <w:bCs/>
-          <w:b/>
+          <w:b/>
+          <w:bCs/>
         </w:rPr>
         <w:t xml:space="preserve">판단이 없으면 어느 쪽으로 가도 부상에 이른다. 이 순환을 끊는 것이 제품이다.</w:t>
       </w:r>
     </w:p>
-    <w:bookmarkEnd w:id="32"/>
-    <w:bookmarkStart w:id="33" w:name="부상의-실체"/>
+    <w:bookmarkEnd w:id="21"/>
+    <w:bookmarkStart w:id="22" w:name="부상의-실체"/>
     <w:p>
       <w:pPr>
         <w:pStyle w:val="Heading3"/>
@@ -1435,8 +1352,8 @@
       </w:r>
       <w:r>
         <w:rPr>
-          <w:bCs/>
-          <w:b/>
+          <w:b/>
+          <w:bCs/>
         </w:rPr>
         <w:t xml:space="preserve">과사용과 피로, 잘못된 장비(안 맞는 신발, 무거운 배낭), 훈련 부족, 발 관리 소홀, 잘못된 보행</w:t>
       </w:r>
@@ -1450,8 +1367,8 @@
       </w:pPr>
       <w:r>
         <w:rPr>
-          <w:bCs/>
-          <w:b/>
+          <w:b/>
+          <w:bCs/>
         </w:rPr>
         <w:t xml:space="preserve">다섯 중 넷이 출국 전에 결정된다.</w:t>
       </w:r>
@@ -1462,8 +1379,8 @@
         <w:t xml:space="preserve">준비 단계가 중요한 이유다.</w:t>
       </w:r>
     </w:p>
-    <w:bookmarkEnd w:id="33"/>
-    <w:bookmarkStart w:id="34" w:name="숙소의-실체"/>
+    <w:bookmarkEnd w:id="22"/>
+    <w:bookmarkStart w:id="23" w:name="숙소의-실체"/>
     <w:p>
       <w:pPr>
         <w:pStyle w:val="Heading3"/>
@@ -1477,7 +1394,6 @@
         <w:tblStyle w:val="Table"/>
         <w:tblW w:type="auto" w:w="0"/>
         <w:tblLook w:firstRow="1" w:lastRow="0" w:firstColumn="0" w:lastColumn="0" w:noHBand="0" w:noVBand="0" w:val="0020"/>
-        <w:jc w:val="start"/>
       </w:tblPr>
       <w:tblGrid>
         <w:gridCol w:w="2640"/>
@@ -1486,14 +1402,13 @@
       </w:tblGrid>
       <w:tr>
         <w:trPr>
-          <w:tblHeader w:val="true"/>
+          <w:tblHeader w:val="on"/>
         </w:trPr>
         <w:tc>
           <w:tcPr/>
           <w:p>
             <w:pPr>
               <w:pStyle w:val="Compact"/>
-              <w:jc w:val="left"/>
             </w:pPr>
             <w:r>
               <w:t xml:space="preserve">유형</w:t>
@@ -1505,7 +1420,6 @@
           <w:p>
             <w:pPr>
               <w:pStyle w:val="Compact"/>
-              <w:jc w:val="left"/>
             </w:pPr>
             <w:r>
               <w:t xml:space="preserve">예약</w:t>
@@ -1517,7 +1431,6 @@
           <w:p>
             <w:pPr>
               <w:pStyle w:val="Compact"/>
-              <w:jc w:val="left"/>
             </w:pPr>
             <w:r>
               <w:t xml:space="preserve">요금 (2026)</w:t>
@@ -1531,7 +1444,6 @@
           <w:p>
             <w:pPr>
               <w:pStyle w:val="Compact"/>
-              <w:jc w:val="left"/>
             </w:pPr>
             <w:r>
               <w:t xml:space="preserve">공립·Xunta·본당·기부제</w:t>
@@ -1543,12 +1455,11 @@
           <w:p>
             <w:pPr>
               <w:pStyle w:val="Compact"/>
-              <w:jc w:val="left"/>
             </w:pPr>
             <w:r>
               <w:rPr>
+                <w:b/>
                 <w:bCs/>
-                <w:b/>
               </w:rPr>
               <w:t xml:space="preserve">불가</w:t>
             </w:r>
@@ -1565,7 +1476,6 @@
           <w:p>
             <w:pPr>
               <w:pStyle w:val="Compact"/>
-              <w:jc w:val="left"/>
             </w:pPr>
             <w:r>
               <w:t xml:space="preserve">8~12유로</w:t>
@@ -1579,7 +1489,6 @@
           <w:p>
             <w:pPr>
               <w:pStyle w:val="Compact"/>
-              <w:jc w:val="left"/>
             </w:pPr>
             <w:r>
               <w:t xml:space="preserve">사립</w:t>
@@ -1591,12 +1500,11 @@
           <w:p>
             <w:pPr>
               <w:pStyle w:val="Compact"/>
-              <w:jc w:val="left"/>
             </w:pPr>
             <w:r>
               <w:rPr>
+                <w:b/>
                 <w:bCs/>
-                <w:b/>
               </w:rPr>
               <w:t xml:space="preserve">가능</w:t>
             </w:r>
@@ -1613,7 +1521,6 @@
           <w:p>
             <w:pPr>
               <w:pStyle w:val="Compact"/>
-              <w:jc w:val="left"/>
             </w:pPr>
             <w:r>
               <w:t xml:space="preserve">12~20유로</w:t>
@@ -1636,118 +1543,90 @@
       </w:pPr>
       <w:r>
         <w:rPr>
-          <w:bCs/>
-          <w:b/>
+          <w:b/>
+          <w:bCs/>
         </w:rPr>
         <w:t xml:space="preserve">그래서 문제는</w:t>
       </w:r>
       <w:r>
         <w:rPr>
-          <w:bCs/>
-          <w:b/>
+          <w:b/>
+          <w:bCs/>
         </w:rPr>
         <w:t xml:space="preserve"> </w:t>
       </w:r>
       <w:r>
         <w:rPr>
-          <w:bCs/>
-          <w:b/>
-        </w:rPr>
-        <w:t xml:space="preserve">“</w:t>
-      </w:r>
-      <w:r>
-        <w:rPr>
-          <w:bCs/>
-          <w:b/>
-        </w:rPr>
-        <w:t xml:space="preserve">확보</w:t>
-      </w:r>
-      <w:r>
-        <w:rPr>
-          <w:bCs/>
-          <w:b/>
-        </w:rPr>
-        <w:t xml:space="preserve">”</w:t>
-      </w:r>
-      <w:r>
-        <w:rPr>
-          <w:bCs/>
-          <w:b/>
+          <w:b/>
+          <w:bCs/>
+        </w:rPr>
+        <w:t xml:space="preserve">“확보”</w:t>
+      </w:r>
+      <w:r>
+        <w:rPr>
+          <w:b/>
+          <w:bCs/>
         </w:rPr>
         <w:t xml:space="preserve">가 아니라</w:t>
       </w:r>
       <w:r>
         <w:rPr>
-          <w:bCs/>
-          <w:b/>
+          <w:b/>
+          <w:bCs/>
         </w:rPr>
         <w:t xml:space="preserve"> </w:t>
       </w:r>
       <w:r>
         <w:rPr>
-          <w:bCs/>
-          <w:b/>
-        </w:rPr>
-        <w:t xml:space="preserve">“</w:t>
-      </w:r>
-      <w:r>
-        <w:rPr>
-          <w:bCs/>
-          <w:b/>
-        </w:rPr>
-        <w:t xml:space="preserve">판단</w:t>
-      </w:r>
-      <w:r>
-        <w:rPr>
-          <w:bCs/>
-          <w:b/>
-        </w:rPr>
-        <w:t xml:space="preserve">”</w:t>
-      </w:r>
-      <w:r>
-        <w:rPr>
-          <w:bCs/>
-          <w:b/>
+          <w:b/>
+          <w:bCs/>
+        </w:rPr>
+        <w:t xml:space="preserve">“판단”</w:t>
+      </w:r>
+      <w:r>
+        <w:rPr>
+          <w:b/>
+          <w:bCs/>
         </w:rPr>
         <w:t xml:space="preserve">이다.</w:t>
       </w:r>
     </w:p>
     <w:p>
       <w:pPr>
+        <w:pStyle w:val="Compact"/>
         <w:numPr>
           <w:ilvl w:val="0"/>
           <w:numId w:val="1001"/>
         </w:numPr>
+      </w:pPr>
+      <w:r>
+        <w:t xml:space="preserve">전부 예약하면 비싸고, 다치거나 컨디션이 좋을 때 바꿀 수 없다</w:t>
+      </w:r>
+    </w:p>
+    <w:p>
+      <w:pPr>
         <w:pStyle w:val="Compact"/>
-      </w:pPr>
-      <w:r>
-        <w:t xml:space="preserve">전부 예약하면 비싸고, 다치거나 컨디션이 좋을 때 바꿀 수 없다</w:t>
-      </w:r>
-    </w:p>
-    <w:p>
-      <w:pPr>
         <w:numPr>
           <w:ilvl w:val="0"/>
           <w:numId w:val="1001"/>
         </w:numPr>
+      </w:pPr>
+      <w:r>
+        <w:t xml:space="preserve">아무것도 안 하면 성수기 사리아 이후에서 곤란해진다</w:t>
+      </w:r>
+    </w:p>
+    <w:p>
+      <w:pPr>
         <w:pStyle w:val="Compact"/>
-      </w:pPr>
-      <w:r>
-        <w:t xml:space="preserve">아무것도 안 하면 성수기 사리아 이후에서 곤란해진다</w:t>
-      </w:r>
-    </w:p>
-    <w:p>
-      <w:pPr>
         <w:numPr>
           <w:ilvl w:val="0"/>
           <w:numId w:val="1001"/>
         </w:numPr>
-        <w:pStyle w:val="Compact"/>
-      </w:pPr>
-      <w:r>
-        <w:rPr>
-          <w:bCs/>
-          <w:b/>
+      </w:pPr>
+      <w:r>
+        <w:rPr>
+          <w:b/>
+          <w:bCs/>
         </w:rPr>
         <w:t xml:space="preserve">그 사이에서 어느 날을 잡을지 판단할 근거가 없다</w:t>
       </w:r>
@@ -1759,9 +1638,9 @@
         </w:pict>
       </w:r>
     </w:p>
-    <w:bookmarkEnd w:id="34"/>
-    <w:bookmarkEnd w:id="35"/>
-    <w:bookmarkStart w:id="36" w:name="대상"/>
+    <w:bookmarkEnd w:id="23"/>
+    <w:bookmarkEnd w:id="24"/>
+    <w:bookmarkStart w:id="25" w:name="대상"/>
     <w:p>
       <w:pPr>
         <w:pStyle w:val="Heading2"/>
@@ -1776,8 +1655,8 @@
       </w:pPr>
       <w:r>
         <w:rPr>
-          <w:bCs/>
-          <w:b/>
+          <w:b/>
+          <w:bCs/>
         </w:rPr>
         <w:t xml:space="preserve">한국인 순례자 전원.</w:t>
       </w:r>
@@ -1801,7 +1680,6 @@
         <w:tblStyle w:val="Table"/>
         <w:tblW w:type="auto" w:w="0"/>
         <w:tblLook w:firstRow="1" w:lastRow="0" w:firstColumn="0" w:lastColumn="0" w:noHBand="0" w:noVBand="0" w:val="0020"/>
-        <w:jc w:val="start"/>
       </w:tblPr>
       <w:tblGrid>
         <w:gridCol w:w="1980"/>
@@ -1811,7 +1689,7 @@
       </w:tblGrid>
       <w:tr>
         <w:trPr>
-          <w:tblHeader w:val="true"/>
+          <w:tblHeader w:val="on"/>
         </w:trPr>
         <w:tc>
           <w:tcPr/>
@@ -1826,7 +1704,6 @@
           <w:p>
             <w:pPr>
               <w:pStyle w:val="Compact"/>
-              <w:jc w:val="left"/>
             </w:pPr>
             <w:r>
               <w:t xml:space="preserve">20대</w:t>
@@ -1838,7 +1715,6 @@
           <w:p>
             <w:pPr>
               <w:pStyle w:val="Compact"/>
-              <w:jc w:val="left"/>
             </w:pPr>
             <w:r>
               <w:t xml:space="preserve">30대</w:t>
@@ -1850,7 +1726,6 @@
           <w:p>
             <w:pPr>
               <w:pStyle w:val="Compact"/>
-              <w:jc w:val="left"/>
             </w:pPr>
             <w:r>
               <w:t xml:space="preserve">60대</w:t>
@@ -1864,7 +1739,6 @@
           <w:p>
             <w:pPr>
               <w:pStyle w:val="Compact"/>
-              <w:jc w:val="left"/>
             </w:pPr>
             <w:r>
               <w:t xml:space="preserve">예약 판단</w:t>
@@ -1876,7 +1750,6 @@
           <w:p>
             <w:pPr>
               <w:pStyle w:val="Compact"/>
-              <w:jc w:val="left"/>
             </w:pPr>
             <w:r>
               <w:t xml:space="preserve">✓</w:t>
@@ -1888,7 +1761,6 @@
           <w:p>
             <w:pPr>
               <w:pStyle w:val="Compact"/>
-              <w:jc w:val="left"/>
             </w:pPr>
             <w:r>
               <w:t xml:space="preserve">✓</w:t>
@@ -1900,7 +1772,6 @@
           <w:p>
             <w:pPr>
               <w:pStyle w:val="Compact"/>
-              <w:jc w:val="left"/>
             </w:pPr>
             <w:r>
               <w:t xml:space="preserve">✓</w:t>
@@ -1914,7 +1785,6 @@
           <w:p>
             <w:pPr>
               <w:pStyle w:val="Compact"/>
-              <w:jc w:val="left"/>
             </w:pPr>
             <w:r>
               <w:t xml:space="preserve">부상 회피</w:t>
@@ -1926,7 +1796,6 @@
           <w:p>
             <w:pPr>
               <w:pStyle w:val="Compact"/>
-              <w:jc w:val="left"/>
             </w:pPr>
             <w:r>
               <w:t xml:space="preserve">✓</w:t>
@@ -1938,7 +1807,6 @@
           <w:p>
             <w:pPr>
               <w:pStyle w:val="Compact"/>
-              <w:jc w:val="left"/>
             </w:pPr>
             <w:r>
               <w:t xml:space="preserve">✓</w:t>
@@ -1950,7 +1818,6 @@
           <w:p>
             <w:pPr>
               <w:pStyle w:val="Compact"/>
-              <w:jc w:val="left"/>
             </w:pPr>
             <w:r>
               <w:t xml:space="preserve">✓✓</w:t>
@@ -1964,7 +1831,6 @@
           <w:p>
             <w:pPr>
               <w:pStyle w:val="Compact"/>
-              <w:jc w:val="left"/>
             </w:pPr>
             <w:r>
               <w:t xml:space="preserve">언어 장벽</w:t>
@@ -1976,7 +1842,6 @@
           <w:p>
             <w:pPr>
               <w:pStyle w:val="Compact"/>
-              <w:jc w:val="left"/>
             </w:pPr>
             <w:r>
               <w:t xml:space="preserve">✓</w:t>
@@ -1988,7 +1853,6 @@
           <w:p>
             <w:pPr>
               <w:pStyle w:val="Compact"/>
-              <w:jc w:val="left"/>
             </w:pPr>
             <w:r>
               <w:t xml:space="preserve">✓</w:t>
@@ -2000,7 +1864,6 @@
           <w:p>
             <w:pPr>
               <w:pStyle w:val="Compact"/>
-              <w:jc w:val="left"/>
             </w:pPr>
             <w:r>
               <w:t xml:space="preserve">✓✓</w:t>
@@ -2014,7 +1877,6 @@
           <w:p>
             <w:pPr>
               <w:pStyle w:val="Compact"/>
-              <w:jc w:val="left"/>
             </w:pPr>
             <w:r>
               <w:t xml:space="preserve">비용 최적화</w:t>
@@ -2026,7 +1888,6 @@
           <w:p>
             <w:pPr>
               <w:pStyle w:val="Compact"/>
-              <w:jc w:val="left"/>
             </w:pPr>
             <w:r>
               <w:t xml:space="preserve">✓✓</w:t>
@@ -2038,7 +1899,6 @@
           <w:p>
             <w:pPr>
               <w:pStyle w:val="Compact"/>
-              <w:jc w:val="left"/>
             </w:pPr>
             <w:r>
               <w:t xml:space="preserve">✓</w:t>
@@ -2050,7 +1910,6 @@
           <w:p>
             <w:pPr>
               <w:pStyle w:val="Compact"/>
-              <w:jc w:val="left"/>
             </w:pPr>
             <w:r>
               <w:t xml:space="preserve">—</w:t>
@@ -2064,7 +1923,6 @@
           <w:p>
             <w:pPr>
               <w:pStyle w:val="Compact"/>
-              <w:jc w:val="left"/>
             </w:pPr>
             <w:r>
               <w:t xml:space="preserve">큰 글씨·단순한 화면</w:t>
@@ -2076,7 +1934,6 @@
           <w:p>
             <w:pPr>
               <w:pStyle w:val="Compact"/>
-              <w:jc w:val="left"/>
             </w:pPr>
             <w:r>
               <w:t xml:space="preserve">—</w:t>
@@ -2088,7 +1945,6 @@
           <w:p>
             <w:pPr>
               <w:pStyle w:val="Compact"/>
-              <w:jc w:val="left"/>
             </w:pPr>
             <w:r>
               <w:t xml:space="preserve">—</w:t>
@@ -2100,7 +1956,6 @@
           <w:p>
             <w:pPr>
               <w:pStyle w:val="Compact"/>
-              <w:jc w:val="left"/>
             </w:pPr>
             <w:r>
               <w:t xml:space="preserve">✓✓</w:t>
@@ -2115,8 +1970,8 @@
       </w:pPr>
       <w:r>
         <w:rPr>
-          <w:bCs/>
-          <w:b/>
+          <w:b/>
+          <w:bCs/>
         </w:rPr>
         <w:t xml:space="preserve">60대 이상이 상당한 비중을 차지한다.</w:t>
       </w:r>
@@ -2134,8 +1989,8 @@
         </w:pict>
       </w:r>
     </w:p>
-    <w:bookmarkEnd w:id="36"/>
-    <w:bookmarkStart w:id="40" w:name="포지셔닝"/>
+    <w:bookmarkEnd w:id="25"/>
+    <w:bookmarkStart w:id="29" w:name="포지셔닝"/>
     <w:p>
       <w:pPr>
         <w:pStyle w:val="Heading2"/>
@@ -2144,7 +1999,7 @@
         <w:t xml:space="preserve">4. 포지셔닝</w:t>
       </w:r>
     </w:p>
-    <w:bookmarkStart w:id="37" w:name="경쟁"/>
+    <w:bookmarkStart w:id="26" w:name="경쟁"/>
     <w:p>
       <w:pPr>
         <w:pStyle w:val="Heading3"/>
@@ -2158,7 +2013,6 @@
         <w:tblStyle w:val="Table"/>
         <w:tblW w:type="auto" w:w="0"/>
         <w:tblLook w:firstRow="1" w:lastRow="0" w:firstColumn="0" w:lastColumn="0" w:noHBand="0" w:noVBand="0" w:val="0020"/>
-        <w:jc w:val="start"/>
       </w:tblPr>
       <w:tblGrid>
         <w:gridCol w:w="1584"/>
@@ -2169,7 +2023,7 @@
       </w:tblGrid>
       <w:tr>
         <w:trPr>
-          <w:tblHeader w:val="true"/>
+          <w:tblHeader w:val="on"/>
         </w:trPr>
         <w:tc>
           <w:tcPr/>
@@ -2184,7 +2038,6 @@
           <w:p>
             <w:pPr>
               <w:pStyle w:val="Compact"/>
-              <w:jc w:val="left"/>
             </w:pPr>
             <w:r>
               <w:t xml:space="preserve">여행사 패키지</w:t>
@@ -2196,7 +2049,6 @@
           <w:p>
             <w:pPr>
               <w:pStyle w:val="Compact"/>
-              <w:jc w:val="left"/>
             </w:pPr>
             <w:r>
               <w:t xml:space="preserve">기존 앱</w:t>
@@ -2208,7 +2060,6 @@
           <w:p>
             <w:pPr>
               <w:pStyle w:val="Compact"/>
-              <w:jc w:val="left"/>
             </w:pPr>
             <w:r>
               <w:t xml:space="preserve">네이버 카페</w:t>
@@ -2220,12 +2071,11 @@
           <w:p>
             <w:pPr>
               <w:pStyle w:val="Compact"/>
-              <w:jc w:val="left"/>
             </w:pPr>
             <w:r>
               <w:rPr>
+                <w:b/>
                 <w:bCs/>
-                <w:b/>
               </w:rPr>
               <w:t xml:space="preserve">우리</w:t>
             </w:r>
@@ -2238,7 +2088,6 @@
           <w:p>
             <w:pPr>
               <w:pStyle w:val="Compact"/>
-              <w:jc w:val="left"/>
             </w:pPr>
             <w:r>
               <w:t xml:space="preserve">가격</w:t>
@@ -2250,7 +2099,6 @@
           <w:p>
             <w:pPr>
               <w:pStyle w:val="Compact"/>
-              <w:jc w:val="left"/>
             </w:pPr>
             <w:r>
               <w:t xml:space="preserve">350~600만</w:t>
@@ -2262,7 +2110,6 @@
           <w:p>
             <w:pPr>
               <w:pStyle w:val="Compact"/>
-              <w:jc w:val="left"/>
             </w:pPr>
             <w:r>
               <w:t xml:space="preserve">무료~$4.99</w:t>
@@ -2274,7 +2121,6 @@
           <w:p>
             <w:pPr>
               <w:pStyle w:val="Compact"/>
-              <w:jc w:val="left"/>
             </w:pPr>
             <w:r>
               <w:t xml:space="preserve">무료</w:t>
@@ -2286,12 +2132,11 @@
           <w:p>
             <w:pPr>
               <w:pStyle w:val="Compact"/>
-              <w:jc w:val="left"/>
             </w:pPr>
             <w:r>
               <w:rPr>
+                <w:b/>
                 <w:bCs/>
-                <w:b/>
               </w:rPr>
               <w:t xml:space="preserve">핵심 무료</w:t>
             </w:r>
@@ -2304,7 +2149,6 @@
           <w:p>
             <w:pPr>
               <w:pStyle w:val="Compact"/>
-              <w:jc w:val="left"/>
             </w:pPr>
             <w:r>
               <w:t xml:space="preserve">언어</w:t>
@@ -2316,7 +2160,6 @@
           <w:p>
             <w:pPr>
               <w:pStyle w:val="Compact"/>
-              <w:jc w:val="left"/>
             </w:pPr>
             <w:r>
               <w:t xml:space="preserve">한국어</w:t>
@@ -2328,7 +2171,6 @@
           <w:p>
             <w:pPr>
               <w:pStyle w:val="Compact"/>
-              <w:jc w:val="left"/>
             </w:pPr>
             <w:r>
               <w:t xml:space="preserve">영어·스페인어</w:t>
@@ -2340,7 +2182,6 @@
           <w:p>
             <w:pPr>
               <w:pStyle w:val="Compact"/>
-              <w:jc w:val="left"/>
             </w:pPr>
             <w:r>
               <w:t xml:space="preserve">한국어</w:t>
@@ -2352,12 +2193,11 @@
           <w:p>
             <w:pPr>
               <w:pStyle w:val="Compact"/>
-              <w:jc w:val="left"/>
             </w:pPr>
             <w:r>
               <w:rPr>
+                <w:b/>
                 <w:bCs/>
-                <w:b/>
               </w:rPr>
               <w:t xml:space="preserve">한국어</w:t>
             </w:r>
@@ -2370,12 +2210,11 @@
           <w:p>
             <w:pPr>
               <w:pStyle w:val="Compact"/>
-              <w:jc w:val="left"/>
             </w:pPr>
             <w:r>
               <w:rPr>
+                <w:b/>
                 <w:bCs/>
-                <w:b/>
               </w:rPr>
               <w:t xml:space="preserve">부상</w:t>
             </w:r>
@@ -2386,7 +2225,6 @@
           <w:p>
             <w:pPr>
               <w:pStyle w:val="Compact"/>
-              <w:jc w:val="left"/>
             </w:pPr>
             <w:r>
               <w:t xml:space="preserve">인솔자 대응</w:t>
@@ -2398,12 +2236,11 @@
           <w:p>
             <w:pPr>
               <w:pStyle w:val="Compact"/>
-              <w:jc w:val="left"/>
             </w:pPr>
             <w:r>
               <w:rPr>
+                <w:b/>
                 <w:bCs/>
-                <w:b/>
               </w:rPr>
               <w:t xml:space="preserve">다루지 않음</w:t>
             </w:r>
@@ -2414,7 +2251,6 @@
           <w:p>
             <w:pPr>
               <w:pStyle w:val="Compact"/>
-              <w:jc w:val="left"/>
             </w:pPr>
             <w:r>
               <w:t xml:space="preserve">경험담</w:t>
@@ -2426,12 +2262,11 @@
           <w:p>
             <w:pPr>
               <w:pStyle w:val="Compact"/>
-              <w:jc w:val="left"/>
             </w:pPr>
             <w:r>
               <w:rPr>
+                <w:b/>
                 <w:bCs/>
-                <w:b/>
               </w:rPr>
               <w:t xml:space="preserve">핵심 축</w:t>
             </w:r>
@@ -2444,12 +2279,11 @@
           <w:p>
             <w:pPr>
               <w:pStyle w:val="Compact"/>
-              <w:jc w:val="left"/>
             </w:pPr>
             <w:r>
               <w:rPr>
+                <w:b/>
                 <w:bCs/>
-                <w:b/>
               </w:rPr>
               <w:t xml:space="preserve">숙소 판단</w:t>
             </w:r>
@@ -2460,7 +2294,6 @@
           <w:p>
             <w:pPr>
               <w:pStyle w:val="Compact"/>
-              <w:jc w:val="left"/>
             </w:pPr>
             <w:r>
               <w:t xml:space="preserve">전부 대행</w:t>
@@ -2472,7 +2305,6 @@
           <w:p>
             <w:pPr>
               <w:pStyle w:val="Compact"/>
-              <w:jc w:val="left"/>
             </w:pPr>
             <w:r>
               <w:t xml:space="preserve">목록 제공</w:t>
@@ -2484,7 +2316,6 @@
           <w:p>
             <w:pPr>
               <w:pStyle w:val="Compact"/>
-              <w:jc w:val="left"/>
             </w:pPr>
             <w:r>
               <w:t xml:space="preserve">경험담</w:t>
@@ -2496,12 +2327,11 @@
           <w:p>
             <w:pPr>
               <w:pStyle w:val="Compact"/>
-              <w:jc w:val="left"/>
             </w:pPr>
             <w:r>
               <w:rPr>
+                <w:b/>
                 <w:bCs/>
-                <w:b/>
               </w:rPr>
               <w:t xml:space="preserve">판단 제공</w:t>
             </w:r>
@@ -2514,7 +2344,6 @@
           <w:p>
             <w:pPr>
               <w:pStyle w:val="Compact"/>
-              <w:jc w:val="left"/>
             </w:pPr>
             <w:r>
               <w:t xml:space="preserve">어디서 자나</w:t>
@@ -2526,12 +2355,11 @@
           <w:p>
             <w:pPr>
               <w:pStyle w:val="Compact"/>
-              <w:jc w:val="left"/>
             </w:pPr>
             <w:r>
               <w:rPr>
+                <w:b/>
                 <w:bCs/>
-                <w:b/>
               </w:rPr>
               <w:t xml:space="preserve">호텔</w:t>
             </w:r>
@@ -2542,7 +2370,6 @@
           <w:p>
             <w:pPr>
               <w:pStyle w:val="Compact"/>
-              <w:jc w:val="left"/>
             </w:pPr>
             <w:r>
               <w:t xml:space="preserve">—</w:t>
@@ -2554,7 +2381,6 @@
           <w:p>
             <w:pPr>
               <w:pStyle w:val="Compact"/>
-              <w:jc w:val="left"/>
             </w:pPr>
             <w:r>
               <w:t xml:space="preserve">알베르게</w:t>
@@ -2566,12 +2392,11 @@
           <w:p>
             <w:pPr>
               <w:pStyle w:val="Compact"/>
-              <w:jc w:val="left"/>
             </w:pPr>
             <w:r>
               <w:rPr>
+                <w:b/>
                 <w:bCs/>
-                <w:b/>
               </w:rPr>
               <w:t xml:space="preserve">알베르게</w:t>
             </w:r>
@@ -2584,7 +2409,6 @@
           <w:p>
             <w:pPr>
               <w:pStyle w:val="Compact"/>
-              <w:jc w:val="left"/>
             </w:pPr>
             <w:r>
               <w:t xml:space="preserve">자유도</w:t>
@@ -2596,7 +2420,6 @@
           <w:p>
             <w:pPr>
               <w:pStyle w:val="Compact"/>
-              <w:jc w:val="left"/>
             </w:pPr>
             <w:r>
               <w:t xml:space="preserve">낮음</w:t>
@@ -2608,7 +2431,6 @@
           <w:p>
             <w:pPr>
               <w:pStyle w:val="Compact"/>
-              <w:jc w:val="left"/>
             </w:pPr>
             <w:r>
               <w:t xml:space="preserve">높음</w:t>
@@ -2620,7 +2442,6 @@
           <w:p>
             <w:pPr>
               <w:pStyle w:val="Compact"/>
-              <w:jc w:val="left"/>
             </w:pPr>
             <w:r>
               <w:t xml:space="preserve">높음</w:t>
@@ -2632,7 +2453,6 @@
           <w:p>
             <w:pPr>
               <w:pStyle w:val="Compact"/>
-              <w:jc w:val="left"/>
             </w:pPr>
             <w:r>
               <w:t xml:space="preserve">높음</w:t>
@@ -2641,8 +2461,8 @@
         </w:tc>
       </w:tr>
     </w:tbl>
-    <w:bookmarkEnd w:id="37"/>
-    <w:bookmarkStart w:id="38" w:name="한-줄"/>
+    <w:bookmarkEnd w:id="26"/>
+    <w:bookmarkStart w:id="27" w:name="한-줄"/>
     <w:p>
       <w:pPr>
         <w:pStyle w:val="Heading3"/>
@@ -2657,14 +2477,14 @@
       </w:pPr>
       <w:r>
         <w:rPr>
-          <w:bCs/>
-          <w:b/>
+          <w:b/>
+          <w:bCs/>
         </w:rPr>
         <w:t xml:space="preserve">알베르게에 묵으면서, 여행사만큼 안심하고.</w:t>
       </w:r>
     </w:p>
-    <w:bookmarkEnd w:id="38"/>
-    <w:bookmarkStart w:id="39" w:name="차별점"/>
+    <w:bookmarkEnd w:id="27"/>
+    <w:bookmarkStart w:id="28" w:name="차별점"/>
     <w:p>
       <w:pPr>
         <w:pStyle w:val="Heading3"/>
@@ -2675,82 +2495,82 @@
     </w:p>
     <w:p>
       <w:pPr>
+        <w:pStyle w:val="Compact"/>
         <w:numPr>
           <w:ilvl w:val="0"/>
           <w:numId w:val="1002"/>
         </w:numPr>
+      </w:pPr>
+      <w:r>
+        <w:rPr>
+          <w:b/>
+          <w:bCs/>
+        </w:rPr>
+        <w:t xml:space="preserve">출국 전 90일을 다룬다</w:t>
+      </w:r>
+      <w:r>
+        <w:t xml:space="preserve"> </w:t>
+      </w:r>
+      <w:r>
+        <w:t xml:space="preserve">— 부상 원인의 대부분이 여기서 결정된다</w:t>
+      </w:r>
+    </w:p>
+    <w:p>
+      <w:pPr>
         <w:pStyle w:val="Compact"/>
-      </w:pPr>
-      <w:r>
-        <w:rPr>
-          <w:bCs/>
-          <w:b/>
-        </w:rPr>
-        <w:t xml:space="preserve">출국 전 90일을 다룬다</w:t>
-      </w:r>
-      <w:r>
-        <w:t xml:space="preserve"> </w:t>
-      </w:r>
-      <w:r>
-        <w:t xml:space="preserve">— 부상 원인의 대부분이 여기서 결정된다</w:t>
-      </w:r>
-    </w:p>
-    <w:p>
-      <w:pPr>
         <w:numPr>
           <w:ilvl w:val="0"/>
           <w:numId w:val="1002"/>
         </w:numPr>
+      </w:pPr>
+      <w:r>
+        <w:rPr>
+          <w:b/>
+          <w:bCs/>
+        </w:rPr>
+        <w:t xml:space="preserve">데이터가 아니라 판단을 준다</w:t>
+      </w:r>
+      <w:r>
+        <w:t xml:space="preserve"> </w:t>
+      </w:r>
+      <w:r>
+        <w:t xml:space="preserve">— 기존 도구는 목록을 보여줄 뿐이다</w:t>
+      </w:r>
+    </w:p>
+    <w:p>
+      <w:pPr>
         <w:pStyle w:val="Compact"/>
-      </w:pPr>
-      <w:r>
-        <w:rPr>
-          <w:bCs/>
-          <w:b/>
-        </w:rPr>
-        <w:t xml:space="preserve">데이터가 아니라 판단을 준다</w:t>
-      </w:r>
-      <w:r>
-        <w:t xml:space="preserve"> </w:t>
-      </w:r>
-      <w:r>
-        <w:t xml:space="preserve">— 기존 도구는 목록을 보여줄 뿐이다</w:t>
-      </w:r>
-    </w:p>
-    <w:p>
-      <w:pPr>
         <w:numPr>
           <w:ilvl w:val="0"/>
           <w:numId w:val="1002"/>
         </w:numPr>
+      </w:pPr>
+      <w:r>
+        <w:rPr>
+          <w:b/>
+          <w:bCs/>
+        </w:rPr>
+        <w:t xml:space="preserve">보여주기 카드</w:t>
+      </w:r>
+      <w:r>
+        <w:t xml:space="preserve"> </w:t>
+      </w:r>
+      <w:r>
+        <w:t xml:space="preserve">— 화면을 내밀면 상황이 끝난다</w:t>
+      </w:r>
+    </w:p>
+    <w:p>
+      <w:pPr>
         <w:pStyle w:val="Compact"/>
-      </w:pPr>
-      <w:r>
-        <w:rPr>
-          <w:bCs/>
-          <w:b/>
-        </w:rPr>
-        <w:t xml:space="preserve">보여주기 카드</w:t>
-      </w:r>
-      <w:r>
-        <w:t xml:space="preserve"> </w:t>
-      </w:r>
-      <w:r>
-        <w:t xml:space="preserve">— 화면을 내밀면 상황이 끝난다</w:t>
-      </w:r>
-    </w:p>
-    <w:p>
-      <w:pPr>
         <w:numPr>
           <w:ilvl w:val="0"/>
           <w:numId w:val="1002"/>
         </w:numPr>
-        <w:pStyle w:val="Compact"/>
-      </w:pPr>
-      <w:r>
-        <w:rPr>
-          <w:bCs/>
-          <w:b/>
+      </w:pPr>
+      <w:r>
+        <w:rPr>
+          <w:b/>
+          <w:bCs/>
         </w:rPr>
         <w:t xml:space="preserve">여정 이후를 설계한다</w:t>
       </w:r>
@@ -2768,9 +2588,9 @@
         </w:pict>
       </w:r>
     </w:p>
-    <w:bookmarkEnd w:id="39"/>
-    <w:bookmarkEnd w:id="40"/>
-    <w:bookmarkStart w:id="41" w:name="제품-원칙"/>
+    <w:bookmarkEnd w:id="28"/>
+    <w:bookmarkEnd w:id="29"/>
+    <w:bookmarkStart w:id="30" w:name="제품-원칙"/>
     <w:p>
       <w:pPr>
         <w:pStyle w:val="Heading2"/>
@@ -2783,8 +2603,8 @@
       <w:tblPr>
         <w:tblStyle w:val="Table"/>
         <w:tblW w:type="pct" w:w="5000"/>
+        <w:tblLayout w:type="fixed"/>
         <w:tblLook w:firstRow="1" w:lastRow="0" w:firstColumn="0" w:lastColumn="0" w:noHBand="0" w:noVBand="0" w:val="0020"/>
-        <w:jc w:val="start"/>
       </w:tblPr>
       <w:tblGrid>
         <w:gridCol w:w="2640"/>
@@ -2793,14 +2613,13 @@
       </w:tblGrid>
       <w:tr>
         <w:trPr>
-          <w:tblHeader w:val="true"/>
+          <w:tblHeader w:val="on"/>
         </w:trPr>
         <w:tc>
           <w:tcPr/>
           <w:p>
             <w:pPr>
               <w:pStyle w:val="Compact"/>
-              <w:jc w:val="left"/>
             </w:pPr>
             <w:r>
               <w:t xml:space="preserve">#</w:t>
@@ -2812,7 +2631,6 @@
           <w:p>
             <w:pPr>
               <w:pStyle w:val="Compact"/>
-              <w:jc w:val="left"/>
             </w:pPr>
             <w:r>
               <w:t xml:space="preserve">원칙</w:t>
@@ -2824,7 +2642,6 @@
           <w:p>
             <w:pPr>
               <w:pStyle w:val="Compact"/>
-              <w:jc w:val="left"/>
             </w:pPr>
             <w:r>
               <w:t xml:space="preserve">내용</w:t>
@@ -2838,7 +2655,6 @@
           <w:p>
             <w:pPr>
               <w:pStyle w:val="Compact"/>
-              <w:jc w:val="left"/>
             </w:pPr>
             <w:r>
               <w:t xml:space="preserve">1</w:t>
@@ -2850,12 +2666,11 @@
           <w:p>
             <w:pPr>
               <w:pStyle w:val="Compact"/>
-              <w:jc w:val="left"/>
             </w:pPr>
             <w:r>
               <w:rPr>
+                <w:b/>
                 <w:bCs/>
-                <w:b/>
               </w:rPr>
               <w:t xml:space="preserve">묻지 말고 제안한다</w:t>
             </w:r>
@@ -2866,16 +2681,9 @@
           <w:p>
             <w:pPr>
               <w:pStyle w:val="Compact"/>
-              <w:jc w:val="left"/>
-            </w:pPr>
-            <w:r>
-              <w:t xml:space="preserve">“</w:t>
-            </w:r>
-            <w:r>
-              <w:t xml:space="preserve">며칠 걸으실래요?</w:t>
-            </w:r>
-            <w:r>
-              <w:t xml:space="preserve">”</w:t>
+            </w:pPr>
+            <w:r>
+              <w:t xml:space="preserve">“며칠 걸으실래요?”</w:t>
             </w:r>
             <w:r>
               <w:t xml:space="preserve">가 아니라</w:t>
@@ -2884,24 +2692,17 @@
               <w:t xml:space="preserve"> </w:t>
             </w:r>
             <w:r>
-              <w:t xml:space="preserve">“</w:t>
-            </w:r>
-            <w:r>
-              <w:t xml:space="preserve">체력 보통, 20일이면 레온 출발이 맞습니다</w:t>
-            </w:r>
-            <w:r>
-              <w:t xml:space="preserve">”</w:t>
-            </w:r>
-          </w:p>
-        </w:tc>
-      </w:tr>
-      <w:tr>
-        <w:tc>
-          <w:tcPr/>
-          <w:p>
-            <w:pPr>
-              <w:pStyle w:val="Compact"/>
-              <w:jc w:val="left"/>
+              <w:t xml:space="preserve">“체력 보통, 20일이면 레온 출발이 맞습니다”</w:t>
+            </w:r>
+          </w:p>
+        </w:tc>
+      </w:tr>
+      <w:tr>
+        <w:tc>
+          <w:tcPr/>
+          <w:p>
+            <w:pPr>
+              <w:pStyle w:val="Compact"/>
             </w:pPr>
             <w:r>
               <w:t xml:space="preserve">2</w:t>
@@ -2913,12 +2714,11 @@
           <w:p>
             <w:pPr>
               <w:pStyle w:val="Compact"/>
-              <w:jc w:val="left"/>
             </w:pPr>
             <w:r>
               <w:rPr>
+                <w:b/>
                 <w:bCs/>
-                <w:b/>
               </w:rPr>
               <w:t xml:space="preserve">숫자에 근거를 붙인다</w:t>
             </w:r>
@@ -2929,27 +2729,19 @@
           <w:p>
             <w:pPr>
               <w:pStyle w:val="Compact"/>
-              <w:jc w:val="left"/>
-            </w:pPr>
-            <w:r>
-              <w:t xml:space="preserve">“</w:t>
-            </w:r>
-            <w:r>
-              <w:t xml:space="preserve">오늘 24km · 상승 400m · 하강 550m · 그늘 없는 구간 8km</w:t>
-            </w:r>
-            <w:r>
-              <w:t xml:space="preserve">”</w:t>
-            </w:r>
-          </w:p>
-        </w:tc>
-      </w:tr>
-      <w:tr>
-        <w:tc>
-          <w:tcPr/>
-          <w:p>
-            <w:pPr>
-              <w:pStyle w:val="Compact"/>
-              <w:jc w:val="left"/>
+            </w:pPr>
+            <w:r>
+              <w:t xml:space="preserve">“오늘 24km · 상승 400m · 하강 550m · 그늘 없는 구간 8km”</w:t>
+            </w:r>
+          </w:p>
+        </w:tc>
+      </w:tr>
+      <w:tr>
+        <w:tc>
+          <w:tcPr/>
+          <w:p>
+            <w:pPr>
+              <w:pStyle w:val="Compact"/>
             </w:pPr>
             <w:r>
               <w:t xml:space="preserve">3</w:t>
@@ -2961,12 +2753,11 @@
           <w:p>
             <w:pPr>
               <w:pStyle w:val="Compact"/>
-              <w:jc w:val="left"/>
             </w:pPr>
             <w:r>
               <w:rPr>
+                <w:b/>
                 <w:bCs/>
-                <w:b/>
               </w:rPr>
               <w:t xml:space="preserve">오프라인이 기본이다</w:t>
             </w:r>
@@ -2977,7 +2768,6 @@
           <w:p>
             <w:pPr>
               <w:pStyle w:val="Compact"/>
-              <w:jc w:val="left"/>
             </w:pPr>
             <w:r>
               <w:t xml:space="preserve">메세타와 갈리시아 산간은 통신이 끊긴다</w:t>
@@ -2991,7 +2781,6 @@
           <w:p>
             <w:pPr>
               <w:pStyle w:val="Compact"/>
-              <w:jc w:val="left"/>
             </w:pPr>
             <w:r>
               <w:t xml:space="preserve">4</w:t>
@@ -3003,12 +2792,11 @@
           <w:p>
             <w:pPr>
               <w:pStyle w:val="Compact"/>
-              <w:jc w:val="left"/>
             </w:pPr>
             <w:r>
               <w:rPr>
+                <w:b/>
                 <w:bCs/>
-                <w:b/>
               </w:rPr>
               <w:t xml:space="preserve">무료이고 가입이 없다</w:t>
             </w:r>
@@ -3019,7 +2807,6 @@
           <w:p>
             <w:pPr>
               <w:pStyle w:val="Compact"/>
-              <w:jc w:val="left"/>
             </w:pPr>
             <w:r>
               <w:t xml:space="preserve">핵심 기능에 결제벽·가입벽을 두지 않는다</w:t>
@@ -3033,7 +2820,6 @@
           <w:p>
             <w:pPr>
               <w:pStyle w:val="Compact"/>
-              <w:jc w:val="left"/>
             </w:pPr>
             <w:r>
               <w:t xml:space="preserve">5</w:t>
@@ -3045,12 +2831,11 @@
           <w:p>
             <w:pPr>
               <w:pStyle w:val="Compact"/>
-              <w:jc w:val="left"/>
             </w:pPr>
             <w:r>
               <w:rPr>
+                <w:b/>
                 <w:bCs/>
-                <w:b/>
               </w:rPr>
               <w:t xml:space="preserve">데이터의 나이를 숨기지 않는다</w:t>
             </w:r>
@@ -3061,7 +2846,6 @@
           <w:p>
             <w:pPr>
               <w:pStyle w:val="Compact"/>
-              <w:jc w:val="left"/>
             </w:pPr>
             <w:r>
               <w:t xml:space="preserve">숙소마다 확인 시점을 표시한다</w:t>
@@ -3075,7 +2859,6 @@
           <w:p>
             <w:pPr>
               <w:pStyle w:val="Compact"/>
-              <w:jc w:val="left"/>
             </w:pPr>
             <w:r>
               <w:t xml:space="preserve">6</w:t>
@@ -3087,12 +2870,11 @@
           <w:p>
             <w:pPr>
               <w:pStyle w:val="Compact"/>
-              <w:jc w:val="left"/>
             </w:pPr>
             <w:r>
               <w:rPr>
+                <w:b/>
                 <w:bCs/>
-                <w:b/>
               </w:rPr>
               <w:t xml:space="preserve">완주가 아니라 무사 귀환이 목표다</w:t>
             </w:r>
@@ -3103,7 +2885,6 @@
           <w:p>
             <w:pPr>
               <w:pStyle w:val="Compact"/>
-              <w:jc w:val="left"/>
             </w:pPr>
             <w:r>
               <w:t xml:space="preserve">일정 설계의 목표는 최단 일수가 아니라 부상 없는 완주</w:t>
@@ -3117,7 +2898,6 @@
           <w:p>
             <w:pPr>
               <w:pStyle w:val="Compact"/>
-              <w:jc w:val="left"/>
             </w:pPr>
             <w:r>
               <w:t xml:space="preserve">7</w:t>
@@ -3129,12 +2909,11 @@
           <w:p>
             <w:pPr>
               <w:pStyle w:val="Compact"/>
-              <w:jc w:val="left"/>
             </w:pPr>
             <w:r>
               <w:rPr>
+                <w:b/>
                 <w:bCs/>
-                <w:b/>
               </w:rPr>
               <w:t xml:space="preserve">기록은 앱 밖으로 나갈 수 있어야 한다</w:t>
             </w:r>
@@ -3145,7 +2924,6 @@
           <w:p>
             <w:pPr>
               <w:pStyle w:val="Compact"/>
-              <w:jc w:val="left"/>
             </w:pPr>
             <w:r>
               <w:t xml:space="preserve">인쇄물, 포토북, PDF</w:t>
@@ -3159,7 +2937,6 @@
           <w:p>
             <w:pPr>
               <w:pStyle w:val="Compact"/>
-              <w:jc w:val="left"/>
             </w:pPr>
             <w:r>
               <w:t xml:space="preserve">8</w:t>
@@ -3171,12 +2948,11 @@
           <w:p>
             <w:pPr>
               <w:pStyle w:val="Compact"/>
-              <w:jc w:val="left"/>
             </w:pPr>
             <w:r>
               <w:rPr>
+                <w:b/>
                 <w:bCs/>
-                <w:b/>
               </w:rPr>
               <w:t xml:space="preserve">보상은 팔지 않고 준다</w:t>
             </w:r>
@@ -3187,21 +2963,19 @@
           <w:p>
             <w:pPr>
               <w:pStyle w:val="Compact"/>
-              <w:jc w:val="left"/>
-            </w:pPr>
-            <w:r>
-              <w:t xml:space="preserve">완주 후 결제벽을 세우지 않는다</w:t>
-            </w:r>
-          </w:p>
-        </w:tc>
-      </w:tr>
-      <w:tr>
-        <w:tc>
-          <w:tcPr/>
-          <w:p>
-            <w:pPr>
-              <w:pStyle w:val="Compact"/>
-              <w:jc w:val="left"/>
+            </w:pPr>
+            <w:r>
+              <w:t xml:space="preserve">완주 후 결제벽을 세우지 않는다. 예외는 90/10 원칙(6.4절) — 실물·과시용 소수 항목만 유료</w:t>
+            </w:r>
+          </w:p>
+        </w:tc>
+      </w:tr>
+      <w:tr>
+        <w:tc>
+          <w:tcPr/>
+          <w:p>
+            <w:pPr>
+              <w:pStyle w:val="Compact"/>
             </w:pPr>
             <w:r>
               <w:t xml:space="preserve">9</w:t>
@@ -3213,12 +2987,11 @@
           <w:p>
             <w:pPr>
               <w:pStyle w:val="Compact"/>
-              <w:jc w:val="left"/>
             </w:pPr>
             <w:r>
               <w:rPr>
+                <w:b/>
                 <w:bCs/>
-                <w:b/>
               </w:rPr>
               <w:t xml:space="preserve">부상으로 물건을 팔지 않는다</w:t>
             </w:r>
@@ -3229,7 +3002,6 @@
           <w:p>
             <w:pPr>
               <w:pStyle w:val="Compact"/>
-              <w:jc w:val="left"/>
             </w:pPr>
             <w:r>
               <w:t xml:space="preserve">공포 마케팅을 하지 않는다. 안 사도 되는 것은 안 사도 된다고 말한다</w:t>
@@ -3243,7 +3015,6 @@
           <w:p>
             <w:pPr>
               <w:pStyle w:val="Compact"/>
-              <w:jc w:val="left"/>
             </w:pPr>
             <w:r>
               <w:t xml:space="preserve">10</w:t>
@@ -3255,12 +3026,11 @@
           <w:p>
             <w:pPr>
               <w:pStyle w:val="Compact"/>
-              <w:jc w:val="left"/>
             </w:pPr>
             <w:r>
               <w:rPr>
+                <w:b/>
                 <w:bCs/>
-                <w:b/>
               </w:rPr>
               <w:t xml:space="preserve">판단하지 않는다</w:t>
             </w:r>
@@ -3271,7 +3041,6 @@
           <w:p>
             <w:pPr>
               <w:pStyle w:val="Compact"/>
-              <w:jc w:val="left"/>
             </w:pPr>
             <w:r>
               <w:t xml:space="preserve">의료는 증상을 전달하고 전문가의 판단을 받아온다</w:t>
@@ -3287,8 +3056,8 @@
         </w:pict>
       </w:r>
     </w:p>
-    <w:bookmarkEnd w:id="41"/>
-    <w:bookmarkStart w:id="53" w:name="기능"/>
+    <w:bookmarkEnd w:id="30"/>
+    <w:bookmarkStart w:id="42" w:name="기능"/>
     <w:p>
       <w:pPr>
         <w:pStyle w:val="Heading2"/>
@@ -3297,7 +3066,7 @@
         <w:t xml:space="preserve">6. 기능</w:t>
       </w:r>
     </w:p>
-    <w:bookmarkStart w:id="42" w:name="프랑스-길은-하나의-선이-아니다"/>
+    <w:bookmarkStart w:id="31" w:name="프랑스-길은-하나의-선이-아니다"/>
     <w:p>
       <w:pPr>
         <w:pStyle w:val="Heading3"/>
@@ -3312,8 +3081,8 @@
       </w:pPr>
       <w:r>
         <w:rPr>
-          <w:bCs/>
-          <w:b/>
+          <w:b/>
+          <w:bCs/>
         </w:rPr>
         <w:t xml:space="preserve">11곳에서 갈라졌다 다시 만난다.</w:t>
       </w:r>
@@ -3328,8 +3097,8 @@
       <w:tblPr>
         <w:tblStyle w:val="Table"/>
         <w:tblW w:type="pct" w:w="5000"/>
+        <w:tblLayout w:type="fixed"/>
         <w:tblLook w:firstRow="1" w:lastRow="0" w:firstColumn="0" w:lastColumn="0" w:noHBand="0" w:noVBand="0" w:val="0020"/>
-        <w:jc w:val="start"/>
       </w:tblPr>
       <w:tblGrid>
         <w:gridCol w:w="3960"/>
@@ -3337,14 +3106,13 @@
       </w:tblGrid>
       <w:tr>
         <w:trPr>
-          <w:tblHeader w:val="true"/>
+          <w:tblHeader w:val="on"/>
         </w:trPr>
         <w:tc>
           <w:tcPr/>
           <w:p>
             <w:pPr>
               <w:pStyle w:val="Compact"/>
-              <w:jc w:val="left"/>
             </w:pPr>
             <w:r>
               <w:t xml:space="preserve">분기점</w:t>
@@ -3356,7 +3124,6 @@
           <w:p>
             <w:pPr>
               <w:pStyle w:val="Compact"/>
-              <w:jc w:val="left"/>
             </w:pPr>
             <w:r>
               <w:t xml:space="preserve">선택지</w:t>
@@ -3370,12 +3137,11 @@
           <w:p>
             <w:pPr>
               <w:pStyle w:val="Compact"/>
-              <w:jc w:val="left"/>
             </w:pPr>
             <w:r>
               <w:rPr>
+                <w:b/>
                 <w:bCs/>
-                <w:b/>
               </w:rPr>
               <w:t xml:space="preserve">생장피드포르</w:t>
             </w:r>
@@ -3386,12 +3152,11 @@
           <w:p>
             <w:pPr>
               <w:pStyle w:val="Compact"/>
-              <w:jc w:val="left"/>
             </w:pPr>
             <w:r>
               <w:rPr>
+                <w:b/>
                 <w:bCs/>
-                <w:b/>
               </w:rPr>
               <w:t xml:space="preserve">나폴레옹(고지)</w:t>
             </w:r>
@@ -3406,8 +3171,8 @@
             </w:r>
             <w:r>
               <w:rPr>
+                <w:b/>
                 <w:bCs/>
-                <w:b/>
               </w:rPr>
               <w:t xml:space="preserve">발카를로스(계곡)</w:t>
             </w:r>
@@ -3426,7 +3191,6 @@
           <w:p>
             <w:pPr>
               <w:pStyle w:val="Compact"/>
-              <w:jc w:val="left"/>
             </w:pPr>
             <w:r>
               <w:t xml:space="preserve">레온 이후</w:t>
@@ -3438,7 +3202,6 @@
           <w:p>
             <w:pPr>
               <w:pStyle w:val="Compact"/>
-              <w:jc w:val="left"/>
             </w:pPr>
             <w:r>
               <w:t xml:space="preserve">비야당고스(차도) vs</w:t>
@@ -3448,8 +3211,8 @@
             </w:r>
             <w:r>
               <w:rPr>
+                <w:b/>
                 <w:bCs/>
-                <w:b/>
               </w:rPr>
               <w:t xml:space="preserve">비야르 데 마사리페</w:t>
             </w:r>
@@ -3462,7 +3225,6 @@
           <w:p>
             <w:pPr>
               <w:pStyle w:val="Compact"/>
-              <w:jc w:val="left"/>
             </w:pPr>
             <w:r>
               <w:t xml:space="preserve">트리아카스텔라</w:t>
@@ -3474,7 +3236,6 @@
           <w:p>
             <w:pPr>
               <w:pStyle w:val="Compact"/>
-              <w:jc w:val="left"/>
             </w:pPr>
             <w:r>
               <w:t xml:space="preserve">산 실(짧음) vs</w:t>
@@ -3484,8 +3245,8 @@
             </w:r>
             <w:r>
               <w:rPr>
+                <w:b/>
                 <w:bCs/>
-                <w:b/>
               </w:rPr>
               <w:t xml:space="preserve">사모스(대수도원)</w:t>
             </w:r>
@@ -3498,7 +3259,6 @@
           <w:p>
             <w:pPr>
               <w:pStyle w:val="Compact"/>
-              <w:jc w:val="left"/>
             </w:pPr>
             <w:r>
               <w:t xml:space="preserve">그 외 8곳</w:t>
@@ -3527,8 +3287,8 @@
       </w:r>
       <w:r>
         <w:rPr>
-          <w:bCs/>
-          <w:b/>
+          <w:b/>
+          <w:bCs/>
         </w:rPr>
         <w:t xml:space="preserve">추천하고 이유를 함께 보여준다.</w:t>
       </w:r>
@@ -3551,8 +3311,8 @@
       </w:r>
       <w:r>
         <w:rPr>
-          <w:bCs/>
-          <w:b/>
+          <w:b/>
+          <w:bCs/>
         </w:rPr>
         <w:t xml:space="preserve">당일 안전 판단은 현지 순례자 사무소가 한다.</w:t>
       </w:r>
@@ -3563,8 +3323,8 @@
         <w:t xml:space="preserve">우리는 사전 정보만 제공한다.</w:t>
       </w:r>
     </w:p>
-    <w:bookmarkEnd w:id="42"/>
-    <w:bookmarkStart w:id="45" w:name="b-걷기-전과-후도-여정이다"/>
+    <w:bookmarkEnd w:id="31"/>
+    <w:bookmarkStart w:id="34" w:name="b-걷기-전과-후도-여정이다"/>
     <w:p>
       <w:pPr>
         <w:pStyle w:val="Heading3"/>
@@ -3579,8 +3339,8 @@
       </w:pPr>
       <w:r>
         <w:rPr>
-          <w:bCs/>
-          <w:b/>
+          <w:b/>
+          <w:bCs/>
         </w:rPr>
         <w:t xml:space="preserve">생장피드포르에는 공항이 없다.</w:t>
       </w:r>
@@ -3596,7 +3356,6 @@
         <w:tblStyle w:val="Table"/>
         <w:tblW w:type="auto" w:w="0"/>
         <w:tblLook w:firstRow="1" w:lastRow="0" w:firstColumn="0" w:lastColumn="0" w:noHBand="0" w:noVBand="0" w:val="0020"/>
-        <w:jc w:val="start"/>
       </w:tblPr>
       <w:tblGrid>
         <w:gridCol w:w="3960"/>
@@ -3604,14 +3363,13 @@
       </w:tblGrid>
       <w:tr>
         <w:trPr>
-          <w:tblHeader w:val="true"/>
+          <w:tblHeader w:val="on"/>
         </w:trPr>
         <w:tc>
           <w:tcPr/>
           <w:p>
             <w:pPr>
               <w:pStyle w:val="Compact"/>
-              <w:jc w:val="left"/>
             </w:pPr>
             <w:r>
               <w:t xml:space="preserve">경로</w:t>
@@ -3623,7 +3381,6 @@
           <w:p>
             <w:pPr>
               <w:pStyle w:val="Compact"/>
-              <w:jc w:val="left"/>
             </w:pPr>
             <w:r>
               <w:t xml:space="preserve">구간</w:t>
@@ -3637,7 +3394,6 @@
           <w:p>
             <w:pPr>
               <w:pStyle w:val="Compact"/>
-              <w:jc w:val="left"/>
             </w:pPr>
             <w:r>
               <w:t xml:space="preserve">파리 경유</w:t>
@@ -3649,7 +3405,6 @@
           <w:p>
             <w:pPr>
               <w:pStyle w:val="Compact"/>
-              <w:jc w:val="left"/>
             </w:pPr>
             <w:r>
               <w:t xml:space="preserve">인천 → 파리(CDG) → TGV 바욘 → 생장 기차</w:t>
@@ -3663,7 +3418,6 @@
           <w:p>
             <w:pPr>
               <w:pStyle w:val="Compact"/>
-              <w:jc w:val="left"/>
             </w:pPr>
             <w:r>
               <w:t xml:space="preserve">비아리츠 경유</w:t>
@@ -3675,7 +3429,6 @@
           <w:p>
             <w:pPr>
               <w:pStyle w:val="Compact"/>
-              <w:jc w:val="left"/>
             </w:pPr>
             <w:r>
               <w:t xml:space="preserve">인천 → 파리 → 비아리츠 → 버스 → 바욘 → 생장</w:t>
@@ -3689,12 +3442,11 @@
           <w:p>
             <w:pPr>
               <w:pStyle w:val="Compact"/>
-              <w:jc w:val="left"/>
             </w:pPr>
             <w:r>
               <w:rPr>
+                <w:b/>
                 <w:bCs/>
-                <w:b/>
               </w:rPr>
               <w:t xml:space="preserve">팜플로나 경유</w:t>
             </w:r>
@@ -3705,7 +3457,6 @@
           <w:p>
             <w:pPr>
               <w:pStyle w:val="Compact"/>
-              <w:jc w:val="left"/>
             </w:pPr>
             <w:r>
               <w:t xml:space="preserve">인천 → 마드리드 → 팜플로나 → 생장 버스</w:t>
@@ -3726,8 +3477,8 @@
       </w:r>
       <w:r>
         <w:rPr>
-          <w:bCs/>
-          <w:b/>
+          <w:b/>
+          <w:bCs/>
         </w:rPr>
         <w:t xml:space="preserve">Day 0(이동)</w:t>
       </w:r>
@@ -3744,8 +3495,8 @@
       </w:pPr>
       <w:r>
         <w:rPr>
-          <w:bCs/>
-          <w:b/>
+          <w:b/>
+          <w:bCs/>
         </w:rPr>
         <w:t xml:space="preserve">여정 중 이동수단도 예외가 아니다.</w:t>
       </w:r>
@@ -3766,13 +3517,13 @@
       </w:r>
       <w:r>
         <w:rPr>
-          <w:bCs/>
-          <w:b/>
+          <w:b/>
+          <w:bCs/>
         </w:rPr>
         <w:t xml:space="preserve">콤포스텔라 요건에 영향을 주면 경고한다.</w:t>
       </w:r>
     </w:p>
-    <w:bookmarkStart w:id="44" w:name="모두가-걷는-것은-아니고-걷는-사람도-계속-걷지는-않는다"/>
+    <w:bookmarkStart w:id="33" w:name="모두가-걷는-것은-아니고-걷는-사람도-계속-걷지는-않는다"/>
     <w:p>
       <w:pPr>
         <w:pStyle w:val="Heading4"/>
@@ -3786,7 +3537,6 @@
         <w:tblStyle w:val="Table"/>
         <w:tblW w:type="auto" w:w="0"/>
         <w:tblLook w:firstRow="1" w:lastRow="0" w:firstColumn="0" w:lastColumn="0" w:noHBand="0" w:noVBand="0" w:val="0020"/>
-        <w:jc w:val="start"/>
       </w:tblPr>
       <w:tblGrid>
         <w:gridCol w:w="2640"/>
@@ -3795,14 +3545,13 @@
       </w:tblGrid>
       <w:tr>
         <w:trPr>
-          <w:tblHeader w:val="true"/>
+          <w:tblHeader w:val="on"/>
         </w:trPr>
         <w:tc>
           <w:tcPr/>
           <w:p>
             <w:pPr>
               <w:pStyle w:val="Compact"/>
-              <w:jc w:val="left"/>
             </w:pPr>
             <w:r>
               <w:t xml:space="preserve">방식</w:t>
@@ -3814,7 +3563,6 @@
           <w:p>
             <w:pPr>
               <w:pStyle w:val="Compact"/>
-              <w:jc w:val="left"/>
             </w:pPr>
             <w:r>
               <w:t xml:space="preserve">콤포스텔라 최소</w:t>
@@ -3826,7 +3574,6 @@
           <w:p>
             <w:pPr>
               <w:pStyle w:val="Compact"/>
-              <w:jc w:val="left"/>
             </w:pPr>
             <w:r>
               <w:t xml:space="preserve">하루 이동</w:t>
@@ -3840,7 +3587,6 @@
           <w:p>
             <w:pPr>
               <w:pStyle w:val="Compact"/>
-              <w:jc w:val="left"/>
             </w:pPr>
             <w:r>
               <w:t xml:space="preserve">도보</w:t>
@@ -3852,7 +3598,6 @@
           <w:p>
             <w:pPr>
               <w:pStyle w:val="Compact"/>
-              <w:jc w:val="left"/>
             </w:pPr>
             <w:r>
               <w:t xml:space="preserve">100km</w:t>
@@ -3864,12 +3609,11 @@
           <w:p>
             <w:pPr>
               <w:pStyle w:val="Compact"/>
-              <w:jc w:val="left"/>
             </w:pPr>
             <w:r>
               <w:rPr>
+                <w:b/>
                 <w:bCs/>
-                <w:b/>
               </w:rPr>
               <w:t xml:space="preserve">3~32km</w:t>
             </w:r>
@@ -3882,7 +3626,6 @@
           <w:p>
             <w:pPr>
               <w:pStyle w:val="Compact"/>
-              <w:jc w:val="left"/>
             </w:pPr>
             <w:r>
               <w:t xml:space="preserve">자전거</w:t>
@@ -3894,12 +3637,11 @@
           <w:p>
             <w:pPr>
               <w:pStyle w:val="Compact"/>
-              <w:jc w:val="left"/>
             </w:pPr>
             <w:r>
               <w:rPr>
+                <w:b/>
                 <w:bCs/>
-                <w:b/>
               </w:rPr>
               <w:t xml:space="preserve">200km</w:t>
             </w:r>
@@ -3910,7 +3652,6 @@
           <w:p>
             <w:pPr>
               <w:pStyle w:val="Compact"/>
-              <w:jc w:val="left"/>
             </w:pPr>
             <w:r>
               <w:t xml:space="preserve">40~100km</w:t>
@@ -3924,12 +3665,11 @@
           <w:p>
             <w:pPr>
               <w:pStyle w:val="Compact"/>
-              <w:jc w:val="left"/>
             </w:pPr>
             <w:r>
               <w:rPr>
+                <w:b/>
                 <w:bCs/>
-                <w:b/>
               </w:rPr>
               <w:t xml:space="preserve">전기자전거</w:t>
             </w:r>
@@ -3940,12 +3680,11 @@
           <w:p>
             <w:pPr>
               <w:pStyle w:val="Compact"/>
-              <w:jc w:val="left"/>
             </w:pPr>
             <w:r>
               <w:rPr>
+                <w:b/>
                 <w:bCs/>
-                <w:b/>
               </w:rPr>
               <w:t xml:space="preserve">대상 아님</w:t>
             </w:r>
@@ -3956,7 +3695,6 @@
           <w:p>
             <w:pPr>
               <w:pStyle w:val="Compact"/>
-              <w:jc w:val="left"/>
             </w:pPr>
             <w:r>
               <w:t xml:space="preserve">—</w:t>
@@ -3970,7 +3708,6 @@
           <w:p>
             <w:pPr>
               <w:pStyle w:val="Compact"/>
-              <w:jc w:val="left"/>
             </w:pPr>
             <w:r>
               <w:t xml:space="preserve">전동 핸드바이크</w:t>
@@ -3982,7 +3719,6 @@
           <w:p>
             <w:pPr>
               <w:pStyle w:val="Compact"/>
-              <w:jc w:val="left"/>
             </w:pPr>
             <w:r>
               <w:t xml:space="preserve">확인 필요</w:t>
@@ -3994,7 +3730,6 @@
           <w:p>
             <w:pPr>
               <w:pStyle w:val="Compact"/>
-              <w:jc w:val="left"/>
             </w:pPr>
             <w:r>
               <w:t xml:space="preserve">평균 20km</w:t>
@@ -4008,7 +3743,6 @@
           <w:p>
             <w:pPr>
               <w:pStyle w:val="Compact"/>
-              <w:jc w:val="left"/>
             </w:pPr>
             <w:r>
               <w:t xml:space="preserve">휠체어·조엘레트</w:t>
@@ -4020,7 +3754,6 @@
           <w:p>
             <w:pPr>
               <w:pStyle w:val="Compact"/>
-              <w:jc w:val="left"/>
             </w:pPr>
             <w:r>
               <w:t xml:space="preserve">확인 필요</w:t>
@@ -4032,7 +3765,6 @@
           <w:p>
             <w:pPr>
               <w:pStyle w:val="Compact"/>
-              <w:jc w:val="left"/>
             </w:pPr>
             <w:r>
               <w:t xml:space="preserve">3~15km</w:t>
@@ -4046,7 +3778,6 @@
           <w:p>
             <w:pPr>
               <w:pStyle w:val="Compact"/>
-              <w:jc w:val="left"/>
             </w:pPr>
             <w:r>
               <w:t xml:space="preserve">말</w:t>
@@ -4058,7 +3789,6 @@
           <w:p>
             <w:pPr>
               <w:pStyle w:val="Compact"/>
-              <w:jc w:val="left"/>
             </w:pPr>
             <w:r>
               <w:t xml:space="preserve">100km</w:t>
@@ -4070,7 +3800,6 @@
           <w:p>
             <w:pPr>
               <w:pStyle w:val="Compact"/>
-              <w:jc w:val="left"/>
             </w:pPr>
             <w:r>
               <w:t xml:space="preserve">—</w:t>
@@ -4085,8 +3814,8 @@
       </w:pPr>
       <w:r>
         <w:rPr>
-          <w:bCs/>
-          <w:b/>
+          <w:b/>
+          <w:bCs/>
         </w:rPr>
         <w:t xml:space="preserve">하루 목표 거리에 하한을 두지 않는다.</w:t>
       </w:r>
@@ -4097,7 +3826,7 @@
         <w:t xml:space="preserve">의족을 쓰고 하루 3~4km씩 걷는 계획이 실재한다.</w:t>
       </w:r>
     </w:p>
-    <w:bookmarkStart w:id="43" w:name="메세타-건너뛰기는-실패가-아니다"/>
+    <w:bookmarkStart w:id="32" w:name="메세타-건너뛰기는-실패가-아니다"/>
     <w:p>
       <w:pPr>
         <w:pStyle w:val="Heading5"/>
@@ -4112,8 +3841,8 @@
       </w:pPr>
       <w:r>
         <w:rPr>
-          <w:bCs/>
-          <w:b/>
+          <w:b/>
+          <w:bCs/>
         </w:rPr>
         <w:t xml:space="preserve">부르고스에서 레온까지 약 200km의 메세타를 버스로 건너뛰는 것은 흔한 선택이다.</w:t>
       </w:r>
@@ -4136,8 +3865,8 @@
       </w:r>
       <w:r>
         <w:rPr>
-          <w:bCs/>
-          <w:b/>
+          <w:b/>
+          <w:bCs/>
         </w:rPr>
         <w:t xml:space="preserve">처음부터 넣을 수 있게</w:t>
       </w:r>
@@ -4154,8 +3883,8 @@
       </w:pPr>
       <w:r>
         <w:rPr>
-          <w:bCs/>
-          <w:b/>
+          <w:b/>
+          <w:bCs/>
         </w:rPr>
         <w:t xml:space="preserve">어느 쪽도 권하지 않는다.</w:t>
       </w:r>
@@ -4178,8 +3907,8 @@
       </w:r>
       <w:r>
         <w:rPr>
-          <w:bCs/>
-          <w:b/>
+          <w:b/>
+          <w:bCs/>
         </w:rPr>
         <w:t xml:space="preserve">데이터 모델과 용어를 도보 전용으로 만들지 않는다.</w:t>
       </w:r>
@@ -4190,10 +3919,10 @@
         <w:t xml:space="preserve">나중에 넣으려면 전부 뜯어야 한다.</w:t>
       </w:r>
     </w:p>
-    <w:bookmarkEnd w:id="43"/>
-    <w:bookmarkEnd w:id="44"/>
-    <w:bookmarkEnd w:id="45"/>
-    <w:bookmarkStart w:id="46" w:name="준비-d-90-d-1"/>
+    <w:bookmarkEnd w:id="32"/>
+    <w:bookmarkEnd w:id="33"/>
+    <w:bookmarkEnd w:id="34"/>
+    <w:bookmarkStart w:id="35" w:name="준비-d-90-d-1"/>
     <w:p>
       <w:pPr>
         <w:pStyle w:val="Heading3"/>
@@ -4206,8 +3935,8 @@
       <w:tblPr>
         <w:tblStyle w:val="Table"/>
         <w:tblW w:type="pct" w:w="5000"/>
+        <w:tblLayout w:type="fixed"/>
         <w:tblLook w:firstRow="1" w:lastRow="0" w:firstColumn="0" w:lastColumn="0" w:noHBand="0" w:noVBand="0" w:val="0020"/>
-        <w:jc w:val="start"/>
       </w:tblPr>
       <w:tblGrid>
         <w:gridCol w:w="3960"/>
@@ -4215,14 +3944,13 @@
       </w:tblGrid>
       <w:tr>
         <w:trPr>
-          <w:tblHeader w:val="true"/>
+          <w:tblHeader w:val="on"/>
         </w:trPr>
         <w:tc>
           <w:tcPr/>
           <w:p>
             <w:pPr>
               <w:pStyle w:val="Compact"/>
-              <w:jc w:val="left"/>
             </w:pPr>
             <w:r>
               <w:t xml:space="preserve">기능</w:t>
@@ -4234,7 +3962,6 @@
           <w:p>
             <w:pPr>
               <w:pStyle w:val="Compact"/>
-              <w:jc w:val="left"/>
             </w:pPr>
             <w:r>
               <w:t xml:space="preserve">내용</w:t>
@@ -4248,12 +3975,11 @@
           <w:p>
             <w:pPr>
               <w:pStyle w:val="Compact"/>
-              <w:jc w:val="left"/>
             </w:pPr>
             <w:r>
               <w:rPr>
+                <w:b/>
                 <w:bCs/>
-                <w:b/>
               </w:rPr>
               <w:t xml:space="preserve">일정 자동 설계</w:t>
             </w:r>
@@ -4264,7 +3990,6 @@
           <w:p>
             <w:pPr>
               <w:pStyle w:val="Compact"/>
-              <w:jc w:val="left"/>
             </w:pPr>
             <w:r>
               <w:t xml:space="preserve">체력·기간·나이를 반영해 부상 없는 구간 분할. 초반 3일 완화, 큰 오르막 다음 날 단축, 휴식일 자동 배치</w:t>
@@ -4278,12 +4003,11 @@
           <w:p>
             <w:pPr>
               <w:pStyle w:val="Compact"/>
-              <w:jc w:val="left"/>
             </w:pPr>
             <w:r>
               <w:rPr>
+                <w:b/>
                 <w:bCs/>
-                <w:b/>
               </w:rPr>
               <w:t xml:space="preserve">예약할 날 지정</w:t>
             </w:r>
@@ -4294,16 +4018,9 @@
           <w:p>
             <w:pPr>
               <w:pStyle w:val="Compact"/>
-              <w:jc w:val="left"/>
-            </w:pPr>
-            <w:r>
-              <w:t xml:space="preserve">“</w:t>
-            </w:r>
-            <w:r>
-              <w:t xml:space="preserve">이 5일은 잡으세요, 나머지는 비워두세요</w:t>
-            </w:r>
-            <w:r>
-              <w:t xml:space="preserve">”</w:t>
+            </w:pPr>
+            <w:r>
+              <w:t xml:space="preserve">“이 5일은 잡으세요, 나머지는 비워두세요”</w:t>
             </w:r>
             <w:r>
               <w:t xml:space="preserve"> </w:t>
@@ -4320,7 +4037,6 @@
           <w:p>
             <w:pPr>
               <w:pStyle w:val="Compact"/>
-              <w:jc w:val="left"/>
             </w:pPr>
             <w:r>
               <w:t xml:space="preserve">비용 계산기</w:t>
@@ -4332,7 +4048,6 @@
           <w:p>
             <w:pPr>
               <w:pStyle w:val="Compact"/>
-              <w:jc w:val="left"/>
             </w:pPr>
             <w:r>
               <w:t xml:space="preserve">구간·기간·숙소 유형별. 범위로 제시</w:t>
@@ -4346,7 +4061,6 @@
           <w:p>
             <w:pPr>
               <w:pStyle w:val="Compact"/>
-              <w:jc w:val="left"/>
             </w:pPr>
             <w:r>
               <w:t xml:space="preserve">배낭 무게 계산기</w:t>
@@ -4358,7 +4072,6 @@
           <w:p>
             <w:pPr>
               <w:pStyle w:val="Compact"/>
-              <w:jc w:val="left"/>
             </w:pPr>
             <w:r>
               <w:t xml:space="preserve">체중 10% 기준. 품목별 권장 무게</w:t>
@@ -4372,7 +4085,6 @@
           <w:p>
             <w:pPr>
               <w:pStyle w:val="Compact"/>
-              <w:jc w:val="left"/>
             </w:pPr>
             <w:r>
               <w:t xml:space="preserve">준비 타임라인</w:t>
@@ -4384,7 +4096,6 @@
           <w:p>
             <w:pPr>
               <w:pStyle w:val="Compact"/>
-              <w:jc w:val="left"/>
             </w:pPr>
             <w:r>
               <w:t xml:space="preserve">출발일 역산 D-90 체크리스트</w:t>
@@ -4398,7 +4109,6 @@
           <w:p>
             <w:pPr>
               <w:pStyle w:val="Compact"/>
-              <w:jc w:val="left"/>
             </w:pPr>
             <w:r>
               <w:t xml:space="preserve">장비 안내</w:t>
@@ -4410,7 +4120,6 @@
           <w:p>
             <w:pPr>
               <w:pStyle w:val="Compact"/>
-              <w:jc w:val="left"/>
             </w:pPr>
             <w:r>
               <w:t xml:space="preserve">신발 중심. 일정에서 자동 산출</w:t>
@@ -4424,7 +4133,6 @@
           <w:p>
             <w:pPr>
               <w:pStyle w:val="Compact"/>
-              <w:jc w:val="left"/>
             </w:pPr>
             <w:r>
               <w:t xml:space="preserve">보험 체크리스트</w:t>
@@ -4436,12 +4144,11 @@
           <w:p>
             <w:pPr>
               <w:pStyle w:val="Compact"/>
-              <w:jc w:val="left"/>
             </w:pPr>
             <w:r>
               <w:rPr>
+                <w:b/>
                 <w:bCs/>
-                <w:b/>
               </w:rPr>
               <w:t xml:space="preserve">도보가 담보에 포함되는지</w:t>
             </w:r>
@@ -4460,12 +4167,11 @@
           <w:p>
             <w:pPr>
               <w:pStyle w:val="Compact"/>
-              <w:jc w:val="left"/>
             </w:pPr>
             <w:r>
               <w:rPr>
+                <w:b/>
                 <w:bCs/>
-                <w:b/>
               </w:rPr>
               <w:t xml:space="preserve">접근·귀환 교통</w:t>
             </w:r>
@@ -4476,7 +4182,6 @@
           <w:p>
             <w:pPr>
               <w:pStyle w:val="Compact"/>
-              <w:jc w:val="left"/>
             </w:pPr>
             <w:r>
               <w:t xml:space="preserve">인천 → 생장 경로 비교. Day 0으로 일정에 포함</w:t>
@@ -4490,12 +4195,11 @@
           <w:p>
             <w:pPr>
               <w:pStyle w:val="Compact"/>
-              <w:jc w:val="left"/>
             </w:pPr>
             <w:r>
               <w:rPr>
+                <w:b/>
                 <w:bCs/>
-                <w:b/>
               </w:rPr>
               <w:t xml:space="preserve">갈림길 추천</w:t>
             </w:r>
@@ -4506,7 +4210,6 @@
           <w:p>
             <w:pPr>
               <w:pStyle w:val="Compact"/>
-              <w:jc w:val="left"/>
             </w:pPr>
             <w:r>
               <w:t xml:space="preserve">11곳의 선택을 출발일·체력·관심으로 추천</w:t>
@@ -4520,12 +4223,11 @@
           <w:p>
             <w:pPr>
               <w:pStyle w:val="Compact"/>
-              <w:jc w:val="left"/>
             </w:pPr>
             <w:r>
               <w:rPr>
+                <w:b/>
                 <w:bCs/>
-                <w:b/>
               </w:rPr>
               <w:t xml:space="preserve">일자별 상세 일정</w:t>
             </w:r>
@@ -4536,7 +4238,6 @@
           <w:p>
             <w:pPr>
               <w:pStyle w:val="Compact"/>
-              <w:jc w:val="left"/>
             </w:pPr>
             <w:r>
               <w:t xml:space="preserve">Day 1~N. 하루 안의 모든 거점 — 아침·휴식·식수·약국·짐배송·숙박·위험 구간</w:t>
@@ -4550,12 +4251,11 @@
           <w:p>
             <w:pPr>
               <w:pStyle w:val="Compact"/>
-              <w:jc w:val="left"/>
             </w:pPr>
             <w:r>
               <w:rPr>
+                <w:b/>
                 <w:bCs/>
-                <w:b/>
               </w:rPr>
               <w:t xml:space="preserve">예산 관리</w:t>
             </w:r>
@@ -4566,7 +4266,6 @@
           <w:p>
             <w:pPr>
               <w:pStyle w:val="Compact"/>
-              <w:jc w:val="left"/>
             </w:pPr>
             <w:r>
               <w:t xml:space="preserve">계획 예산과 실제 지출 대조. 오프라인 입력</w:t>
@@ -4580,7 +4279,6 @@
           <w:p>
             <w:pPr>
               <w:pStyle w:val="Compact"/>
-              <w:jc w:val="left"/>
             </w:pPr>
             <w:r>
               <w:t xml:space="preserve">체크리스트</w:t>
@@ -4592,7 +4290,6 @@
           <w:p>
             <w:pPr>
               <w:pStyle w:val="Compact"/>
-              <w:jc w:val="left"/>
             </w:pPr>
             <w:r>
               <w:t xml:space="preserve">준비·배낭·매일 아침·매일 저녁·완주 후</w:t>
@@ -4606,12 +4303,11 @@
           <w:p>
             <w:pPr>
               <w:pStyle w:val="Compact"/>
-              <w:jc w:val="left"/>
             </w:pPr>
             <w:r>
               <w:rPr>
+                <w:b/>
                 <w:bCs/>
-                <w:b/>
               </w:rPr>
               <w:t xml:space="preserve">인쇄용 일정표</w:t>
             </w:r>
@@ -4622,7 +4318,6 @@
           <w:p>
             <w:pPr>
               <w:pStyle w:val="Compact"/>
-              <w:jc w:val="left"/>
             </w:pPr>
             <w:r>
               <w:t xml:space="preserve">A4 한 장. 자녀가 부모에게 뽑아준다</w:t>
@@ -4631,8 +4326,8 @@
         </w:tc>
       </w:tr>
     </w:tbl>
-    <w:bookmarkEnd w:id="46"/>
-    <w:bookmarkStart w:id="47" w:name="길-위에서"/>
+    <w:bookmarkEnd w:id="35"/>
+    <w:bookmarkStart w:id="36" w:name="길-위에서"/>
     <w:p>
       <w:pPr>
         <w:pStyle w:val="Heading3"/>
@@ -4645,8 +4340,8 @@
       <w:tblPr>
         <w:tblStyle w:val="Table"/>
         <w:tblW w:type="pct" w:w="5000"/>
+        <w:tblLayout w:type="fixed"/>
         <w:tblLook w:firstRow="1" w:lastRow="0" w:firstColumn="0" w:lastColumn="0" w:noHBand="0" w:noVBand="0" w:val="0020"/>
-        <w:jc w:val="start"/>
       </w:tblPr>
       <w:tblGrid>
         <w:gridCol w:w="3960"/>
@@ -4654,14 +4349,13 @@
       </w:tblGrid>
       <w:tr>
         <w:trPr>
-          <w:tblHeader w:val="true"/>
+          <w:tblHeader w:val="on"/>
         </w:trPr>
         <w:tc>
           <w:tcPr/>
           <w:p>
             <w:pPr>
               <w:pStyle w:val="Compact"/>
-              <w:jc w:val="left"/>
             </w:pPr>
             <w:r>
               <w:t xml:space="preserve">기능</w:t>
@@ -4673,7 +4367,6 @@
           <w:p>
             <w:pPr>
               <w:pStyle w:val="Compact"/>
-              <w:jc w:val="left"/>
             </w:pPr>
             <w:r>
               <w:t xml:space="preserve">내용</w:t>
@@ -4687,12 +4380,11 @@
           <w:p>
             <w:pPr>
               <w:pStyle w:val="Compact"/>
-              <w:jc w:val="left"/>
             </w:pPr>
             <w:r>
               <w:rPr>
+                <w:b/>
                 <w:bCs/>
-                <w:b/>
               </w:rPr>
               <w:t xml:space="preserve">오늘</w:t>
             </w:r>
@@ -4703,7 +4395,6 @@
           <w:p>
             <w:pPr>
               <w:pStyle w:val="Compact"/>
-              <w:jc w:val="left"/>
             </w:pPr>
             <w:r>
               <w:t xml:space="preserve">오늘 구간, 남은 거리, 다음 식수·식당</w:t>
@@ -4717,56 +4408,39 @@
           <w:p>
             <w:pPr>
               <w:pStyle w:val="Compact"/>
-              <w:jc w:val="left"/>
             </w:pPr>
             <w:r>
               <w:rPr>
+                <w:b/>
                 <w:bCs/>
+              </w:rPr>
+              <w:t xml:space="preserve">“서두를 필요 있나요?”</w:t>
+            </w:r>
+          </w:p>
+        </w:tc>
+        <w:tc>
+          <w:tcPr/>
+          <w:p>
+            <w:pPr>
+              <w:pStyle w:val="Compact"/>
+            </w:pPr>
+            <w:r>
+              <w:t xml:space="preserve">마을 침대 수·계절·요일로 혼잡 추정</w:t>
+            </w:r>
+          </w:p>
+        </w:tc>
+      </w:tr>
+      <w:tr>
+        <w:tc>
+          <w:tcPr/>
+          <w:p>
+            <w:pPr>
+              <w:pStyle w:val="Compact"/>
+            </w:pPr>
+            <w:r>
+              <w:rPr>
                 <w:b/>
-              </w:rPr>
-              <w:t xml:space="preserve">“</w:t>
-            </w:r>
-            <w:r>
-              <w:rPr>
                 <w:bCs/>
-                <w:b/>
-              </w:rPr>
-              <w:t xml:space="preserve">서두를 필요 있나요?</w:t>
-            </w:r>
-            <w:r>
-              <w:rPr>
-                <w:bCs/>
-                <w:b/>
-              </w:rPr>
-              <w:t xml:space="preserve">”</w:t>
-            </w:r>
-          </w:p>
-        </w:tc>
-        <w:tc>
-          <w:tcPr/>
-          <w:p>
-            <w:pPr>
-              <w:pStyle w:val="Compact"/>
-              <w:jc w:val="left"/>
-            </w:pPr>
-            <w:r>
-              <w:t xml:space="preserve">마을 침대 수·계절·요일로 혼잡 추정</w:t>
-            </w:r>
-          </w:p>
-        </w:tc>
-      </w:tr>
-      <w:tr>
-        <w:tc>
-          <w:tcPr/>
-          <w:p>
-            <w:pPr>
-              <w:pStyle w:val="Compact"/>
-              <w:jc w:val="left"/>
-            </w:pPr>
-            <w:r>
-              <w:rPr>
-                <w:bCs/>
-                <w:b/>
               </w:rPr>
               <w:t xml:space="preserve">플레차</w:t>
             </w:r>
@@ -4783,7 +4457,6 @@
           <w:p>
             <w:pPr>
               <w:pStyle w:val="Compact"/>
-              <w:jc w:val="left"/>
             </w:pPr>
             <w:r>
               <w:t xml:space="preserve">오프라인 지도 + GPX 안내. 경로 이탈 알림</w:t>
@@ -4797,12 +4470,11 @@
           <w:p>
             <w:pPr>
               <w:pStyle w:val="Compact"/>
-              <w:jc w:val="left"/>
             </w:pPr>
             <w:r>
               <w:rPr>
+                <w:b/>
                 <w:bCs/>
-                <w:b/>
               </w:rPr>
               <w:t xml:space="preserve">알베르게</w:t>
             </w:r>
@@ -4813,7 +4485,6 @@
           <w:p>
             <w:pPr>
               <w:pStyle w:val="Compact"/>
-              <w:jc w:val="left"/>
             </w:pPr>
             <w:r>
               <w:t xml:space="preserve">숙소 정보. 건조기·짐배송 수령 여부 포함</w:t>
@@ -4827,12 +4498,11 @@
           <w:p>
             <w:pPr>
               <w:pStyle w:val="Compact"/>
-              <w:jc w:val="left"/>
             </w:pPr>
             <w:r>
               <w:rPr>
+                <w:b/>
                 <w:bCs/>
-                <w:b/>
               </w:rPr>
               <w:t xml:space="preserve">카드</w:t>
             </w:r>
@@ -4843,7 +4513,6 @@
           <w:p>
             <w:pPr>
               <w:pStyle w:val="Compact"/>
-              <w:jc w:val="left"/>
             </w:pPr>
             <w:r>
               <w:t xml:space="preserve">보여주기 카드 23장</w:t>
@@ -4857,12 +4526,11 @@
           <w:p>
             <w:pPr>
               <w:pStyle w:val="Compact"/>
-              <w:jc w:val="left"/>
             </w:pPr>
             <w:r>
               <w:rPr>
+                <w:b/>
                 <w:bCs/>
-                <w:b/>
               </w:rPr>
               <w:t xml:space="preserve">크레덴시알</w:t>
             </w:r>
@@ -4873,7 +4541,6 @@
           <w:p>
             <w:pPr>
               <w:pStyle w:val="Compact"/>
-              <w:jc w:val="left"/>
             </w:pPr>
             <w:r>
               <w:t xml:space="preserve">일지와 세요(도장) 기록</w:t>
@@ -4887,12 +4554,11 @@
           <w:p>
             <w:pPr>
               <w:pStyle w:val="Compact"/>
-              <w:jc w:val="left"/>
             </w:pPr>
             <w:r>
               <w:rPr>
+                <w:b/>
                 <w:bCs/>
-                <w:b/>
               </w:rPr>
               <w:t xml:space="preserve">Plan B</w:t>
             </w:r>
@@ -4903,12 +4569,11 @@
           <w:p>
             <w:pPr>
               <w:pStyle w:val="Compact"/>
-              <w:jc w:val="left"/>
             </w:pPr>
             <w:r>
               <w:rPr>
+                <w:b/>
                 <w:bCs/>
-                <w:b/>
               </w:rPr>
               <w:t xml:space="preserve">각 날짜 카드 안에 접혀 있다.</w:t>
             </w:r>
@@ -4927,12 +4592,11 @@
           <w:p>
             <w:pPr>
               <w:pStyle w:val="Compact"/>
-              <w:jc w:val="left"/>
             </w:pPr>
             <w:r>
               <w:rPr>
+                <w:b/>
                 <w:bCs/>
-                <w:b/>
               </w:rPr>
               <w:t xml:space="preserve">예산</w:t>
             </w:r>
@@ -4943,7 +4607,6 @@
           <w:p>
             <w:pPr>
               <w:pStyle w:val="Compact"/>
-              <w:jc w:val="left"/>
             </w:pPr>
             <w:r>
               <w:t xml:space="preserve">오늘 지출 기록, 남은 예산으로 하루 얼마</w:t>
@@ -4952,8 +4615,8 @@
         </w:tc>
       </w:tr>
     </w:tbl>
-    <w:bookmarkEnd w:id="47"/>
-    <w:bookmarkStart w:id="48" w:name="보여주기-카드"/>
+    <w:bookmarkEnd w:id="36"/>
+    <w:bookmarkStart w:id="37" w:name="보여주기-카드"/>
     <w:p>
       <w:pPr>
         <w:pStyle w:val="Heading3"/>
@@ -4968,8 +4631,8 @@
       </w:pPr>
       <w:r>
         <w:rPr>
-          <w:bCs/>
-          <w:b/>
+          <w:b/>
+          <w:bCs/>
         </w:rPr>
         <w:t xml:space="preserve">화면을 상대에게 내밀면 대화 없이 상황이 끝난다.</w:t>
       </w:r>
@@ -4984,77 +4647,59 @@
     </w:p>
     <w:p>
       <w:pPr>
+        <w:pStyle w:val="Compact"/>
         <w:numPr>
           <w:ilvl w:val="0"/>
           <w:numId w:val="1003"/>
         </w:numPr>
+      </w:pPr>
+      <w:r>
+        <w:rPr>
+          <w:b/>
+          <w:bCs/>
+        </w:rPr>
+        <w:t xml:space="preserve">무엇을 말해야 하는지 우리가 안다.</w:t>
+      </w:r>
+      <w:r>
+        <w:t xml:space="preserve"> </w:t>
+      </w:r>
+      <w:r>
+        <w:t xml:space="preserve">“물집이 생겼어요”</w:t>
+      </w:r>
+      <w:r>
+        <w:t xml:space="preserve">를 번역해도 소용없다. 약사가</w:t>
+      </w:r>
+      <w:r>
+        <w:t xml:space="preserve"> </w:t>
+      </w:r>
+      <w:r>
+        <w:t xml:space="preserve">“며칠 됐는지”</w:t>
+      </w:r>
+      <w:r>
+        <w:t xml:space="preserve">와</w:t>
+      </w:r>
+      <w:r>
+        <w:t xml:space="preserve"> </w:t>
+      </w:r>
+      <w:r>
+        <w:t xml:space="preserve">“터졌는지”</w:t>
+      </w:r>
+      <w:r>
+        <w:t xml:space="preserve">를 알아야 판단하는데, 순례자는 그걸 모르니 말하지 않는다.</w:t>
+      </w:r>
+    </w:p>
+    <w:p>
+      <w:pPr>
         <w:pStyle w:val="Compact"/>
-      </w:pPr>
-      <w:r>
-        <w:rPr>
-          <w:bCs/>
-          <w:b/>
-        </w:rPr>
-        <w:t xml:space="preserve">무엇을 말해야 하는지 우리가 안다.</w:t>
-      </w:r>
-      <w:r>
-        <w:t xml:space="preserve"> </w:t>
-      </w:r>
-      <w:r>
-        <w:t xml:space="preserve">“</w:t>
-      </w:r>
-      <w:r>
-        <w:t xml:space="preserve">물집이 생겼어요</w:t>
-      </w:r>
-      <w:r>
-        <w:t xml:space="preserve">”</w:t>
-      </w:r>
-      <w:r>
-        <w:t xml:space="preserve">를 번역해도 소용없다. 약사가</w:t>
-      </w:r>
-      <w:r>
-        <w:t xml:space="preserve"> </w:t>
-      </w:r>
-      <w:r>
-        <w:t xml:space="preserve">“</w:t>
-      </w:r>
-      <w:r>
-        <w:t xml:space="preserve">며칠 됐는지</w:t>
-      </w:r>
-      <w:r>
-        <w:t xml:space="preserve">”</w:t>
-      </w:r>
-      <w:r>
-        <w:t xml:space="preserve">와</w:t>
-      </w:r>
-      <w:r>
-        <w:t xml:space="preserve"> </w:t>
-      </w:r>
-      <w:r>
-        <w:t xml:space="preserve">“</w:t>
-      </w:r>
-      <w:r>
-        <w:t xml:space="preserve">터졌는지</w:t>
-      </w:r>
-      <w:r>
-        <w:t xml:space="preserve">”</w:t>
-      </w:r>
-      <w:r>
-        <w:t xml:space="preserve">를 알아야 판단하는데, 순례자는 그걸 모르니 말하지 않는다.</w:t>
-      </w:r>
-    </w:p>
-    <w:p>
-      <w:pPr>
         <w:numPr>
           <w:ilvl w:val="0"/>
           <w:numId w:val="1003"/>
         </w:numPr>
-        <w:pStyle w:val="Compact"/>
-      </w:pPr>
-      <w:r>
-        <w:rPr>
-          <w:bCs/>
-          <w:b/>
+      </w:pPr>
+      <w:r>
+        <w:rPr>
+          <w:b/>
+          <w:bCs/>
         </w:rPr>
         <w:t xml:space="preserve">상대의 답을 알아들을 수 있다.</w:t>
       </w:r>
@@ -5069,8 +4714,8 @@
       <w:tblPr>
         <w:tblStyle w:val="Table"/>
         <w:tblW w:type="pct" w:w="5000"/>
+        <w:tblLayout w:type="fixed"/>
         <w:tblLook w:firstRow="1" w:lastRow="0" w:firstColumn="0" w:lastColumn="0" w:noHBand="0" w:noVBand="0" w:val="0020"/>
-        <w:jc w:val="start"/>
       </w:tblPr>
       <w:tblGrid>
         <w:gridCol w:w="3960"/>
@@ -5078,14 +4723,13 @@
       </w:tblGrid>
       <w:tr>
         <w:trPr>
-          <w:tblHeader w:val="true"/>
+          <w:tblHeader w:val="on"/>
         </w:trPr>
         <w:tc>
           <w:tcPr/>
           <w:p>
             <w:pPr>
               <w:pStyle w:val="Compact"/>
-              <w:jc w:val="left"/>
             </w:pPr>
             <w:r>
               <w:t xml:space="preserve">분류</w:t>
@@ -5097,7 +4741,6 @@
           <w:p>
             <w:pPr>
               <w:pStyle w:val="Compact"/>
-              <w:jc w:val="left"/>
             </w:pPr>
             <w:r>
               <w:t xml:space="preserve">카드</w:t>
@@ -5111,7 +4754,6 @@
           <w:p>
             <w:pPr>
               <w:pStyle w:val="Compact"/>
-              <w:jc w:val="left"/>
             </w:pPr>
             <w:r>
               <w:t xml:space="preserve">숙소 (9장)</w:t>
@@ -5123,7 +4765,6 @@
           <w:p>
             <w:pPr>
               <w:pStyle w:val="Compact"/>
-              <w:jc w:val="left"/>
             </w:pPr>
             <w:r>
               <w:t xml:space="preserve">침대 있나요 · 만실인데 어디로 · 짐배송 접수 · 건조기 · 빈대 신고 등</w:t>
@@ -5137,7 +4778,6 @@
           <w:p>
             <w:pPr>
               <w:pStyle w:val="Compact"/>
-              <w:jc w:val="left"/>
             </w:pPr>
             <w:r>
               <w:t xml:space="preserve">몸 (8장)</w:t>
@@ -5149,7 +4789,6 @@
           <w:p>
             <w:pPr>
               <w:pStyle w:val="Compact"/>
-              <w:jc w:val="left"/>
             </w:pPr>
             <w:r>
               <w:t xml:space="preserve">약국(물집·근육통·관절) · 진료 필요 · 응급 ·</w:t>
@@ -5159,8 +4798,8 @@
             </w:r>
             <w:r>
               <w:rPr>
+                <w:b/>
                 <w:bCs/>
-                <w:b/>
               </w:rPr>
               <w:t xml:space="preserve">내 의료 정보</w:t>
             </w:r>
@@ -5179,7 +4818,6 @@
           <w:p>
             <w:pPr>
               <w:pStyle w:val="Compact"/>
-              <w:jc w:val="left"/>
             </w:pPr>
             <w:r>
               <w:t xml:space="preserve">이동·기타 (6장)</w:t>
@@ -5191,7 +4829,6 @@
           <w:p>
             <w:pPr>
               <w:pStyle w:val="Compact"/>
-              <w:jc w:val="left"/>
             </w:pPr>
             <w:r>
               <w:t xml:space="preserve">택시 · 버스 · 길을 잃음 · 물 · 식사 제한</w:t>
@@ -5212,8 +4849,8 @@
       </w:r>
       <w:r>
         <w:rPr>
-          <w:bCs/>
-          <w:b/>
+          <w:b/>
+          <w:bCs/>
         </w:rPr>
         <w:t xml:space="preserve">증상을 전달하고 전문가의 답을 받아오는</w:t>
       </w:r>
@@ -5236,8 +4873,8 @@
       </w:r>
       <w:r>
         <w:rPr>
-          <w:bCs/>
-          <w:b/>
+          <w:b/>
+          <w:bCs/>
         </w:rPr>
         <w:t xml:space="preserve">핵심 8장은 인쇄본</w:t>
       </w:r>
@@ -5245,8 +4882,8 @@
         <w:t xml:space="preserve">으로도 제공한다.</w:t>
       </w:r>
     </w:p>
-    <w:bookmarkEnd w:id="48"/>
-    <w:bookmarkStart w:id="52" w:name="완주-이후"/>
+    <w:bookmarkEnd w:id="37"/>
+    <w:bookmarkStart w:id="41" w:name="완주-이후"/>
     <w:p>
       <w:pPr>
         <w:pStyle w:val="Heading3"/>
@@ -5261,8 +4898,8 @@
       </w:pPr>
       <w:r>
         <w:rPr>
-          <w:bCs/>
-          <w:b/>
+          <w:b/>
+          <w:bCs/>
         </w:rPr>
         <w:t xml:space="preserve">보상이 소유욕을 만들어야 한다.</w:t>
       </w:r>
@@ -5278,7 +4915,6 @@
         <w:tblStyle w:val="Table"/>
         <w:tblW w:type="auto" w:w="0"/>
         <w:tblLook w:firstRow="1" w:lastRow="0" w:firstColumn="0" w:lastColumn="0" w:noHBand="0" w:noVBand="0" w:val="0020"/>
-        <w:jc w:val="start"/>
       </w:tblPr>
       <w:tblGrid>
         <w:gridCol w:w="3960"/>
@@ -5286,14 +4922,13 @@
       </w:tblGrid>
       <w:tr>
         <w:trPr>
-          <w:tblHeader w:val="true"/>
+          <w:tblHeader w:val="on"/>
         </w:trPr>
         <w:tc>
           <w:tcPr/>
           <w:p>
             <w:pPr>
               <w:pStyle w:val="Compact"/>
-              <w:jc w:val="left"/>
             </w:pPr>
             <w:r>
               <w:t xml:space="preserve">동인</w:t>
@@ -5305,7 +4940,6 @@
           <w:p>
             <w:pPr>
               <w:pStyle w:val="Compact"/>
-              <w:jc w:val="left"/>
             </w:pPr>
             <w:r>
               <w:t xml:space="preserve">우리 장치</w:t>
@@ -5319,12 +4953,11 @@
           <w:p>
             <w:pPr>
               <w:pStyle w:val="Compact"/>
-              <w:jc w:val="left"/>
             </w:pPr>
             <w:r>
               <w:rPr>
+                <w:b/>
                 <w:bCs/>
-                <w:b/>
               </w:rPr>
               <w:t xml:space="preserve">노력의 증거</w:t>
             </w:r>
@@ -5335,7 +4968,6 @@
           <w:p>
             <w:pPr>
               <w:pStyle w:val="Compact"/>
-              <w:jc w:val="left"/>
             </w:pPr>
             <w:r>
               <w:t xml:space="preserve">걸어야만 열리는 지도</w:t>
@@ -5349,12 +4981,11 @@
           <w:p>
             <w:pPr>
               <w:pStyle w:val="Compact"/>
-              <w:jc w:val="left"/>
             </w:pPr>
             <w:r>
               <w:rPr>
+                <w:b/>
                 <w:bCs/>
-                <w:b/>
               </w:rPr>
               <w:t xml:space="preserve">수집 완성</w:t>
             </w:r>
@@ -5365,7 +4996,6 @@
           <w:p>
             <w:pPr>
               <w:pStyle w:val="Compact"/>
-              <w:jc w:val="left"/>
             </w:pPr>
             <w:r>
               <w:t xml:space="preserve">세요(도장) 아카이브, 랜드마크 19곳</w:t>
@@ -5379,12 +5009,11 @@
           <w:p>
             <w:pPr>
               <w:pStyle w:val="Compact"/>
-              <w:jc w:val="left"/>
             </w:pPr>
             <w:r>
               <w:rPr>
+                <w:b/>
                 <w:bCs/>
-                <w:b/>
               </w:rPr>
               <w:t xml:space="preserve">개인화</w:t>
             </w:r>
@@ -5395,7 +5024,6 @@
           <w:p>
             <w:pPr>
               <w:pStyle w:val="Compact"/>
-              <w:jc w:val="left"/>
             </w:pPr>
             <w:r>
               <w:t xml:space="preserve">내 경로, 내 날짜, 내 사진</w:t>
@@ -5409,12 +5037,11 @@
           <w:p>
             <w:pPr>
               <w:pStyle w:val="Compact"/>
-              <w:jc w:val="left"/>
             </w:pPr>
             <w:r>
               <w:rPr>
+                <w:b/>
                 <w:bCs/>
-                <w:b/>
               </w:rPr>
               <w:t xml:space="preserve">물성</w:t>
             </w:r>
@@ -5425,7 +5052,6 @@
           <w:p>
             <w:pPr>
               <w:pStyle w:val="Compact"/>
-              <w:jc w:val="left"/>
             </w:pPr>
             <w:r>
               <w:t xml:space="preserve">포스터, 포토북, 필름 사진</w:t>
@@ -5439,12 +5065,11 @@
           <w:p>
             <w:pPr>
               <w:pStyle w:val="Compact"/>
-              <w:jc w:val="left"/>
             </w:pPr>
             <w:r>
               <w:rPr>
+                <w:b/>
                 <w:bCs/>
-                <w:b/>
               </w:rPr>
               <w:t xml:space="preserve">자랑 가능성</w:t>
             </w:r>
@@ -5455,7 +5080,6 @@
           <w:p>
             <w:pPr>
               <w:pStyle w:val="Compact"/>
-              <w:jc w:val="left"/>
             </w:pPr>
             <w:r>
               <w:t xml:space="preserve">숫자 카드</w:t>
@@ -5469,12 +5093,11 @@
           <w:p>
             <w:pPr>
               <w:pStyle w:val="Compact"/>
-              <w:jc w:val="left"/>
             </w:pPr>
             <w:r>
               <w:rPr>
+                <w:b/>
                 <w:bCs/>
-                <w:b/>
               </w:rPr>
               <w:t xml:space="preserve">애착</w:t>
             </w:r>
@@ -5485,7 +5108,6 @@
           <w:p>
             <w:pPr>
               <w:pStyle w:val="Compact"/>
-              <w:jc w:val="left"/>
             </w:pPr>
             <w:r>
               <w:t xml:space="preserve">크레덴시알, 「내 돌」</w:t>
@@ -5494,7 +5116,65 @@
         </w:tc>
       </w:tr>
     </w:tbl>
-    <w:bookmarkStart w:id="49" w:name="안개-지도"/>
+    <w:p>
+      <w:pPr>
+        <w:pStyle w:val="BodyText"/>
+      </w:pPr>
+      <w:r>
+        <w:rPr>
+          <w:b/>
+          <w:bCs/>
+        </w:rPr>
+        <w:t xml:space="preserve">⚠️ 90/10 원칙 — 위 중 유료로 해도 되는 건</w:t>
+      </w:r>
+      <w:r>
+        <w:rPr>
+          <w:b/>
+          <w:bCs/>
+        </w:rPr>
+        <w:t xml:space="preserve"> </w:t>
+      </w:r>
+      <w:r>
+        <w:rPr>
+          <w:b/>
+          <w:bCs/>
+        </w:rPr>
+        <w:t xml:space="preserve">“물성”</w:t>
+      </w:r>
+      <w:r>
+        <w:rPr>
+          <w:b/>
+          <w:bCs/>
+        </w:rPr>
+        <w:t xml:space="preserve"> </w:t>
+      </w:r>
+      <w:r>
+        <w:rPr>
+          <w:b/>
+          <w:bCs/>
+        </w:rPr>
+        <w:t xml:space="preserve">행뿐이다.</w:t>
+      </w:r>
+      <w:r>
+        <w:t xml:space="preserve"> </w:t>
+      </w:r>
+      <w:r>
+        <w:t xml:space="preserve">“안 사면 성취가 덜해 보이나”</w:t>
+      </w:r>
+      <w:r>
+        <w:t xml:space="preserve">에 YES면 무료,</w:t>
+      </w:r>
+      <w:r>
+        <w:t xml:space="preserve"> </w:t>
+      </w:r>
+      <w:r>
+        <w:t xml:space="preserve">“실물로 더 오래 간직·과시하나”</w:t>
+      </w:r>
+      <w:r>
+        <w:t xml:space="preserve">에 YES면 유료 가능. 비율을 맞추려고 무료 항목을 깎지 않는다.</w:t>
+      </w:r>
+    </w:p>
+    <w:bookmarkStart w:id="38" w:name="안개-지도"/>
     <w:p>
       <w:pPr>
         <w:pStyle w:val="Heading4"/>
@@ -5515,8 +5195,8 @@
       </w:r>
       <w:r>
         <w:rPr>
-          <w:bCs/>
-          <w:b/>
+          <w:b/>
+          <w:bCs/>
         </w:rPr>
         <w:t xml:space="preserve">걸으면 걸은 만큼 열린다.</w:t>
       </w:r>
@@ -5547,29 +5227,15 @@
       </w:r>
       <w:r>
         <w:rPr>
-          <w:bCs/>
-          <w:b/>
-        </w:rPr>
-        <w:t xml:space="preserve">“</w:t>
-      </w:r>
-      <w:r>
-        <w:rPr>
-          <w:bCs/>
-          <w:b/>
-        </w:rPr>
-        <w:t xml:space="preserve">내가 밝힌 지도</w:t>
-      </w:r>
-      <w:r>
-        <w:rPr>
-          <w:bCs/>
-          <w:b/>
-        </w:rPr>
-        <w:t xml:space="preserve">”</w:t>
-      </w:r>
-      <w:r>
-        <w:rPr>
-          <w:bCs/>
-          <w:b/>
+          <w:b/>
+          <w:bCs/>
+        </w:rPr>
+        <w:t xml:space="preserve">“내가 밝힌 지도”</w:t>
+      </w:r>
+      <w:r>
+        <w:rPr>
+          <w:b/>
+          <w:bCs/>
         </w:rPr>
         <w:t xml:space="preserve">가 포스터로 남는다.</w:t>
       </w:r>
@@ -5586,8 +5252,8 @@
       </w:pPr>
       <w:r>
         <w:rPr>
-          <w:bCs/>
-          <w:b/>
+          <w:b/>
+          <w:bCs/>
         </w:rPr>
         <w:t xml:space="preserve">안개는 이야기 레이어만 가린다. 경로와 화살표, 알베르게는 항상 보인다.</w:t>
       </w:r>
@@ -5598,8 +5264,8 @@
         <w:t xml:space="preserve">기본값은 꺼짐이고 언제든 끌 수 있다. 안전이 재미보다 위다.</w:t>
       </w:r>
     </w:p>
-    <w:bookmarkEnd w:id="49"/>
-    <w:bookmarkStart w:id="50" w:name="내-돌"/>
+    <w:bookmarkEnd w:id="38"/>
+    <w:bookmarkStart w:id="39" w:name="내-돌"/>
     <w:p>
       <w:pPr>
         <w:pStyle w:val="Heading4"/>
@@ -5620,8 +5286,8 @@
       </w:r>
       <w:r>
         <w:rPr>
-          <w:bCs/>
-          <w:b/>
+          <w:b/>
+          <w:bCs/>
         </w:rPr>
         <w:t xml:space="preserve">철의 십자가(1,505m)</w:t>
       </w:r>
@@ -5646,8 +5312,8 @@
       </w:pPr>
       <w:r>
         <w:rPr>
-          <w:bCs/>
-          <w:b/>
+          <w:b/>
+          <w:bCs/>
         </w:rPr>
         <w:t xml:space="preserve">마스코트를 만들지 않는다.</w:t>
       </w:r>
@@ -5666,8 +5332,8 @@
         <w:t xml:space="preserve">⚠️ 종교적 해석이나 위로의 문구를 덧붙이지 않는다. 무엇을 내려놓을지는 사용자가 정한다.</w:t>
       </w:r>
     </w:p>
-    <w:bookmarkEnd w:id="50"/>
-    <w:bookmarkStart w:id="51" w:name="다음-여정"/>
+    <w:bookmarkEnd w:id="39"/>
+    <w:bookmarkStart w:id="40" w:name="다음-여정"/>
     <w:p>
       <w:pPr>
         <w:pStyle w:val="Heading4"/>
@@ -5688,8 +5354,8 @@
       </w:r>
       <w:r>
         <w:rPr>
-          <w:bCs/>
-          <w:b/>
+          <w:b/>
+          <w:bCs/>
         </w:rPr>
         <w:t xml:space="preserve">세계에서 단 둘뿐인 유네스코 세계유산 순례길</w:t>
       </w:r>
@@ -5701,8 +5367,8 @@
       </w:r>
       <w:r>
         <w:rPr>
-          <w:bCs/>
-          <w:b/>
+          <w:b/>
+          <w:bCs/>
         </w:rPr>
         <w:t xml:space="preserve">이중 순례자(Dual Pilgrim)</w:t>
       </w:r>
@@ -5719,8 +5385,8 @@
       </w:pPr>
       <w:r>
         <w:rPr>
-          <w:bCs/>
-          <w:b/>
+          <w:b/>
+          <w:bCs/>
         </w:rPr>
         <w:t xml:space="preserve">카미노를 먼저 걸은 사람이 유리하다.</w:t>
       </w:r>
@@ -5746,10 +5412,10 @@
         </w:pict>
       </w:r>
     </w:p>
-    <w:bookmarkEnd w:id="51"/>
-    <w:bookmarkEnd w:id="52"/>
-    <w:bookmarkEnd w:id="53"/>
-    <w:bookmarkStart w:id="54" w:name="메뉴-명칭"/>
+    <w:bookmarkEnd w:id="40"/>
+    <w:bookmarkEnd w:id="41"/>
+    <w:bookmarkEnd w:id="42"/>
+    <w:bookmarkStart w:id="43" w:name="메뉴-명칭"/>
     <w:p>
       <w:pPr>
         <w:pStyle w:val="Heading2"/>
@@ -5771,7 +5437,6 @@
         <w:tblStyle w:val="Table"/>
         <w:tblW w:type="auto" w:w="0"/>
         <w:tblLook w:firstRow="1" w:lastRow="0" w:firstColumn="0" w:lastColumn="0" w:noHBand="0" w:noVBand="0" w:val="0020"/>
-        <w:jc w:val="start"/>
       </w:tblPr>
       <w:tblGrid>
         <w:gridCol w:w="2640"/>
@@ -5780,14 +5445,13 @@
       </w:tblGrid>
       <w:tr>
         <w:trPr>
-          <w:tblHeader w:val="true"/>
+          <w:tblHeader w:val="on"/>
         </w:trPr>
         <w:tc>
           <w:tcPr/>
           <w:p>
             <w:pPr>
               <w:pStyle w:val="Compact"/>
-              <w:jc w:val="left"/>
             </w:pPr>
             <w:r>
               <w:t xml:space="preserve">메뉴</w:t>
@@ -5799,7 +5463,6 @@
           <w:p>
             <w:pPr>
               <w:pStyle w:val="Compact"/>
-              <w:jc w:val="left"/>
             </w:pPr>
             <w:r>
               <w:t xml:space="preserve">명칭</w:t>
@@ -5811,7 +5474,6 @@
           <w:p>
             <w:pPr>
               <w:pStyle w:val="Compact"/>
-              <w:jc w:val="left"/>
             </w:pPr>
             <w:r>
               <w:t xml:space="preserve">뜻</w:t>
@@ -5825,7 +5487,6 @@
           <w:p>
             <w:pPr>
               <w:pStyle w:val="Compact"/>
-              <w:jc w:val="left"/>
             </w:pPr>
             <w:r>
               <w:t xml:space="preserve">홈</w:t>
@@ -5837,7 +5498,6 @@
           <w:p>
             <w:pPr>
               <w:pStyle w:val="Compact"/>
-              <w:jc w:val="left"/>
             </w:pPr>
             <w:r>
               <w:t xml:space="preserve">오늘</w:t>
@@ -5849,7 +5509,6 @@
           <w:p>
             <w:pPr>
               <w:pStyle w:val="Compact"/>
-              <w:jc w:val="left"/>
             </w:pPr>
             <w:r>
               <w:t xml:space="preserve">—</w:t>
@@ -5863,7 +5522,6 @@
           <w:p>
             <w:pPr>
               <w:pStyle w:val="Compact"/>
-              <w:jc w:val="left"/>
             </w:pPr>
             <w:r>
               <w:t xml:space="preserve">일정</w:t>
@@ -5875,7 +5533,6 @@
           <w:p>
             <w:pPr>
               <w:pStyle w:val="Compact"/>
-              <w:jc w:val="left"/>
             </w:pPr>
             <w:r>
               <w:t xml:space="preserve">에타파 Etapa</w:t>
@@ -5887,7 +5544,6 @@
           <w:p>
             <w:pPr>
               <w:pStyle w:val="Compact"/>
-              <w:jc w:val="left"/>
             </w:pPr>
             <w:r>
               <w:t xml:space="preserve">하루 구간</w:t>
@@ -5901,7 +5557,6 @@
           <w:p>
             <w:pPr>
               <w:pStyle w:val="Compact"/>
-              <w:jc w:val="left"/>
             </w:pPr>
             <w:r>
               <w:t xml:space="preserve">지도</w:t>
@@ -5913,7 +5568,6 @@
           <w:p>
             <w:pPr>
               <w:pStyle w:val="Compact"/>
-              <w:jc w:val="left"/>
             </w:pPr>
             <w:r>
               <w:t xml:space="preserve">플레차 Flecha</w:t>
@@ -5925,7 +5579,6 @@
           <w:p>
             <w:pPr>
               <w:pStyle w:val="Compact"/>
-              <w:jc w:val="left"/>
             </w:pPr>
             <w:r>
               <w:t xml:space="preserve">노란 화살표</w:t>
@@ -5939,7 +5592,6 @@
           <w:p>
             <w:pPr>
               <w:pStyle w:val="Compact"/>
-              <w:jc w:val="left"/>
             </w:pPr>
             <w:r>
               <w:t xml:space="preserve">숙소</w:t>
@@ -5951,7 +5603,6 @@
           <w:p>
             <w:pPr>
               <w:pStyle w:val="Compact"/>
-              <w:jc w:val="left"/>
             </w:pPr>
             <w:r>
               <w:t xml:space="preserve">알베르게 Albergue</w:t>
@@ -5963,7 +5614,6 @@
           <w:p>
             <w:pPr>
               <w:pStyle w:val="Compact"/>
-              <w:jc w:val="left"/>
             </w:pPr>
             <w:r>
               <w:t xml:space="preserve">순례자 숙소</w:t>
@@ -5977,7 +5627,6 @@
           <w:p>
             <w:pPr>
               <w:pStyle w:val="Compact"/>
-              <w:jc w:val="left"/>
             </w:pPr>
             <w:r>
               <w:t xml:space="preserve">기록</w:t>
@@ -5989,7 +5638,6 @@
           <w:p>
             <w:pPr>
               <w:pStyle w:val="Compact"/>
-              <w:jc w:val="left"/>
             </w:pPr>
             <w:r>
               <w:t xml:space="preserve">크레덴시알 Credencial</w:t>
@@ -6001,7 +5649,6 @@
           <w:p>
             <w:pPr>
               <w:pStyle w:val="Compact"/>
-              <w:jc w:val="left"/>
             </w:pPr>
             <w:r>
               <w:t xml:space="preserve">순례자 여권</w:t>
@@ -6015,7 +5662,6 @@
           <w:p>
             <w:pPr>
               <w:pStyle w:val="Compact"/>
-              <w:jc w:val="left"/>
             </w:pPr>
             <w:r>
               <w:t xml:space="preserve">카드</w:t>
@@ -6027,7 +5673,6 @@
           <w:p>
             <w:pPr>
               <w:pStyle w:val="Compact"/>
-              <w:jc w:val="left"/>
             </w:pPr>
             <w:r>
               <w:t xml:space="preserve">카드</w:t>
@@ -6039,7 +5684,6 @@
           <w:p>
             <w:pPr>
               <w:pStyle w:val="Compact"/>
-              <w:jc w:val="left"/>
             </w:pPr>
             <w:r>
               <w:t xml:space="preserve">—</w:t>
@@ -6053,7 +5697,6 @@
           <w:p>
             <w:pPr>
               <w:pStyle w:val="Compact"/>
-              <w:jc w:val="left"/>
             </w:pPr>
             <w:r>
               <w:t xml:space="preserve">완주</w:t>
@@ -6065,7 +5708,6 @@
           <w:p>
             <w:pPr>
               <w:pStyle w:val="Compact"/>
-              <w:jc w:val="left"/>
             </w:pPr>
             <w:r>
               <w:t xml:space="preserve">콤포스텔라 Compostela</w:t>
@@ -6077,7 +5719,6 @@
           <w:p>
             <w:pPr>
               <w:pStyle w:val="Compact"/>
-              <w:jc w:val="left"/>
             </w:pPr>
             <w:r>
               <w:t xml:space="preserve">완주 증서</w:t>
@@ -6091,7 +5732,6 @@
           <w:p>
             <w:pPr>
               <w:pStyle w:val="Compact"/>
-              <w:jc w:val="left"/>
             </w:pPr>
             <w:r>
               <w:t xml:space="preserve">준비</w:t>
@@ -6103,7 +5743,6 @@
           <w:p>
             <w:pPr>
               <w:pStyle w:val="Compact"/>
-              <w:jc w:val="left"/>
             </w:pPr>
             <w:r>
               <w:t xml:space="preserve">준비</w:t>
@@ -6115,7 +5754,6 @@
           <w:p>
             <w:pPr>
               <w:pStyle w:val="Compact"/>
-              <w:jc w:val="left"/>
             </w:pPr>
             <w:r>
               <w:t xml:space="preserve">—</w:t>
@@ -6136,64 +5774,36 @@
       </w:r>
       <w:r>
         <w:rPr>
-          <w:bCs/>
-          <w:b/>
-        </w:rPr>
-        <w:t xml:space="preserve">“</w:t>
-      </w:r>
-      <w:r>
-        <w:rPr>
-          <w:bCs/>
-          <w:b/>
-        </w:rPr>
-        <w:t xml:space="preserve">카드</w:t>
-      </w:r>
-      <w:r>
-        <w:rPr>
-          <w:bCs/>
-          <w:b/>
-        </w:rPr>
-        <w:t xml:space="preserve">”</w:t>
-      </w:r>
-      <w:r>
-        <w:rPr>
-          <w:bCs/>
-          <w:b/>
+          <w:b/>
+          <w:bCs/>
+        </w:rPr>
+        <w:t xml:space="preserve">“카드”</w:t>
+      </w:r>
+      <w:r>
+        <w:rPr>
+          <w:b/>
+          <w:bCs/>
         </w:rPr>
         <w:t xml:space="preserve">와</w:t>
       </w:r>
       <w:r>
         <w:rPr>
-          <w:bCs/>
-          <w:b/>
+          <w:b/>
+          <w:bCs/>
         </w:rPr>
         <w:t xml:space="preserve"> </w:t>
       </w:r>
       <w:r>
         <w:rPr>
-          <w:bCs/>
-          <w:b/>
-        </w:rPr>
-        <w:t xml:space="preserve">“</w:t>
-      </w:r>
-      <w:r>
-        <w:rPr>
-          <w:bCs/>
-          <w:b/>
-        </w:rPr>
-        <w:t xml:space="preserve">준비</w:t>
-      </w:r>
-      <w:r>
-        <w:rPr>
-          <w:bCs/>
-          <w:b/>
-        </w:rPr>
-        <w:t xml:space="preserve">”</w:t>
-      </w:r>
-      <w:r>
-        <w:rPr>
-          <w:bCs/>
-          <w:b/>
+          <w:b/>
+          <w:bCs/>
+        </w:rPr>
+        <w:t xml:space="preserve">“준비”</w:t>
+      </w:r>
+      <w:r>
+        <w:rPr>
+          <w:b/>
+          <w:bCs/>
         </w:rPr>
         <w:t xml:space="preserve">는 번역하지 않는다.</w:t>
       </w:r>
@@ -6211,8 +5821,8 @@
         </w:pict>
       </w:r>
     </w:p>
-    <w:bookmarkEnd w:id="54"/>
-    <w:bookmarkStart w:id="55" w:name="접근성"/>
+    <w:bookmarkEnd w:id="43"/>
+    <w:bookmarkStart w:id="44" w:name="접근성"/>
     <w:p>
       <w:pPr>
         <w:pStyle w:val="Heading2"/>
@@ -6234,7 +5844,6 @@
         <w:tblStyle w:val="Table"/>
         <w:tblW w:type="auto" w:w="0"/>
         <w:tblLook w:firstRow="1" w:lastRow="0" w:firstColumn="0" w:lastColumn="0" w:noHBand="0" w:noVBand="0" w:val="0020"/>
-        <w:jc w:val="start"/>
       </w:tblPr>
       <w:tblGrid>
         <w:gridCol w:w="3960"/>
@@ -6242,14 +5851,13 @@
       </w:tblGrid>
       <w:tr>
         <w:trPr>
-          <w:tblHeader w:val="true"/>
+          <w:tblHeader w:val="on"/>
         </w:trPr>
         <w:tc>
           <w:tcPr/>
           <w:p>
             <w:pPr>
               <w:pStyle w:val="Compact"/>
-              <w:jc w:val="left"/>
             </w:pPr>
             <w:r>
               <w:t xml:space="preserve">항목</w:t>
@@ -6261,7 +5869,6 @@
           <w:p>
             <w:pPr>
               <w:pStyle w:val="Compact"/>
-              <w:jc w:val="left"/>
             </w:pPr>
             <w:r>
               <w:t xml:space="preserve">기준</w:t>
@@ -6275,7 +5882,6 @@
           <w:p>
             <w:pPr>
               <w:pStyle w:val="Compact"/>
-              <w:jc w:val="left"/>
             </w:pPr>
             <w:r>
               <w:t xml:space="preserve">본문 글꼴</w:t>
@@ -6287,7 +5893,6 @@
           <w:p>
             <w:pPr>
               <w:pStyle w:val="Compact"/>
-              <w:jc w:val="left"/>
             </w:pPr>
             <w:r>
               <w:t xml:space="preserve">최소 17px</w:t>
@@ -6301,7 +5906,6 @@
           <w:p>
             <w:pPr>
               <w:pStyle w:val="Compact"/>
-              <w:jc w:val="left"/>
             </w:pPr>
             <w:r>
               <w:t xml:space="preserve">명도 대비</w:t>
@@ -6313,7 +5917,6 @@
           <w:p>
             <w:pPr>
               <w:pStyle w:val="Compact"/>
-              <w:jc w:val="left"/>
             </w:pPr>
             <w:r>
               <w:t xml:space="preserve">4.5:1 이상</w:t>
@@ -6327,7 +5930,6 @@
           <w:p>
             <w:pPr>
               <w:pStyle w:val="Compact"/>
-              <w:jc w:val="left"/>
             </w:pPr>
             <w:r>
               <w:t xml:space="preserve">터치 영역</w:t>
@@ -6339,7 +5941,6 @@
           <w:p>
             <w:pPr>
               <w:pStyle w:val="Compact"/>
-              <w:jc w:val="left"/>
             </w:pPr>
             <w:r>
               <w:t xml:space="preserve">44×44px 이상</w:t>
@@ -6353,7 +5954,6 @@
           <w:p>
             <w:pPr>
               <w:pStyle w:val="Compact"/>
-              <w:jc w:val="left"/>
             </w:pPr>
             <w:r>
               <w:t xml:space="preserve">인쇄</w:t>
@@ -6365,7 +5965,6 @@
           <w:p>
             <w:pPr>
               <w:pStyle w:val="Compact"/>
-              <w:jc w:val="left"/>
             </w:pPr>
             <w:r>
               <w:t xml:space="preserve">모든 핵심 산출물이 인쇄 가능</w:t>
@@ -6379,7 +5978,6 @@
           <w:p>
             <w:pPr>
               <w:pStyle w:val="Compact"/>
-              <w:jc w:val="left"/>
             </w:pPr>
             <w:r>
               <w:t xml:space="preserve">오프라인</w:t>
@@ -6391,7 +5989,6 @@
           <w:p>
             <w:pPr>
               <w:pStyle w:val="Compact"/>
-              <w:jc w:val="left"/>
             </w:pPr>
             <w:r>
               <w:t xml:space="preserve">통신 없이 전 기능 동작</w:t>
@@ -6405,7 +6002,6 @@
           <w:p>
             <w:pPr>
               <w:pStyle w:val="Compact"/>
-              <w:jc w:val="left"/>
             </w:pPr>
             <w:r>
               <w:t xml:space="preserve">게임 요소</w:t>
@@ -6417,7 +6013,6 @@
           <w:p>
             <w:pPr>
               <w:pStyle w:val="Compact"/>
-              <w:jc w:val="left"/>
             </w:pPr>
             <w:r>
               <w:t xml:space="preserve">끌 수 있다</w:t>
@@ -6433,8 +6028,8 @@
         </w:pict>
       </w:r>
     </w:p>
-    <w:bookmarkEnd w:id="55"/>
-    <w:bookmarkStart w:id="57" w:name="단계"/>
+    <w:bookmarkEnd w:id="44"/>
+    <w:bookmarkStart w:id="46" w:name="단계"/>
     <w:p>
       <w:pPr>
         <w:pStyle w:val="Heading2"/>
@@ -6447,8 +6042,8 @@
       <w:tblPr>
         <w:tblStyle w:val="Table"/>
         <w:tblW w:type="pct" w:w="5000"/>
+        <w:tblLayout w:type="fixed"/>
         <w:tblLook w:firstRow="1" w:lastRow="0" w:firstColumn="0" w:lastColumn="0" w:noHBand="0" w:noVBand="0" w:val="0020"/>
-        <w:jc w:val="start"/>
       </w:tblPr>
       <w:tblGrid>
         <w:gridCol w:w="2640"/>
@@ -6457,14 +6052,13 @@
       </w:tblGrid>
       <w:tr>
         <w:trPr>
-          <w:tblHeader w:val="true"/>
+          <w:tblHeader w:val="on"/>
         </w:trPr>
         <w:tc>
           <w:tcPr/>
           <w:p>
             <w:pPr>
               <w:pStyle w:val="Compact"/>
-              <w:jc w:val="left"/>
             </w:pPr>
             <w:r>
               <w:t xml:space="preserve">단계</w:t>
@@ -6476,7 +6070,6 @@
           <w:p>
             <w:pPr>
               <w:pStyle w:val="Compact"/>
-              <w:jc w:val="left"/>
             </w:pPr>
             <w:r>
               <w:t xml:space="preserve">시기</w:t>
@@ -6488,7 +6081,6 @@
           <w:p>
             <w:pPr>
               <w:pStyle w:val="Compact"/>
-              <w:jc w:val="left"/>
             </w:pPr>
             <w:r>
               <w:t xml:space="preserve">내용</w:t>
@@ -6502,7 +6094,6 @@
           <w:p>
             <w:pPr>
               <w:pStyle w:val="Compact"/>
-              <w:jc w:val="left"/>
             </w:pPr>
             <w:r>
               <w:t xml:space="preserve">1</w:t>
@@ -6514,7 +6105,6 @@
           <w:p>
             <w:pPr>
               <w:pStyle w:val="Compact"/>
-              <w:jc w:val="left"/>
             </w:pPr>
             <w:r>
               <w:t xml:space="preserve">2026 하반기</w:t>
@@ -6526,7 +6116,6 @@
           <w:p>
             <w:pPr>
               <w:pStyle w:val="Compact"/>
-              <w:jc w:val="left"/>
             </w:pPr>
             <w:r>
               <w:t xml:space="preserve">웹 일정 계산기 + 마을·구간 페이지</w:t>
@@ -6540,7 +6129,6 @@
           <w:p>
             <w:pPr>
               <w:pStyle w:val="Compact"/>
-              <w:jc w:val="left"/>
             </w:pPr>
             <w:r>
               <w:t xml:space="preserve">2</w:t>
@@ -6552,7 +6140,6 @@
           <w:p>
             <w:pPr>
               <w:pStyle w:val="Compact"/>
-              <w:jc w:val="left"/>
             </w:pPr>
             <w:r>
               <w:t xml:space="preserve">2027 상반기</w:t>
@@ -6564,7 +6151,6 @@
           <w:p>
             <w:pPr>
               <w:pStyle w:val="Compact"/>
-              <w:jc w:val="left"/>
             </w:pPr>
             <w:r>
               <w:t xml:space="preserve">숙소 데이터, 무료 도구 6종, 부상 콘텐츠, 카드 인쇄본</w:t>
@@ -6578,7 +6164,6 @@
           <w:p>
             <w:pPr>
               <w:pStyle w:val="Compact"/>
-              <w:jc w:val="left"/>
             </w:pPr>
             <w:r>
               <w:t xml:space="preserve">3</w:t>
@@ -6590,12 +6175,11 @@
           <w:p>
             <w:pPr>
               <w:pStyle w:val="Compact"/>
-              <w:jc w:val="left"/>
             </w:pPr>
             <w:r>
               <w:rPr>
+                <w:b/>
                 <w:bCs/>
-                <w:b/>
               </w:rPr>
               <w:t xml:space="preserve">2027 Q2</w:t>
             </w:r>
@@ -6606,12 +6190,11 @@
           <w:p>
             <w:pPr>
               <w:pStyle w:val="Compact"/>
-              <w:jc w:val="left"/>
             </w:pPr>
             <w:r>
               <w:rPr>
+                <w:b/>
                 <w:bCs/>
-                <w:b/>
               </w:rPr>
               <w:t xml:space="preserve">앱 출시</w:t>
             </w:r>
@@ -6630,7 +6213,6 @@
           <w:p>
             <w:pPr>
               <w:pStyle w:val="Compact"/>
-              <w:jc w:val="left"/>
             </w:pPr>
             <w:r>
               <w:t xml:space="preserve">4</w:t>
@@ -6642,7 +6224,6 @@
           <w:p>
             <w:pPr>
               <w:pStyle w:val="Compact"/>
-              <w:jc w:val="left"/>
             </w:pPr>
             <w:r>
               <w:t xml:space="preserve">2027 하반기</w:t>
@@ -6654,7 +6235,6 @@
           <w:p>
             <w:pPr>
               <w:pStyle w:val="Compact"/>
-              <w:jc w:val="left"/>
             </w:pPr>
             <w:r>
               <w:t xml:space="preserve">제휴 연동, 완주 실물 상품</w:t>
@@ -6668,7 +6248,6 @@
           <w:p>
             <w:pPr>
               <w:pStyle w:val="Compact"/>
-              <w:jc w:val="left"/>
             </w:pPr>
             <w:r>
               <w:t xml:space="preserve">5</w:t>
@@ -6680,7 +6259,6 @@
           <w:p>
             <w:pPr>
               <w:pStyle w:val="Compact"/>
-              <w:jc w:val="left"/>
             </w:pPr>
             <w:r>
               <w:t xml:space="preserve">2028~</w:t>
@@ -6692,7 +6270,6 @@
           <w:p>
             <w:pPr>
               <w:pStyle w:val="Compact"/>
-              <w:jc w:val="left"/>
             </w:pPr>
             <w:r>
               <w:t xml:space="preserve">포르투갈 길, 구마노고도, 국내 도보길</w:t>
@@ -6701,7 +6278,7 @@
         </w:tc>
       </w:tr>
     </w:tbl>
-    <w:bookmarkStart w:id="56" w:name="왜-2027년-봄인가"/>
+    <w:bookmarkStart w:id="45" w:name="왜-2027년-봄인가"/>
     <w:p>
       <w:pPr>
         <w:pStyle w:val="Heading3"/>
@@ -6716,8 +6293,8 @@
       </w:pPr>
       <w:r>
         <w:rPr>
-          <w:bCs/>
-          <w:b/>
+          <w:b/>
+          <w:bCs/>
         </w:rPr>
         <w:t xml:space="preserve">2027년은 성년(Año Santo Xacobeo)이다.</w:t>
       </w:r>
@@ -6734,8 +6311,8 @@
       </w:pPr>
       <w:r>
         <w:rPr>
-          <w:bCs/>
-          <w:b/>
+          <w:b/>
+          <w:bCs/>
         </w:rPr>
         <w:t xml:space="preserve">다음 성년은 2032년이다.</w:t>
       </w:r>
@@ -6747,9 +6324,9 @@
         </w:pict>
       </w:r>
     </w:p>
-    <w:bookmarkEnd w:id="56"/>
-    <w:bookmarkEnd w:id="57"/>
-    <w:bookmarkStart w:id="58" w:name="성공의-정의"/>
+    <w:bookmarkEnd w:id="45"/>
+    <w:bookmarkEnd w:id="46"/>
+    <w:bookmarkStart w:id="47" w:name="성공의-정의"/>
     <w:p>
       <w:pPr>
         <w:pStyle w:val="Heading2"/>
@@ -6764,99 +6341,75 @@
       </w:pPr>
       <w:r>
         <w:rPr>
-          <w:bCs/>
-          <w:b/>
+          <w:b/>
+          <w:bCs/>
         </w:rPr>
         <w:t xml:space="preserve">2029년, 산티아고를 준비하는 한국인이</w:t>
       </w:r>
       <w:r>
         <w:rPr>
-          <w:bCs/>
-          <w:b/>
+          <w:b/>
+          <w:bCs/>
         </w:rPr>
         <w:t xml:space="preserve"> </w:t>
       </w:r>
       <w:r>
         <w:rPr>
-          <w:bCs/>
-          <w:b/>
-        </w:rPr>
-        <w:t xml:space="preserve">“</w:t>
-      </w:r>
-      <w:r>
-        <w:rPr>
-          <w:bCs/>
-          <w:b/>
-        </w:rPr>
-        <w:t xml:space="preserve">신발 뭐 사요?</w:t>
-      </w:r>
-      <w:r>
-        <w:rPr>
-          <w:bCs/>
-          <w:b/>
-        </w:rPr>
-        <w:t xml:space="preserve">”</w:t>
-      </w:r>
-      <w:r>
-        <w:rPr>
-          <w:bCs/>
-          <w:b/>
+          <w:b/>
+          <w:bCs/>
+        </w:rPr>
+        <w:t xml:space="preserve">“신발 뭐 사요?”</w:t>
+      </w:r>
+      <w:r>
+        <w:rPr>
+          <w:b/>
+          <w:bCs/>
         </w:rPr>
         <w:t xml:space="preserve"> </w:t>
       </w:r>
       <w:r>
         <w:rPr>
-          <w:bCs/>
-          <w:b/>
-        </w:rPr>
-        <w:t xml:space="preserve">“</w:t>
-      </w:r>
-      <w:r>
-        <w:rPr>
-          <w:bCs/>
-          <w:b/>
-        </w:rPr>
-        <w:t xml:space="preserve">오늘 숙소 어떡하죠?</w:t>
-      </w:r>
-      <w:r>
-        <w:rPr>
-          <w:bCs/>
-          <w:b/>
-        </w:rPr>
-        <w:t xml:space="preserve">”</w:t>
-      </w:r>
-      <w:r>
-        <w:rPr>
-          <w:bCs/>
-          <w:b/>
+          <w:b/>
+          <w:bCs/>
+        </w:rPr>
+        <w:t xml:space="preserve">“오늘 숙소 어떡하죠?”</w:t>
+      </w:r>
+      <w:r>
+        <w:rPr>
+          <w:b/>
+          <w:bCs/>
         </w:rPr>
         <w:t xml:space="preserve"> </w:t>
       </w:r>
       <w:r>
         <w:rPr>
-          <w:bCs/>
-          <w:b/>
+          <w:b/>
+          <w:bCs/>
         </w:rPr>
         <w:t xml:space="preserve">라고 물을 때</w:t>
       </w:r>
       <w:r>
         <w:rPr>
-          <w:bCs/>
-          <w:b/>
+          <w:b/>
+          <w:bCs/>
         </w:rPr>
         <w:t xml:space="preserve"> </w:t>
       </w:r>
       <w:r>
         <w:rPr>
-          <w:bCs/>
-          <w:b/>
+          <w:b/>
+          <w:bCs/>
         </w:rPr>
         <w:t xml:space="preserve">돌아오는 대답이 하나로 굳어져 있는 상태.</w:t>
       </w:r>
     </w:p>
-    <w:bookmarkEnd w:id="58"/>
-    <w:bookmarkEnd w:id="59"/>
-    <w:sectPr/>
+    <w:bookmarkEnd w:id="47"/>
+    <w:bookmarkEnd w:id="48"/>
+    <w:sectPr>
+      <w:footnotePr>
+        <w:numRestart w:val="eachSect"/>
+      </w:footnotePr>
+    </w:sectPr>
   </w:body>
 </w:document>
 </file>
@@ -6887,14 +6440,14 @@
 <file path=word/numbering.xml><?xml version="1.0" encoding="utf-8"?>
 <w:numbering xmlns:w="http://schemas.openxmlformats.org/wordprocessingml/2006/main">
   <w:abstractNum w:abstractNumId="990">
-    <w:nsid w:val="A990"/>
+    <w:nsid w:val="0000A990"/>
     <w:multiLevelType w:val="multilevel"/>
     <w:lvl w:ilvl="0">
       <w:numFmt w:val="bullet"/>
       <w:lvlText w:val=" "/>
       <w:lvlJc w:val="left"/>
       <w:pPr>
-        <w:ind w:left="720" w:hanging="480"/>
+        <w:ind w:left="720" w:hanging="360"/>
       </w:pPr>
     </w:lvl>
     <w:lvl w:ilvl="1">
@@ -6902,7 +6455,7 @@
       <w:lvlText w:val=" "/>
       <w:lvlJc w:val="left"/>
       <w:pPr>
-        <w:ind w:left="1440" w:hanging="480"/>
+        <w:ind w:left="1440" w:hanging="360"/>
       </w:pPr>
     </w:lvl>
     <w:lvl w:ilvl="2">
@@ -6910,7 +6463,7 @@
       <w:lvlText w:val=" "/>
       <w:lvlJc w:val="left"/>
       <w:pPr>
-        <w:ind w:left="2160" w:hanging="480"/>
+        <w:ind w:left="2160" w:hanging="360"/>
       </w:pPr>
     </w:lvl>
     <w:lvl w:ilvl="3">
@@ -6918,7 +6471,7 @@
       <w:lvlText w:val=" "/>
       <w:lvlJc w:val="left"/>
       <w:pPr>
-        <w:ind w:left="2880" w:hanging="480"/>
+        <w:ind w:left="2880" w:hanging="360"/>
       </w:pPr>
     </w:lvl>
     <w:lvl w:ilvl="4">
@@ -6926,7 +6479,7 @@
       <w:lvlText w:val=" "/>
       <w:lvlJc w:val="left"/>
       <w:pPr>
-        <w:ind w:left="3600" w:hanging="480"/>
+        <w:ind w:left="3600" w:hanging="360"/>
       </w:pPr>
     </w:lvl>
     <w:lvl w:ilvl="5">
@@ -6934,7 +6487,7 @@
       <w:lvlText w:val=" "/>
       <w:lvlJc w:val="left"/>
       <w:pPr>
-        <w:ind w:left="4320" w:hanging="480"/>
+        <w:ind w:left="4320" w:hanging="360"/>
       </w:pPr>
     </w:lvl>
     <w:lvl w:ilvl="6">
@@ -6942,7 +6495,7 @@
       <w:lvlText w:val=" "/>
       <w:lvlJc w:val="left"/>
       <w:pPr>
-        <w:ind w:left="5040" w:hanging="480"/>
+        <w:ind w:left="5040" w:hanging="360"/>
       </w:pPr>
     </w:lvl>
     <w:lvl w:ilvl="7">
@@ -6950,7 +6503,7 @@
       <w:lvlText w:val=" "/>
       <w:lvlJc w:val="left"/>
       <w:pPr>
-        <w:ind w:left="5760" w:hanging="480"/>
+        <w:ind w:left="5760" w:hanging="360"/>
       </w:pPr>
     </w:lvl>
     <w:lvl w:ilvl="8">
@@ -6958,88 +6511,115 @@
       <w:lvlText w:val=" "/>
       <w:lvlJc w:val="left"/>
       <w:pPr>
-        <w:ind w:left="6480" w:hanging="480"/>
+        <w:ind w:left="6480" w:hanging="360"/>
       </w:pPr>
     </w:lvl>
   </w:abstractNum>
   <w:abstractNum w:abstractNumId="991">
-    <w:nsid w:val="A991"/>
+    <w:nsid w:val="0000A991"/>
     <w:multiLevelType w:val="multilevel"/>
     <w:lvl w:ilvl="0">
       <w:numFmt w:val="bullet"/>
-      <w:lvlText w:val="•"/>
+      <w:lvlText w:val=""/>
       <w:lvlJc w:val="left"/>
       <w:pPr>
-        <w:ind w:left="720" w:hanging="480"/>
-      </w:pPr>
+        <w:ind w:left="720" w:hanging="360"/>
+      </w:pPr>
+      <w:rPr>
+        <w:rFonts w:ascii="Symbol" w:hAnsi="Symbol" w:cs="Symbol" w:hint="default"/>
+      </w:rPr>
     </w:lvl>
     <w:lvl w:ilvl="1">
       <w:numFmt w:val="bullet"/>
-      <w:lvlText w:val="–"/>
+      <w:lvlText w:val="o"/>
       <w:lvlJc w:val="left"/>
       <w:pPr>
-        <w:ind w:left="1440" w:hanging="480"/>
-      </w:pPr>
+        <w:ind w:left="1440" w:hanging="360"/>
+      </w:pPr>
+      <w:rPr>
+        <w:rFonts w:ascii="Courier New" w:hAnsi="Courier New" w:cs="Courier New" w:hint="default"/>
+      </w:rPr>
     </w:lvl>
     <w:lvl w:ilvl="2">
       <w:numFmt w:val="bullet"/>
-      <w:lvlText w:val="•"/>
+      <w:lvlText w:val=""/>
       <w:lvlJc w:val="left"/>
       <w:pPr>
-        <w:ind w:left="2160" w:hanging="480"/>
-      </w:pPr>
+        <w:ind w:left="2160" w:hanging="360"/>
+      </w:pPr>
+      <w:rPr>
+        <w:rFonts w:ascii="Wingdings" w:hAnsi="Wingdings" w:cs="Wingdings" w:hint="default"/>
+      </w:rPr>
     </w:lvl>
     <w:lvl w:ilvl="3">
       <w:numFmt w:val="bullet"/>
-      <w:lvlText w:val="–"/>
+      <w:lvlText w:val=""/>
       <w:lvlJc w:val="left"/>
       <w:pPr>
-        <w:ind w:left="2880" w:hanging="480"/>
-      </w:pPr>
+        <w:ind w:left="2880" w:hanging="360"/>
+      </w:pPr>
+      <w:rPr>
+        <w:rFonts w:ascii="Symbol" w:hAnsi="Symbol" w:cs="Symbol" w:hint="default"/>
+      </w:rPr>
     </w:lvl>
     <w:lvl w:ilvl="4">
       <w:numFmt w:val="bullet"/>
-      <w:lvlText w:val="•"/>
+      <w:lvlText w:val="o"/>
       <w:lvlJc w:val="left"/>
       <w:pPr>
-        <w:ind w:left="3600" w:hanging="480"/>
-      </w:pPr>
+        <w:ind w:left="3600" w:hanging="360"/>
+      </w:pPr>
+      <w:rPr>
+        <w:rFonts w:ascii="Courier New" w:hAnsi="Courier New" w:cs="Courier New" w:hint="default"/>
+      </w:rPr>
     </w:lvl>
     <w:lvl w:ilvl="5">
       <w:numFmt w:val="bullet"/>
-      <w:lvlText w:val="–"/>
+      <w:lvlText w:val=""/>
       <w:lvlJc w:val="left"/>
       <w:pPr>
-        <w:ind w:left="4320" w:hanging="480"/>
-      </w:pPr>
+        <w:ind w:left="4320" w:hanging="360"/>
+      </w:pPr>
+      <w:rPr>
+        <w:rFonts w:ascii="Wingdings" w:hAnsi="Wingdings" w:cs="Wingdings" w:hint="default"/>
+      </w:rPr>
     </w:lvl>
     <w:lvl w:ilvl="6">
       <w:numFmt w:val="bullet"/>
-      <w:lvlText w:val="•"/>
+      <w:lvlText w:val=""/>
       <w:lvlJc w:val="left"/>
       <w:pPr>
-        <w:ind w:left="5040" w:hanging="480"/>
-      </w:pPr>
+        <w:ind w:left="5040" w:hanging="360"/>
+      </w:pPr>
+      <w:rPr>
+        <w:rFonts w:ascii="Symbol" w:hAnsi="Symbol" w:cs="Symbol" w:hint="default"/>
+      </w:rPr>
     </w:lvl>
     <w:lvl w:ilvl="7">
       <w:numFmt w:val="bullet"/>
-      <w:lvlText w:val="–"/>
+      <w:lvlText w:val="o"/>
       <w:lvlJc w:val="left"/>
       <w:pPr>
-        <w:ind w:left="5760" w:hanging="480"/>
-      </w:pPr>
+        <w:ind w:left="5760" w:hanging="360"/>
+      </w:pPr>
+      <w:rPr>
+        <w:rFonts w:ascii="Courier New" w:hAnsi="Courier New" w:cs="Courier New" w:hint="default"/>
+      </w:rPr>
     </w:lvl>
     <w:lvl w:ilvl="8">
       <w:numFmt w:val="bullet"/>
-      <w:lvlText w:val="•"/>
+      <w:lvlText w:val=""/>
       <w:lvlJc w:val="left"/>
       <w:pPr>
-        <w:ind w:left="6480" w:hanging="480"/>
-      </w:pPr>
+        <w:ind w:left="6480" w:hanging="360"/>
+      </w:pPr>
+      <w:rPr>
+        <w:rFonts w:ascii="Wingdings" w:hAnsi="Wingdings" w:cs="Wingdings" w:hint="default"/>
+      </w:rPr>
     </w:lvl>
   </w:abstractNum>
   <w:abstractNum w:abstractNumId="99411">
-    <w:nsid w:val="A99411"/>
+    <w:nsid w:val="00A99411"/>
     <w:multiLevelType w:val="multilevel"/>
     <w:lvl w:ilvl="0">
       <w:start w:val="1"/>
@@ -7047,7 +6627,7 @@
       <w:lvlText w:val="%1."/>
       <w:lvlJc w:val="left"/>
       <w:pPr>
-        <w:ind w:left="720" w:hanging="480"/>
+        <w:ind w:left="720" w:hanging="360"/>
       </w:pPr>
     </w:lvl>
     <w:lvl w:ilvl="1">
@@ -7056,7 +6636,7 @@
       <w:lvlText w:val="%2."/>
       <w:lvlJc w:val="left"/>
       <w:pPr>
-        <w:ind w:left="1440" w:hanging="480"/>
+        <w:ind w:left="1440" w:hanging="360"/>
       </w:pPr>
     </w:lvl>
     <w:lvl w:ilvl="2">
@@ -7065,7 +6645,7 @@
       <w:lvlText w:val="%3."/>
       <w:lvlJc w:val="left"/>
       <w:pPr>
-        <w:ind w:left="2160" w:hanging="480"/>
+        <w:ind w:left="2160" w:hanging="360"/>
       </w:pPr>
     </w:lvl>
     <w:lvl w:ilvl="3">
@@ -7074,7 +6654,7 @@
       <w:lvlText w:val="%4."/>
       <w:lvlJc w:val="left"/>
       <w:pPr>
-        <w:ind w:left="2880" w:hanging="480"/>
+        <w:ind w:left="2880" w:hanging="360"/>
       </w:pPr>
     </w:lvl>
     <w:lvl w:ilvl="4">
@@ -7083,7 +6663,7 @@
       <w:lvlText w:val="%5."/>
       <w:lvlJc w:val="left"/>
       <w:pPr>
-        <w:ind w:left="3600" w:hanging="480"/>
+        <w:ind w:left="3600" w:hanging="360"/>
       </w:pPr>
     </w:lvl>
     <w:lvl w:ilvl="5">
@@ -7092,7 +6672,7 @@
       <w:lvlText w:val="%6."/>
       <w:lvlJc w:val="left"/>
       <w:pPr>
-        <w:ind w:left="4320" w:hanging="480"/>
+        <w:ind w:left="4320" w:hanging="360"/>
       </w:pPr>
     </w:lvl>
     <w:lvl w:ilvl="6">
@@ -7101,7 +6681,7 @@
       <w:lvlText w:val="%7."/>
       <w:lvlJc w:val="left"/>
       <w:pPr>
-        <w:ind w:left="5040" w:hanging="480"/>
+        <w:ind w:left="5040" w:hanging="360"/>
       </w:pPr>
     </w:lvl>
     <w:lvl w:ilvl="7">
@@ -7110,7 +6690,7 @@
       <w:lvlText w:val="%8."/>
       <w:lvlJc w:val="left"/>
       <w:pPr>
-        <w:ind w:left="5760" w:hanging="480"/>
+        <w:ind w:left="5760" w:hanging="360"/>
       </w:pPr>
     </w:lvl>
     <w:lvl w:ilvl="8">
@@ -7119,7 +6699,7 @@
       <w:lvlText w:val="%9."/>
       <w:lvlJc w:val="left"/>
       <w:pPr>
-        <w:ind w:left="6480" w:hanging="480"/>
+        <w:ind w:left="6480" w:hanging="360"/>
       </w:pPr>
     </w:lvl>
   </w:abstractNum>
@@ -7197,10 +6777,10 @@
   <w:docDefaults>
     <w:rPrDefault>
       <w:rPr>
-        <w:rFonts w:asciiTheme="minorHAnsi" w:cstheme="minorBidi" w:eastAsiaTheme="minorHAnsi" w:hAnsiTheme="minorHAnsi"/>
+        <w:rFonts w:asciiTheme="minorHAnsi" w:cstheme="minorBidi" w:eastAsiaTheme="minorEastAsia" w:hAnsiTheme="minorHAnsi"/>
         <w:sz w:val="24"/>
         <w:szCs w:val="24"/>
-        <w:lang w:bidi="ar-SA" w:eastAsia="en-US" w:val="en-US"/>
+        <w:lang w:bidi="ar-SA" w:eastAsia="zh-CN" w:val="en-US"/>
       </w:rPr>
     </w:rPrDefault>
     <w:pPrDefault>
@@ -7218,10 +6798,10 @@
     <w:name w:val="Body Text"/>
     <w:basedOn w:val="Normal"/>
     <w:link w:val="BodyTextChar"/>
+    <w:qFormat/>
     <w:pPr>
       <w:spacing w:after="180" w:before="180"/>
     </w:pPr>
-    <w:qFormat/>
   </w:style>
   <w:style w:customStyle="1" w:styleId="FirstParagraph" w:type="paragraph">
     <w:name w:val="First Paragraph"/>
@@ -7241,56 +6821,94 @@
     <w:name w:val="Title"/>
     <w:basedOn w:val="Normal"/>
     <w:next w:val="BodyText"/>
+    <w:link w:val="TitleChar"/>
+    <w:uiPriority w:val="10"/>
     <w:qFormat/>
+    <w:rsid w:val="00A10FD9"/>
     <w:pPr>
-      <w:keepNext/>
-      <w:spacing w:after="240" w:before="0"/>
-      <w:pBdr>
-        <w:bottom w:color="12253F" w:space="4" w:sz="12" w:val="single"/>
-      </w:pBdr>
+      <w:spacing w:after="80" w:line="240" w:lineRule="auto"/>
+      <w:contextualSpacing/>
+      <w:jc w:val="center"/>
     </w:pPr>
     <w:rPr>
-      <w:b/>
-      <w:color w:val="12253F"/>
+      <w:rFonts w:asciiTheme="majorHAnsi" w:cstheme="majorBidi" w:eastAsiaTheme="majorEastAsia" w:hAnsiTheme="majorHAnsi"/>
       <w:sz w:val="56"/>
       <w:szCs w:val="56"/>
     </w:rPr>
   </w:style>
+  <w:style w:customStyle="1" w:styleId="TitleChar" w:type="character">
+    <w:name w:val="Title Char"/>
+    <w:basedOn w:val="DefaultParagraphFont"/>
+    <w:link w:val="Title"/>
+    <w:uiPriority w:val="10"/>
+    <w:rsid w:val="00A10FD9"/>
+    <w:rPr>
+      <w:rFonts w:asciiTheme="majorHAnsi" w:cstheme="majorBidi" w:eastAsiaTheme="majorEastAsia" w:hAnsiTheme="majorHAnsi"/>
+      <w:sz w:val="56"/>
+      <w:szCs w:val="56"/>
+    </w:rPr>
+  </w:style>
   <w:style w:styleId="Subtitle" w:type="paragraph">
     <w:name w:val="Subtitle"/>
+    <w:basedOn w:val="Title"/>
+    <w:next w:val="BodyText"/>
+    <w:link w:val="SubtitleChar"/>
+    <w:uiPriority w:val="11"/>
+    <w:qFormat/>
+    <w:rsid w:val="00A10FD9"/>
+    <w:pPr>
+      <w:numPr>
+        <w:ilvl w:val="1"/>
+      </w:numPr>
+    </w:pPr>
+    <w:rPr>
+      <w:rFonts w:cstheme="majorBidi" w:eastAsiaTheme="majorEastAsia"/>
+      <w:spacing w:val="15"/>
+      <w:sz w:val="28"/>
+      <w:szCs w:val="28"/>
+    </w:rPr>
+  </w:style>
+  <w:style w:customStyle="1" w:styleId="SubtitleChar" w:type="character">
+    <w:name w:val="Subtitle Char"/>
+    <w:basedOn w:val="DefaultParagraphFont"/>
+    <w:link w:val="Subtitle"/>
+    <w:uiPriority w:val="11"/>
+    <w:rsid w:val="00A10FD9"/>
+    <w:rPr>
+      <w:rFonts w:cstheme="majorBidi" w:eastAsiaTheme="majorEastAsia"/>
+      <w:color w:themeColor="text1" w:themeTint="A6" w:val="595959"/>
+      <w:spacing w:val="15"/>
+      <w:sz w:val="28"/>
+      <w:szCs w:val="28"/>
+    </w:rPr>
+  </w:style>
+  <w:style w:customStyle="1" w:styleId="Author" w:type="paragraph">
+    <w:name w:val="Author"/>
     <w:basedOn w:val="Title"/>
     <w:next w:val="BodyText"/>
     <w:qFormat/>
     <w:pPr>
       <w:keepNext/>
       <w:keepLines/>
-      <w:spacing w:after="240" w:before="240"/>
-      <w:jc w:val="center"/>
     </w:pPr>
     <w:rPr>
-      <w:sz w:val="30"/>
-      <w:szCs w:val="30"/>
+      <w:sz w:val="24"/>
+      <w:szCs w:val="24"/>
     </w:rPr>
   </w:style>
-  <w:style w:customStyle="1" w:styleId="Author" w:type="paragraph">
-    <w:name w:val="Author"/>
+  <w:style w:styleId="Date" w:type="paragraph">
+    <w:name w:val="Date"/>
+    <w:basedOn w:val="Title"/>
     <w:next w:val="BodyText"/>
     <w:qFormat/>
     <w:pPr>
       <w:keepNext/>
       <w:keepLines/>
-      <w:jc w:val="center"/>
     </w:pPr>
-  </w:style>
-  <w:style w:styleId="Date" w:type="paragraph">
-    <w:name w:val="Date"/>
-    <w:next w:val="BodyText"/>
-    <w:qFormat/>
-    <w:pPr>
-      <w:keepNext/>
-      <w:keepLines/>
-      <w:jc w:val="center"/>
-    </w:pPr>
+    <w:rPr>
+      <w:sz w:val="24"/>
+      <w:szCs w:val="24"/>
+    </w:rPr>
   </w:style>
   <w:style w:customStyle="1" w:styleId="AbstractTitle" w:type="paragraph">
     <w:name w:val="Abstract Title"/>
@@ -7300,15 +6918,13 @@
     <w:pPr>
       <w:keepNext/>
       <w:keepLines/>
+      <w:spacing w:after="0" w:before="300"/>
       <w:jc w:val="center"/>
-      <w:spacing w:after="0" w:before="300"/>
     </w:pPr>
     <w:rPr>
+      <w:b/>
       <w:sz w:val="20"/>
       <w:szCs w:val="20"/>
-      <w:b/>
-      <w:color w:val="345A8A"/>
-      &gt;
     </w:rPr>
   </w:style>
   <w:style w:customStyle="1" w:styleId="Abstract" w:type="paragraph">
@@ -7335,194 +6951,334 @@
     <w:rPr/>
   </w:style>
   <w:style w:styleId="Heading1" w:type="paragraph">
-    <w:name w:val="Heading 1"/>
+    <w:name w:val="heading 1"/>
     <w:basedOn w:val="Normal"/>
     <w:next w:val="BodyText"/>
+    <w:link w:val="Heading1Char"/>
     <w:uiPriority w:val="9"/>
     <w:qFormat/>
+    <w:rsid w:val="00A10FD9"/>
     <w:pPr>
       <w:keepNext/>
-      <w:spacing w:after="200" w:before="480"/>
-      <w:pBdr>
-        <w:bottom w:color="12253F" w:space="4" w:sz="12" w:val="single"/>
-      </w:pBdr>
+      <w:keepLines/>
+      <w:spacing w:after="80" w:before="360"/>
+      <w:outlineLvl w:val="0"/>
     </w:pPr>
     <w:rPr>
-      <w:b/>
-      <w:color w:val="12253F"/>
-      <w:sz w:val="34"/>
-      <w:szCs w:val="34"/>
+      <w:rFonts w:asciiTheme="majorHAnsi" w:cstheme="majorBidi" w:eastAsiaTheme="majorEastAsia" w:hAnsiTheme="majorHAnsi"/>
+      <w:color w:themeColor="accent1" w:themeShade="BF" w:val="0F4761"/>
+      <w:sz w:val="40"/>
+      <w:szCs w:val="40"/>
     </w:rPr>
   </w:style>
   <w:style w:styleId="Heading2" w:type="paragraph">
-    <w:name w:val="Heading 2"/>
+    <w:name w:val="heading 2"/>
     <w:basedOn w:val="Normal"/>
+    <w:next w:val="BodyText"/>
+    <w:link w:val="Heading2Char"/>
+    <w:uiPriority w:val="9"/>
+    <w:semiHidden/>
+    <w:unhideWhenUsed/>
+    <w:qFormat/>
+    <w:rsid w:val="00A10FD9"/>
+    <w:pPr>
+      <w:keepNext/>
+      <w:keepLines/>
+      <w:spacing w:after="80" w:before="160"/>
+      <w:outlineLvl w:val="1"/>
+    </w:pPr>
+    <w:rPr>
+      <w:rFonts w:asciiTheme="majorHAnsi" w:cstheme="majorBidi" w:eastAsiaTheme="majorEastAsia" w:hAnsiTheme="majorHAnsi"/>
+      <w:color w:themeColor="accent1" w:themeShade="BF" w:val="0F4761"/>
+      <w:sz w:val="32"/>
+      <w:szCs w:val="32"/>
+    </w:rPr>
+  </w:style>
+  <w:style w:styleId="Heading3" w:type="paragraph">
+    <w:name w:val="heading 3"/>
+    <w:basedOn w:val="Normal"/>
+    <w:next w:val="BodyText"/>
+    <w:link w:val="Heading3Char"/>
+    <w:uiPriority w:val="9"/>
+    <w:semiHidden/>
+    <w:unhideWhenUsed/>
+    <w:qFormat/>
+    <w:rsid w:val="00A10FD9"/>
+    <w:pPr>
+      <w:keepNext/>
+      <w:keepLines/>
+      <w:spacing w:after="80" w:before="160"/>
+      <w:outlineLvl w:val="2"/>
+    </w:pPr>
+    <w:rPr>
+      <w:rFonts w:cstheme="majorBidi" w:eastAsiaTheme="majorEastAsia"/>
+      <w:color w:themeColor="accent1" w:themeShade="BF" w:val="0F4761"/>
+      <w:sz w:val="28"/>
+      <w:szCs w:val="28"/>
+    </w:rPr>
+  </w:style>
+  <w:style w:styleId="Heading4" w:type="paragraph">
+    <w:name w:val="heading 4"/>
+    <w:basedOn w:val="Normal"/>
+    <w:next w:val="BodyText"/>
+    <w:link w:val="Heading4Char"/>
+    <w:uiPriority w:val="9"/>
+    <w:semiHidden/>
+    <w:unhideWhenUsed/>
+    <w:qFormat/>
+    <w:rsid w:val="00A10FD9"/>
+    <w:pPr>
+      <w:keepNext/>
+      <w:keepLines/>
+      <w:spacing w:after="40" w:before="80"/>
+      <w:outlineLvl w:val="3"/>
+    </w:pPr>
+    <w:rPr>
+      <w:rFonts w:cstheme="majorBidi" w:eastAsiaTheme="majorEastAsia"/>
+      <w:i/>
+      <w:iCs/>
+      <w:color w:themeColor="accent1" w:themeShade="BF" w:val="0F4761"/>
+    </w:rPr>
+  </w:style>
+  <w:style w:styleId="Heading5" w:type="paragraph">
+    <w:name w:val="heading 5"/>
+    <w:basedOn w:val="Normal"/>
+    <w:next w:val="BodyText"/>
+    <w:link w:val="Heading5Char"/>
+    <w:uiPriority w:val="9"/>
+    <w:semiHidden/>
+    <w:unhideWhenUsed/>
+    <w:qFormat/>
+    <w:rsid w:val="00A10FD9"/>
+    <w:pPr>
+      <w:keepNext/>
+      <w:keepLines/>
+      <w:spacing w:after="40" w:before="80"/>
+      <w:outlineLvl w:val="4"/>
+    </w:pPr>
+    <w:rPr>
+      <w:rFonts w:cstheme="majorBidi" w:eastAsiaTheme="majorEastAsia"/>
+      <w:color w:themeColor="accent1" w:themeShade="BF" w:val="0F4761"/>
+    </w:rPr>
+  </w:style>
+  <w:style w:styleId="Heading6" w:type="paragraph">
+    <w:name w:val="heading 6"/>
+    <w:basedOn w:val="Normal"/>
+    <w:next w:val="BodyText"/>
+    <w:link w:val="Heading6Char"/>
+    <w:uiPriority w:val="9"/>
+    <w:semiHidden/>
+    <w:unhideWhenUsed/>
+    <w:qFormat/>
+    <w:rsid w:val="00A10FD9"/>
+    <w:pPr>
+      <w:keepNext/>
+      <w:keepLines/>
+      <w:spacing w:after="0" w:before="40"/>
+      <w:outlineLvl w:val="5"/>
+    </w:pPr>
+    <w:rPr>
+      <w:rFonts w:cstheme="majorBidi" w:eastAsiaTheme="majorEastAsia"/>
+      <w:i/>
+      <w:iCs/>
+      <w:color w:themeColor="text1" w:themeTint="A6" w:val="595959"/>
+    </w:rPr>
+  </w:style>
+  <w:style w:styleId="Heading7" w:type="paragraph">
+    <w:name w:val="heading 7"/>
+    <w:basedOn w:val="Normal"/>
+    <w:next w:val="BodyText"/>
+    <w:link w:val="Heading7Char"/>
+    <w:uiPriority w:val="9"/>
+    <w:semiHidden/>
+    <w:unhideWhenUsed/>
+    <w:qFormat/>
+    <w:rsid w:val="00A10FD9"/>
+    <w:pPr>
+      <w:keepNext/>
+      <w:keepLines/>
+      <w:spacing w:after="0" w:before="40"/>
+      <w:outlineLvl w:val="6"/>
+    </w:pPr>
+    <w:rPr>
+      <w:rFonts w:cstheme="majorBidi" w:eastAsiaTheme="majorEastAsia"/>
+      <w:color w:themeColor="text1" w:themeTint="A6" w:val="595959"/>
+    </w:rPr>
+  </w:style>
+  <w:style w:styleId="Heading8" w:type="paragraph">
+    <w:name w:val="heading 8"/>
+    <w:basedOn w:val="Normal"/>
+    <w:next w:val="BodyText"/>
+    <w:link w:val="Heading8Char"/>
+    <w:uiPriority w:val="9"/>
+    <w:semiHidden/>
+    <w:unhideWhenUsed/>
+    <w:qFormat/>
+    <w:rsid w:val="00A10FD9"/>
+    <w:pPr>
+      <w:keepNext/>
+      <w:keepLines/>
+      <w:spacing w:after="0"/>
+      <w:outlineLvl w:val="7"/>
+    </w:pPr>
+    <w:rPr>
+      <w:rFonts w:cstheme="majorBidi" w:eastAsiaTheme="majorEastAsia"/>
+      <w:i/>
+      <w:iCs/>
+      <w:color w:themeColor="text1" w:themeTint="D8" w:val="272727"/>
+    </w:rPr>
+  </w:style>
+  <w:style w:styleId="Heading9" w:type="paragraph">
+    <w:name w:val="heading 9"/>
+    <w:basedOn w:val="Normal"/>
+    <w:next w:val="BodyText"/>
+    <w:link w:val="Heading9Char"/>
+    <w:uiPriority w:val="9"/>
+    <w:semiHidden/>
+    <w:unhideWhenUsed/>
+    <w:qFormat/>
+    <w:rsid w:val="00A10FD9"/>
+    <w:pPr>
+      <w:keepNext/>
+      <w:keepLines/>
+      <w:spacing w:after="0"/>
+      <w:outlineLvl w:val="8"/>
+    </w:pPr>
+    <w:rPr>
+      <w:rFonts w:cstheme="majorBidi" w:eastAsiaTheme="majorEastAsia"/>
+      <w:color w:themeColor="text1" w:themeTint="D8" w:val="272727"/>
+    </w:rPr>
+  </w:style>
+  <w:style w:customStyle="1" w:styleId="Heading1Char" w:type="character">
+    <w:name w:val="Heading 1 Char"/>
+    <w:basedOn w:val="DefaultParagraphFont"/>
+    <w:link w:val="Heading1"/>
+    <w:uiPriority w:val="9"/>
+    <w:rsid w:val="00A10FD9"/>
+    <w:rPr>
+      <w:rFonts w:asciiTheme="majorHAnsi" w:cstheme="majorBidi" w:eastAsiaTheme="majorEastAsia" w:hAnsiTheme="majorHAnsi"/>
+      <w:color w:themeColor="accent1" w:themeShade="BF" w:val="0F4761"/>
+      <w:sz w:val="40"/>
+      <w:szCs w:val="40"/>
+    </w:rPr>
+  </w:style>
+  <w:style w:customStyle="1" w:styleId="Heading2Char" w:type="character">
+    <w:name w:val="Heading 2 Char"/>
+    <w:basedOn w:val="DefaultParagraphFont"/>
+    <w:link w:val="Heading2"/>
+    <w:uiPriority w:val="9"/>
+    <w:semiHidden/>
+    <w:rsid w:val="00A10FD9"/>
+    <w:rPr>
+      <w:rFonts w:asciiTheme="majorHAnsi" w:cstheme="majorBidi" w:eastAsiaTheme="majorEastAsia" w:hAnsiTheme="majorHAnsi"/>
+      <w:color w:themeColor="accent1" w:themeShade="BF" w:val="0F4761"/>
+      <w:sz w:val="32"/>
+      <w:szCs w:val="32"/>
+    </w:rPr>
+  </w:style>
+  <w:style w:customStyle="1" w:styleId="Heading3Char" w:type="character">
+    <w:name w:val="Heading 3 Char"/>
+    <w:basedOn w:val="DefaultParagraphFont"/>
+    <w:link w:val="Heading3"/>
+    <w:uiPriority w:val="9"/>
+    <w:semiHidden/>
+    <w:rsid w:val="00A10FD9"/>
+    <w:rPr>
+      <w:rFonts w:cstheme="majorBidi" w:eastAsiaTheme="majorEastAsia"/>
+      <w:color w:themeColor="accent1" w:themeShade="BF" w:val="0F4761"/>
+      <w:sz w:val="28"/>
+      <w:szCs w:val="28"/>
+    </w:rPr>
+  </w:style>
+  <w:style w:customStyle="1" w:styleId="Heading4Char" w:type="character">
+    <w:name w:val="Heading 4 Char"/>
+    <w:basedOn w:val="DefaultParagraphFont"/>
+    <w:link w:val="Heading4"/>
+    <w:uiPriority w:val="9"/>
+    <w:semiHidden/>
+    <w:rsid w:val="00A10FD9"/>
+    <w:rPr>
+      <w:rFonts w:cstheme="majorBidi" w:eastAsiaTheme="majorEastAsia"/>
+      <w:i/>
+      <w:iCs/>
+      <w:color w:themeColor="accent1" w:themeShade="BF" w:val="0F4761"/>
+    </w:rPr>
+  </w:style>
+  <w:style w:customStyle="1" w:styleId="Heading5Char" w:type="character">
+    <w:name w:val="Heading 5 Char"/>
+    <w:basedOn w:val="DefaultParagraphFont"/>
+    <w:link w:val="Heading5"/>
+    <w:uiPriority w:val="9"/>
+    <w:semiHidden/>
+    <w:rsid w:val="00A10FD9"/>
+    <w:rPr>
+      <w:rFonts w:cstheme="majorBidi" w:eastAsiaTheme="majorEastAsia"/>
+      <w:color w:themeColor="accent1" w:themeShade="BF" w:val="0F4761"/>
+    </w:rPr>
+  </w:style>
+  <w:style w:customStyle="1" w:styleId="Heading6Char" w:type="character">
+    <w:name w:val="Heading 6 Char"/>
+    <w:basedOn w:val="DefaultParagraphFont"/>
+    <w:link w:val="Heading6"/>
+    <w:uiPriority w:val="9"/>
+    <w:semiHidden/>
+    <w:rsid w:val="00A10FD9"/>
+    <w:rPr>
+      <w:rFonts w:cstheme="majorBidi" w:eastAsiaTheme="majorEastAsia"/>
+      <w:i/>
+      <w:iCs/>
+      <w:color w:themeColor="text1" w:themeTint="A6" w:val="595959"/>
+    </w:rPr>
+  </w:style>
+  <w:style w:customStyle="1" w:styleId="Heading7Char" w:type="character">
+    <w:name w:val="Heading 7 Char"/>
+    <w:basedOn w:val="DefaultParagraphFont"/>
+    <w:link w:val="Heading7"/>
+    <w:uiPriority w:val="9"/>
+    <w:semiHidden/>
+    <w:rsid w:val="00A10FD9"/>
+    <w:rPr>
+      <w:rFonts w:cstheme="majorBidi" w:eastAsiaTheme="majorEastAsia"/>
+      <w:color w:themeColor="text1" w:themeTint="A6" w:val="595959"/>
+    </w:rPr>
+  </w:style>
+  <w:style w:customStyle="1" w:styleId="Heading8Char" w:type="character">
+    <w:name w:val="Heading 8 Char"/>
+    <w:basedOn w:val="DefaultParagraphFont"/>
+    <w:link w:val="Heading8"/>
+    <w:uiPriority w:val="9"/>
+    <w:semiHidden/>
+    <w:rsid w:val="00A10FD9"/>
+    <w:rPr>
+      <w:rFonts w:cstheme="majorBidi" w:eastAsiaTheme="majorEastAsia"/>
+      <w:i/>
+      <w:iCs/>
+      <w:color w:themeColor="text1" w:themeTint="D8" w:val="272727"/>
+    </w:rPr>
+  </w:style>
+  <w:style w:customStyle="1" w:styleId="Heading9Char" w:type="character">
+    <w:name w:val="Heading 9 Char"/>
+    <w:basedOn w:val="DefaultParagraphFont"/>
+    <w:link w:val="Heading9"/>
+    <w:uiPriority w:val="9"/>
+    <w:semiHidden/>
+    <w:rsid w:val="00A10FD9"/>
+    <w:rPr>
+      <w:rFonts w:cstheme="majorBidi" w:eastAsiaTheme="majorEastAsia"/>
+      <w:color w:themeColor="text1" w:themeTint="D8" w:val="272727"/>
+    </w:rPr>
+  </w:style>
+  <w:style w:styleId="BlockText" w:type="paragraph">
+    <w:name w:val="Block Text"/>
+    <w:basedOn w:val="BodyText"/>
     <w:next w:val="BodyText"/>
     <w:uiPriority w:val="9"/>
     <w:unhideWhenUsed/>
     <w:qFormat/>
     <w:pPr>
-      <w:keepNext/>
-      <w:spacing w:after="160" w:before="400"/>
-      <w:pBdr>
-        <w:bottom w:color="12253F" w:space="4" w:sz="12" w:val="single"/>
-      </w:pBdr>
+      <w:spacing w:after="100" w:before="100"/>
+      <w:ind w:firstLine="0" w:left="480" w:right="480"/>
     </w:pPr>
-    <w:rPr>
-      <w:b/>
-      <w:color w:val="12253F"/>
-      <w:sz w:val="27"/>
-      <w:szCs w:val="27"/>
-    </w:rPr>
-  </w:style>
-  <w:style w:styleId="Heading3" w:type="paragraph">
-    <w:name w:val="Heading 3"/>
-    <w:basedOn w:val="Normal"/>
-    <w:next w:val="BodyText"/>
-    <w:uiPriority w:val="9"/>
-    <w:unhideWhenUsed/>
-    <w:qFormat/>
-    <w:pPr>
-      <w:keepNext/>
-      <w:spacing w:after="120" w:before="320"/>
-    </w:pPr>
-    <w:rPr>
-      <w:b/>
-      <w:color w:val="1D3B5E"/>
-      <w:sz w:val="22"/>
-      <w:szCs w:val="22"/>
-    </w:rPr>
-  </w:style>
-  <w:style w:styleId="Heading4" w:type="paragraph">
-    <w:name w:val="Heading 4"/>
-    <w:basedOn w:val="Normal"/>
-    <w:next w:val="BodyText"/>
-    <w:uiPriority w:val="9"/>
-    <w:unhideWhenUsed/>
-    <w:qFormat/>
-    <w:pPr>
-      <w:keepNext/>
-      <w:spacing w:after="100" w:before="240"/>
-    </w:pPr>
-    <w:rPr>
-      <w:b/>
-      <w:color w:val="2C4E75"/>
-      <w:sz w:val="19"/>
-      <w:szCs w:val="19"/>
-    </w:rPr>
-  </w:style>
-  <w:style w:styleId="Heading5" w:type="paragraph">
-    <w:name w:val="Heading 5"/>
-    <w:basedOn w:val="Normal"/>
-    <w:next w:val="BodyText"/>
-    <w:uiPriority w:val="9"/>
-    <w:unhideWhenUsed/>
-    <w:qFormat/>
-    <w:pPr>
-      <w:keepNext/>
-      <w:spacing w:after="80" w:before="200"/>
-    </w:pPr>
-    <w:rPr>
-      <w:b/>
-      <w:color w:val="6B7280"/>
-      <w:sz w:val="19"/>
-      <w:szCs w:val="19"/>
-    </w:rPr>
-  </w:style>
-  <w:style w:styleId="Heading6" w:type="paragraph">
-    <w:name w:val="Heading 6"/>
-    <w:basedOn w:val="Normal"/>
-    <w:next w:val="BodyText"/>
-    <w:uiPriority w:val="9"/>
-    <w:unhideWhenUsed/>
-    <w:qFormat/>
-    <w:pPr>
-      <w:keepNext/>
-      <w:keepLines/>
-      <w:spacing w:after="0" w:before="200"/>
-      <w:outlineLvl w:val="5"/>
-    </w:pPr>
-    <w:rPr>
-      <w:rFonts w:asciiTheme="majorHAnsi" w:cstheme="majorBidi" w:eastAsiaTheme="majorEastAsia" w:hAnsiTheme="majorHAnsi"/>
-      <w:color w:themeColor="accent1" w:val="4F81BD"/>
-      <w:sz w:val="24"/>
-      <w:szCs w:val="24"/>
-    </w:rPr>
-  </w:style>
-  <w:style w:styleId="Heading7" w:type="paragraph">
-    <w:name w:val="Heading 7"/>
-    <w:basedOn w:val="Normal"/>
-    <w:next w:val="BodyText"/>
-    <w:uiPriority w:val="9"/>
-    <w:unhideWhenUsed/>
-    <w:qFormat/>
-    <w:pPr>
-      <w:keepNext/>
-      <w:keepLines/>
-      <w:spacing w:after="0" w:before="200"/>
-      <w:outlineLvl w:val="6"/>
-    </w:pPr>
-    <w:rPr>
-      <w:rFonts w:asciiTheme="majorHAnsi" w:cstheme="majorBidi" w:eastAsiaTheme="majorEastAsia" w:hAnsiTheme="majorHAnsi"/>
-      <w:color w:themeColor="accent1" w:val="4F81BD"/>
-      <w:sz w:val="24"/>
-      <w:szCs w:val="24"/>
-    </w:rPr>
-  </w:style>
-  <w:style w:styleId="Heading8" w:type="paragraph">
-    <w:name w:val="Heading 8"/>
-    <w:basedOn w:val="Normal"/>
-    <w:next w:val="BodyText"/>
-    <w:uiPriority w:val="9"/>
-    <w:unhideWhenUsed/>
-    <w:qFormat/>
-    <w:pPr>
-      <w:keepNext/>
-      <w:keepLines/>
-      <w:spacing w:after="0" w:before="200"/>
-      <w:outlineLvl w:val="7"/>
-    </w:pPr>
-    <w:rPr>
-      <w:rFonts w:asciiTheme="majorHAnsi" w:cstheme="majorBidi" w:eastAsiaTheme="majorEastAsia" w:hAnsiTheme="majorHAnsi"/>
-      <w:color w:themeColor="accent1" w:val="4F81BD"/>
-      <w:sz w:val="24"/>
-      <w:szCs w:val="24"/>
-    </w:rPr>
-  </w:style>
-  <w:style w:styleId="Heading9" w:type="paragraph">
-    <w:name w:val="Heading 9"/>
-    <w:basedOn w:val="Normal"/>
-    <w:next w:val="BodyText"/>
-    <w:uiPriority w:val="9"/>
-    <w:unhideWhenUsed/>
-    <w:qFormat/>
-    <w:pPr>
-      <w:keepNext/>
-      <w:keepLines/>
-      <w:spacing w:after="0" w:before="200"/>
-      <w:outlineLvl w:val="8"/>
-    </w:pPr>
-    <w:rPr>
-      <w:rFonts w:asciiTheme="majorHAnsi" w:cstheme="majorBidi" w:eastAsiaTheme="majorEastAsia" w:hAnsiTheme="majorHAnsi"/>
-      <w:color w:themeColor="accent1" w:val="4F81BD"/>
-      <w:sz w:val="24"/>
-      <w:szCs w:val="24"/>
-    </w:rPr>
-  </w:style>
-  <w:style w:styleId="BlockText" w:type="paragraph">
-    <w:name w:val="Block Text"/>
-    <w:basedOn w:val="BodyText"/>
-    <w:pPr>
-      <w:pBdr>
-        <w:left w:color="F0B429" w:space="8" w:sz="18" w:val="single"/>
-      </w:pBdr>
-      <w:shd w:color="auto" w:fill="FDF9EF" w:val="clear"/>
-      <w:ind w:left="240" w:right="120"/>
-      <w:spacing w:after="160" w:before="160"/>
-    </w:pPr>
-    <w:rPr>
-      <w:color w:val="4A3F26"/>
-    </w:rPr>
   </w:style>
   <w:style w:styleId="FootnoteText" w:type="paragraph">
     <w:name w:val="Footnote Text"/>
@@ -7531,6 +7287,18 @@
     <w:uiPriority w:val="9"/>
     <w:unhideWhenUsed/>
     <w:qFormat/>
+  </w:style>
+  <w:style w:styleId="FootnoteBlockText" w:type="paragraph">
+    <w:name w:val="Footnote Block Text"/>
+    <w:basedOn w:val="FootnoteText"/>
+    <w:next w:val="FootnoteText"/>
+    <w:uiPriority w:val="9"/>
+    <w:unhideWhenUsed/>
+    <w:qFormat/>
+    <w:pPr>
+      <w:spacing w:after="100" w:before="100"/>
+      <w:ind w:firstLine="0" w:left="480" w:right="480"/>
+    </w:pPr>
   </w:style>
   <w:style w:default="1" w:styleId="DefaultParagraphFont" w:type="character">
     <w:name w:val="Default Paragraph Font"/>
@@ -7553,18 +7321,11 @@
       </w:tblCellMar>
     </w:tblPr>
     <w:tblStylePr w:type="firstRow">
-      <w:tblPr>
-        <w:jc w:val="left"/>
-        <w:tblInd w:type="dxa" w:w="0"/>
-      </w:tblPr>
-      <w:trPr>
-        <w:jc w:val="left"/>
-      </w:trPr>
       <w:tcPr>
-        <w:vAlign w:val="bottom"/>
         <w:tcBorders>
           <w:bottom w:val="single"/>
         </w:tcBorders>
+        <w:vAlign w:val="bottom"/>
       </w:tcPr>
     </w:tblStylePr>
   </w:style>
@@ -7627,7 +7388,7 @@
     <w:name w:val="Verbatim Char"/>
     <w:basedOn w:val="BodyTextChar"/>
     <w:rPr>
-      <w:rFonts w:ascii="D2Coding" w:eastAsia="D2Coding" w:hAnsi="Consolas"/>
+      <w:rFonts w:ascii="Consolas" w:hAnsi="Consolas"/>
       <w:sz w:val="22"/>
     </w:rPr>
   </w:style>
@@ -7679,8 +7440,8 @@
     <w:name w:val="KeywordTok"/>
     <w:basedOn w:val="VerbatimChar"/>
     <w:rPr>
+      <w:b/>
       <w:color w:val="007020"/>
-      <w:b/>
     </w:rPr>
   </w:style>
   <w:style w:type="character" w:customStyle="1" w:styleId="DataTypeTok">
@@ -7757,42 +7518,42 @@
     <w:name w:val="ImportTok"/>
     <w:basedOn w:val="VerbatimChar"/>
     <w:rPr>
+      <w:b/>
       <w:color w:val="008000"/>
-      <w:b/>
     </w:rPr>
   </w:style>
   <w:style w:type="character" w:customStyle="1" w:styleId="CommentTok">
     <w:name w:val="CommentTok"/>
     <w:basedOn w:val="VerbatimChar"/>
     <w:rPr>
+      <w:i/>
       <w:color w:val="60a0b0"/>
-      <w:i/>
     </w:rPr>
   </w:style>
   <w:style w:type="character" w:customStyle="1" w:styleId="DocumentationTok">
     <w:name w:val="DocumentationTok"/>
     <w:basedOn w:val="VerbatimChar"/>
     <w:rPr>
+      <w:i/>
       <w:color w:val="ba2121"/>
-      <w:i/>
     </w:rPr>
   </w:style>
   <w:style w:type="character" w:customStyle="1" w:styleId="AnnotationTok">
     <w:name w:val="AnnotationTok"/>
     <w:basedOn w:val="VerbatimChar"/>
     <w:rPr>
-      <w:color w:val="60a0b0"/>
       <w:b/>
       <w:i/>
+      <w:color w:val="60a0b0"/>
     </w:rPr>
   </w:style>
   <w:style w:type="character" w:customStyle="1" w:styleId="CommentVarTok">
     <w:name w:val="CommentVarTok"/>
     <w:basedOn w:val="VerbatimChar"/>
     <w:rPr>
-      <w:color w:val="60a0b0"/>
       <w:b/>
       <w:i/>
+      <w:color w:val="60a0b0"/>
     </w:rPr>
   </w:style>
   <w:style w:type="character" w:customStyle="1" w:styleId="OtherTok">
@@ -7820,8 +7581,8 @@
     <w:name w:val="ControlFlowTok"/>
     <w:basedOn w:val="VerbatimChar"/>
     <w:rPr>
+      <w:b/>
       <w:color w:val="007020"/>
-      <w:b/>
     </w:rPr>
   </w:style>
   <w:style w:type="character" w:customStyle="1" w:styleId="OperatorTok">
@@ -7866,34 +7627,34 @@
     <w:name w:val="InformationTok"/>
     <w:basedOn w:val="VerbatimChar"/>
     <w:rPr>
-      <w:color w:val="60a0b0"/>
       <w:b/>
       <w:i/>
+      <w:color w:val="60a0b0"/>
     </w:rPr>
   </w:style>
   <w:style w:type="character" w:customStyle="1" w:styleId="WarningTok">
     <w:name w:val="WarningTok"/>
     <w:basedOn w:val="VerbatimChar"/>
     <w:rPr>
-      <w:color w:val="60a0b0"/>
       <w:b/>
       <w:i/>
+      <w:color w:val="60a0b0"/>
     </w:rPr>
   </w:style>
   <w:style w:type="character" w:customStyle="1" w:styleId="AlertTok">
     <w:name w:val="AlertTok"/>
     <w:basedOn w:val="VerbatimChar"/>
     <w:rPr>
+      <w:b/>
       <w:color w:val="ff0000"/>
-      <w:b/>
     </w:rPr>
   </w:style>
   <w:style w:type="character" w:customStyle="1" w:styleId="ErrorTok">
     <w:name w:val="ErrorTok"/>
     <w:basedOn w:val="VerbatimChar"/>
     <w:rPr>
+      <w:b/>
       <w:color w:val="ff0000"/>
-      <w:b/>
     </w:rPr>
   </w:style>
   <w:style w:type="character" w:customStyle="1" w:styleId="NormalTok">
@@ -7915,44 +7676,44 @@
         <a:sysClr val="window" lastClr="FFFFFF"/>
       </a:lt1>
       <a:dk2>
-        <a:srgbClr val="1F497D"/>
+        <a:srgbClr val="0E2841"/>
       </a:dk2>
       <a:lt2>
-        <a:srgbClr val="EEECE1"/>
+        <a:srgbClr val="E8E8E8"/>
       </a:lt2>
       <a:accent1>
-        <a:srgbClr val="4F81BD"/>
+        <a:srgbClr val="156082"/>
       </a:accent1>
       <a:accent2>
-        <a:srgbClr val="C0504D"/>
+        <a:srgbClr val="E97132"/>
       </a:accent2>
       <a:accent3>
-        <a:srgbClr val="9BBB59"/>
+        <a:srgbClr val="196B24"/>
       </a:accent3>
       <a:accent4>
-        <a:srgbClr val="8064A2"/>
+        <a:srgbClr val="0F9ED5"/>
       </a:accent4>
       <a:accent5>
-        <a:srgbClr val="4BACC6"/>
+        <a:srgbClr val="A02B93"/>
       </a:accent5>
       <a:accent6>
-        <a:srgbClr val="F79646"/>
+        <a:srgbClr val="4EA72E"/>
       </a:accent6>
       <a:hlink>
-        <a:srgbClr val="0000FF"/>
+        <a:srgbClr val="467886"/>
       </a:hlink>
       <a:folHlink>
-        <a:srgbClr val="800080"/>
+        <a:srgbClr val="96607D"/>
       </a:folHlink>
     </a:clrScheme>
     <a:fontScheme name="Office">
       <a:majorFont>
-        <a:latin typeface="Calibri"/>
+        <a:latin typeface="Aptos Display" panose="02110004020202020204"/>
         <a:ea typeface=""/>
         <a:cs typeface=""/>
-        <a:font script="Jpan" typeface="ＭＳ ゴシック"/>
+        <a:font script="Jpan" typeface="游ゴシック Light"/>
         <a:font script="Hang" typeface="맑은 고딕"/>
-        <a:font script="Hans" typeface="宋体"/>
+        <a:font script="Hans" typeface="等线 Light"/>
         <a:font script="Hant" typeface="新細明體"/>
         <a:font script="Arab" typeface="Times New Roman"/>
         <a:font script="Hebr" typeface="Times New Roman"/>
@@ -7979,14 +7740,32 @@
         <a:font script="Mong" typeface="Mongolian Baiti"/>
         <a:font script="Viet" typeface="Times New Roman"/>
         <a:font script="Uigh" typeface="Microsoft Uighur"/>
+        <a:font script="Geor" typeface="Sylfaen"/>
+        <a:font script="Armn" typeface="Arial"/>
+        <a:font script="Bugi" typeface="Leelawadee UI"/>
+        <a:font script="Bopo" typeface="Microsoft JhengHei"/>
+        <a:font script="Java" typeface="Javanese Text"/>
+        <a:font script="Lisu" typeface="Segoe UI"/>
+        <a:font script="Mymr" typeface="Myanmar Text"/>
+        <a:font script="Nkoo" typeface="Ebrima"/>
+        <a:font script="Olck" typeface="Nirmala UI"/>
+        <a:font script="Osma" typeface="Ebrima"/>
+        <a:font script="Phag" typeface="Phagspa"/>
+        <a:font script="Syrn" typeface="Estrangelo Edessa"/>
+        <a:font script="Syrj" typeface="Estrangelo Edessa"/>
+        <a:font script="Syre" typeface="Estrangelo Edessa"/>
+        <a:font script="Sora" typeface="Nirmala UI"/>
+        <a:font script="Tale" typeface="Microsoft Tai Le"/>
+        <a:font script="Talu" typeface="Microsoft New Tai Lue"/>
+        <a:font script="Tfng" typeface="Ebrima"/>
       </a:majorFont>
       <a:minorFont>
-        <a:latin typeface="Cambria"/>
+        <a:latin typeface="Aptos" panose="02110004020202020204"/>
         <a:ea typeface=""/>
         <a:cs typeface=""/>
-        <a:font script="Jpan" typeface="ＭＳ 明朝"/>
+        <a:font script="Jpan" typeface="游明朝"/>
         <a:font script="Hang" typeface="맑은 고딕"/>
-        <a:font script="Hans" typeface="宋体"/>
+        <a:font script="Hans" typeface="等线"/>
         <a:font script="Hant" typeface="新細明體"/>
         <a:font script="Arab" typeface="Arial"/>
         <a:font script="Hebr" typeface="Arial"/>
@@ -8013,6 +7792,24 @@
         <a:font script="Mong" typeface="Mongolian Baiti"/>
         <a:font script="Viet" typeface="Arial"/>
         <a:font script="Uigh" typeface="Microsoft Uighur"/>
+        <a:font script="Geor" typeface="Sylfaen"/>
+        <a:font script="Armn" typeface="Arial"/>
+        <a:font script="Bugi" typeface="Leelawadee UI"/>
+        <a:font script="Bopo" typeface="Microsoft JhengHei"/>
+        <a:font script="Java" typeface="Javanese Text"/>
+        <a:font script="Lisu" typeface="Segoe UI"/>
+        <a:font script="Mymr" typeface="Myanmar Text"/>
+        <a:font script="Nkoo" typeface="Ebrima"/>
+        <a:font script="Olck" typeface="Nirmala UI"/>
+        <a:font script="Osma" typeface="Ebrima"/>
+        <a:font script="Phag" typeface="Phagspa"/>
+        <a:font script="Syrn" typeface="Estrangelo Edessa"/>
+        <a:font script="Syrj" typeface="Estrangelo Edessa"/>
+        <a:font script="Syre" typeface="Estrangelo Edessa"/>
+        <a:font script="Sora" typeface="Nirmala UI"/>
+        <a:font script="Tale" typeface="Microsoft Tai Le"/>
+        <a:font script="Talu" typeface="Microsoft New Tai Lue"/>
+        <a:font script="Tfng" typeface="Ebrima"/>
       </a:minorFont>
     </a:fontScheme>
     <a:fmtScheme name="Office">
@@ -8024,200 +7821,141 @@
           <a:gsLst>
             <a:gs pos="0">
               <a:schemeClr val="phClr">
-                <a:tint val="50000"/>
-                <a:satMod val="300000"/>
+                <a:lumMod val="110000"/>
+                <a:satMod val="105000"/>
+                <a:tint val="67000"/>
               </a:schemeClr>
             </a:gs>
-            <a:gs pos="35000">
+            <a:gs pos="50000">
               <a:schemeClr val="phClr">
-                <a:tint val="37000"/>
-                <a:satMod val="300000"/>
+                <a:lumMod val="105000"/>
+                <a:satMod val="103000"/>
+                <a:tint val="73000"/>
               </a:schemeClr>
             </a:gs>
             <a:gs pos="100000">
               <a:schemeClr val="phClr">
-                <a:tint val="15000"/>
-                <a:satMod val="350000"/>
+                <a:lumMod val="105000"/>
+                <a:satMod val="109000"/>
+                <a:tint val="81000"/>
               </a:schemeClr>
             </a:gs>
           </a:gsLst>
-          <a:lin ang="16200000" scaled="1"/>
+          <a:lin ang="5400000" scaled="0"/>
         </a:gradFill>
         <a:gradFill rotWithShape="1">
           <a:gsLst>
             <a:gs pos="0">
               <a:schemeClr val="phClr">
-                <a:tint val="100000"/>
+                <a:satMod val="103000"/>
+                <a:lumMod val="102000"/>
+                <a:tint val="94000"/>
+              </a:schemeClr>
+            </a:gs>
+            <a:gs pos="50000">
+              <a:schemeClr val="phClr">
+                <a:satMod val="110000"/>
+                <a:lumMod val="100000"/>
                 <a:shade val="100000"/>
-                <a:satMod val="130000"/>
               </a:schemeClr>
             </a:gs>
             <a:gs pos="100000">
               <a:schemeClr val="phClr">
-                <a:tint val="50000"/>
-                <a:shade val="100000"/>
-                <a:satMod val="350000"/>
+                <a:lumMod val="99000"/>
+                <a:satMod val="120000"/>
+                <a:shade val="78000"/>
               </a:schemeClr>
             </a:gs>
           </a:gsLst>
-          <a:lin ang="16200000" scaled="0"/>
+          <a:lin ang="5400000" scaled="0"/>
         </a:gradFill>
       </a:fillStyleLst>
       <a:lnStyleLst>
-        <a:ln w="9525" cap="flat" cmpd="sng" algn="ctr">
-          <a:solidFill>
-            <a:schemeClr val="phClr">
-              <a:shade val="95000"/>
-              <a:satMod val="105000"/>
-            </a:schemeClr>
-          </a:solidFill>
-          <a:prstDash val="solid"/>
-        </a:ln>
-        <a:ln w="25400" cap="flat" cmpd="sng" algn="ctr">
+        <a:ln w="6350" cap="flat" cmpd="sng" algn="ctr">
           <a:solidFill>
             <a:schemeClr val="phClr"/>
           </a:solidFill>
           <a:prstDash val="solid"/>
+          <a:miter lim="800000"/>
         </a:ln>
-        <a:ln w="38100" cap="flat" cmpd="sng" algn="ctr">
+        <a:ln w="12700" cap="flat" cmpd="sng" algn="ctr">
           <a:solidFill>
             <a:schemeClr val="phClr"/>
           </a:solidFill>
           <a:prstDash val="solid"/>
+          <a:miter lim="800000"/>
+        </a:ln>
+        <a:ln w="19050" cap="flat" cmpd="sng" algn="ctr">
+          <a:solidFill>
+            <a:schemeClr val="phClr"/>
+          </a:solidFill>
+          <a:prstDash val="solid"/>
+          <a:miter lim="800000"/>
         </a:ln>
       </a:lnStyleLst>
       <a:effectStyleLst>
         <a:effectStyle>
+          <a:effectLst/>
+        </a:effectStyle>
+        <a:effectStyle>
+          <a:effectLst/>
+        </a:effectStyle>
+        <a:effectStyle>
           <a:effectLst>
-            <a:outerShdw blurRad="40000" dist="20000" dir="5400000" rotWithShape="0">
+            <a:outerShdw blurRad="57150" dist="19050" dir="5400000" algn="ctr" rotWithShape="0">
               <a:srgbClr val="000000">
-                <a:alpha val="38000"/>
+                <a:alpha val="63000"/>
               </a:srgbClr>
             </a:outerShdw>
           </a:effectLst>
-        </a:effectStyle>
-        <a:effectStyle>
-          <a:effectLst>
-            <a:outerShdw blurRad="40000" dist="23000" dir="5400000" rotWithShape="0">
-              <a:srgbClr val="000000">
-                <a:alpha val="35000"/>
-              </a:srgbClr>
-            </a:outerShdw>
-          </a:effectLst>
-        </a:effectStyle>
-        <a:effectStyle>
-          <a:effectLst>
-            <a:outerShdw blurRad="40000" dist="23000" dir="5400000" rotWithShape="0">
-              <a:srgbClr val="000000">
-                <a:alpha val="35000"/>
-              </a:srgbClr>
-            </a:outerShdw>
-          </a:effectLst>
-          <a:scene3d>
-            <a:camera prst="orthographicFront">
-              <a:rot lat="0" lon="0" rev="0"/>
-            </a:camera>
-            <a:lightRig rig="threePt" dir="t">
-              <a:rot lat="0" lon="0" rev="1200000"/>
-            </a:lightRig>
-          </a:scene3d>
-          <a:sp3d>
-            <a:bevelT w="63500" h="25400"/>
-          </a:sp3d>
         </a:effectStyle>
       </a:effectStyleLst>
       <a:bgFillStyleLst>
         <a:solidFill>
           <a:schemeClr val="phClr"/>
         </a:solidFill>
+        <a:solidFill>
+          <a:schemeClr val="phClr">
+            <a:tint val="95000"/>
+            <a:satMod val="170000"/>
+          </a:schemeClr>
+        </a:solidFill>
         <a:gradFill rotWithShape="1">
           <a:gsLst>
             <a:gs pos="0">
               <a:schemeClr val="phClr">
-                <a:tint val="40000"/>
-                <a:satMod val="350000"/>
+                <a:tint val="93000"/>
+                <a:satMod val="150000"/>
+                <a:shade val="98000"/>
+                <a:lumMod val="102000"/>
               </a:schemeClr>
             </a:gs>
-            <a:gs pos="40000">
+            <a:gs pos="50000">
               <a:schemeClr val="phClr">
-                <a:tint val="45000"/>
-                <a:shade val="99000"/>
-                <a:satMod val="350000"/>
+                <a:tint val="98000"/>
+                <a:satMod val="130000"/>
+                <a:shade val="90000"/>
+                <a:lumMod val="103000"/>
               </a:schemeClr>
             </a:gs>
             <a:gs pos="100000">
               <a:schemeClr val="phClr">
-                <a:shade val="20000"/>
-                <a:satMod val="255000"/>
+                <a:shade val="63000"/>
+                <a:satMod val="120000"/>
               </a:schemeClr>
             </a:gs>
           </a:gsLst>
-          <a:path path="circle">
-            <a:fillToRect l="50000" t="-80000" r="50000" b="180000"/>
-          </a:path>
-        </a:gradFill>
-        <a:gradFill rotWithShape="1">
-          <a:gsLst>
-            <a:gs pos="0">
-              <a:schemeClr val="phClr">
-                <a:tint val="80000"/>
-                <a:satMod val="300000"/>
-              </a:schemeClr>
-            </a:gs>
-            <a:gs pos="100000">
-              <a:schemeClr val="phClr">
-                <a:shade val="30000"/>
-                <a:satMod val="200000"/>
-              </a:schemeClr>
-            </a:gs>
-          </a:gsLst>
-          <a:path path="circle">
-            <a:fillToRect l="50000" t="50000" r="50000" b="50000"/>
-          </a:path>
+          <a:lin ang="5400000" scaled="0"/>
         </a:gradFill>
       </a:bgFillStyleLst>
     </a:fmtScheme>
   </a:themeElements>
-  <a:objectDefaults>
-    <a:spDef>
-      <a:spPr/>
-      <a:bodyPr/>
-      <a:lstStyle/>
-      <a:style>
-        <a:lnRef idx="1">
-          <a:schemeClr val="accent1"/>
-        </a:lnRef>
-        <a:fillRef idx="3">
-          <a:schemeClr val="accent1"/>
-        </a:fillRef>
-        <a:effectRef idx="2">
-          <a:schemeClr val="accent1"/>
-        </a:effectRef>
-        <a:fontRef idx="minor">
-          <a:schemeClr val="lt1"/>
-        </a:fontRef>
-      </a:style>
-    </a:spDef>
-    <a:lnDef>
-      <a:spPr/>
-      <a:bodyPr/>
-      <a:lstStyle/>
-      <a:style>
-        <a:lnRef idx="2">
-          <a:schemeClr val="accent1"/>
-        </a:lnRef>
-        <a:fillRef idx="0">
-          <a:schemeClr val="accent1"/>
-        </a:fillRef>
-        <a:effectRef idx="1">
-          <a:schemeClr val="accent1"/>
-        </a:effectRef>
-        <a:fontRef idx="minor">
-          <a:schemeClr val="tx1"/>
-        </a:fontRef>
-      </a:style>
-    </a:lnDef>
-  </a:objectDefaults>
+  <a:objectDefaults/>
   <a:extraClrSchemeLst/>
+  <a:extLst>
+    <a:ext uri="{05A4C25C-085E-4340-85A3-A5531E510DB2}">
+      <thm15:themeFamily xmlns:thm15="http://schemas.microsoft.com/office/thememl/2012/main" name="Office Theme" id="{2E142A2C-CD16-42D6-873A-C26D2A0506FA}" vid="{1BDDFF52-6CD6-40A5-AB3C-68EB2F1E4D0A}"/>
+    </a:ext>
+  </a:extLst>
 </a:theme>
 </file>
--- a/docs/docx/기획서.docx
+++ b/docs/docx/기획서.docx
@@ -1134,13 +1134,13 @@
       </w:tr>
     </w:tbl>
     <w:bookmarkEnd w:id="20"/>
-    <w:bookmarkStart w:id="21" w:name="두-축"/>
+    <w:bookmarkStart w:id="21" w:name="여섯-축"/>
     <w:p>
       <w:pPr>
         <w:pStyle w:val="Heading3"/>
       </w:pPr>
       <w:r>
-        <w:t xml:space="preserve">2.2 두 축</w:t>
+        <w:t xml:space="preserve">2.2 여섯 축</w:t>
       </w:r>
     </w:p>
     <w:p>
@@ -1148,7 +1148,7 @@
         <w:pStyle w:val="FirstParagraph"/>
       </w:pPr>
       <w:r>
-        <w:t xml:space="preserve">문제는 두 갈래이고, 서로가 서로의 원인이다.</w:t>
+        <w:t xml:space="preserve">무게중심이 되는 두 문제는 서로가 서로의 원인이다.</w:t>
       </w:r>
     </w:p>
     <w:tbl>
@@ -1244,7 +1244,174 @@
           </w:p>
         </w:tc>
       </w:tr>
+      <w:tr>
+        <w:tc>
+          <w:tcPr/>
+          <w:p>
+            <w:pPr>
+              <w:pStyle w:val="Compact"/>
+            </w:pPr>
+            <w:r>
+              <w:rPr>
+                <w:b/>
+                <w:bCs/>
+              </w:rPr>
+              <w:t xml:space="preserve">C. 길</w:t>
+            </w:r>
+          </w:p>
+        </w:tc>
+        <w:tc>
+          <w:tcPr/>
+          <w:p>
+            <w:pPr>
+              <w:pStyle w:val="Compact"/>
+            </w:pPr>
+            <w:r>
+              <w:t xml:space="preserve">어느 경로가 나한테 맞는지 모른다</w:t>
+            </w:r>
+          </w:p>
+        </w:tc>
+      </w:tr>
+      <w:tr>
+        <w:tc>
+          <w:tcPr/>
+          <w:p>
+            <w:pPr>
+              <w:pStyle w:val="Compact"/>
+            </w:pPr>
+            <w:r>
+              <w:rPr>
+                <w:b/>
+                <w:bCs/>
+              </w:rPr>
+              <w:t xml:space="preserve">D. 다음</w:t>
+            </w:r>
+          </w:p>
+        </w:tc>
+        <w:tc>
+          <w:tcPr/>
+          <w:p>
+            <w:pPr>
+              <w:pStyle w:val="Compact"/>
+            </w:pPr>
+            <w:r>
+              <w:t xml:space="preserve">완주하고 나면 다음이 없다</w:t>
+            </w:r>
+          </w:p>
+        </w:tc>
+      </w:tr>
+      <w:tr>
+        <w:tc>
+          <w:tcPr/>
+          <w:p>
+            <w:pPr>
+              <w:pStyle w:val="Compact"/>
+            </w:pPr>
+            <w:r>
+              <w:rPr>
+                <w:b/>
+                <w:bCs/>
+              </w:rPr>
+              <w:t xml:space="preserve">E. 가족</w:t>
+            </w:r>
+          </w:p>
+        </w:tc>
+        <w:tc>
+          <w:tcPr/>
+          <w:p>
+            <w:pPr>
+              <w:pStyle w:val="Compact"/>
+            </w:pPr>
+            <w:r>
+              <w:t xml:space="preserve">집에 있는 가족이 순례자 상태를 모른다</w:t>
+            </w:r>
+          </w:p>
+        </w:tc>
+      </w:tr>
+      <w:tr>
+        <w:tc>
+          <w:tcPr/>
+          <w:p>
+            <w:pPr>
+              <w:pStyle w:val="Compact"/>
+            </w:pPr>
+            <w:r>
+              <w:rPr>
+                <w:b/>
+                <w:bCs/>
+              </w:rPr>
+              <w:t xml:space="preserve">F. 동행</w:t>
+            </w:r>
+          </w:p>
+        </w:tc>
+        <w:tc>
+          <w:tcPr/>
+          <w:p>
+            <w:pPr>
+              <w:pStyle w:val="Compact"/>
+            </w:pPr>
+            <w:r>
+              <w:t xml:space="preserve">혼자 걷기가 막막하다</w:t>
+            </w:r>
+          </w:p>
+        </w:tc>
+      </w:tr>
     </w:tbl>
+    <w:p>
+      <w:pPr>
+        <w:pStyle w:val="BodyText"/>
+      </w:pPr>
+      <w:r>
+        <w:rPr>
+          <w:b/>
+          <w:bCs/>
+        </w:rPr>
+        <w:t xml:space="preserve">무게중심은 여전히 A·B다.</w:t>
+      </w:r>
+      <w:r>
+        <w:t xml:space="preserve"> </w:t>
+      </w:r>
+      <w:r>
+        <w:t xml:space="preserve">C·D·E·F는 대체로 무료이거나(C·F) 아직 검증 전(D·E·F)이며, 상세는 02 문서 1부 5장.</w:t>
+      </w:r>
+      <w:r>
+        <w:t xml:space="preserve"> </w:t>
+      </w:r>
+      <w:r>
+        <w:rPr>
+          <w:b/>
+          <w:bCs/>
+        </w:rPr>
+        <w:t xml:space="preserve">F는 한 번</w:t>
+      </w:r>
+      <w:r>
+        <w:rPr>
+          <w:b/>
+          <w:bCs/>
+        </w:rPr>
+        <w:t xml:space="preserve"> </w:t>
+      </w:r>
+      <w:r>
+        <w:rPr>
+          <w:b/>
+          <w:bCs/>
+        </w:rPr>
+        <w:t xml:space="preserve">“불가”</w:t>
+      </w:r>
+      <w:r>
+        <w:rPr>
+          <w:b/>
+          <w:bCs/>
+        </w:rPr>
+        <w:t xml:space="preserve">로 결론 냈다가 뒤집은 축이다</w:t>
+      </w:r>
+      <w:r>
+        <w:t xml:space="preserve"> </w:t>
+      </w:r>
+      <w:r>
+        <w:t xml:space="preserve">— 02 문서 1.2절·03 문서 Won’t 목록 참고.</w:t>
+      </w:r>
+    </w:p>
     <w:p>
       <w:pPr>
         <w:pStyle w:val="SourceCode"/>

--- a/docs/docx/기획서.docx
+++ b/docs/docx/기획서.docx
@@ -59,7 +59,101 @@
           <w:b/>
           <w:bCs/>
         </w:rPr>
-        <w:t xml:space="preserve">순례자가 다치지 않고, 숙소 걱정 없이 걷게 한다.</w:t>
+        <w:t xml:space="preserve">혼자 걷지만, 판단까지 혼자 하지 않게 돕는다.</w:t>
+      </w:r>
+    </w:p>
+    <w:p>
+      <w:pPr>
+        <w:pStyle w:val="FirstParagraph"/>
+      </w:pPr>
+      <w:r>
+        <w:rPr>
+          <w:b/>
+          <w:bCs/>
+        </w:rPr>
+        <w:t xml:space="preserve">실질은 그대로다</w:t>
+      </w:r>
+      <w:r>
+        <w:t xml:space="preserve"> </w:t>
+      </w:r>
+      <w:r>
+        <w:t xml:space="preserve">— 부상·숙소·경로 같은 어려운 판단을 우리가 대신 내려준다는 게 제품의 핵심 동작이다(원칙 1</w:t>
+      </w:r>
+      <w:r>
+        <w:t xml:space="preserve"> </w:t>
+      </w:r>
+      <w:r>
+        <w:t xml:space="preserve">“묻지 말고 제안한다”</w:t>
+      </w:r>
+      <w:r>
+        <w:t xml:space="preserve">).</w:t>
+      </w:r>
+      <w:r>
+        <w:t xml:space="preserve"> </w:t>
+      </w:r>
+      <w:r>
+        <w:rPr>
+          <w:b/>
+          <w:bCs/>
+        </w:rPr>
+        <w:t xml:space="preserve">다만 표현은</w:t>
+      </w:r>
+      <w:r>
+        <w:rPr>
+          <w:b/>
+          <w:bCs/>
+        </w:rPr>
+        <w:t xml:space="preserve"> </w:t>
+      </w:r>
+      <w:r>
+        <w:rPr>
+          <w:b/>
+          <w:bCs/>
+        </w:rPr>
+        <w:t xml:space="preserve">“우리가 결정한다”</w:t>
+      </w:r>
+      <w:r>
+        <w:rPr>
+          <w:b/>
+          <w:bCs/>
+        </w:rPr>
+        <w:t xml:space="preserve">가 아니라</w:t>
+      </w:r>
+      <w:r>
+        <w:rPr>
+          <w:b/>
+          <w:bCs/>
+        </w:rPr>
+        <w:t xml:space="preserve"> </w:t>
+      </w:r>
+      <w:r>
+        <w:rPr>
+          <w:b/>
+          <w:bCs/>
+        </w:rPr>
+        <w:t xml:space="preserve">“곁에서 돕는다”</w:t>
+      </w:r>
+      <w:r>
+        <w:rPr>
+          <w:b/>
+          <w:bCs/>
+        </w:rPr>
+        <w:t xml:space="preserve">여야 한다.</w:t>
+      </w:r>
+      <w:r>
+        <w:t xml:space="preserve"> </w:t>
+      </w:r>
+      <w:r>
+        <w:t xml:space="preserve">순례자의 자기결정권을 뺏는 게 아니라, 혼자였다면 못 했을 판단을 옆에서 같이 해준다는 인상이어야 신뢰를 얻는다. (2026-07 개정 — 이전 문장</w:t>
+      </w:r>
+      <w:r>
+        <w:t xml:space="preserve"> </w:t>
+      </w:r>
+      <w:r>
+        <w:t xml:space="preserve">“순례자가 다치지 않고, 숙소 걱정 없이 걷게 한다”</w:t>
+      </w:r>
+      <w:r>
+        <w:t xml:space="preserve">는 부정형이고 부상·숙소 두 축만 담아서, 여섯 축 체제와 안 맞았다)</w:t>
       </w:r>
     </w:p>
     <w:bookmarkEnd w:id="9"/>

--- a/docs/docx/기획서.docx
+++ b/docs/docx/기획서.docx
@@ -32,7 +32,7 @@
         </w:pict>
       </w:r>
     </w:p>
-    <w:bookmarkStart w:id="19" w:name="개요"/>
+    <w:bookmarkStart w:id="19" w:name="Xf91e0d4485b1ba4483a78d342728f1b9dd909bf"/>
     <w:p>
       <w:pPr>
         <w:pStyle w:val="Heading2"/>
@@ -41,7 +41,7 @@
         <w:t xml:space="preserve">1. 개요</w:t>
       </w:r>
     </w:p>
-    <w:bookmarkStart w:id="9" w:name="한-문장"/>
+    <w:bookmarkStart w:id="9" w:name="X8f8cb849c29f248cc5da7b5c0ca4e93abd8df34"/>
     <w:p>
       <w:pPr>
         <w:pStyle w:val="Heading3"/>
@@ -77,16 +77,7 @@
         <w:t xml:space="preserve"> </w:t>
       </w:r>
       <w:r>
-        <w:t xml:space="preserve">— 부상·숙소·경로 같은 어려운 판단을 우리가 대신 내려준다는 게 제품의 핵심 동작이다(원칙 1</w:t>
-      </w:r>
-      <w:r>
-        <w:t xml:space="preserve"> </w:t>
-      </w:r>
-      <w:r>
-        <w:t xml:space="preserve">“묻지 말고 제안한다”</w:t>
-      </w:r>
-      <w:r>
-        <w:t xml:space="preserve">).</w:t>
+        <w:t xml:space="preserve">— 부상·숙소·경로 같은 어려운 판단을 우리가 대신 내려준다는 게 제품의 핵심 동작이다(원칙 1 "묻지 말고 제안한다").</w:t>
       </w:r>
       <w:r>
         <w:t xml:space="preserve"> </w:t>
@@ -96,68 +87,17 @@
           <w:b/>
           <w:bCs/>
         </w:rPr>
-        <w:t xml:space="preserve">다만 표현은</w:t>
-      </w:r>
-      <w:r>
-        <w:rPr>
-          <w:b/>
-          <w:bCs/>
-        </w:rPr>
+        <w:t xml:space="preserve">다만 표현은 "우리가 결정한다"가 아니라 "곁에서 돕는다"여야 한다.</w:t>
+      </w:r>
+      <w:r>
         <w:t xml:space="preserve"> </w:t>
       </w:r>
       <w:r>
-        <w:rPr>
-          <w:b/>
-          <w:bCs/>
-        </w:rPr>
-        <w:t xml:space="preserve">“우리가 결정한다”</w:t>
-      </w:r>
-      <w:r>
-        <w:rPr>
-          <w:b/>
-          <w:bCs/>
-        </w:rPr>
-        <w:t xml:space="preserve">가 아니라</w:t>
-      </w:r>
-      <w:r>
-        <w:rPr>
-          <w:b/>
-          <w:bCs/>
-        </w:rPr>
-        <w:t xml:space="preserve"> </w:t>
-      </w:r>
-      <w:r>
-        <w:rPr>
-          <w:b/>
-          <w:bCs/>
-        </w:rPr>
-        <w:t xml:space="preserve">“곁에서 돕는다”</w:t>
-      </w:r>
-      <w:r>
-        <w:rPr>
-          <w:b/>
-          <w:bCs/>
-        </w:rPr>
-        <w:t xml:space="preserve">여야 한다.</w:t>
-      </w:r>
-      <w:r>
-        <w:t xml:space="preserve"> </w:t>
-      </w:r>
-      <w:r>
-        <w:t xml:space="preserve">순례자의 자기결정권을 뺏는 게 아니라, 혼자였다면 못 했을 판단을 옆에서 같이 해준다는 인상이어야 신뢰를 얻는다. (2026-07 개정 — 이전 문장</w:t>
-      </w:r>
-      <w:r>
-        <w:t xml:space="preserve"> </w:t>
-      </w:r>
-      <w:r>
-        <w:t xml:space="preserve">“순례자가 다치지 않고, 숙소 걱정 없이 걷게 한다”</w:t>
-      </w:r>
-      <w:r>
-        <w:t xml:space="preserve">는 부정형이고 부상·숙소 두 축만 담아서, 여섯 축 체제와 안 맞았다)</w:t>
+        <w:t xml:space="preserve">순례자의 자기결정권을 뺏는 게 아니라, 혼자였다면 못 했을 판단을 옆에서 같이 해준다는 인상이어야 신뢰를 얻는다. (2026-07 개정 — 이전 문장 "순례자가 다치지 않고, 숙소 걱정 없이 걷게 한다"는 부정형이고 부상·숙소 두 축만 담아서, 여섯 축 체제와 안 맞았다)</w:t>
       </w:r>
     </w:p>
     <w:bookmarkEnd w:id="9"/>
-    <w:bookmarkStart w:id="10" w:name="서비스명"/>
+    <w:bookmarkStart w:id="10" w:name="Xa64cd06bc4d79bc2d3e2755af130c45657e835a"/>
     <w:p>
       <w:pPr>
         <w:pStyle w:val="Heading3"/>
@@ -244,11 +184,11 @@
         <w:pStyle w:val="BodyText"/>
       </w:pPr>
       <w:r>
-        <w:t xml:space="preserve">이 문서에서는 ’서비스’로 표기한다.</w:t>
+        <w:t xml:space="preserve">이 문서에서는 '서비스'로 표기한다.</w:t>
       </w:r>
     </w:p>
     <w:bookmarkEnd w:id="10"/>
-    <w:bookmarkStart w:id="18" w:name="산티아고-순례길이란"/>
+    <w:bookmarkStart w:id="18" w:name="X2b9602836c91311ac5168ac7b2b5fa6fe742a31"/>
     <w:p>
       <w:pPr>
         <w:pStyle w:val="Heading3"/>
@@ -736,8 +676,7 @@
     <w:tbl>
       <w:tblPr>
         <w:tblStyle w:val="Table"/>
-        <w:tblW w:type="pct" w:w="5000"/>
-        <w:tblLayout w:type="fixed"/>
+        <w:tblW w:type="auto" w:w="0"/>
         <w:tblLook w:firstRow="1" w:lastRow="0" w:firstColumn="0" w:lastColumn="0" w:noHBand="0" w:noVBand="0" w:val="0020"/>
       </w:tblPr>
       <w:tblGrid>
@@ -954,7 +893,7 @@
       </w:r>
     </w:p>
     <w:bookmarkEnd w:id="16"/>
-    <w:bookmarkStart w:id="17" w:name="년-성년año-santo"/>
+    <w:bookmarkStart w:id="17" w:name="Xe814270b0ee79ced51f51108e2cc4f38ed36686"/>
     <w:p>
       <w:pPr>
         <w:pStyle w:val="Heading4"/>
@@ -1012,7 +951,7 @@
     <w:bookmarkEnd w:id="17"/>
     <w:bookmarkEnd w:id="18"/>
     <w:bookmarkEnd w:id="19"/>
-    <w:bookmarkStart w:id="24" w:name="문제"/>
+    <w:bookmarkStart w:id="24" w:name="X47fb1a6702cc557c2a10ee6984edd9bbd764bbd"/>
     <w:p>
       <w:pPr>
         <w:pStyle w:val="Heading2"/>
@@ -1021,7 +960,7 @@
         <w:t xml:space="preserve">2. 문제</w:t>
       </w:r>
     </w:p>
-    <w:bookmarkStart w:id="20" w:name="핵심"/>
+    <w:bookmarkStart w:id="20" w:name="X45785df594daa0ba4b8ceb768f6f6c3524acdf8"/>
     <w:p>
       <w:pPr>
         <w:pStyle w:val="Heading3"/>
@@ -1066,183 +1005,6 @@
       </w:pPr>
       <w:r>
         <w:t xml:space="preserve">어려운 것은 판단이다.</w:t>
-      </w:r>
-    </w:p>
-    <w:tbl>
-      <w:tblPr>
-        <w:tblStyle w:val="Table"/>
-        <w:tblW w:type="pct" w:w="5000"/>
-        <w:tblLayout w:type="fixed"/>
-        <w:tblLook w:firstRow="1" w:lastRow="0" w:firstColumn="0" w:lastColumn="0" w:noHBand="0" w:noVBand="0" w:val="0020"/>
-      </w:tblPr>
-      <w:tblGrid>
-        <w:gridCol w:w="3960"/>
-        <w:gridCol w:w="3960"/>
-      </w:tblGrid>
-      <w:tr>
-        <w:trPr>
-          <w:tblHeader w:val="on"/>
-        </w:trPr>
-        <w:tc>
-          <w:tcPr/>
-          <w:p>
-            <w:pPr>
-              <w:pStyle w:val="Compact"/>
-            </w:pPr>
-            <w:r>
-              <w:t xml:space="preserve">판단해야 하는 것</w:t>
-            </w:r>
-          </w:p>
-        </w:tc>
-        <w:tc>
-          <w:tcPr/>
-          <w:p>
-            <w:pPr>
-              <w:pStyle w:val="Compact"/>
-            </w:pPr>
-            <w:r>
-              <w:t xml:space="preserve">근거가 없는 이유</w:t>
-            </w:r>
-          </w:p>
-        </w:tc>
-      </w:tr>
-      <w:tr>
-        <w:tc>
-          <w:tcPr/>
-          <w:p>
-            <w:pPr>
-              <w:pStyle w:val="Compact"/>
-            </w:pPr>
-            <w:r>
-              <w:t xml:space="preserve">오늘 몇 km를 걸어야 무리가 없나</w:t>
-            </w:r>
-          </w:p>
-        </w:tc>
-        <w:tc>
-          <w:tcPr/>
-          <w:p>
-            <w:pPr>
-              <w:pStyle w:val="Compact"/>
-            </w:pPr>
-            <w:r>
-              <w:t xml:space="preserve">내 체력과 구간 난이도를 연결해주는 도구가 없다</w:t>
-            </w:r>
-          </w:p>
-        </w:tc>
-      </w:tr>
-      <w:tr>
-        <w:tc>
-          <w:tcPr/>
-          <w:p>
-            <w:pPr>
-              <w:pStyle w:val="Compact"/>
-            </w:pPr>
-            <w:r>
-              <w:t xml:space="preserve">어느 날 숙소를 예약하고 어느 날 비워둘까</w:t>
-            </w:r>
-          </w:p>
-        </w:tc>
-        <w:tc>
-          <w:tcPr/>
-          <w:p>
-            <w:pPr>
-              <w:pStyle w:val="Compact"/>
-            </w:pPr>
-            <w:r>
-              <w:t xml:space="preserve">시기·구간별 혼잡도를 알 수 없다</w:t>
-            </w:r>
-          </w:p>
-        </w:tc>
-      </w:tr>
-      <w:tr>
-        <w:tc>
-          <w:tcPr/>
-          <w:p>
-            <w:pPr>
-              <w:pStyle w:val="Compact"/>
-            </w:pPr>
-            <w:r>
-              <w:t xml:space="preserve">이 통증은 쉬면 낫나, 병원에 가야 하나</w:t>
-            </w:r>
-          </w:p>
-        </w:tc>
-        <w:tc>
-          <w:tcPr/>
-          <w:p>
-            <w:pPr>
-              <w:pStyle w:val="Compact"/>
-            </w:pPr>
-            <w:r>
-              <w:t xml:space="preserve">판단 기준이 없고 언어도 안 통한다</w:t>
-            </w:r>
-          </w:p>
-        </w:tc>
-      </w:tr>
-      <w:tr>
-        <w:tc>
-          <w:tcPr/>
-          <w:p>
-            <w:pPr>
-              <w:pStyle w:val="Compact"/>
-            </w:pPr>
-            <w:r>
-              <w:t xml:space="preserve">짐을 부치는 게 나은가</w:t>
-            </w:r>
-          </w:p>
-        </w:tc>
-        <w:tc>
-          <w:tcPr/>
-          <w:p>
-            <w:pPr>
-              <w:pStyle w:val="Compact"/>
-            </w:pPr>
-            <w:r>
-              <w:t xml:space="preserve">비용과 부상 위험의 트레이드오프를 아무도 계산해주지 않는다</w:t>
-            </w:r>
-          </w:p>
-        </w:tc>
-      </w:tr>
-      <w:tr>
-        <w:tc>
-          <w:tcPr/>
-          <w:p>
-            <w:pPr>
-              <w:pStyle w:val="Compact"/>
-            </w:pPr>
-            <w:r>
-              <w:t xml:space="preserve">신발을 새로 사야 하나</w:t>
-            </w:r>
-          </w:p>
-        </w:tc>
-        <w:tc>
-          <w:tcPr/>
-          <w:p>
-            <w:pPr>
-              <w:pStyle w:val="Compact"/>
-            </w:pPr>
-            <w:r>
-              <w:t xml:space="preserve">기준을 모른다</w:t>
-            </w:r>
-          </w:p>
-        </w:tc>
-      </w:tr>
-    </w:tbl>
-    <w:bookmarkEnd w:id="20"/>
-    <w:bookmarkStart w:id="21" w:name="여섯-축"/>
-    <w:p>
-      <w:pPr>
-        <w:pStyle w:val="Heading3"/>
-      </w:pPr>
-      <w:r>
-        <w:t xml:space="preserve">2.2 여섯 축</w:t>
-      </w:r>
-    </w:p>
-    <w:p>
-      <w:pPr>
-        <w:pStyle w:val="FirstParagraph"/>
-      </w:pPr>
-      <w:r>
-        <w:t xml:space="preserve">무게중심이 되는 두 문제는 서로가 서로의 원인이다.</w:t>
       </w:r>
     </w:p>
     <w:tbl>
@@ -1266,6 +1028,182 @@
               <w:pStyle w:val="Compact"/>
             </w:pPr>
             <w:r>
+              <w:t xml:space="preserve">판단해야 하는 것</w:t>
+            </w:r>
+          </w:p>
+        </w:tc>
+        <w:tc>
+          <w:tcPr/>
+          <w:p>
+            <w:pPr>
+              <w:pStyle w:val="Compact"/>
+            </w:pPr>
+            <w:r>
+              <w:t xml:space="preserve">근거가 없는 이유</w:t>
+            </w:r>
+          </w:p>
+        </w:tc>
+      </w:tr>
+      <w:tr>
+        <w:tc>
+          <w:tcPr/>
+          <w:p>
+            <w:pPr>
+              <w:pStyle w:val="Compact"/>
+            </w:pPr>
+            <w:r>
+              <w:t xml:space="preserve">오늘 몇 km를 걸어야 무리가 없나</w:t>
+            </w:r>
+          </w:p>
+        </w:tc>
+        <w:tc>
+          <w:tcPr/>
+          <w:p>
+            <w:pPr>
+              <w:pStyle w:val="Compact"/>
+            </w:pPr>
+            <w:r>
+              <w:t xml:space="preserve">내 체력과 구간 난이도를 연결해주는 도구가 없다</w:t>
+            </w:r>
+          </w:p>
+        </w:tc>
+      </w:tr>
+      <w:tr>
+        <w:tc>
+          <w:tcPr/>
+          <w:p>
+            <w:pPr>
+              <w:pStyle w:val="Compact"/>
+            </w:pPr>
+            <w:r>
+              <w:t xml:space="preserve">어느 날 숙소를 예약하고 어느 날 비워둘까</w:t>
+            </w:r>
+          </w:p>
+        </w:tc>
+        <w:tc>
+          <w:tcPr/>
+          <w:p>
+            <w:pPr>
+              <w:pStyle w:val="Compact"/>
+            </w:pPr>
+            <w:r>
+              <w:t xml:space="preserve">시기·구간별 혼잡도를 알 수 없다</w:t>
+            </w:r>
+          </w:p>
+        </w:tc>
+      </w:tr>
+      <w:tr>
+        <w:tc>
+          <w:tcPr/>
+          <w:p>
+            <w:pPr>
+              <w:pStyle w:val="Compact"/>
+            </w:pPr>
+            <w:r>
+              <w:t xml:space="preserve">이 통증은 쉬면 낫나, 병원에 가야 하나</w:t>
+            </w:r>
+          </w:p>
+        </w:tc>
+        <w:tc>
+          <w:tcPr/>
+          <w:p>
+            <w:pPr>
+              <w:pStyle w:val="Compact"/>
+            </w:pPr>
+            <w:r>
+              <w:t xml:space="preserve">판단 기준이 없고 언어도 안 통한다</w:t>
+            </w:r>
+          </w:p>
+        </w:tc>
+      </w:tr>
+      <w:tr>
+        <w:tc>
+          <w:tcPr/>
+          <w:p>
+            <w:pPr>
+              <w:pStyle w:val="Compact"/>
+            </w:pPr>
+            <w:r>
+              <w:t xml:space="preserve">짐을 부치는 게 나은가</w:t>
+            </w:r>
+          </w:p>
+        </w:tc>
+        <w:tc>
+          <w:tcPr/>
+          <w:p>
+            <w:pPr>
+              <w:pStyle w:val="Compact"/>
+            </w:pPr>
+            <w:r>
+              <w:t xml:space="preserve">비용과 부상 위험의 트레이드오프를 아무도 계산해주지 않는다</w:t>
+            </w:r>
+          </w:p>
+        </w:tc>
+      </w:tr>
+      <w:tr>
+        <w:tc>
+          <w:tcPr/>
+          <w:p>
+            <w:pPr>
+              <w:pStyle w:val="Compact"/>
+            </w:pPr>
+            <w:r>
+              <w:t xml:space="preserve">신발을 새로 사야 하나</w:t>
+            </w:r>
+          </w:p>
+        </w:tc>
+        <w:tc>
+          <w:tcPr/>
+          <w:p>
+            <w:pPr>
+              <w:pStyle w:val="Compact"/>
+            </w:pPr>
+            <w:r>
+              <w:t xml:space="preserve">기준을 모른다</w:t>
+            </w:r>
+          </w:p>
+        </w:tc>
+      </w:tr>
+    </w:tbl>
+    <w:bookmarkEnd w:id="20"/>
+    <w:bookmarkStart w:id="21" w:name="Xb88b9c42cbf02241119ad7918081bdf62840ed3"/>
+    <w:p>
+      <w:pPr>
+        <w:pStyle w:val="Heading3"/>
+      </w:pPr>
+      <w:r>
+        <w:t xml:space="preserve">2.2 여섯 축</w:t>
+      </w:r>
+    </w:p>
+    <w:p>
+      <w:pPr>
+        <w:pStyle w:val="FirstParagraph"/>
+      </w:pPr>
+      <w:r>
+        <w:t xml:space="preserve">무게중심이 되는 두 문제는 서로가 서로의 원인이다.</w:t>
+      </w:r>
+    </w:p>
+    <w:tbl>
+      <w:tblPr>
+        <w:tblStyle w:val="Table"/>
+        <w:tblW w:type="auto" w:w="0"/>
+        <w:tblLook w:firstRow="1" w:lastRow="0" w:firstColumn="0" w:lastColumn="0" w:noHBand="0" w:noVBand="0" w:val="0020"/>
+      </w:tblPr>
+      <w:tblGrid>
+        <w:gridCol w:w="3960"/>
+        <w:gridCol w:w="3960"/>
+      </w:tblGrid>
+      <w:tr>
+        <w:trPr>
+          <w:tblHeader w:val="on"/>
+        </w:trPr>
+        <w:tc>
+          <w:tcPr/>
+          <w:p>
+            <w:pPr>
+              <w:pStyle w:val="Compact"/>
+            </w:pPr>
+            <w:r>
               <w:t xml:space="preserve">축</w:t>
             </w:r>
           </w:p>
@@ -1476,34 +1414,13 @@
           <w:b/>
           <w:bCs/>
         </w:rPr>
-        <w:t xml:space="preserve">F는 한 번</w:t>
-      </w:r>
-      <w:r>
-        <w:rPr>
-          <w:b/>
-          <w:bCs/>
-        </w:rPr>
+        <w:t xml:space="preserve">F는 한 번 "불가"로 결론 냈다가 뒤집은 축이다</w:t>
+      </w:r>
+      <w:r>
         <w:t xml:space="preserve"> </w:t>
       </w:r>
       <w:r>
-        <w:rPr>
-          <w:b/>
-          <w:bCs/>
-        </w:rPr>
-        <w:t xml:space="preserve">“불가”</w:t>
-      </w:r>
-      <w:r>
-        <w:rPr>
-          <w:b/>
-          <w:bCs/>
-        </w:rPr>
-        <w:t xml:space="preserve">로 결론 냈다가 뒤집은 축이다</w:t>
-      </w:r>
-      <w:r>
-        <w:t xml:space="preserve"> </w:t>
-      </w:r>
-      <w:r>
-        <w:t xml:space="preserve">— 02 문서 1.2절·03 문서 Won’t 목록 참고.</w:t>
+        <w:t xml:space="preserve">— 02 문서 1.2절·03 문서 Won't 목록 참고.</w:t>
       </w:r>
     </w:p>
     <w:p>
@@ -1584,7 +1501,7 @@
       </w:r>
     </w:p>
     <w:bookmarkEnd w:id="21"/>
-    <w:bookmarkStart w:id="22" w:name="부상의-실체"/>
+    <w:bookmarkStart w:id="22" w:name="X05a2e500e8a2b23048bc7b3a823f80c31ebd48d"/>
     <w:p>
       <w:pPr>
         <w:pStyle w:val="Heading3"/>
@@ -1641,7 +1558,7 @@
       </w:r>
     </w:p>
     <w:bookmarkEnd w:id="22"/>
-    <w:bookmarkStart w:id="23" w:name="숙소의-실체"/>
+    <w:bookmarkStart w:id="23" w:name="X1005d179de08684ff82163efc0be6dcd50fe3d4"/>
     <w:p>
       <w:pPr>
         <w:pStyle w:val="Heading3"/>
@@ -1807,49 +1724,7 @@
           <w:b/>
           <w:bCs/>
         </w:rPr>
-        <w:t xml:space="preserve">그래서 문제는</w:t>
-      </w:r>
-      <w:r>
-        <w:rPr>
-          <w:b/>
-          <w:bCs/>
-        </w:rPr>
-        <w:t xml:space="preserve"> </w:t>
-      </w:r>
-      <w:r>
-        <w:rPr>
-          <w:b/>
-          <w:bCs/>
-        </w:rPr>
-        <w:t xml:space="preserve">“확보”</w:t>
-      </w:r>
-      <w:r>
-        <w:rPr>
-          <w:b/>
-          <w:bCs/>
-        </w:rPr>
-        <w:t xml:space="preserve">가 아니라</w:t>
-      </w:r>
-      <w:r>
-        <w:rPr>
-          <w:b/>
-          <w:bCs/>
-        </w:rPr>
-        <w:t xml:space="preserve"> </w:t>
-      </w:r>
-      <w:r>
-        <w:rPr>
-          <w:b/>
-          <w:bCs/>
-        </w:rPr>
-        <w:t xml:space="preserve">“판단”</w:t>
-      </w:r>
-      <w:r>
-        <w:rPr>
-          <w:b/>
-          <w:bCs/>
-        </w:rPr>
-        <w:t xml:space="preserve">이다.</w:t>
+        <w:t xml:space="preserve">그래서 문제는 "확보"가 아니라 "판단"이다.</w:t>
       </w:r>
     </w:p>
     <w:p>
@@ -1901,7 +1776,7 @@
     </w:p>
     <w:bookmarkEnd w:id="23"/>
     <w:bookmarkEnd w:id="24"/>
-    <w:bookmarkStart w:id="25" w:name="대상"/>
+    <w:bookmarkStart w:id="25" w:name="X01360810bbe89c0cbac21c2794c989604e72211"/>
     <w:p>
       <w:pPr>
         <w:pStyle w:val="Heading2"/>
@@ -2251,7 +2126,7 @@
       </w:r>
     </w:p>
     <w:bookmarkEnd w:id="25"/>
-    <w:bookmarkStart w:id="29" w:name="포지셔닝"/>
+    <w:bookmarkStart w:id="29" w:name="Xb68e9d95a782a885b4dd2dfa08370486aa795dd"/>
     <w:p>
       <w:pPr>
         <w:pStyle w:val="Heading2"/>
@@ -2260,7 +2135,7 @@
         <w:t xml:space="preserve">4. 포지셔닝</w:t>
       </w:r>
     </w:p>
-    <w:bookmarkStart w:id="26" w:name="경쟁"/>
+    <w:bookmarkStart w:id="26" w:name="Xac05992684d051791fe16d0b6364a3ded376085"/>
     <w:p>
       <w:pPr>
         <w:pStyle w:val="Heading3"/>
@@ -2723,7 +2598,7 @@
       </w:tr>
     </w:tbl>
     <w:bookmarkEnd w:id="26"/>
-    <w:bookmarkStart w:id="27" w:name="한-줄"/>
+    <w:bookmarkStart w:id="27" w:name="Xc358deabbdfe9f8ca5bcf029169974484108b74"/>
     <w:p>
       <w:pPr>
         <w:pStyle w:val="Heading3"/>
@@ -2745,7 +2620,7 @@
       </w:r>
     </w:p>
     <w:bookmarkEnd w:id="27"/>
-    <w:bookmarkStart w:id="28" w:name="차별점"/>
+    <w:bookmarkStart w:id="28" w:name="Xb077cdcc975df8d563769d8e3c6ca1d03b0207e"/>
     <w:p>
       <w:pPr>
         <w:pStyle w:val="Heading3"/>
@@ -2851,946 +2726,13 @@
     </w:p>
     <w:bookmarkEnd w:id="28"/>
     <w:bookmarkEnd w:id="29"/>
-    <w:bookmarkStart w:id="30" w:name="제품-원칙"/>
+    <w:bookmarkStart w:id="30" w:name="Xf44979e0b608b3d8cfeb083db0af3da7ee8fdab"/>
     <w:p>
       <w:pPr>
         <w:pStyle w:val="Heading2"/>
       </w:pPr>
       <w:r>
         <w:t xml:space="preserve">5. 제품 원칙</w:t>
-      </w:r>
-    </w:p>
-    <w:tbl>
-      <w:tblPr>
-        <w:tblStyle w:val="Table"/>
-        <w:tblW w:type="pct" w:w="5000"/>
-        <w:tblLayout w:type="fixed"/>
-        <w:tblLook w:firstRow="1" w:lastRow="0" w:firstColumn="0" w:lastColumn="0" w:noHBand="0" w:noVBand="0" w:val="0020"/>
-      </w:tblPr>
-      <w:tblGrid>
-        <w:gridCol w:w="2640"/>
-        <w:gridCol w:w="2640"/>
-        <w:gridCol w:w="2640"/>
-      </w:tblGrid>
-      <w:tr>
-        <w:trPr>
-          <w:tblHeader w:val="on"/>
-        </w:trPr>
-        <w:tc>
-          <w:tcPr/>
-          <w:p>
-            <w:pPr>
-              <w:pStyle w:val="Compact"/>
-            </w:pPr>
-            <w:r>
-              <w:t xml:space="preserve">#</w:t>
-            </w:r>
-          </w:p>
-        </w:tc>
-        <w:tc>
-          <w:tcPr/>
-          <w:p>
-            <w:pPr>
-              <w:pStyle w:val="Compact"/>
-            </w:pPr>
-            <w:r>
-              <w:t xml:space="preserve">원칙</w:t>
-            </w:r>
-          </w:p>
-        </w:tc>
-        <w:tc>
-          <w:tcPr/>
-          <w:p>
-            <w:pPr>
-              <w:pStyle w:val="Compact"/>
-            </w:pPr>
-            <w:r>
-              <w:t xml:space="preserve">내용</w:t>
-            </w:r>
-          </w:p>
-        </w:tc>
-      </w:tr>
-      <w:tr>
-        <w:tc>
-          <w:tcPr/>
-          <w:p>
-            <w:pPr>
-              <w:pStyle w:val="Compact"/>
-            </w:pPr>
-            <w:r>
-              <w:t xml:space="preserve">1</w:t>
-            </w:r>
-          </w:p>
-        </w:tc>
-        <w:tc>
-          <w:tcPr/>
-          <w:p>
-            <w:pPr>
-              <w:pStyle w:val="Compact"/>
-            </w:pPr>
-            <w:r>
-              <w:rPr>
-                <w:b/>
-                <w:bCs/>
-              </w:rPr>
-              <w:t xml:space="preserve">묻지 말고 제안한다</w:t>
-            </w:r>
-          </w:p>
-        </w:tc>
-        <w:tc>
-          <w:tcPr/>
-          <w:p>
-            <w:pPr>
-              <w:pStyle w:val="Compact"/>
-            </w:pPr>
-            <w:r>
-              <w:t xml:space="preserve">“며칠 걸으실래요?”</w:t>
-            </w:r>
-            <w:r>
-              <w:t xml:space="preserve">가 아니라</w:t>
-            </w:r>
-            <w:r>
-              <w:t xml:space="preserve"> </w:t>
-            </w:r>
-            <w:r>
-              <w:t xml:space="preserve">“체력 보통, 20일이면 레온 출발이 맞습니다”</w:t>
-            </w:r>
-          </w:p>
-        </w:tc>
-      </w:tr>
-      <w:tr>
-        <w:tc>
-          <w:tcPr/>
-          <w:p>
-            <w:pPr>
-              <w:pStyle w:val="Compact"/>
-            </w:pPr>
-            <w:r>
-              <w:t xml:space="preserve">2</w:t>
-            </w:r>
-          </w:p>
-        </w:tc>
-        <w:tc>
-          <w:tcPr/>
-          <w:p>
-            <w:pPr>
-              <w:pStyle w:val="Compact"/>
-            </w:pPr>
-            <w:r>
-              <w:rPr>
-                <w:b/>
-                <w:bCs/>
-              </w:rPr>
-              <w:t xml:space="preserve">숫자에 근거를 붙인다</w:t>
-            </w:r>
-          </w:p>
-        </w:tc>
-        <w:tc>
-          <w:tcPr/>
-          <w:p>
-            <w:pPr>
-              <w:pStyle w:val="Compact"/>
-            </w:pPr>
-            <w:r>
-              <w:t xml:space="preserve">“오늘 24km · 상승 400m · 하강 550m · 그늘 없는 구간 8km”</w:t>
-            </w:r>
-          </w:p>
-        </w:tc>
-      </w:tr>
-      <w:tr>
-        <w:tc>
-          <w:tcPr/>
-          <w:p>
-            <w:pPr>
-              <w:pStyle w:val="Compact"/>
-            </w:pPr>
-            <w:r>
-              <w:t xml:space="preserve">3</w:t>
-            </w:r>
-          </w:p>
-        </w:tc>
-        <w:tc>
-          <w:tcPr/>
-          <w:p>
-            <w:pPr>
-              <w:pStyle w:val="Compact"/>
-            </w:pPr>
-            <w:r>
-              <w:rPr>
-                <w:b/>
-                <w:bCs/>
-              </w:rPr>
-              <w:t xml:space="preserve">오프라인이 기본이다</w:t>
-            </w:r>
-          </w:p>
-        </w:tc>
-        <w:tc>
-          <w:tcPr/>
-          <w:p>
-            <w:pPr>
-              <w:pStyle w:val="Compact"/>
-            </w:pPr>
-            <w:r>
-              <w:t xml:space="preserve">메세타와 갈리시아 산간은 통신이 끊긴다</w:t>
-            </w:r>
-          </w:p>
-        </w:tc>
-      </w:tr>
-      <w:tr>
-        <w:tc>
-          <w:tcPr/>
-          <w:p>
-            <w:pPr>
-              <w:pStyle w:val="Compact"/>
-            </w:pPr>
-            <w:r>
-              <w:t xml:space="preserve">4</w:t>
-            </w:r>
-          </w:p>
-        </w:tc>
-        <w:tc>
-          <w:tcPr/>
-          <w:p>
-            <w:pPr>
-              <w:pStyle w:val="Compact"/>
-            </w:pPr>
-            <w:r>
-              <w:rPr>
-                <w:b/>
-                <w:bCs/>
-              </w:rPr>
-              <w:t xml:space="preserve">무료이고 가입이 없다</w:t>
-            </w:r>
-          </w:p>
-        </w:tc>
-        <w:tc>
-          <w:tcPr/>
-          <w:p>
-            <w:pPr>
-              <w:pStyle w:val="Compact"/>
-            </w:pPr>
-            <w:r>
-              <w:t xml:space="preserve">핵심 기능에 결제벽·가입벽을 두지 않는다</w:t>
-            </w:r>
-          </w:p>
-        </w:tc>
-      </w:tr>
-      <w:tr>
-        <w:tc>
-          <w:tcPr/>
-          <w:p>
-            <w:pPr>
-              <w:pStyle w:val="Compact"/>
-            </w:pPr>
-            <w:r>
-              <w:t xml:space="preserve">5</w:t>
-            </w:r>
-          </w:p>
-        </w:tc>
-        <w:tc>
-          <w:tcPr/>
-          <w:p>
-            <w:pPr>
-              <w:pStyle w:val="Compact"/>
-            </w:pPr>
-            <w:r>
-              <w:rPr>
-                <w:b/>
-                <w:bCs/>
-              </w:rPr>
-              <w:t xml:space="preserve">데이터의 나이를 숨기지 않는다</w:t>
-            </w:r>
-          </w:p>
-        </w:tc>
-        <w:tc>
-          <w:tcPr/>
-          <w:p>
-            <w:pPr>
-              <w:pStyle w:val="Compact"/>
-            </w:pPr>
-            <w:r>
-              <w:t xml:space="preserve">숙소마다 확인 시점을 표시한다</w:t>
-            </w:r>
-          </w:p>
-        </w:tc>
-      </w:tr>
-      <w:tr>
-        <w:tc>
-          <w:tcPr/>
-          <w:p>
-            <w:pPr>
-              <w:pStyle w:val="Compact"/>
-            </w:pPr>
-            <w:r>
-              <w:t xml:space="preserve">6</w:t>
-            </w:r>
-          </w:p>
-        </w:tc>
-        <w:tc>
-          <w:tcPr/>
-          <w:p>
-            <w:pPr>
-              <w:pStyle w:val="Compact"/>
-            </w:pPr>
-            <w:r>
-              <w:rPr>
-                <w:b/>
-                <w:bCs/>
-              </w:rPr>
-              <w:t xml:space="preserve">완주가 아니라 무사 귀환이 목표다</w:t>
-            </w:r>
-          </w:p>
-        </w:tc>
-        <w:tc>
-          <w:tcPr/>
-          <w:p>
-            <w:pPr>
-              <w:pStyle w:val="Compact"/>
-            </w:pPr>
-            <w:r>
-              <w:t xml:space="preserve">일정 설계의 목표는 최단 일수가 아니라 부상 없는 완주</w:t>
-            </w:r>
-          </w:p>
-        </w:tc>
-      </w:tr>
-      <w:tr>
-        <w:tc>
-          <w:tcPr/>
-          <w:p>
-            <w:pPr>
-              <w:pStyle w:val="Compact"/>
-            </w:pPr>
-            <w:r>
-              <w:t xml:space="preserve">7</w:t>
-            </w:r>
-          </w:p>
-        </w:tc>
-        <w:tc>
-          <w:tcPr/>
-          <w:p>
-            <w:pPr>
-              <w:pStyle w:val="Compact"/>
-            </w:pPr>
-            <w:r>
-              <w:rPr>
-                <w:b/>
-                <w:bCs/>
-              </w:rPr>
-              <w:t xml:space="preserve">기록은 앱 밖으로 나갈 수 있어야 한다</w:t>
-            </w:r>
-          </w:p>
-        </w:tc>
-        <w:tc>
-          <w:tcPr/>
-          <w:p>
-            <w:pPr>
-              <w:pStyle w:val="Compact"/>
-            </w:pPr>
-            <w:r>
-              <w:t xml:space="preserve">인쇄물, 포토북, PDF</w:t>
-            </w:r>
-          </w:p>
-        </w:tc>
-      </w:tr>
-      <w:tr>
-        <w:tc>
-          <w:tcPr/>
-          <w:p>
-            <w:pPr>
-              <w:pStyle w:val="Compact"/>
-            </w:pPr>
-            <w:r>
-              <w:t xml:space="preserve">8</w:t>
-            </w:r>
-          </w:p>
-        </w:tc>
-        <w:tc>
-          <w:tcPr/>
-          <w:p>
-            <w:pPr>
-              <w:pStyle w:val="Compact"/>
-            </w:pPr>
-            <w:r>
-              <w:rPr>
-                <w:b/>
-                <w:bCs/>
-              </w:rPr>
-              <w:t xml:space="preserve">보상은 팔지 않고 준다</w:t>
-            </w:r>
-          </w:p>
-        </w:tc>
-        <w:tc>
-          <w:tcPr/>
-          <w:p>
-            <w:pPr>
-              <w:pStyle w:val="Compact"/>
-            </w:pPr>
-            <w:r>
-              <w:t xml:space="preserve">완주 후 결제벽을 세우지 않는다. 예외는 90/10 원칙(6.4절) — 실물·과시용 소수 항목만 유료</w:t>
-            </w:r>
-          </w:p>
-        </w:tc>
-      </w:tr>
-      <w:tr>
-        <w:tc>
-          <w:tcPr/>
-          <w:p>
-            <w:pPr>
-              <w:pStyle w:val="Compact"/>
-            </w:pPr>
-            <w:r>
-              <w:t xml:space="preserve">9</w:t>
-            </w:r>
-          </w:p>
-        </w:tc>
-        <w:tc>
-          <w:tcPr/>
-          <w:p>
-            <w:pPr>
-              <w:pStyle w:val="Compact"/>
-            </w:pPr>
-            <w:r>
-              <w:rPr>
-                <w:b/>
-                <w:bCs/>
-              </w:rPr>
-              <w:t xml:space="preserve">부상으로 물건을 팔지 않는다</w:t>
-            </w:r>
-          </w:p>
-        </w:tc>
-        <w:tc>
-          <w:tcPr/>
-          <w:p>
-            <w:pPr>
-              <w:pStyle w:val="Compact"/>
-            </w:pPr>
-            <w:r>
-              <w:t xml:space="preserve">공포 마케팅을 하지 않는다. 안 사도 되는 것은 안 사도 된다고 말한다</w:t>
-            </w:r>
-          </w:p>
-        </w:tc>
-      </w:tr>
-      <w:tr>
-        <w:tc>
-          <w:tcPr/>
-          <w:p>
-            <w:pPr>
-              <w:pStyle w:val="Compact"/>
-            </w:pPr>
-            <w:r>
-              <w:t xml:space="preserve">10</w:t>
-            </w:r>
-          </w:p>
-        </w:tc>
-        <w:tc>
-          <w:tcPr/>
-          <w:p>
-            <w:pPr>
-              <w:pStyle w:val="Compact"/>
-            </w:pPr>
-            <w:r>
-              <w:rPr>
-                <w:b/>
-                <w:bCs/>
-              </w:rPr>
-              <w:t xml:space="preserve">판단하지 않는다</w:t>
-            </w:r>
-          </w:p>
-        </w:tc>
-        <w:tc>
-          <w:tcPr/>
-          <w:p>
-            <w:pPr>
-              <w:pStyle w:val="Compact"/>
-            </w:pPr>
-            <w:r>
-              <w:t xml:space="preserve">의료는 증상을 전달하고 전문가의 판단을 받아온다</w:t>
-            </w:r>
-          </w:p>
-        </w:tc>
-      </w:tr>
-    </w:tbl>
-    <w:p>
-      <w:r>
-        <w:pict>
-          <v:rect style="width:0;height:1.5pt" o:hralign="center" o:hrstd="t" o:hr="t"/>
-        </w:pict>
-      </w:r>
-    </w:p>
-    <w:bookmarkEnd w:id="30"/>
-    <w:bookmarkStart w:id="42" w:name="기능"/>
-    <w:p>
-      <w:pPr>
-        <w:pStyle w:val="Heading2"/>
-      </w:pPr>
-      <w:r>
-        <w:t xml:space="preserve">6. 기능</w:t>
-      </w:r>
-    </w:p>
-    <w:bookmarkStart w:id="31" w:name="프랑스-길은-하나의-선이-아니다"/>
-    <w:p>
-      <w:pPr>
-        <w:pStyle w:val="Heading3"/>
-      </w:pPr>
-      <w:r>
-        <w:t xml:space="preserve">6.0 프랑스 길은 하나의 선이 아니다</w:t>
-      </w:r>
-    </w:p>
-    <w:p>
-      <w:pPr>
-        <w:pStyle w:val="FirstParagraph"/>
-      </w:pPr>
-      <w:r>
-        <w:rPr>
-          <w:b/>
-          <w:bCs/>
-        </w:rPr>
-        <w:t xml:space="preserve">11곳에서 갈라졌다 다시 만난다.</w:t>
-      </w:r>
-      <w:r>
-        <w:t xml:space="preserve"> </w:t>
-      </w:r>
-      <w:r>
-        <w:t xml:space="preserve">어느 쪽을 걷느냐에 따라 거리·난이도·볼거리가 달라진다.</w:t>
-      </w:r>
-    </w:p>
-    <w:tbl>
-      <w:tblPr>
-        <w:tblStyle w:val="Table"/>
-        <w:tblW w:type="pct" w:w="5000"/>
-        <w:tblLayout w:type="fixed"/>
-        <w:tblLook w:firstRow="1" w:lastRow="0" w:firstColumn="0" w:lastColumn="0" w:noHBand="0" w:noVBand="0" w:val="0020"/>
-      </w:tblPr>
-      <w:tblGrid>
-        <w:gridCol w:w="3960"/>
-        <w:gridCol w:w="3960"/>
-      </w:tblGrid>
-      <w:tr>
-        <w:trPr>
-          <w:tblHeader w:val="on"/>
-        </w:trPr>
-        <w:tc>
-          <w:tcPr/>
-          <w:p>
-            <w:pPr>
-              <w:pStyle w:val="Compact"/>
-            </w:pPr>
-            <w:r>
-              <w:t xml:space="preserve">분기점</w:t>
-            </w:r>
-          </w:p>
-        </w:tc>
-        <w:tc>
-          <w:tcPr/>
-          <w:p>
-            <w:pPr>
-              <w:pStyle w:val="Compact"/>
-            </w:pPr>
-            <w:r>
-              <w:t xml:space="preserve">선택지</w:t>
-            </w:r>
-          </w:p>
-        </w:tc>
-      </w:tr>
-      <w:tr>
-        <w:tc>
-          <w:tcPr/>
-          <w:p>
-            <w:pPr>
-              <w:pStyle w:val="Compact"/>
-            </w:pPr>
-            <w:r>
-              <w:rPr>
-                <w:b/>
-                <w:bCs/>
-              </w:rPr>
-              <w:t xml:space="preserve">생장피드포르</w:t>
-            </w:r>
-          </w:p>
-        </w:tc>
-        <w:tc>
-          <w:tcPr/>
-          <w:p>
-            <w:pPr>
-              <w:pStyle w:val="Compact"/>
-            </w:pPr>
-            <w:r>
-              <w:rPr>
-                <w:b/>
-                <w:bCs/>
-              </w:rPr>
-              <w:t xml:space="preserve">나폴레옹(고지)</w:t>
-            </w:r>
-            <w:r>
-              <w:t xml:space="preserve"> </w:t>
-            </w:r>
-            <w:r>
-              <w:t xml:space="preserve">vs</w:t>
-            </w:r>
-            <w:r>
-              <w:t xml:space="preserve"> </w:t>
-            </w:r>
-            <w:r>
-              <w:rPr>
-                <w:b/>
-                <w:bCs/>
-              </w:rPr>
-              <w:t xml:space="preserve">발카를로스(계곡)</w:t>
-            </w:r>
-            <w:r>
-              <w:t xml:space="preserve"> </w:t>
-            </w:r>
-            <w:r>
-              <w:t xml:space="preserve">— 11/1~3/31 나폴레옹 폐쇄</w:t>
-            </w:r>
-          </w:p>
-        </w:tc>
-      </w:tr>
-      <w:tr>
-        <w:tc>
-          <w:tcPr/>
-          <w:p>
-            <w:pPr>
-              <w:pStyle w:val="Compact"/>
-            </w:pPr>
-            <w:r>
-              <w:t xml:space="preserve">레온 이후</w:t>
-            </w:r>
-          </w:p>
-        </w:tc>
-        <w:tc>
-          <w:tcPr/>
-          <w:p>
-            <w:pPr>
-              <w:pStyle w:val="Compact"/>
-            </w:pPr>
-            <w:r>
-              <w:t xml:space="preserve">비야당고스(차도) vs</w:t>
-            </w:r>
-            <w:r>
-              <w:t xml:space="preserve"> </w:t>
-            </w:r>
-            <w:r>
-              <w:rPr>
-                <w:b/>
-                <w:bCs/>
-              </w:rPr>
-              <w:t xml:space="preserve">비야르 데 마사리페</w:t>
-            </w:r>
-          </w:p>
-        </w:tc>
-      </w:tr>
-      <w:tr>
-        <w:tc>
-          <w:tcPr/>
-          <w:p>
-            <w:pPr>
-              <w:pStyle w:val="Compact"/>
-            </w:pPr>
-            <w:r>
-              <w:t xml:space="preserve">트리아카스텔라</w:t>
-            </w:r>
-          </w:p>
-        </w:tc>
-        <w:tc>
-          <w:tcPr/>
-          <w:p>
-            <w:pPr>
-              <w:pStyle w:val="Compact"/>
-            </w:pPr>
-            <w:r>
-              <w:t xml:space="preserve">산 실(짧음) vs</w:t>
-            </w:r>
-            <w:r>
-              <w:t xml:space="preserve"> </w:t>
-            </w:r>
-            <w:r>
-              <w:rPr>
-                <w:b/>
-                <w:bCs/>
-              </w:rPr>
-              <w:t xml:space="preserve">사모스(대수도원)</w:t>
-            </w:r>
-          </w:p>
-        </w:tc>
-      </w:tr>
-      <w:tr>
-        <w:tc>
-          <w:tcPr/>
-          <w:p>
-            <w:pPr>
-              <w:pStyle w:val="Compact"/>
-            </w:pPr>
-            <w:r>
-              <w:t xml:space="preserve">그 외 8곳</w:t>
-            </w:r>
-          </w:p>
-        </w:tc>
-        <w:tc>
-          <w:tcPr/>
-          <w:p>
-            <w:pPr>
-              <w:pStyle w:val="Compact"/>
-            </w:pPr>
-          </w:p>
-        </w:tc>
-      </w:tr>
-    </w:tbl>
-    <w:p>
-      <w:pPr>
-        <w:pStyle w:val="BodyText"/>
-      </w:pPr>
-      <w:r>
-        <w:t xml:space="preserve">출발일·체력·관심(경치/역사/한적함/최단)·차도 회피 여부로</w:t>
-      </w:r>
-      <w:r>
-        <w:t xml:space="preserve"> </w:t>
-      </w:r>
-      <w:r>
-        <w:rPr>
-          <w:b/>
-          <w:bCs/>
-        </w:rPr>
-        <w:t xml:space="preserve">추천하고 이유를 함께 보여준다.</w:t>
-      </w:r>
-      <w:r>
-        <w:t xml:space="preserve"> </w:t>
-      </w:r>
-      <w:r>
-        <w:t xml:space="preserve">계절 폐쇄 구간은 아예 선택지에서 뺀다.</w:t>
-      </w:r>
-    </w:p>
-    <w:p>
-      <w:pPr>
-        <w:pStyle w:val="BodyText"/>
-      </w:pPr>
-      <w:r>
-        <w:t xml:space="preserve">⚠️</w:t>
-      </w:r>
-      <w:r>
-        <w:t xml:space="preserve"> </w:t>
-      </w:r>
-      <w:r>
-        <w:rPr>
-          <w:b/>
-          <w:bCs/>
-        </w:rPr>
-        <w:t xml:space="preserve">당일 안전 판단은 현지 순례자 사무소가 한다.</w:t>
-      </w:r>
-      <w:r>
-        <w:t xml:space="preserve"> </w:t>
-      </w:r>
-      <w:r>
-        <w:t xml:space="preserve">우리는 사전 정보만 제공한다.</w:t>
-      </w:r>
-    </w:p>
-    <w:bookmarkEnd w:id="31"/>
-    <w:bookmarkStart w:id="34" w:name="b-걷기-전과-후도-여정이다"/>
-    <w:p>
-      <w:pPr>
-        <w:pStyle w:val="Heading3"/>
-      </w:pPr>
-      <w:r>
-        <w:t xml:space="preserve">6.0-b 걷기 전과 후도 여정이다</w:t>
-      </w:r>
-    </w:p>
-    <w:p>
-      <w:pPr>
-        <w:pStyle w:val="FirstParagraph"/>
-      </w:pPr>
-      <w:r>
-        <w:rPr>
-          <w:b/>
-          <w:bCs/>
-        </w:rPr>
-        <w:t xml:space="preserve">생장피드포르에는 공항이 없다.</w:t>
-      </w:r>
-      <w:r>
-        <w:t xml:space="preserve"> </w:t>
-      </w:r>
-      <w:r>
-        <w:t xml:space="preserve">인천에서 가려면 최소 2~3회 환승이 필요하고, 이것이 준비 단계에서 가장 헷갈리는 부분 중 하나다.</w:t>
-      </w:r>
-    </w:p>
-    <w:tbl>
-      <w:tblPr>
-        <w:tblStyle w:val="Table"/>
-        <w:tblW w:type="auto" w:w="0"/>
-        <w:tblLook w:firstRow="1" w:lastRow="0" w:firstColumn="0" w:lastColumn="0" w:noHBand="0" w:noVBand="0" w:val="0020"/>
-      </w:tblPr>
-      <w:tblGrid>
-        <w:gridCol w:w="3960"/>
-        <w:gridCol w:w="3960"/>
-      </w:tblGrid>
-      <w:tr>
-        <w:trPr>
-          <w:tblHeader w:val="on"/>
-        </w:trPr>
-        <w:tc>
-          <w:tcPr/>
-          <w:p>
-            <w:pPr>
-              <w:pStyle w:val="Compact"/>
-            </w:pPr>
-            <w:r>
-              <w:t xml:space="preserve">경로</w:t>
-            </w:r>
-          </w:p>
-        </w:tc>
-        <w:tc>
-          <w:tcPr/>
-          <w:p>
-            <w:pPr>
-              <w:pStyle w:val="Compact"/>
-            </w:pPr>
-            <w:r>
-              <w:t xml:space="preserve">구간</w:t>
-            </w:r>
-          </w:p>
-        </w:tc>
-      </w:tr>
-      <w:tr>
-        <w:tc>
-          <w:tcPr/>
-          <w:p>
-            <w:pPr>
-              <w:pStyle w:val="Compact"/>
-            </w:pPr>
-            <w:r>
-              <w:t xml:space="preserve">파리 경유</w:t>
-            </w:r>
-          </w:p>
-        </w:tc>
-        <w:tc>
-          <w:tcPr/>
-          <w:p>
-            <w:pPr>
-              <w:pStyle w:val="Compact"/>
-            </w:pPr>
-            <w:r>
-              <w:t xml:space="preserve">인천 → 파리(CDG) → TGV 바욘 → 생장 기차</w:t>
-            </w:r>
-          </w:p>
-        </w:tc>
-      </w:tr>
-      <w:tr>
-        <w:tc>
-          <w:tcPr/>
-          <w:p>
-            <w:pPr>
-              <w:pStyle w:val="Compact"/>
-            </w:pPr>
-            <w:r>
-              <w:t xml:space="preserve">비아리츠 경유</w:t>
-            </w:r>
-          </w:p>
-        </w:tc>
-        <w:tc>
-          <w:tcPr/>
-          <w:p>
-            <w:pPr>
-              <w:pStyle w:val="Compact"/>
-            </w:pPr>
-            <w:r>
-              <w:t xml:space="preserve">인천 → 파리 → 비아리츠 → 버스 → 바욘 → 생장</w:t>
-            </w:r>
-          </w:p>
-        </w:tc>
-      </w:tr>
-      <w:tr>
-        <w:tc>
-          <w:tcPr/>
-          <w:p>
-            <w:pPr>
-              <w:pStyle w:val="Compact"/>
-            </w:pPr>
-            <w:r>
-              <w:rPr>
-                <w:b/>
-                <w:bCs/>
-              </w:rPr>
-              <w:t xml:space="preserve">팜플로나 경유</w:t>
-            </w:r>
-          </w:p>
-        </w:tc>
-        <w:tc>
-          <w:tcPr/>
-          <w:p>
-            <w:pPr>
-              <w:pStyle w:val="Compact"/>
-            </w:pPr>
-            <w:r>
-              <w:t xml:space="preserve">인천 → 마드리드 → 팜플로나 → 생장 버스</w:t>
-            </w:r>
-          </w:p>
-        </w:tc>
-      </w:tr>
-    </w:tbl>
-    <w:p>
-      <w:pPr>
-        <w:pStyle w:val="BodyText"/>
-      </w:pPr>
-      <w:r>
-        <w:t xml:space="preserve">일정에</w:t>
-      </w:r>
-      <w:r>
-        <w:t xml:space="preserve"> </w:t>
-      </w:r>
-      <w:r>
-        <w:rPr>
-          <w:b/>
-          <w:bCs/>
-        </w:rPr>
-        <w:t xml:space="preserve">Day 0(이동)</w:t>
-      </w:r>
-      <w:r>
-        <w:t xml:space="preserve"> </w:t>
-      </w:r>
-      <w:r>
-        <w:t xml:space="preserve">으로 표시하고, 귀환편까지 함께 계획한다.</w:t>
-      </w:r>
-    </w:p>
-    <w:p>
-      <w:pPr>
-        <w:pStyle w:val="BodyText"/>
-      </w:pPr>
-      <w:r>
-        <w:rPr>
-          <w:b/>
-          <w:bCs/>
-        </w:rPr>
-        <w:t xml:space="preserve">여정 중 이동수단도 예외가 아니다.</w:t>
-      </w:r>
-      <w:r>
-        <w:t xml:space="preserve"> </w:t>
-      </w:r>
-      <w:r>
-        <w:t xml:space="preserve">부상·만실·시간 부족으로 버스나 택시를 쓰는 일은 흔하다.</w:t>
-      </w:r>
-      <w:r>
-        <w:t xml:space="preserve"> </w:t>
-      </w:r>
-      <w:r>
-        <w:t xml:space="preserve">걷지 않은 구간은 자동으로 기록에서 빠지고,</w:t>
-      </w:r>
-      <w:r>
-        <w:t xml:space="preserve"> </w:t>
-      </w:r>
-      <w:r>
-        <w:rPr>
-          <w:b/>
-          <w:bCs/>
-        </w:rPr>
-        <w:t xml:space="preserve">콤포스텔라 요건에 영향을 주면 경고한다.</w:t>
-      </w:r>
-    </w:p>
-    <w:bookmarkStart w:id="33" w:name="모두가-걷는-것은-아니고-걷는-사람도-계속-걷지는-않는다"/>
-    <w:p>
-      <w:pPr>
-        <w:pStyle w:val="Heading4"/>
-      </w:pPr>
-      <w:r>
-        <w:t xml:space="preserve">모두가 걷는 것은 아니고, 걷는 사람도 계속 걷지는 않는다</w:t>
       </w:r>
     </w:p>
     <w:tbl>
@@ -3815,53 +2757,42 @@
               <w:pStyle w:val="Compact"/>
             </w:pPr>
             <w:r>
-              <w:t xml:space="preserve">방식</w:t>
-            </w:r>
-          </w:p>
-        </w:tc>
-        <w:tc>
-          <w:tcPr/>
-          <w:p>
-            <w:pPr>
-              <w:pStyle w:val="Compact"/>
-            </w:pPr>
-            <w:r>
-              <w:t xml:space="preserve">콤포스텔라 최소</w:t>
-            </w:r>
-          </w:p>
-        </w:tc>
-        <w:tc>
-          <w:tcPr/>
-          <w:p>
-            <w:pPr>
-              <w:pStyle w:val="Compact"/>
-            </w:pPr>
-            <w:r>
-              <w:t xml:space="preserve">하루 이동</w:t>
-            </w:r>
-          </w:p>
-        </w:tc>
-      </w:tr>
-      <w:tr>
-        <w:tc>
-          <w:tcPr/>
-          <w:p>
-            <w:pPr>
-              <w:pStyle w:val="Compact"/>
-            </w:pPr>
-            <w:r>
-              <w:t xml:space="preserve">도보</w:t>
-            </w:r>
-          </w:p>
-        </w:tc>
-        <w:tc>
-          <w:tcPr/>
-          <w:p>
-            <w:pPr>
-              <w:pStyle w:val="Compact"/>
-            </w:pPr>
-            <w:r>
-              <w:t xml:space="preserve">100km</w:t>
+              <w:t xml:space="preserve">#</w:t>
+            </w:r>
+          </w:p>
+        </w:tc>
+        <w:tc>
+          <w:tcPr/>
+          <w:p>
+            <w:pPr>
+              <w:pStyle w:val="Compact"/>
+            </w:pPr>
+            <w:r>
+              <w:t xml:space="preserve">원칙</w:t>
+            </w:r>
+          </w:p>
+        </w:tc>
+        <w:tc>
+          <w:tcPr/>
+          <w:p>
+            <w:pPr>
+              <w:pStyle w:val="Compact"/>
+            </w:pPr>
+            <w:r>
+              <w:t xml:space="preserve">내용</w:t>
+            </w:r>
+          </w:p>
+        </w:tc>
+      </w:tr>
+      <w:tr>
+        <w:tc>
+          <w:tcPr/>
+          <w:p>
+            <w:pPr>
+              <w:pStyle w:val="Compact"/>
+            </w:pPr>
+            <w:r>
+              <w:t xml:space="preserve">1</w:t>
             </w:r>
           </w:p>
         </w:tc>
@@ -3876,20 +2807,31 @@
                 <w:b/>
                 <w:bCs/>
               </w:rPr>
-              <w:t xml:space="preserve">3~32km</w:t>
-            </w:r>
-          </w:p>
-        </w:tc>
-      </w:tr>
-      <w:tr>
-        <w:tc>
-          <w:tcPr/>
-          <w:p>
-            <w:pPr>
-              <w:pStyle w:val="Compact"/>
-            </w:pPr>
-            <w:r>
-              <w:t xml:space="preserve">자전거</w:t>
+              <w:t xml:space="preserve">묻지 말고 제안한다</w:t>
+            </w:r>
+          </w:p>
+        </w:tc>
+        <w:tc>
+          <w:tcPr/>
+          <w:p>
+            <w:pPr>
+              <w:pStyle w:val="Compact"/>
+            </w:pPr>
+            <w:r>
+              <w:t xml:space="preserve">"며칠 걸으실래요?"가 아니라 "체력 보통, 20일이면 레온 출발이 맞습니다"</w:t>
+            </w:r>
+          </w:p>
+        </w:tc>
+      </w:tr>
+      <w:tr>
+        <w:tc>
+          <w:tcPr/>
+          <w:p>
+            <w:pPr>
+              <w:pStyle w:val="Compact"/>
+            </w:pPr>
+            <w:r>
+              <w:t xml:space="preserve">2</w:t>
             </w:r>
           </w:p>
         </w:tc>
@@ -3904,23 +2846,34 @@
                 <w:b/>
                 <w:bCs/>
               </w:rPr>
-              <w:t xml:space="preserve">200km</w:t>
-            </w:r>
-          </w:p>
-        </w:tc>
-        <w:tc>
-          <w:tcPr/>
-          <w:p>
-            <w:pPr>
-              <w:pStyle w:val="Compact"/>
-            </w:pPr>
-            <w:r>
-              <w:t xml:space="preserve">40~100km</w:t>
-            </w:r>
-          </w:p>
-        </w:tc>
-      </w:tr>
-      <w:tr>
+              <w:t xml:space="preserve">숫자에 근거를 붙인다</w:t>
+            </w:r>
+          </w:p>
+        </w:tc>
+        <w:tc>
+          <w:tcPr/>
+          <w:p>
+            <w:pPr>
+              <w:pStyle w:val="Compact"/>
+            </w:pPr>
+            <w:r>
+              <w:t xml:space="preserve">"오늘 24km · 상승 400m · 하강 550m · 그늘 없는 구간 8km"</w:t>
+            </w:r>
+          </w:p>
+        </w:tc>
+      </w:tr>
+      <w:tr>
+        <w:tc>
+          <w:tcPr/>
+          <w:p>
+            <w:pPr>
+              <w:pStyle w:val="Compact"/>
+            </w:pPr>
+            <w:r>
+              <w:t xml:space="preserve">3</w:t>
+            </w:r>
+          </w:p>
+        </w:tc>
         <w:tc>
           <w:tcPr/>
           <w:p>
@@ -3932,7 +2885,31 @@
                 <w:b/>
                 <w:bCs/>
               </w:rPr>
-              <w:t xml:space="preserve">전기자전거</w:t>
+              <w:t xml:space="preserve">오프라인이 기본이다</w:t>
+            </w:r>
+          </w:p>
+        </w:tc>
+        <w:tc>
+          <w:tcPr/>
+          <w:p>
+            <w:pPr>
+              <w:pStyle w:val="Compact"/>
+            </w:pPr>
+            <w:r>
+              <w:t xml:space="preserve">메세타와 갈리시아 산간은 통신이 끊긴다</w:t>
+            </w:r>
+          </w:p>
+        </w:tc>
+      </w:tr>
+      <w:tr>
+        <w:tc>
+          <w:tcPr/>
+          <w:p>
+            <w:pPr>
+              <w:pStyle w:val="Compact"/>
+            </w:pPr>
+            <w:r>
+              <w:t xml:space="preserve">4</w:t>
             </w:r>
           </w:p>
         </w:tc>
@@ -3947,1228 +2924,299 @@
                 <w:b/>
                 <w:bCs/>
               </w:rPr>
-              <w:t xml:space="preserve">대상 아님</w:t>
-            </w:r>
-          </w:p>
-        </w:tc>
-        <w:tc>
-          <w:tcPr/>
-          <w:p>
-            <w:pPr>
-              <w:pStyle w:val="Compact"/>
-            </w:pPr>
-            <w:r>
-              <w:t xml:space="preserve">—</w:t>
-            </w:r>
-          </w:p>
-        </w:tc>
-      </w:tr>
-      <w:tr>
-        <w:tc>
-          <w:tcPr/>
-          <w:p>
-            <w:pPr>
-              <w:pStyle w:val="Compact"/>
-            </w:pPr>
-            <w:r>
-              <w:t xml:space="preserve">전동 핸드바이크</w:t>
-            </w:r>
-          </w:p>
-        </w:tc>
-        <w:tc>
-          <w:tcPr/>
-          <w:p>
-            <w:pPr>
-              <w:pStyle w:val="Compact"/>
-            </w:pPr>
-            <w:r>
-              <w:t xml:space="preserve">확인 필요</w:t>
-            </w:r>
-          </w:p>
-        </w:tc>
-        <w:tc>
-          <w:tcPr/>
-          <w:p>
-            <w:pPr>
-              <w:pStyle w:val="Compact"/>
-            </w:pPr>
-            <w:r>
-              <w:t xml:space="preserve">평균 20km</w:t>
-            </w:r>
-          </w:p>
-        </w:tc>
-      </w:tr>
-      <w:tr>
-        <w:tc>
-          <w:tcPr/>
-          <w:p>
-            <w:pPr>
-              <w:pStyle w:val="Compact"/>
-            </w:pPr>
-            <w:r>
-              <w:t xml:space="preserve">휠체어·조엘레트</w:t>
-            </w:r>
-          </w:p>
-        </w:tc>
-        <w:tc>
-          <w:tcPr/>
-          <w:p>
-            <w:pPr>
-              <w:pStyle w:val="Compact"/>
-            </w:pPr>
-            <w:r>
-              <w:t xml:space="preserve">확인 필요</w:t>
-            </w:r>
-          </w:p>
-        </w:tc>
-        <w:tc>
-          <w:tcPr/>
-          <w:p>
-            <w:pPr>
-              <w:pStyle w:val="Compact"/>
-            </w:pPr>
-            <w:r>
-              <w:t xml:space="preserve">3~15km</w:t>
-            </w:r>
-          </w:p>
-        </w:tc>
-      </w:tr>
-      <w:tr>
-        <w:tc>
-          <w:tcPr/>
-          <w:p>
-            <w:pPr>
-              <w:pStyle w:val="Compact"/>
-            </w:pPr>
-            <w:r>
-              <w:t xml:space="preserve">말</w:t>
-            </w:r>
-          </w:p>
-        </w:tc>
-        <w:tc>
-          <w:tcPr/>
-          <w:p>
-            <w:pPr>
-              <w:pStyle w:val="Compact"/>
-            </w:pPr>
-            <w:r>
-              <w:t xml:space="preserve">100km</w:t>
-            </w:r>
-          </w:p>
-        </w:tc>
-        <w:tc>
-          <w:tcPr/>
-          <w:p>
-            <w:pPr>
-              <w:pStyle w:val="Compact"/>
-            </w:pPr>
-            <w:r>
-              <w:t xml:space="preserve">—</w:t>
+              <w:t xml:space="preserve">무료이고 가입이 없다</w:t>
+            </w:r>
+          </w:p>
+        </w:tc>
+        <w:tc>
+          <w:tcPr/>
+          <w:p>
+            <w:pPr>
+              <w:pStyle w:val="Compact"/>
+            </w:pPr>
+            <w:r>
+              <w:t xml:space="preserve">핵심 기능에 결제벽·가입벽을 두지 않는다</w:t>
+            </w:r>
+          </w:p>
+        </w:tc>
+      </w:tr>
+      <w:tr>
+        <w:tc>
+          <w:tcPr/>
+          <w:p>
+            <w:pPr>
+              <w:pStyle w:val="Compact"/>
+            </w:pPr>
+            <w:r>
+              <w:t xml:space="preserve">5</w:t>
+            </w:r>
+          </w:p>
+        </w:tc>
+        <w:tc>
+          <w:tcPr/>
+          <w:p>
+            <w:pPr>
+              <w:pStyle w:val="Compact"/>
+            </w:pPr>
+            <w:r>
+              <w:rPr>
+                <w:b/>
+                <w:bCs/>
+              </w:rPr>
+              <w:t xml:space="preserve">데이터의 나이를 숨기지 않는다</w:t>
+            </w:r>
+          </w:p>
+        </w:tc>
+        <w:tc>
+          <w:tcPr/>
+          <w:p>
+            <w:pPr>
+              <w:pStyle w:val="Compact"/>
+            </w:pPr>
+            <w:r>
+              <w:t xml:space="preserve">숙소마다 확인 시점을 표시한다</w:t>
+            </w:r>
+          </w:p>
+        </w:tc>
+      </w:tr>
+      <w:tr>
+        <w:tc>
+          <w:tcPr/>
+          <w:p>
+            <w:pPr>
+              <w:pStyle w:val="Compact"/>
+            </w:pPr>
+            <w:r>
+              <w:t xml:space="preserve">6</w:t>
+            </w:r>
+          </w:p>
+        </w:tc>
+        <w:tc>
+          <w:tcPr/>
+          <w:p>
+            <w:pPr>
+              <w:pStyle w:val="Compact"/>
+            </w:pPr>
+            <w:r>
+              <w:rPr>
+                <w:b/>
+                <w:bCs/>
+              </w:rPr>
+              <w:t xml:space="preserve">완주가 아니라 무사 귀환이 목표다</w:t>
+            </w:r>
+          </w:p>
+        </w:tc>
+        <w:tc>
+          <w:tcPr/>
+          <w:p>
+            <w:pPr>
+              <w:pStyle w:val="Compact"/>
+            </w:pPr>
+            <w:r>
+              <w:t xml:space="preserve">일정 설계의 목표는 최단 일수가 아니라 부상 없는 완주</w:t>
+            </w:r>
+          </w:p>
+        </w:tc>
+      </w:tr>
+      <w:tr>
+        <w:tc>
+          <w:tcPr/>
+          <w:p>
+            <w:pPr>
+              <w:pStyle w:val="Compact"/>
+            </w:pPr>
+            <w:r>
+              <w:t xml:space="preserve">7</w:t>
+            </w:r>
+          </w:p>
+        </w:tc>
+        <w:tc>
+          <w:tcPr/>
+          <w:p>
+            <w:pPr>
+              <w:pStyle w:val="Compact"/>
+            </w:pPr>
+            <w:r>
+              <w:rPr>
+                <w:b/>
+                <w:bCs/>
+              </w:rPr>
+              <w:t xml:space="preserve">기록은 앱 밖으로 나갈 수 있어야 한다</w:t>
+            </w:r>
+          </w:p>
+        </w:tc>
+        <w:tc>
+          <w:tcPr/>
+          <w:p>
+            <w:pPr>
+              <w:pStyle w:val="Compact"/>
+            </w:pPr>
+            <w:r>
+              <w:t xml:space="preserve">인쇄물, 포토북, PDF</w:t>
+            </w:r>
+          </w:p>
+        </w:tc>
+      </w:tr>
+      <w:tr>
+        <w:tc>
+          <w:tcPr/>
+          <w:p>
+            <w:pPr>
+              <w:pStyle w:val="Compact"/>
+            </w:pPr>
+            <w:r>
+              <w:t xml:space="preserve">8</w:t>
+            </w:r>
+          </w:p>
+        </w:tc>
+        <w:tc>
+          <w:tcPr/>
+          <w:p>
+            <w:pPr>
+              <w:pStyle w:val="Compact"/>
+            </w:pPr>
+            <w:r>
+              <w:rPr>
+                <w:b/>
+                <w:bCs/>
+              </w:rPr>
+              <w:t xml:space="preserve">보상은 팔지 않고 준다</w:t>
+            </w:r>
+          </w:p>
+        </w:tc>
+        <w:tc>
+          <w:tcPr/>
+          <w:p>
+            <w:pPr>
+              <w:pStyle w:val="Compact"/>
+            </w:pPr>
+            <w:r>
+              <w:t xml:space="preserve">완주 후 결제벽을 세우지 않는다. 예외는 90/10 원칙(6.4절) — 실물·과시용 소수 항목만 유료</w:t>
+            </w:r>
+          </w:p>
+        </w:tc>
+      </w:tr>
+      <w:tr>
+        <w:tc>
+          <w:tcPr/>
+          <w:p>
+            <w:pPr>
+              <w:pStyle w:val="Compact"/>
+            </w:pPr>
+            <w:r>
+              <w:t xml:space="preserve">9</w:t>
+            </w:r>
+          </w:p>
+        </w:tc>
+        <w:tc>
+          <w:tcPr/>
+          <w:p>
+            <w:pPr>
+              <w:pStyle w:val="Compact"/>
+            </w:pPr>
+            <w:r>
+              <w:rPr>
+                <w:b/>
+                <w:bCs/>
+              </w:rPr>
+              <w:t xml:space="preserve">부상으로 물건을 팔지 않는다</w:t>
+            </w:r>
+          </w:p>
+        </w:tc>
+        <w:tc>
+          <w:tcPr/>
+          <w:p>
+            <w:pPr>
+              <w:pStyle w:val="Compact"/>
+            </w:pPr>
+            <w:r>
+              <w:t xml:space="preserve">공포 마케팅을 하지 않는다. 안 사도 되는 것은 안 사도 된다고 말한다</w:t>
+            </w:r>
+          </w:p>
+        </w:tc>
+      </w:tr>
+      <w:tr>
+        <w:tc>
+          <w:tcPr/>
+          <w:p>
+            <w:pPr>
+              <w:pStyle w:val="Compact"/>
+            </w:pPr>
+            <w:r>
+              <w:t xml:space="preserve">10</w:t>
+            </w:r>
+          </w:p>
+        </w:tc>
+        <w:tc>
+          <w:tcPr/>
+          <w:p>
+            <w:pPr>
+              <w:pStyle w:val="Compact"/>
+            </w:pPr>
+            <w:r>
+              <w:rPr>
+                <w:b/>
+                <w:bCs/>
+              </w:rPr>
+              <w:t xml:space="preserve">판단하지 않는다</w:t>
+            </w:r>
+          </w:p>
+        </w:tc>
+        <w:tc>
+          <w:tcPr/>
+          <w:p>
+            <w:pPr>
+              <w:pStyle w:val="Compact"/>
+            </w:pPr>
+            <w:r>
+              <w:t xml:space="preserve">의료는 증상을 전달하고 전문가의 판단을 받아온다</w:t>
             </w:r>
           </w:p>
         </w:tc>
       </w:tr>
     </w:tbl>
     <w:p>
-      <w:pPr>
-        <w:pStyle w:val="BodyText"/>
+      <w:r>
+        <w:pict>
+          <v:rect style="width:0;height:1.5pt" o:hralign="center" o:hrstd="t" o:hr="t"/>
+        </w:pict>
+      </w:r>
+    </w:p>
+    <w:bookmarkEnd w:id="30"/>
+    <w:bookmarkStart w:id="42" w:name="X5284e135ce618f1353968895b44977df050c5a9"/>
+    <w:p>
+      <w:pPr>
+        <w:pStyle w:val="Heading2"/>
+      </w:pPr>
+      <w:r>
+        <w:t xml:space="preserve">6. 기능</w:t>
+      </w:r>
+    </w:p>
+    <w:bookmarkStart w:id="31" w:name="Xed7b4b61b351421cff0078cd9b9d7ea173840d8"/>
+    <w:p>
+      <w:pPr>
+        <w:pStyle w:val="Heading3"/>
+      </w:pPr>
+      <w:r>
+        <w:t xml:space="preserve">6.0 프랑스 길은 하나의 선이 아니다</w:t>
+      </w:r>
+    </w:p>
+    <w:p>
+      <w:pPr>
+        <w:pStyle w:val="FirstParagraph"/>
       </w:pPr>
       <w:r>
         <w:rPr>
           <w:b/>
           <w:bCs/>
         </w:rPr>
-        <w:t xml:space="preserve">하루 목표 거리에 하한을 두지 않는다.</w:t>
+        <w:t xml:space="preserve">11곳에서 갈라졌다 다시 만난다.</w:t>
       </w:r>
       <w:r>
         <w:t xml:space="preserve"> </w:t>
       </w:r>
       <w:r>
-        <w:t xml:space="preserve">의족을 쓰고 하루 3~4km씩 걷는 계획이 실재한다.</w:t>
-      </w:r>
-    </w:p>
-    <w:bookmarkStart w:id="32" w:name="메세타-건너뛰기는-실패가-아니다"/>
-    <w:p>
-      <w:pPr>
-        <w:pStyle w:val="Heading5"/>
-      </w:pPr>
-      <w:r>
-        <w:t xml:space="preserve">⚠️ 메세타 건너뛰기는 실패가 아니다</w:t>
-      </w:r>
-    </w:p>
-    <w:p>
-      <w:pPr>
-        <w:pStyle w:val="FirstParagraph"/>
-      </w:pPr>
-      <w:r>
-        <w:rPr>
-          <w:b/>
-          <w:bCs/>
-        </w:rPr>
-        <w:t xml:space="preserve">부르고스에서 레온까지 약 200km의 메세타를 버스로 건너뛰는 것은 흔한 선택이다.</w:t>
-      </w:r>
-      <w:r>
-        <w:t xml:space="preserve"> </w:t>
-      </w:r>
-      <w:r>
-        <w:t xml:space="preserve">포럼에서 끊임없이 논의되고 상당수가 실제로 그렇게 한다.</w:t>
-      </w:r>
-    </w:p>
-    <w:p>
-      <w:pPr>
-        <w:pStyle w:val="BodyText"/>
-      </w:pPr>
-      <w:r>
-        <w:t xml:space="preserve">일정 수립 단계에서</w:t>
-      </w:r>
-      <w:r>
-        <w:t xml:space="preserve"> </w:t>
-      </w:r>
-      <w:r>
-        <w:rPr>
-          <w:b/>
-          <w:bCs/>
-        </w:rPr>
-        <w:t xml:space="preserve">처음부터 넣을 수 있게</w:t>
-      </w:r>
-      <w:r>
-        <w:t xml:space="preserve"> </w:t>
-      </w:r>
-      <w:r>
-        <w:t xml:space="preserve">한다. 걷지 않은 구간은 조용히 기록에서 빠지고, 콤포스텔라 요건에 걸릴 때만 경고한다.</w:t>
-      </w:r>
-    </w:p>
-    <w:p>
-      <w:pPr>
-        <w:pStyle w:val="BodyText"/>
-      </w:pPr>
-      <w:r>
-        <w:rPr>
-          <w:b/>
-          <w:bCs/>
-        </w:rPr>
-        <w:t xml:space="preserve">어느 쪽도 권하지 않는다.</w:t>
-      </w:r>
-      <w:r>
-        <w:t xml:space="preserve"> </w:t>
-      </w:r>
-      <w:r>
-        <w:t xml:space="preserve">시간과 체력의 현실을 보여주고 판단은 사용자가 한다.</w:t>
-      </w:r>
-    </w:p>
-    <w:p>
-      <w:pPr>
-        <w:pStyle w:val="BodyText"/>
-      </w:pPr>
-      <w:r>
-        <w:t xml:space="preserve">Phase 1~3은 도보를 우선하되,</w:t>
-      </w:r>
-      <w:r>
-        <w:t xml:space="preserve"> </w:t>
-      </w:r>
-      <w:r>
-        <w:rPr>
-          <w:b/>
-          <w:bCs/>
-        </w:rPr>
-        <w:t xml:space="preserve">데이터 모델과 용어를 도보 전용으로 만들지 않는다.</w:t>
-      </w:r>
-      <w:r>
-        <w:t xml:space="preserve"> </w:t>
-      </w:r>
-      <w:r>
-        <w:t xml:space="preserve">나중에 넣으려면 전부 뜯어야 한다.</w:t>
-      </w:r>
-    </w:p>
-    <w:bookmarkEnd w:id="32"/>
-    <w:bookmarkEnd w:id="33"/>
-    <w:bookmarkEnd w:id="34"/>
-    <w:bookmarkStart w:id="35" w:name="준비-d-90-d-1"/>
-    <w:p>
-      <w:pPr>
-        <w:pStyle w:val="Heading3"/>
-      </w:pPr>
-      <w:r>
-        <w:t xml:space="preserve">6.1 준비 (D-90 ~ D-1)</w:t>
-      </w:r>
-    </w:p>
-    <w:tbl>
-      <w:tblPr>
-        <w:tblStyle w:val="Table"/>
-        <w:tblW w:type="pct" w:w="5000"/>
-        <w:tblLayout w:type="fixed"/>
-        <w:tblLook w:firstRow="1" w:lastRow="0" w:firstColumn="0" w:lastColumn="0" w:noHBand="0" w:noVBand="0" w:val="0020"/>
-      </w:tblPr>
-      <w:tblGrid>
-        <w:gridCol w:w="3960"/>
-        <w:gridCol w:w="3960"/>
-      </w:tblGrid>
-      <w:tr>
-        <w:trPr>
-          <w:tblHeader w:val="on"/>
-        </w:trPr>
-        <w:tc>
-          <w:tcPr/>
-          <w:p>
-            <w:pPr>
-              <w:pStyle w:val="Compact"/>
-            </w:pPr>
-            <w:r>
-              <w:t xml:space="preserve">기능</w:t>
-            </w:r>
-          </w:p>
-        </w:tc>
-        <w:tc>
-          <w:tcPr/>
-          <w:p>
-            <w:pPr>
-              <w:pStyle w:val="Compact"/>
-            </w:pPr>
-            <w:r>
-              <w:t xml:space="preserve">내용</w:t>
-            </w:r>
-          </w:p>
-        </w:tc>
-      </w:tr>
-      <w:tr>
-        <w:tc>
-          <w:tcPr/>
-          <w:p>
-            <w:pPr>
-              <w:pStyle w:val="Compact"/>
-            </w:pPr>
-            <w:r>
-              <w:rPr>
-                <w:b/>
-                <w:bCs/>
-              </w:rPr>
-              <w:t xml:space="preserve">일정 자동 설계</w:t>
-            </w:r>
-          </w:p>
-        </w:tc>
-        <w:tc>
-          <w:tcPr/>
-          <w:p>
-            <w:pPr>
-              <w:pStyle w:val="Compact"/>
-            </w:pPr>
-            <w:r>
-              <w:t xml:space="preserve">체력·기간·나이를 반영해 부상 없는 구간 분할. 초반 3일 완화, 큰 오르막 다음 날 단축, 휴식일 자동 배치</w:t>
-            </w:r>
-          </w:p>
-        </w:tc>
-      </w:tr>
-      <w:tr>
-        <w:tc>
-          <w:tcPr/>
-          <w:p>
-            <w:pPr>
-              <w:pStyle w:val="Compact"/>
-            </w:pPr>
-            <w:r>
-              <w:rPr>
-                <w:b/>
-                <w:bCs/>
-              </w:rPr>
-              <w:t xml:space="preserve">예약할 날 지정</w:t>
-            </w:r>
-          </w:p>
-        </w:tc>
-        <w:tc>
-          <w:tcPr/>
-          <w:p>
-            <w:pPr>
-              <w:pStyle w:val="Compact"/>
-            </w:pPr>
-            <w:r>
-              <w:t xml:space="preserve">“이 5일은 잡으세요, 나머지는 비워두세요”</w:t>
-            </w:r>
-            <w:r>
-              <w:t xml:space="preserve"> </w:t>
-            </w:r>
-            <w:r>
-              <w:t xml:space="preserve">+ 숙소 후보와 원터치 링크</w:t>
-            </w:r>
-          </w:p>
-        </w:tc>
-      </w:tr>
-      <w:tr>
-        <w:tc>
-          <w:tcPr/>
-          <w:p>
-            <w:pPr>
-              <w:pStyle w:val="Compact"/>
-            </w:pPr>
-            <w:r>
-              <w:t xml:space="preserve">비용 계산기</w:t>
-            </w:r>
-          </w:p>
-        </w:tc>
-        <w:tc>
-          <w:tcPr/>
-          <w:p>
-            <w:pPr>
-              <w:pStyle w:val="Compact"/>
-            </w:pPr>
-            <w:r>
-              <w:t xml:space="preserve">구간·기간·숙소 유형별. 범위로 제시</w:t>
-            </w:r>
-          </w:p>
-        </w:tc>
-      </w:tr>
-      <w:tr>
-        <w:tc>
-          <w:tcPr/>
-          <w:p>
-            <w:pPr>
-              <w:pStyle w:val="Compact"/>
-            </w:pPr>
-            <w:r>
-              <w:t xml:space="preserve">배낭 무게 계산기</w:t>
-            </w:r>
-          </w:p>
-        </w:tc>
-        <w:tc>
-          <w:tcPr/>
-          <w:p>
-            <w:pPr>
-              <w:pStyle w:val="Compact"/>
-            </w:pPr>
-            <w:r>
-              <w:t xml:space="preserve">체중 10% 기준. 품목별 권장 무게</w:t>
-            </w:r>
-          </w:p>
-        </w:tc>
-      </w:tr>
-      <w:tr>
-        <w:tc>
-          <w:tcPr/>
-          <w:p>
-            <w:pPr>
-              <w:pStyle w:val="Compact"/>
-            </w:pPr>
-            <w:r>
-              <w:t xml:space="preserve">준비 타임라인</w:t>
-            </w:r>
-          </w:p>
-        </w:tc>
-        <w:tc>
-          <w:tcPr/>
-          <w:p>
-            <w:pPr>
-              <w:pStyle w:val="Compact"/>
-            </w:pPr>
-            <w:r>
-              <w:t xml:space="preserve">출발일 역산 D-90 체크리스트</w:t>
-            </w:r>
-          </w:p>
-        </w:tc>
-      </w:tr>
-      <w:tr>
-        <w:tc>
-          <w:tcPr/>
-          <w:p>
-            <w:pPr>
-              <w:pStyle w:val="Compact"/>
-            </w:pPr>
-            <w:r>
-              <w:t xml:space="preserve">장비 안내</w:t>
-            </w:r>
-          </w:p>
-        </w:tc>
-        <w:tc>
-          <w:tcPr/>
-          <w:p>
-            <w:pPr>
-              <w:pStyle w:val="Compact"/>
-            </w:pPr>
-            <w:r>
-              <w:t xml:space="preserve">신발 중심. 일정에서 자동 산출</w:t>
-            </w:r>
-          </w:p>
-        </w:tc>
-      </w:tr>
-      <w:tr>
-        <w:tc>
-          <w:tcPr/>
-          <w:p>
-            <w:pPr>
-              <w:pStyle w:val="Compact"/>
-            </w:pPr>
-            <w:r>
-              <w:t xml:space="preserve">보험 체크리스트</w:t>
-            </w:r>
-          </w:p>
-        </w:tc>
-        <w:tc>
-          <w:tcPr/>
-          <w:p>
-            <w:pPr>
-              <w:pStyle w:val="Compact"/>
-            </w:pPr>
-            <w:r>
-              <w:rPr>
-                <w:b/>
-                <w:bCs/>
-              </w:rPr>
-              <w:t xml:space="preserve">도보가 담보에 포함되는지</w:t>
-            </w:r>
-            <w:r>
-              <w:t xml:space="preserve"> </w:t>
-            </w:r>
-            <w:r>
-              <w:t xml:space="preserve">등</w:t>
-            </w:r>
-          </w:p>
-        </w:tc>
-      </w:tr>
-      <w:tr>
-        <w:tc>
-          <w:tcPr/>
-          <w:p>
-            <w:pPr>
-              <w:pStyle w:val="Compact"/>
-            </w:pPr>
-            <w:r>
-              <w:rPr>
-                <w:b/>
-                <w:bCs/>
-              </w:rPr>
-              <w:t xml:space="preserve">접근·귀환 교통</w:t>
-            </w:r>
-          </w:p>
-        </w:tc>
-        <w:tc>
-          <w:tcPr/>
-          <w:p>
-            <w:pPr>
-              <w:pStyle w:val="Compact"/>
-            </w:pPr>
-            <w:r>
-              <w:t xml:space="preserve">인천 → 생장 경로 비교. Day 0으로 일정에 포함</w:t>
-            </w:r>
-          </w:p>
-        </w:tc>
-      </w:tr>
-      <w:tr>
-        <w:tc>
-          <w:tcPr/>
-          <w:p>
-            <w:pPr>
-              <w:pStyle w:val="Compact"/>
-            </w:pPr>
-            <w:r>
-              <w:rPr>
-                <w:b/>
-                <w:bCs/>
-              </w:rPr>
-              <w:t xml:space="preserve">갈림길 추천</w:t>
-            </w:r>
-          </w:p>
-        </w:tc>
-        <w:tc>
-          <w:tcPr/>
-          <w:p>
-            <w:pPr>
-              <w:pStyle w:val="Compact"/>
-            </w:pPr>
-            <w:r>
-              <w:t xml:space="preserve">11곳의 선택을 출발일·체력·관심으로 추천</w:t>
-            </w:r>
-          </w:p>
-        </w:tc>
-      </w:tr>
-      <w:tr>
-        <w:tc>
-          <w:tcPr/>
-          <w:p>
-            <w:pPr>
-              <w:pStyle w:val="Compact"/>
-            </w:pPr>
-            <w:r>
-              <w:rPr>
-                <w:b/>
-                <w:bCs/>
-              </w:rPr>
-              <w:t xml:space="preserve">일자별 상세 일정</w:t>
-            </w:r>
-          </w:p>
-        </w:tc>
-        <w:tc>
-          <w:tcPr/>
-          <w:p>
-            <w:pPr>
-              <w:pStyle w:val="Compact"/>
-            </w:pPr>
-            <w:r>
-              <w:t xml:space="preserve">Day 1~N. 하루 안의 모든 거점 — 아침·휴식·식수·약국·짐배송·숙박·위험 구간</w:t>
-            </w:r>
-          </w:p>
-        </w:tc>
-      </w:tr>
-      <w:tr>
-        <w:tc>
-          <w:tcPr/>
-          <w:p>
-            <w:pPr>
-              <w:pStyle w:val="Compact"/>
-            </w:pPr>
-            <w:r>
-              <w:rPr>
-                <w:b/>
-                <w:bCs/>
-              </w:rPr>
-              <w:t xml:space="preserve">예산 관리</w:t>
-            </w:r>
-          </w:p>
-        </w:tc>
-        <w:tc>
-          <w:tcPr/>
-          <w:p>
-            <w:pPr>
-              <w:pStyle w:val="Compact"/>
-            </w:pPr>
-            <w:r>
-              <w:t xml:space="preserve">계획 예산과 실제 지출 대조. 오프라인 입력</w:t>
-            </w:r>
-          </w:p>
-        </w:tc>
-      </w:tr>
-      <w:tr>
-        <w:tc>
-          <w:tcPr/>
-          <w:p>
-            <w:pPr>
-              <w:pStyle w:val="Compact"/>
-            </w:pPr>
-            <w:r>
-              <w:t xml:space="preserve">체크리스트</w:t>
-            </w:r>
-          </w:p>
-        </w:tc>
-        <w:tc>
-          <w:tcPr/>
-          <w:p>
-            <w:pPr>
-              <w:pStyle w:val="Compact"/>
-            </w:pPr>
-            <w:r>
-              <w:t xml:space="preserve">준비·배낭·매일 아침·매일 저녁·완주 후</w:t>
-            </w:r>
-          </w:p>
-        </w:tc>
-      </w:tr>
-      <w:tr>
-        <w:tc>
-          <w:tcPr/>
-          <w:p>
-            <w:pPr>
-              <w:pStyle w:val="Compact"/>
-            </w:pPr>
-            <w:r>
-              <w:rPr>
-                <w:b/>
-                <w:bCs/>
-              </w:rPr>
-              <w:t xml:space="preserve">인쇄용 일정표</w:t>
-            </w:r>
-          </w:p>
-        </w:tc>
-        <w:tc>
-          <w:tcPr/>
-          <w:p>
-            <w:pPr>
-              <w:pStyle w:val="Compact"/>
-            </w:pPr>
-            <w:r>
-              <w:t xml:space="preserve">A4 한 장. 자녀가 부모에게 뽑아준다</w:t>
-            </w:r>
-          </w:p>
-        </w:tc>
-      </w:tr>
-    </w:tbl>
-    <w:bookmarkEnd w:id="35"/>
-    <w:bookmarkStart w:id="36" w:name="길-위에서"/>
-    <w:p>
-      <w:pPr>
-        <w:pStyle w:val="Heading3"/>
-      </w:pPr>
-      <w:r>
-        <w:t xml:space="preserve">6.2 길 위에서</w:t>
-      </w:r>
-    </w:p>
-    <w:tbl>
-      <w:tblPr>
-        <w:tblStyle w:val="Table"/>
-        <w:tblW w:type="pct" w:w="5000"/>
-        <w:tblLayout w:type="fixed"/>
-        <w:tblLook w:firstRow="1" w:lastRow="0" w:firstColumn="0" w:lastColumn="0" w:noHBand="0" w:noVBand="0" w:val="0020"/>
-      </w:tblPr>
-      <w:tblGrid>
-        <w:gridCol w:w="3960"/>
-        <w:gridCol w:w="3960"/>
-      </w:tblGrid>
-      <w:tr>
-        <w:trPr>
-          <w:tblHeader w:val="on"/>
-        </w:trPr>
-        <w:tc>
-          <w:tcPr/>
-          <w:p>
-            <w:pPr>
-              <w:pStyle w:val="Compact"/>
-            </w:pPr>
-            <w:r>
-              <w:t xml:space="preserve">기능</w:t>
-            </w:r>
-          </w:p>
-        </w:tc>
-        <w:tc>
-          <w:tcPr/>
-          <w:p>
-            <w:pPr>
-              <w:pStyle w:val="Compact"/>
-            </w:pPr>
-            <w:r>
-              <w:t xml:space="preserve">내용</w:t>
-            </w:r>
-          </w:p>
-        </w:tc>
-      </w:tr>
-      <w:tr>
-        <w:tc>
-          <w:tcPr/>
-          <w:p>
-            <w:pPr>
-              <w:pStyle w:val="Compact"/>
-            </w:pPr>
-            <w:r>
-              <w:rPr>
-                <w:b/>
-                <w:bCs/>
-              </w:rPr>
-              <w:t xml:space="preserve">오늘</w:t>
-            </w:r>
-          </w:p>
-        </w:tc>
-        <w:tc>
-          <w:tcPr/>
-          <w:p>
-            <w:pPr>
-              <w:pStyle w:val="Compact"/>
-            </w:pPr>
-            <w:r>
-              <w:t xml:space="preserve">오늘 구간, 남은 거리, 다음 식수·식당</w:t>
-            </w:r>
-          </w:p>
-        </w:tc>
-      </w:tr>
-      <w:tr>
-        <w:tc>
-          <w:tcPr/>
-          <w:p>
-            <w:pPr>
-              <w:pStyle w:val="Compact"/>
-            </w:pPr>
-            <w:r>
-              <w:rPr>
-                <w:b/>
-                <w:bCs/>
-              </w:rPr>
-              <w:t xml:space="preserve">“서두를 필요 있나요?”</w:t>
-            </w:r>
-          </w:p>
-        </w:tc>
-        <w:tc>
-          <w:tcPr/>
-          <w:p>
-            <w:pPr>
-              <w:pStyle w:val="Compact"/>
-            </w:pPr>
-            <w:r>
-              <w:t xml:space="preserve">마을 침대 수·계절·요일로 혼잡 추정</w:t>
-            </w:r>
-          </w:p>
-        </w:tc>
-      </w:tr>
-      <w:tr>
-        <w:tc>
-          <w:tcPr/>
-          <w:p>
-            <w:pPr>
-              <w:pStyle w:val="Compact"/>
-            </w:pPr>
-            <w:r>
-              <w:rPr>
-                <w:b/>
-                <w:bCs/>
-              </w:rPr>
-              <w:t xml:space="preserve">플레차</w:t>
-            </w:r>
-            <w:r>
-              <w:t xml:space="preserve"> </w:t>
-            </w:r>
-            <w:r>
-              <w:t xml:space="preserve">(지도)</w:t>
-            </w:r>
-          </w:p>
-        </w:tc>
-        <w:tc>
-          <w:tcPr/>
-          <w:p>
-            <w:pPr>
-              <w:pStyle w:val="Compact"/>
-            </w:pPr>
-            <w:r>
-              <w:t xml:space="preserve">오프라인 지도 + GPX 안내. 경로 이탈 알림</w:t>
-            </w:r>
-          </w:p>
-        </w:tc>
-      </w:tr>
-      <w:tr>
-        <w:tc>
-          <w:tcPr/>
-          <w:p>
-            <w:pPr>
-              <w:pStyle w:val="Compact"/>
-            </w:pPr>
-            <w:r>
-              <w:rPr>
-                <w:b/>
-                <w:bCs/>
-              </w:rPr>
-              <w:t xml:space="preserve">알베르게</w:t>
-            </w:r>
-          </w:p>
-        </w:tc>
-        <w:tc>
-          <w:tcPr/>
-          <w:p>
-            <w:pPr>
-              <w:pStyle w:val="Compact"/>
-            </w:pPr>
-            <w:r>
-              <w:t xml:space="preserve">숙소 정보. 건조기·짐배송 수령 여부 포함</w:t>
-            </w:r>
-          </w:p>
-        </w:tc>
-      </w:tr>
-      <w:tr>
-        <w:tc>
-          <w:tcPr/>
-          <w:p>
-            <w:pPr>
-              <w:pStyle w:val="Compact"/>
-            </w:pPr>
-            <w:r>
-              <w:rPr>
-                <w:b/>
-                <w:bCs/>
-              </w:rPr>
-              <w:t xml:space="preserve">카드</w:t>
-            </w:r>
-          </w:p>
-        </w:tc>
-        <w:tc>
-          <w:tcPr/>
-          <w:p>
-            <w:pPr>
-              <w:pStyle w:val="Compact"/>
-            </w:pPr>
-            <w:r>
-              <w:t xml:space="preserve">보여주기 카드 23장</w:t>
-            </w:r>
-          </w:p>
-        </w:tc>
-      </w:tr>
-      <w:tr>
-        <w:tc>
-          <w:tcPr/>
-          <w:p>
-            <w:pPr>
-              <w:pStyle w:val="Compact"/>
-            </w:pPr>
-            <w:r>
-              <w:rPr>
-                <w:b/>
-                <w:bCs/>
-              </w:rPr>
-              <w:t xml:space="preserve">크레덴시알</w:t>
-            </w:r>
-          </w:p>
-        </w:tc>
-        <w:tc>
-          <w:tcPr/>
-          <w:p>
-            <w:pPr>
-              <w:pStyle w:val="Compact"/>
-            </w:pPr>
-            <w:r>
-              <w:t xml:space="preserve">일지와 세요(도장) 기록</w:t>
-            </w:r>
-          </w:p>
-        </w:tc>
-      </w:tr>
-      <w:tr>
-        <w:tc>
-          <w:tcPr/>
-          <w:p>
-            <w:pPr>
-              <w:pStyle w:val="Compact"/>
-            </w:pPr>
-            <w:r>
-              <w:rPr>
-                <w:b/>
-                <w:bCs/>
-              </w:rPr>
-              <w:t xml:space="preserve">Plan B</w:t>
-            </w:r>
-          </w:p>
-        </w:tc>
-        <w:tc>
-          <w:tcPr/>
-          <w:p>
-            <w:pPr>
-              <w:pStyle w:val="Compact"/>
-            </w:pPr>
-            <w:r>
-              <w:rPr>
-                <w:b/>
-                <w:bCs/>
-              </w:rPr>
-              <w:t xml:space="preserve">각 날짜 카드 안에 접혀 있다.</w:t>
-            </w:r>
-            <w:r>
-              <w:t xml:space="preserve"> </w:t>
-            </w:r>
-            <w:r>
-              <w:t xml:space="preserve">만실·부상 시 펼치면 대안 4안이 나오고 남은 일정을 다시 계산한다</w:t>
-            </w:r>
-          </w:p>
-        </w:tc>
-      </w:tr>
-      <w:tr>
-        <w:tc>
-          <w:tcPr/>
-          <w:p>
-            <w:pPr>
-              <w:pStyle w:val="Compact"/>
-            </w:pPr>
-            <w:r>
-              <w:rPr>
-                <w:b/>
-                <w:bCs/>
-              </w:rPr>
-              <w:t xml:space="preserve">예산</w:t>
-            </w:r>
-          </w:p>
-        </w:tc>
-        <w:tc>
-          <w:tcPr/>
-          <w:p>
-            <w:pPr>
-              <w:pStyle w:val="Compact"/>
-            </w:pPr>
-            <w:r>
-              <w:t xml:space="preserve">오늘 지출 기록, 남은 예산으로 하루 얼마</w:t>
-            </w:r>
-          </w:p>
-        </w:tc>
-      </w:tr>
-    </w:tbl>
-    <w:bookmarkEnd w:id="36"/>
-    <w:bookmarkStart w:id="37" w:name="보여주기-카드"/>
-    <w:p>
-      <w:pPr>
-        <w:pStyle w:val="Heading3"/>
-      </w:pPr>
-      <w:r>
-        <w:t xml:space="preserve">6.3 보여주기 카드</w:t>
-      </w:r>
-    </w:p>
-    <w:p>
-      <w:pPr>
-        <w:pStyle w:val="FirstParagraph"/>
-      </w:pPr>
-      <w:r>
-        <w:rPr>
-          <w:b/>
-          <w:bCs/>
-        </w:rPr>
-        <w:t xml:space="preserve">화면을 상대에게 내밀면 대화 없이 상황이 끝난다.</w:t>
-      </w:r>
-    </w:p>
-    <w:p>
-      <w:pPr>
-        <w:pStyle w:val="BodyText"/>
-      </w:pPr>
-      <w:r>
-        <w:t xml:space="preserve">번역기와 다른 점은 두 가지다.</w:t>
-      </w:r>
-    </w:p>
-    <w:p>
-      <w:pPr>
-        <w:pStyle w:val="Compact"/>
-        <w:numPr>
-          <w:ilvl w:val="0"/>
-          <w:numId w:val="1003"/>
-        </w:numPr>
-      </w:pPr>
-      <w:r>
-        <w:rPr>
-          <w:b/>
-          <w:bCs/>
-        </w:rPr>
-        <w:t xml:space="preserve">무엇을 말해야 하는지 우리가 안다.</w:t>
-      </w:r>
-      <w:r>
-        <w:t xml:space="preserve"> </w:t>
-      </w:r>
-      <w:r>
-        <w:t xml:space="preserve">“물집이 생겼어요”</w:t>
-      </w:r>
-      <w:r>
-        <w:t xml:space="preserve">를 번역해도 소용없다. 약사가</w:t>
-      </w:r>
-      <w:r>
-        <w:t xml:space="preserve"> </w:t>
-      </w:r>
-      <w:r>
-        <w:t xml:space="preserve">“며칠 됐는지”</w:t>
-      </w:r>
-      <w:r>
-        <w:t xml:space="preserve">와</w:t>
-      </w:r>
-      <w:r>
-        <w:t xml:space="preserve"> </w:t>
-      </w:r>
-      <w:r>
-        <w:t xml:space="preserve">“터졌는지”</w:t>
-      </w:r>
-      <w:r>
-        <w:t xml:space="preserve">를 알아야 판단하는데, 순례자는 그걸 모르니 말하지 않는다.</w:t>
-      </w:r>
-    </w:p>
-    <w:p>
-      <w:pPr>
-        <w:pStyle w:val="Compact"/>
-        <w:numPr>
-          <w:ilvl w:val="0"/>
-          <w:numId w:val="1003"/>
-        </w:numPr>
-      </w:pPr>
-      <w:r>
-        <w:rPr>
-          <w:b/>
-          <w:bCs/>
-        </w:rPr>
-        <w:t xml:space="preserve">상대의 답을 알아들을 수 있다.</w:t>
-      </w:r>
-      <w:r>
-        <w:t xml:space="preserve"> </w:t>
-      </w:r>
-      <w:r>
-        <w:t xml:space="preserve">카드에 응답 선택지가 있어 상대가 짚으면 한국어로 표시된다.</w:t>
-      </w:r>
-    </w:p>
-    <w:tbl>
-      <w:tblPr>
-        <w:tblStyle w:val="Table"/>
-        <w:tblW w:type="pct" w:w="5000"/>
-        <w:tblLayout w:type="fixed"/>
-        <w:tblLook w:firstRow="1" w:lastRow="0" w:firstColumn="0" w:lastColumn="0" w:noHBand="0" w:noVBand="0" w:val="0020"/>
-      </w:tblPr>
-      <w:tblGrid>
-        <w:gridCol w:w="3960"/>
-        <w:gridCol w:w="3960"/>
-      </w:tblGrid>
-      <w:tr>
-        <w:trPr>
-          <w:tblHeader w:val="on"/>
-        </w:trPr>
-        <w:tc>
-          <w:tcPr/>
-          <w:p>
-            <w:pPr>
-              <w:pStyle w:val="Compact"/>
-            </w:pPr>
-            <w:r>
-              <w:t xml:space="preserve">분류</w:t>
-            </w:r>
-          </w:p>
-        </w:tc>
-        <w:tc>
-          <w:tcPr/>
-          <w:p>
-            <w:pPr>
-              <w:pStyle w:val="Compact"/>
-            </w:pPr>
-            <w:r>
-              <w:t xml:space="preserve">카드</w:t>
-            </w:r>
-          </w:p>
-        </w:tc>
-      </w:tr>
-      <w:tr>
-        <w:tc>
-          <w:tcPr/>
-          <w:p>
-            <w:pPr>
-              <w:pStyle w:val="Compact"/>
-            </w:pPr>
-            <w:r>
-              <w:t xml:space="preserve">숙소 (9장)</w:t>
-            </w:r>
-          </w:p>
-        </w:tc>
-        <w:tc>
-          <w:tcPr/>
-          <w:p>
-            <w:pPr>
-              <w:pStyle w:val="Compact"/>
-            </w:pPr>
-            <w:r>
-              <w:t xml:space="preserve">침대 있나요 · 만실인데 어디로 · 짐배송 접수 · 건조기 · 빈대 신고 등</w:t>
-            </w:r>
-          </w:p>
-        </w:tc>
-      </w:tr>
-      <w:tr>
-        <w:tc>
-          <w:tcPr/>
-          <w:p>
-            <w:pPr>
-              <w:pStyle w:val="Compact"/>
-            </w:pPr>
-            <w:r>
-              <w:t xml:space="preserve">몸 (8장)</w:t>
-            </w:r>
-          </w:p>
-        </w:tc>
-        <w:tc>
-          <w:tcPr/>
-          <w:p>
-            <w:pPr>
-              <w:pStyle w:val="Compact"/>
-            </w:pPr>
-            <w:r>
-              <w:t xml:space="preserve">약국(물집·근육통·관절) · 진료 필요 · 응급 ·</w:t>
-            </w:r>
-            <w:r>
-              <w:t xml:space="preserve"> </w:t>
-            </w:r>
-            <w:r>
-              <w:rPr>
-                <w:b/>
-                <w:bCs/>
-              </w:rPr>
-              <w:t xml:space="preserve">내 의료 정보</w:t>
-            </w:r>
-            <w:r>
-              <w:t xml:space="preserve"> </w:t>
-            </w:r>
-            <w:r>
-              <w:t xml:space="preserve">· 보험 서류</w:t>
-            </w:r>
-          </w:p>
-        </w:tc>
-      </w:tr>
-      <w:tr>
-        <w:tc>
-          <w:tcPr/>
-          <w:p>
-            <w:pPr>
-              <w:pStyle w:val="Compact"/>
-            </w:pPr>
-            <w:r>
-              <w:t xml:space="preserve">이동·기타 (6장)</w:t>
-            </w:r>
-          </w:p>
-        </w:tc>
-        <w:tc>
-          <w:tcPr/>
-          <w:p>
-            <w:pPr>
-              <w:pStyle w:val="Compact"/>
-            </w:pPr>
-            <w:r>
-              <w:t xml:space="preserve">택시 · 버스 · 길을 잃음 · 물 · 식사 제한</w:t>
-            </w:r>
-          </w:p>
-        </w:tc>
-      </w:tr>
-    </w:tbl>
-    <w:p>
-      <w:pPr>
-        <w:pStyle w:val="BodyText"/>
-      </w:pPr>
-      <w:r>
-        <w:t xml:space="preserve">의료 카드는</w:t>
-      </w:r>
-      <w:r>
-        <w:t xml:space="preserve"> </w:t>
-      </w:r>
-      <w:r>
-        <w:rPr>
-          <w:b/>
-          <w:bCs/>
-        </w:rPr>
-        <w:t xml:space="preserve">증상을 전달하고 전문가의 답을 받아오는</w:t>
-      </w:r>
-      <w:r>
-        <w:t xml:space="preserve"> </w:t>
-      </w:r>
-      <w:r>
-        <w:t xml:space="preserve">도구다. 약을 지정하거나 진단하지 않는다.</w:t>
-      </w:r>
-    </w:p>
-    <w:p>
-      <w:pPr>
-        <w:pStyle w:val="BodyText"/>
-      </w:pPr>
-      <w:r>
-        <w:t xml:space="preserve">배터리가 나가는 상황을 대비해</w:t>
-      </w:r>
-      <w:r>
-        <w:t xml:space="preserve"> </w:t>
-      </w:r>
-      <w:r>
-        <w:rPr>
-          <w:b/>
-          <w:bCs/>
-        </w:rPr>
-        <w:t xml:space="preserve">핵심 8장은 인쇄본</w:t>
-      </w:r>
-      <w:r>
-        <w:t xml:space="preserve">으로도 제공한다.</w:t>
-      </w:r>
-    </w:p>
-    <w:bookmarkEnd w:id="37"/>
-    <w:bookmarkStart w:id="41" w:name="완주-이후"/>
-    <w:p>
-      <w:pPr>
-        <w:pStyle w:val="Heading3"/>
-      </w:pPr>
-      <w:r>
-        <w:t xml:space="preserve">6.4 완주 이후</w:t>
-      </w:r>
-    </w:p>
-    <w:p>
-      <w:pPr>
-        <w:pStyle w:val="FirstParagraph"/>
-      </w:pPr>
-      <w:r>
-        <w:rPr>
-          <w:b/>
-          <w:bCs/>
-        </w:rPr>
-        <w:t xml:space="preserve">보상이 소유욕을 만들어야 한다.</w:t>
-      </w:r>
-      <w:r>
-        <w:t xml:space="preserve"> </w:t>
-      </w:r>
-      <w:r>
-        <w:t xml:space="preserve">파일 하나로는 800km에 값하지 않는다.</w:t>
+        <w:t xml:space="preserve">어느 쪽을 걷느냐에 따라 거리·난이도·볼거리가 달라진다.</w:t>
       </w:r>
     </w:p>
     <w:tbl>
@@ -5192,18 +3240,18 @@
               <w:pStyle w:val="Compact"/>
             </w:pPr>
             <w:r>
-              <w:t xml:space="preserve">동인</w:t>
-            </w:r>
-          </w:p>
-        </w:tc>
-        <w:tc>
-          <w:tcPr/>
-          <w:p>
-            <w:pPr>
-              <w:pStyle w:val="Compact"/>
-            </w:pPr>
-            <w:r>
-              <w:t xml:space="preserve">우리 장치</w:t>
+              <w:t xml:space="preserve">분기점</w:t>
+            </w:r>
+          </w:p>
+        </w:tc>
+        <w:tc>
+          <w:tcPr/>
+          <w:p>
+            <w:pPr>
+              <w:pStyle w:val="Compact"/>
+            </w:pPr>
+            <w:r>
+              <w:t xml:space="preserve">선택지</w:t>
             </w:r>
           </w:p>
         </w:tc>
@@ -5220,23 +3268,10 @@
                 <w:b/>
                 <w:bCs/>
               </w:rPr>
-              <w:t xml:space="preserve">노력의 증거</w:t>
-            </w:r>
-          </w:p>
-        </w:tc>
-        <w:tc>
-          <w:tcPr/>
-          <w:p>
-            <w:pPr>
-              <w:pStyle w:val="Compact"/>
-            </w:pPr>
-            <w:r>
-              <w:t xml:space="preserve">걸어야만 열리는 지도</w:t>
-            </w:r>
-          </w:p>
-        </w:tc>
-      </w:tr>
-      <w:tr>
+              <w:t xml:space="preserve">생장피드포르</w:t>
+            </w:r>
+          </w:p>
+        </w:tc>
         <w:tc>
           <w:tcPr/>
           <w:p>
@@ -5248,102 +3283,280 @@
                 <w:b/>
                 <w:bCs/>
               </w:rPr>
-              <w:t xml:space="preserve">수집 완성</w:t>
-            </w:r>
-          </w:p>
-        </w:tc>
-        <w:tc>
-          <w:tcPr/>
-          <w:p>
-            <w:pPr>
-              <w:pStyle w:val="Compact"/>
-            </w:pPr>
-            <w:r>
-              <w:t xml:space="preserve">세요(도장) 아카이브, 랜드마크 19곳</w:t>
-            </w:r>
-          </w:p>
-        </w:tc>
-      </w:tr>
-      <w:tr>
-        <w:tc>
-          <w:tcPr/>
-          <w:p>
-            <w:pPr>
-              <w:pStyle w:val="Compact"/>
-            </w:pPr>
+              <w:t xml:space="preserve">나폴레옹(고지)</w:t>
+            </w:r>
+            <w:r>
+              <w:t xml:space="preserve"> </w:t>
+            </w:r>
+            <w:r>
+              <w:t xml:space="preserve">vs</w:t>
+            </w:r>
+            <w:r>
+              <w:t xml:space="preserve"> </w:t>
+            </w:r>
             <w:r>
               <w:rPr>
                 <w:b/>
                 <w:bCs/>
               </w:rPr>
-              <w:t xml:space="preserve">개인화</w:t>
-            </w:r>
-          </w:p>
-        </w:tc>
-        <w:tc>
-          <w:tcPr/>
-          <w:p>
-            <w:pPr>
-              <w:pStyle w:val="Compact"/>
-            </w:pPr>
-            <w:r>
-              <w:t xml:space="preserve">내 경로, 내 날짜, 내 사진</w:t>
-            </w:r>
-          </w:p>
-        </w:tc>
-      </w:tr>
-      <w:tr>
-        <w:tc>
-          <w:tcPr/>
-          <w:p>
-            <w:pPr>
-              <w:pStyle w:val="Compact"/>
-            </w:pPr>
+              <w:t xml:space="preserve">발카를로스(계곡)</w:t>
+            </w:r>
+            <w:r>
+              <w:t xml:space="preserve"> </w:t>
+            </w:r>
+            <w:r>
+              <w:t xml:space="preserve">— 11/1~3/31 나폴레옹 폐쇄</w:t>
+            </w:r>
+          </w:p>
+        </w:tc>
+      </w:tr>
+      <w:tr>
+        <w:tc>
+          <w:tcPr/>
+          <w:p>
+            <w:pPr>
+              <w:pStyle w:val="Compact"/>
+            </w:pPr>
+            <w:r>
+              <w:t xml:space="preserve">레온 이후</w:t>
+            </w:r>
+          </w:p>
+        </w:tc>
+        <w:tc>
+          <w:tcPr/>
+          <w:p>
+            <w:pPr>
+              <w:pStyle w:val="Compact"/>
+            </w:pPr>
+            <w:r>
+              <w:t xml:space="preserve">비야당고스(차도) vs</w:t>
+            </w:r>
+            <w:r>
+              <w:t xml:space="preserve"> </w:t>
+            </w:r>
             <w:r>
               <w:rPr>
                 <w:b/>
                 <w:bCs/>
               </w:rPr>
-              <w:t xml:space="preserve">물성</w:t>
-            </w:r>
-          </w:p>
-        </w:tc>
-        <w:tc>
-          <w:tcPr/>
-          <w:p>
-            <w:pPr>
-              <w:pStyle w:val="Compact"/>
-            </w:pPr>
-            <w:r>
-              <w:t xml:space="preserve">포스터, 포토북, 필름 사진</w:t>
-            </w:r>
-          </w:p>
-        </w:tc>
-      </w:tr>
-      <w:tr>
-        <w:tc>
-          <w:tcPr/>
-          <w:p>
-            <w:pPr>
-              <w:pStyle w:val="Compact"/>
-            </w:pPr>
+              <w:t xml:space="preserve">비야르 데 마사리페</w:t>
+            </w:r>
+          </w:p>
+        </w:tc>
+      </w:tr>
+      <w:tr>
+        <w:tc>
+          <w:tcPr/>
+          <w:p>
+            <w:pPr>
+              <w:pStyle w:val="Compact"/>
+            </w:pPr>
+            <w:r>
+              <w:t xml:space="preserve">트리아카스텔라</w:t>
+            </w:r>
+          </w:p>
+        </w:tc>
+        <w:tc>
+          <w:tcPr/>
+          <w:p>
+            <w:pPr>
+              <w:pStyle w:val="Compact"/>
+            </w:pPr>
+            <w:r>
+              <w:t xml:space="preserve">산 실(짧음) vs</w:t>
+            </w:r>
+            <w:r>
+              <w:t xml:space="preserve"> </w:t>
+            </w:r>
             <w:r>
               <w:rPr>
                 <w:b/>
                 <w:bCs/>
               </w:rPr>
-              <w:t xml:space="preserve">자랑 가능성</w:t>
-            </w:r>
-          </w:p>
-        </w:tc>
-        <w:tc>
-          <w:tcPr/>
-          <w:p>
-            <w:pPr>
-              <w:pStyle w:val="Compact"/>
-            </w:pPr>
-            <w:r>
-              <w:t xml:space="preserve">숫자 카드</w:t>
+              <w:t xml:space="preserve">사모스(대수도원)</w:t>
+            </w:r>
+          </w:p>
+        </w:tc>
+      </w:tr>
+      <w:tr>
+        <w:tc>
+          <w:tcPr/>
+          <w:p>
+            <w:pPr>
+              <w:pStyle w:val="Compact"/>
+            </w:pPr>
+            <w:r>
+              <w:t xml:space="preserve">그 외 8곳</w:t>
+            </w:r>
+          </w:p>
+        </w:tc>
+        <w:tc>
+          <w:tcPr/>
+          <w:p>
+            <w:pPr>
+              <w:pStyle w:val="Compact"/>
+            </w:pPr>
+          </w:p>
+        </w:tc>
+      </w:tr>
+    </w:tbl>
+    <w:p>
+      <w:pPr>
+        <w:pStyle w:val="BodyText"/>
+      </w:pPr>
+      <w:r>
+        <w:t xml:space="preserve">출발일·체력·관심(경치/역사/한적함/최단)·차도 회피 여부로</w:t>
+      </w:r>
+      <w:r>
+        <w:t xml:space="preserve"> </w:t>
+      </w:r>
+      <w:r>
+        <w:rPr>
+          <w:b/>
+          <w:bCs/>
+        </w:rPr>
+        <w:t xml:space="preserve">추천하고 이유를 함께 보여준다.</w:t>
+      </w:r>
+      <w:r>
+        <w:t xml:space="preserve"> </w:t>
+      </w:r>
+      <w:r>
+        <w:t xml:space="preserve">계절 폐쇄 구간은 아예 선택지에서 뺀다.</w:t>
+      </w:r>
+    </w:p>
+    <w:p>
+      <w:pPr>
+        <w:pStyle w:val="BodyText"/>
+      </w:pPr>
+      <w:r>
+        <w:t xml:space="preserve">⚠️</w:t>
+      </w:r>
+      <w:r>
+        <w:t xml:space="preserve"> </w:t>
+      </w:r>
+      <w:r>
+        <w:rPr>
+          <w:b/>
+          <w:bCs/>
+        </w:rPr>
+        <w:t xml:space="preserve">당일 안전 판단은 현지 순례자 사무소가 한다.</w:t>
+      </w:r>
+      <w:r>
+        <w:t xml:space="preserve"> </w:t>
+      </w:r>
+      <w:r>
+        <w:t xml:space="preserve">우리는 사전 정보만 제공한다.</w:t>
+      </w:r>
+    </w:p>
+    <w:bookmarkEnd w:id="31"/>
+    <w:bookmarkStart w:id="34" w:name="Xb46ffa71c8622160573d0d645f8d585927b9cd4"/>
+    <w:p>
+      <w:pPr>
+        <w:pStyle w:val="Heading3"/>
+      </w:pPr>
+      <w:r>
+        <w:t xml:space="preserve">6.0-b 걷기 전과 후도 여정이다</w:t>
+      </w:r>
+    </w:p>
+    <w:p>
+      <w:pPr>
+        <w:pStyle w:val="FirstParagraph"/>
+      </w:pPr>
+      <w:r>
+        <w:rPr>
+          <w:b/>
+          <w:bCs/>
+        </w:rPr>
+        <w:t xml:space="preserve">생장피드포르에는 공항이 없다.</w:t>
+      </w:r>
+      <w:r>
+        <w:t xml:space="preserve"> </w:t>
+      </w:r>
+      <w:r>
+        <w:t xml:space="preserve">인천에서 가려면 최소 2~3회 환승이 필요하고, 이것이 준비 단계에서 가장 헷갈리는 부분 중 하나다.</w:t>
+      </w:r>
+    </w:p>
+    <w:tbl>
+      <w:tblPr>
+        <w:tblStyle w:val="Table"/>
+        <w:tblW w:type="auto" w:w="0"/>
+        <w:tblLook w:firstRow="1" w:lastRow="0" w:firstColumn="0" w:lastColumn="0" w:noHBand="0" w:noVBand="0" w:val="0020"/>
+      </w:tblPr>
+      <w:tblGrid>
+        <w:gridCol w:w="3960"/>
+        <w:gridCol w:w="3960"/>
+      </w:tblGrid>
+      <w:tr>
+        <w:trPr>
+          <w:tblHeader w:val="on"/>
+        </w:trPr>
+        <w:tc>
+          <w:tcPr/>
+          <w:p>
+            <w:pPr>
+              <w:pStyle w:val="Compact"/>
+            </w:pPr>
+            <w:r>
+              <w:t xml:space="preserve">경로</w:t>
+            </w:r>
+          </w:p>
+        </w:tc>
+        <w:tc>
+          <w:tcPr/>
+          <w:p>
+            <w:pPr>
+              <w:pStyle w:val="Compact"/>
+            </w:pPr>
+            <w:r>
+              <w:t xml:space="preserve">구간</w:t>
+            </w:r>
+          </w:p>
+        </w:tc>
+      </w:tr>
+      <w:tr>
+        <w:tc>
+          <w:tcPr/>
+          <w:p>
+            <w:pPr>
+              <w:pStyle w:val="Compact"/>
+            </w:pPr>
+            <w:r>
+              <w:t xml:space="preserve">파리 경유</w:t>
+            </w:r>
+          </w:p>
+        </w:tc>
+        <w:tc>
+          <w:tcPr/>
+          <w:p>
+            <w:pPr>
+              <w:pStyle w:val="Compact"/>
+            </w:pPr>
+            <w:r>
+              <w:t xml:space="preserve">인천 → 파리(CDG) → TGV 바욘 → 생장 기차</w:t>
+            </w:r>
+          </w:p>
+        </w:tc>
+      </w:tr>
+      <w:tr>
+        <w:tc>
+          <w:tcPr/>
+          <w:p>
+            <w:pPr>
+              <w:pStyle w:val="Compact"/>
+            </w:pPr>
+            <w:r>
+              <w:t xml:space="preserve">비아리츠 경유</w:t>
+            </w:r>
+          </w:p>
+        </w:tc>
+        <w:tc>
+          <w:tcPr/>
+          <w:p>
+            <w:pPr>
+              <w:pStyle w:val="Compact"/>
+            </w:pPr>
+            <w:r>
+              <w:t xml:space="preserve">인천 → 파리 → 비아리츠 → 버스 → 바욘 → 생장</w:t>
             </w:r>
           </w:p>
         </w:tc>
@@ -5360,18 +3573,18 @@
                 <w:b/>
                 <w:bCs/>
               </w:rPr>
-              <w:t xml:space="preserve">애착</w:t>
-            </w:r>
-          </w:p>
-        </w:tc>
-        <w:tc>
-          <w:tcPr/>
-          <w:p>
-            <w:pPr>
-              <w:pStyle w:val="Compact"/>
-            </w:pPr>
-            <w:r>
-              <w:t xml:space="preserve">크레덴시알, 「내 돌」</w:t>
+              <w:t xml:space="preserve">팜플로나 경유</w:t>
+            </w:r>
+          </w:p>
+        </w:tc>
+        <w:tc>
+          <w:tcPr/>
+          <w:p>
+            <w:pPr>
+              <w:pStyle w:val="Compact"/>
+            </w:pPr>
+            <w:r>
+              <w:t xml:space="preserve">인천 → 마드리드 → 팜플로나 → 생장 버스</w:t>
             </w:r>
           </w:p>
         </w:tc>
@@ -5381,18 +3594,50 @@
       <w:pPr>
         <w:pStyle w:val="BodyText"/>
       </w:pPr>
+      <w:r>
+        <w:t xml:space="preserve">일정에</w:t>
+      </w:r>
+      <w:r>
+        <w:t xml:space="preserve"> </w:t>
+      </w:r>
       <w:r>
         <w:rPr>
           <w:b/>
           <w:bCs/>
         </w:rPr>
-        <w:t xml:space="preserve">⚠️ 90/10 원칙 — 위 중 유료로 해도 되는 건</w:t>
-      </w:r>
+        <w:t xml:space="preserve">Day 0(이동)</w:t>
+      </w:r>
+      <w:r>
+        <w:t xml:space="preserve"> </w:t>
+      </w:r>
+      <w:r>
+        <w:t xml:space="preserve">으로 표시하고, 귀환편까지 함께 계획한다.</w:t>
+      </w:r>
+    </w:p>
+    <w:p>
+      <w:pPr>
+        <w:pStyle w:val="BodyText"/>
+      </w:pPr>
       <w:r>
         <w:rPr>
           <w:b/>
           <w:bCs/>
         </w:rPr>
+        <w:t xml:space="preserve">여정 중 이동수단도 예외가 아니다.</w:t>
+      </w:r>
+      <w:r>
+        <w:t xml:space="preserve"> </w:t>
+      </w:r>
+      <w:r>
+        <w:t xml:space="preserve">부상·만실·시간 부족으로 버스나 택시를 쓰는 일은 흔하다.</w:t>
+      </w:r>
+      <w:r>
+        <w:t xml:space="preserve"> </w:t>
+      </w:r>
+      <w:r>
+        <w:t xml:space="preserve">걷지 않은 구간은 자동으로 기록에서 빠지고,</w:t>
+      </w:r>
+      <w:r>
         <w:t xml:space="preserve"> </w:t>
       </w:r>
       <w:r>
@@ -5400,297 +3645,16 @@
           <w:b/>
           <w:bCs/>
         </w:rPr>
-        <w:t xml:space="preserve">“물성”</w:t>
-      </w:r>
-      <w:r>
-        <w:rPr>
-          <w:b/>
-          <w:bCs/>
-        </w:rPr>
-        <w:t xml:space="preserve"> </w:t>
-      </w:r>
-      <w:r>
-        <w:rPr>
-          <w:b/>
-          <w:bCs/>
-        </w:rPr>
-        <w:t xml:space="preserve">행뿐이다.</w:t>
-      </w:r>
-      <w:r>
-        <w:t xml:space="preserve"> </w:t>
-      </w:r>
-      <w:r>
-        <w:t xml:space="preserve">“안 사면 성취가 덜해 보이나”</w:t>
-      </w:r>
-      <w:r>
-        <w:t xml:space="preserve">에 YES면 무료,</w:t>
-      </w:r>
-      <w:r>
-        <w:t xml:space="preserve"> </w:t>
-      </w:r>
-      <w:r>
-        <w:t xml:space="preserve">“실물로 더 오래 간직·과시하나”</w:t>
-      </w:r>
-      <w:r>
-        <w:t xml:space="preserve">에 YES면 유료 가능. 비율을 맞추려고 무료 항목을 깎지 않는다.</w:t>
-      </w:r>
-    </w:p>
-    <w:bookmarkStart w:id="38" w:name="안개-지도"/>
+        <w:t xml:space="preserve">콤포스텔라 요건에 영향을 주면 경고한다.</w:t>
+      </w:r>
+    </w:p>
+    <w:bookmarkStart w:id="33" w:name="모두가-걷는-것은-아니고-걷는-사람도-계속-걷지는-않는다"/>
     <w:p>
       <w:pPr>
         <w:pStyle w:val="Heading4"/>
       </w:pPr>
       <w:r>
-        <w:t xml:space="preserve">안개 지도</w:t>
-      </w:r>
-    </w:p>
-    <w:p>
-      <w:pPr>
-        <w:pStyle w:val="FirstParagraph"/>
-      </w:pPr>
-      <w:r>
-        <w:t xml:space="preserve">지도가 처음에는 구름에 덮여 있고,</w:t>
-      </w:r>
-      <w:r>
-        <w:t xml:space="preserve"> </w:t>
-      </w:r>
-      <w:r>
-        <w:rPr>
-          <w:b/>
-          <w:bCs/>
-        </w:rPr>
-        <w:t xml:space="preserve">걸으면 걸은 만큼 열린다.</w:t>
-      </w:r>
-      <w:r>
-        <w:t xml:space="preserve"> </w:t>
-      </w:r>
-      <w:r>
-        <w:t xml:space="preserve">카미노의 상징적 장소 19곳에 도착하면 그 주변이 밝아지며 그곳의 이야기가 함께 열린다.</w:t>
-      </w:r>
-    </w:p>
-    <w:p>
-      <w:pPr>
-        <w:pStyle w:val="BodyText"/>
-      </w:pPr>
-      <w:r>
-        <w:t xml:space="preserve">용서의 언덕, 이라체 와인 샘, 산토 도밍고 대성당, 철의 십자가, 오 세브레이로, 몬테 도 고소 등이다.</w:t>
-      </w:r>
-    </w:p>
-    <w:p>
-      <w:pPr>
-        <w:pStyle w:val="BodyText"/>
-      </w:pPr>
-      <w:r>
-        <w:t xml:space="preserve">완주 후</w:t>
-      </w:r>
-      <w:r>
-        <w:t xml:space="preserve"> </w:t>
-      </w:r>
-      <w:r>
-        <w:rPr>
-          <w:b/>
-          <w:bCs/>
-        </w:rPr>
-        <w:t xml:space="preserve">“내가 밝힌 지도”</w:t>
-      </w:r>
-      <w:r>
-        <w:rPr>
-          <w:b/>
-          <w:bCs/>
-        </w:rPr>
-        <w:t xml:space="preserve">가 포스터로 남는다.</w:t>
-      </w:r>
-      <w:r>
-        <w:t xml:space="preserve"> </w:t>
-      </w:r>
-      <w:r>
-        <w:t xml:space="preserve">디지털 성취가 벽에 걸리는 물건이 된다.</w:t>
-      </w:r>
-    </w:p>
-    <w:p>
-      <w:pPr>
-        <w:pStyle w:val="BlockText"/>
-      </w:pPr>
-      <w:r>
-        <w:rPr>
-          <w:b/>
-          <w:bCs/>
-        </w:rPr>
-        <w:t xml:space="preserve">안개는 이야기 레이어만 가린다. 경로와 화살표, 알베르게는 항상 보인다.</w:t>
-      </w:r>
-      <w:r>
-        <w:t xml:space="preserve"> </w:t>
-      </w:r>
-      <w:r>
-        <w:t xml:space="preserve">기본값은 꺼짐이고 언제든 끌 수 있다. 안전이 재미보다 위다.</w:t>
-      </w:r>
-    </w:p>
-    <w:bookmarkEnd w:id="38"/>
-    <w:bookmarkStart w:id="39" w:name="내-돌"/>
-    <w:p>
-      <w:pPr>
-        <w:pStyle w:val="Heading4"/>
-      </w:pPr>
-      <w:r>
-        <w:t xml:space="preserve">「내 돌」</w:t>
-      </w:r>
-    </w:p>
-    <w:p>
-      <w:pPr>
-        <w:pStyle w:val="FirstParagraph"/>
-      </w:pPr>
-      <w:r>
-        <w:t xml:space="preserve">순례자는 집에서 돌 하나를 가져와</w:t>
-      </w:r>
-      <w:r>
-        <w:t xml:space="preserve"> </w:t>
-      </w:r>
-      <w:r>
-        <w:rPr>
-          <w:b/>
-          <w:bCs/>
-        </w:rPr>
-        <w:t xml:space="preserve">철의 십자가(1,505m)</w:t>
-      </w:r>
-      <w:r>
-        <w:t xml:space="preserve"> </w:t>
-      </w:r>
-      <w:r>
-        <w:t xml:space="preserve">에 놓는다. 각자 그 돌에 무엇을 실을지 스스로 정한다. 프랑스 길 최고점이자 가장 상징적인 순간이다.</w:t>
-      </w:r>
-    </w:p>
-    <w:p>
-      <w:pPr>
-        <w:pStyle w:val="BodyText"/>
-      </w:pPr>
-      <w:r>
-        <w:t xml:space="preserve">출발 전에 돌 사진과 한 줄을 등록해두면, 철의 십자가에 도착했을 때 그 문장이 다시 보인다. 완주 후에는 순례기와 지도 포스터에 남는다.</w:t>
-      </w:r>
-    </w:p>
-    <w:p>
-      <w:pPr>
-        <w:pStyle w:val="BodyText"/>
-      </w:pPr>
-      <w:r>
-        <w:rPr>
-          <w:b/>
-          <w:bCs/>
-        </w:rPr>
-        <w:t xml:space="preserve">마스코트를 만들지 않는다.</w:t>
-      </w:r>
-      <w:r>
-        <w:t xml:space="preserve"> </w:t>
-      </w:r>
-      <w:r>
-        <w:t xml:space="preserve">이미 있는 의식을 기록해줄 뿐이다. 그래서 부담이 없고, 그래서 진짜다.</w:t>
-      </w:r>
-    </w:p>
-    <w:p>
-      <w:pPr>
-        <w:pStyle w:val="BodyText"/>
-      </w:pPr>
-      <w:r>
-        <w:t xml:space="preserve">⚠️ 종교적 해석이나 위로의 문구를 덧붙이지 않는다. 무엇을 내려놓을지는 사용자가 정한다.</w:t>
-      </w:r>
-    </w:p>
-    <w:bookmarkEnd w:id="39"/>
-    <w:bookmarkStart w:id="40" w:name="다음-여정"/>
-    <w:p>
-      <w:pPr>
-        <w:pStyle w:val="Heading4"/>
-      </w:pPr>
-      <w:r>
-        <w:t xml:space="preserve">다음 여정</w:t>
-      </w:r>
-    </w:p>
-    <w:p>
-      <w:pPr>
-        <w:pStyle w:val="FirstParagraph"/>
-      </w:pPr>
-      <w:r>
-        <w:t xml:space="preserve">카미노와 일본 구마노고도는</w:t>
-      </w:r>
-      <w:r>
-        <w:t xml:space="preserve"> </w:t>
-      </w:r>
-      <w:r>
-        <w:rPr>
-          <w:b/>
-          <w:bCs/>
-        </w:rPr>
-        <w:t xml:space="preserve">세계에서 단 둘뿐인 유네스코 세계유산 순례길</w:t>
-      </w:r>
-      <w:r>
-        <w:t xml:space="preserve">이고, 양쪽을 걸으면</w:t>
-      </w:r>
-      <w:r>
-        <w:t xml:space="preserve"> </w:t>
-      </w:r>
-      <w:r>
-        <w:rPr>
-          <w:b/>
-          <w:bCs/>
-        </w:rPr>
-        <w:t xml:space="preserve">이중 순례자(Dual Pilgrim)</w:t>
-      </w:r>
-      <w:r>
-        <w:t xml:space="preserve"> </w:t>
-      </w:r>
-      <w:r>
-        <w:t xml:space="preserve">자격을 받는다. 조가비와 세 발 까마귀를 결합한 핀 배지와 화지 인증서를 준다.</w:t>
-      </w:r>
-    </w:p>
-    <w:p>
-      <w:pPr>
-        <w:pStyle w:val="BodyText"/>
-      </w:pPr>
-      <w:r>
-        <w:rPr>
-          <w:b/>
-          <w:bCs/>
-        </w:rPr>
-        <w:t xml:space="preserve">카미노를 먼저 걸은 사람이 유리하다.</w:t>
-      </w:r>
-      <w:r>
-        <w:t xml:space="preserve"> </w:t>
-      </w:r>
-      <w:r>
-        <w:t xml:space="preserve">구마노 혼구 대사에서 다이코 의식에 참여할 수 있다. 항공 20~30만 원에 3~5일이면 되고, 최소 코스는 약 7km다.</w:t>
-      </w:r>
-    </w:p>
-    <w:p>
-      <w:pPr>
-        <w:pStyle w:val="BodyText"/>
-      </w:pPr>
-      <w:r>
-        <w:t xml:space="preserve">한국 커뮤니티에 정리된 자료가 거의 없어, 안내 자체가 가치가 된다.</w:t>
-      </w:r>
-    </w:p>
-    <w:p>
-      <w:r>
-        <w:pict>
-          <v:rect style="width:0;height:1.5pt" o:hralign="center" o:hrstd="t" o:hr="t"/>
-        </w:pict>
-      </w:r>
-    </w:p>
-    <w:bookmarkEnd w:id="40"/>
-    <w:bookmarkEnd w:id="41"/>
-    <w:bookmarkEnd w:id="42"/>
-    <w:bookmarkStart w:id="43" w:name="메뉴-명칭"/>
-    <w:p>
-      <w:pPr>
-        <w:pStyle w:val="Heading2"/>
-      </w:pPr>
-      <w:r>
-        <w:t xml:space="preserve">7. 메뉴 명칭</w:t>
-      </w:r>
-    </w:p>
-    <w:p>
-      <w:pPr>
-        <w:pStyle w:val="FirstParagraph"/>
-      </w:pPr>
-      <w:r>
-        <w:t xml:space="preserve">순례자가 현지에서 첫날부터 듣는 단어만 쓴다. 배워야 아는 말과 기독교 교리 용어는 쓰지 않는다.</w:t>
+        <w:t xml:space="preserve">모두가 걷는 것은 아니고, 걷는 사람도 계속 걷지는 않는다</w:t>
       </w:r>
     </w:p>
     <w:tbl>
@@ -5715,53 +3679,139 @@
               <w:pStyle w:val="Compact"/>
             </w:pPr>
             <w:r>
-              <w:t xml:space="preserve">메뉴</w:t>
-            </w:r>
-          </w:p>
-        </w:tc>
-        <w:tc>
-          <w:tcPr/>
-          <w:p>
-            <w:pPr>
-              <w:pStyle w:val="Compact"/>
-            </w:pPr>
-            <w:r>
-              <w:t xml:space="preserve">명칭</w:t>
-            </w:r>
-          </w:p>
-        </w:tc>
-        <w:tc>
-          <w:tcPr/>
-          <w:p>
-            <w:pPr>
-              <w:pStyle w:val="Compact"/>
-            </w:pPr>
-            <w:r>
-              <w:t xml:space="preserve">뜻</w:t>
-            </w:r>
-          </w:p>
-        </w:tc>
-      </w:tr>
-      <w:tr>
-        <w:tc>
-          <w:tcPr/>
-          <w:p>
-            <w:pPr>
-              <w:pStyle w:val="Compact"/>
-            </w:pPr>
-            <w:r>
-              <w:t xml:space="preserve">홈</w:t>
-            </w:r>
-          </w:p>
-        </w:tc>
-        <w:tc>
-          <w:tcPr/>
-          <w:p>
-            <w:pPr>
-              <w:pStyle w:val="Compact"/>
-            </w:pPr>
-            <w:r>
-              <w:t xml:space="preserve">오늘</w:t>
+              <w:t xml:space="preserve">방식</w:t>
+            </w:r>
+          </w:p>
+        </w:tc>
+        <w:tc>
+          <w:tcPr/>
+          <w:p>
+            <w:pPr>
+              <w:pStyle w:val="Compact"/>
+            </w:pPr>
+            <w:r>
+              <w:t xml:space="preserve">콤포스텔라 최소</w:t>
+            </w:r>
+          </w:p>
+        </w:tc>
+        <w:tc>
+          <w:tcPr/>
+          <w:p>
+            <w:pPr>
+              <w:pStyle w:val="Compact"/>
+            </w:pPr>
+            <w:r>
+              <w:t xml:space="preserve">하루 이동</w:t>
+            </w:r>
+          </w:p>
+        </w:tc>
+      </w:tr>
+      <w:tr>
+        <w:tc>
+          <w:tcPr/>
+          <w:p>
+            <w:pPr>
+              <w:pStyle w:val="Compact"/>
+            </w:pPr>
+            <w:r>
+              <w:t xml:space="preserve">도보</w:t>
+            </w:r>
+          </w:p>
+        </w:tc>
+        <w:tc>
+          <w:tcPr/>
+          <w:p>
+            <w:pPr>
+              <w:pStyle w:val="Compact"/>
+            </w:pPr>
+            <w:r>
+              <w:t xml:space="preserve">100km</w:t>
+            </w:r>
+          </w:p>
+        </w:tc>
+        <w:tc>
+          <w:tcPr/>
+          <w:p>
+            <w:pPr>
+              <w:pStyle w:val="Compact"/>
+            </w:pPr>
+            <w:r>
+              <w:rPr>
+                <w:b/>
+                <w:bCs/>
+              </w:rPr>
+              <w:t xml:space="preserve">3~32km</w:t>
+            </w:r>
+          </w:p>
+        </w:tc>
+      </w:tr>
+      <w:tr>
+        <w:tc>
+          <w:tcPr/>
+          <w:p>
+            <w:pPr>
+              <w:pStyle w:val="Compact"/>
+            </w:pPr>
+            <w:r>
+              <w:t xml:space="preserve">자전거</w:t>
+            </w:r>
+          </w:p>
+        </w:tc>
+        <w:tc>
+          <w:tcPr/>
+          <w:p>
+            <w:pPr>
+              <w:pStyle w:val="Compact"/>
+            </w:pPr>
+            <w:r>
+              <w:rPr>
+                <w:b/>
+                <w:bCs/>
+              </w:rPr>
+              <w:t xml:space="preserve">200km</w:t>
+            </w:r>
+          </w:p>
+        </w:tc>
+        <w:tc>
+          <w:tcPr/>
+          <w:p>
+            <w:pPr>
+              <w:pStyle w:val="Compact"/>
+            </w:pPr>
+            <w:r>
+              <w:t xml:space="preserve">40~100km</w:t>
+            </w:r>
+          </w:p>
+        </w:tc>
+      </w:tr>
+      <w:tr>
+        <w:tc>
+          <w:tcPr/>
+          <w:p>
+            <w:pPr>
+              <w:pStyle w:val="Compact"/>
+            </w:pPr>
+            <w:r>
+              <w:rPr>
+                <w:b/>
+                <w:bCs/>
+              </w:rPr>
+              <w:t xml:space="preserve">전기자전거</w:t>
+            </w:r>
+          </w:p>
+        </w:tc>
+        <w:tc>
+          <w:tcPr/>
+          <w:p>
+            <w:pPr>
+              <w:pStyle w:val="Compact"/>
+            </w:pPr>
+            <w:r>
+              <w:rPr>
+                <w:b/>
+                <w:bCs/>
+              </w:rPr>
+              <w:t xml:space="preserve">대상 아님</w:t>
             </w:r>
           </w:p>
         </w:tc>
@@ -5785,158 +3835,88 @@
               <w:pStyle w:val="Compact"/>
             </w:pPr>
             <w:r>
-              <w:t xml:space="preserve">일정</w:t>
-            </w:r>
-          </w:p>
-        </w:tc>
-        <w:tc>
-          <w:tcPr/>
-          <w:p>
-            <w:pPr>
-              <w:pStyle w:val="Compact"/>
-            </w:pPr>
-            <w:r>
-              <w:t xml:space="preserve">에타파 Etapa</w:t>
-            </w:r>
-          </w:p>
-        </w:tc>
-        <w:tc>
-          <w:tcPr/>
-          <w:p>
-            <w:pPr>
-              <w:pStyle w:val="Compact"/>
-            </w:pPr>
-            <w:r>
-              <w:t xml:space="preserve">하루 구간</w:t>
-            </w:r>
-          </w:p>
-        </w:tc>
-      </w:tr>
-      <w:tr>
-        <w:tc>
-          <w:tcPr/>
-          <w:p>
-            <w:pPr>
-              <w:pStyle w:val="Compact"/>
-            </w:pPr>
-            <w:r>
-              <w:t xml:space="preserve">지도</w:t>
-            </w:r>
-          </w:p>
-        </w:tc>
-        <w:tc>
-          <w:tcPr/>
-          <w:p>
-            <w:pPr>
-              <w:pStyle w:val="Compact"/>
-            </w:pPr>
-            <w:r>
-              <w:t xml:space="preserve">플레차 Flecha</w:t>
-            </w:r>
-          </w:p>
-        </w:tc>
-        <w:tc>
-          <w:tcPr/>
-          <w:p>
-            <w:pPr>
-              <w:pStyle w:val="Compact"/>
-            </w:pPr>
-            <w:r>
-              <w:t xml:space="preserve">노란 화살표</w:t>
-            </w:r>
-          </w:p>
-        </w:tc>
-      </w:tr>
-      <w:tr>
-        <w:tc>
-          <w:tcPr/>
-          <w:p>
-            <w:pPr>
-              <w:pStyle w:val="Compact"/>
-            </w:pPr>
-            <w:r>
-              <w:t xml:space="preserve">숙소</w:t>
-            </w:r>
-          </w:p>
-        </w:tc>
-        <w:tc>
-          <w:tcPr/>
-          <w:p>
-            <w:pPr>
-              <w:pStyle w:val="Compact"/>
-            </w:pPr>
-            <w:r>
-              <w:t xml:space="preserve">알베르게 Albergue</w:t>
-            </w:r>
-          </w:p>
-        </w:tc>
-        <w:tc>
-          <w:tcPr/>
-          <w:p>
-            <w:pPr>
-              <w:pStyle w:val="Compact"/>
-            </w:pPr>
-            <w:r>
-              <w:t xml:space="preserve">순례자 숙소</w:t>
-            </w:r>
-          </w:p>
-        </w:tc>
-      </w:tr>
-      <w:tr>
-        <w:tc>
-          <w:tcPr/>
-          <w:p>
-            <w:pPr>
-              <w:pStyle w:val="Compact"/>
-            </w:pPr>
-            <w:r>
-              <w:t xml:space="preserve">기록</w:t>
-            </w:r>
-          </w:p>
-        </w:tc>
-        <w:tc>
-          <w:tcPr/>
-          <w:p>
-            <w:pPr>
-              <w:pStyle w:val="Compact"/>
-            </w:pPr>
-            <w:r>
-              <w:t xml:space="preserve">크레덴시알 Credencial</w:t>
-            </w:r>
-          </w:p>
-        </w:tc>
-        <w:tc>
-          <w:tcPr/>
-          <w:p>
-            <w:pPr>
-              <w:pStyle w:val="Compact"/>
-            </w:pPr>
-            <w:r>
-              <w:t xml:space="preserve">순례자 여권</w:t>
-            </w:r>
-          </w:p>
-        </w:tc>
-      </w:tr>
-      <w:tr>
-        <w:tc>
-          <w:tcPr/>
-          <w:p>
-            <w:pPr>
-              <w:pStyle w:val="Compact"/>
-            </w:pPr>
-            <w:r>
-              <w:t xml:space="preserve">카드</w:t>
-            </w:r>
-          </w:p>
-        </w:tc>
-        <w:tc>
-          <w:tcPr/>
-          <w:p>
-            <w:pPr>
-              <w:pStyle w:val="Compact"/>
-            </w:pPr>
-            <w:r>
-              <w:t xml:space="preserve">카드</w:t>
+              <w:t xml:space="preserve">전동 핸드바이크</w:t>
+            </w:r>
+          </w:p>
+        </w:tc>
+        <w:tc>
+          <w:tcPr/>
+          <w:p>
+            <w:pPr>
+              <w:pStyle w:val="Compact"/>
+            </w:pPr>
+            <w:r>
+              <w:t xml:space="preserve">확인 필요</w:t>
+            </w:r>
+          </w:p>
+        </w:tc>
+        <w:tc>
+          <w:tcPr/>
+          <w:p>
+            <w:pPr>
+              <w:pStyle w:val="Compact"/>
+            </w:pPr>
+            <w:r>
+              <w:t xml:space="preserve">평균 20km</w:t>
+            </w:r>
+          </w:p>
+        </w:tc>
+      </w:tr>
+      <w:tr>
+        <w:tc>
+          <w:tcPr/>
+          <w:p>
+            <w:pPr>
+              <w:pStyle w:val="Compact"/>
+            </w:pPr>
+            <w:r>
+              <w:t xml:space="preserve">휠체어·조엘레트</w:t>
+            </w:r>
+          </w:p>
+        </w:tc>
+        <w:tc>
+          <w:tcPr/>
+          <w:p>
+            <w:pPr>
+              <w:pStyle w:val="Compact"/>
+            </w:pPr>
+            <w:r>
+              <w:t xml:space="preserve">확인 필요</w:t>
+            </w:r>
+          </w:p>
+        </w:tc>
+        <w:tc>
+          <w:tcPr/>
+          <w:p>
+            <w:pPr>
+              <w:pStyle w:val="Compact"/>
+            </w:pPr>
+            <w:r>
+              <w:t xml:space="preserve">3~15km</w:t>
+            </w:r>
+          </w:p>
+        </w:tc>
+      </w:tr>
+      <w:tr>
+        <w:tc>
+          <w:tcPr/>
+          <w:p>
+            <w:pPr>
+              <w:pStyle w:val="Compact"/>
+            </w:pPr>
+            <w:r>
+              <w:t xml:space="preserve">말</w:t>
+            </w:r>
+          </w:p>
+        </w:tc>
+        <w:tc>
+          <w:tcPr/>
+          <w:p>
+            <w:pPr>
+              <w:pStyle w:val="Compact"/>
+            </w:pPr>
+            <w:r>
+              <w:t xml:space="preserve">100km</w:t>
             </w:r>
           </w:p>
         </w:tc>
@@ -5952,152 +3932,128 @@
           </w:p>
         </w:tc>
       </w:tr>
-      <w:tr>
-        <w:tc>
-          <w:tcPr/>
-          <w:p>
-            <w:pPr>
-              <w:pStyle w:val="Compact"/>
-            </w:pPr>
-            <w:r>
-              <w:t xml:space="preserve">완주</w:t>
-            </w:r>
-          </w:p>
-        </w:tc>
-        <w:tc>
-          <w:tcPr/>
-          <w:p>
-            <w:pPr>
-              <w:pStyle w:val="Compact"/>
-            </w:pPr>
-            <w:r>
-              <w:t xml:space="preserve">콤포스텔라 Compostela</w:t>
-            </w:r>
-          </w:p>
-        </w:tc>
-        <w:tc>
-          <w:tcPr/>
-          <w:p>
-            <w:pPr>
-              <w:pStyle w:val="Compact"/>
-            </w:pPr>
-            <w:r>
-              <w:t xml:space="preserve">완주 증서</w:t>
-            </w:r>
-          </w:p>
-        </w:tc>
-      </w:tr>
-      <w:tr>
-        <w:tc>
-          <w:tcPr/>
-          <w:p>
-            <w:pPr>
-              <w:pStyle w:val="Compact"/>
-            </w:pPr>
-            <w:r>
-              <w:t xml:space="preserve">준비</w:t>
-            </w:r>
-          </w:p>
-        </w:tc>
-        <w:tc>
-          <w:tcPr/>
-          <w:p>
-            <w:pPr>
-              <w:pStyle w:val="Compact"/>
-            </w:pPr>
-            <w:r>
-              <w:t xml:space="preserve">준비</w:t>
-            </w:r>
-          </w:p>
-        </w:tc>
-        <w:tc>
-          <w:tcPr/>
-          <w:p>
-            <w:pPr>
-              <w:pStyle w:val="Compact"/>
-            </w:pPr>
-            <w:r>
-              <w:t xml:space="preserve">—</w:t>
-            </w:r>
-          </w:p>
-        </w:tc>
-      </w:tr>
     </w:tbl>
     <w:p>
       <w:pPr>
         <w:pStyle w:val="BodyText"/>
       </w:pPr>
-      <w:r>
-        <w:t xml:space="preserve">한글을 크게, 원어를 작게 병기한다.</w:t>
-      </w:r>
-      <w:r>
-        <w:t xml:space="preserve"> </w:t>
-      </w:r>
       <w:r>
         <w:rPr>
           <w:b/>
           <w:bCs/>
         </w:rPr>
-        <w:t xml:space="preserve">“카드”</w:t>
-      </w:r>
+        <w:t xml:space="preserve">하루 목표 거리에 하한을 두지 않는다.</w:t>
+      </w:r>
+      <w:r>
+        <w:t xml:space="preserve"> </w:t>
+      </w:r>
+      <w:r>
+        <w:t xml:space="preserve">의족을 쓰고 하루 3~4km씩 걷는 계획이 실재한다.</w:t>
+      </w:r>
+    </w:p>
+    <w:bookmarkStart w:id="32" w:name="warning-메세타-건너뛰기는-실패가-아니다"/>
+    <w:p>
+      <w:pPr>
+        <w:pStyle w:val="Heading5"/>
+      </w:pPr>
+      <w:r>
+        <w:t xml:space="preserve">⚠️ 메세타 건너뛰기는 실패가 아니다</w:t>
+      </w:r>
+    </w:p>
+    <w:p>
+      <w:pPr>
+        <w:pStyle w:val="FirstParagraph"/>
+      </w:pPr>
       <w:r>
         <w:rPr>
           <w:b/>
           <w:bCs/>
         </w:rPr>
-        <w:t xml:space="preserve">와</w:t>
+        <w:t xml:space="preserve">부르고스에서 레온까지 약 200km의 메세타를 버스로 건너뛰는 것은 흔한 선택이다.</w:t>
+      </w:r>
+      <w:r>
+        <w:t xml:space="preserve"> </w:t>
+      </w:r>
+      <w:r>
+        <w:t xml:space="preserve">포럼에서 끊임없이 논의되고 상당수가 실제로 그렇게 한다.</w:t>
+      </w:r>
+    </w:p>
+    <w:p>
+      <w:pPr>
+        <w:pStyle w:val="BodyText"/>
+      </w:pPr>
+      <w:r>
+        <w:t xml:space="preserve">일정 수립 단계에서</w:t>
+      </w:r>
+      <w:r>
+        <w:t xml:space="preserve"> </w:t>
       </w:r>
       <w:r>
         <w:rPr>
           <w:b/>
           <w:bCs/>
         </w:rPr>
+        <w:t xml:space="preserve">처음부터 넣을 수 있게</w:t>
+      </w:r>
+      <w:r>
         <w:t xml:space="preserve"> </w:t>
       </w:r>
+      <w:r>
+        <w:t xml:space="preserve">한다. 걷지 않은 구간은 조용히 기록에서 빠지고, 콤포스텔라 요건에 걸릴 때만 경고한다.</w:t>
+      </w:r>
+    </w:p>
+    <w:p>
+      <w:pPr>
+        <w:pStyle w:val="BodyText"/>
+      </w:pPr>
       <w:r>
         <w:rPr>
           <w:b/>
           <w:bCs/>
         </w:rPr>
-        <w:t xml:space="preserve">“준비”</w:t>
+        <w:t xml:space="preserve">어느 쪽도 권하지 않는다.</w:t>
+      </w:r>
+      <w:r>
+        <w:t xml:space="preserve"> </w:t>
+      </w:r>
+      <w:r>
+        <w:t xml:space="preserve">시간과 체력의 현실을 보여주고 판단은 사용자가 한다.</w:t>
+      </w:r>
+    </w:p>
+    <w:p>
+      <w:pPr>
+        <w:pStyle w:val="BodyText"/>
+      </w:pPr>
+      <w:r>
+        <w:t xml:space="preserve">Phase 1~3은 도보를 우선하되,</w:t>
+      </w:r>
+      <w:r>
+        <w:t xml:space="preserve"> </w:t>
       </w:r>
       <w:r>
         <w:rPr>
           <w:b/>
           <w:bCs/>
         </w:rPr>
-        <w:t xml:space="preserve">는 번역하지 않는다.</w:t>
+        <w:t xml:space="preserve">데이터 모델과 용어를 도보 전용으로 만들지 않는다.</w:t>
       </w:r>
       <w:r>
         <w:t xml:space="preserve"> </w:t>
       </w:r>
       <w:r>
-        <w:t xml:space="preserve">다급하거나 낯선 사용자가 쓰는 곳이다.</w:t>
-      </w:r>
-    </w:p>
-    <w:p>
-      <w:r>
-        <w:pict>
-          <v:rect style="width:0;height:1.5pt" o:hralign="center" o:hrstd="t" o:hr="t"/>
-        </w:pict>
-      </w:r>
-    </w:p>
-    <w:bookmarkEnd w:id="43"/>
-    <w:bookmarkStart w:id="44" w:name="접근성"/>
-    <w:p>
-      <w:pPr>
-        <w:pStyle w:val="Heading2"/>
-      </w:pPr>
-      <w:r>
-        <w:t xml:space="preserve">8. 접근성</w:t>
-      </w:r>
-    </w:p>
-    <w:p>
-      <w:pPr>
-        <w:pStyle w:val="FirstParagraph"/>
-      </w:pPr>
-      <w:r>
-        <w:t xml:space="preserve">주 사용자층에 60대 이상이 상당수다.</w:t>
+        <w:t xml:space="preserve">나중에 넣으려면 전부 뜯어야 한다.</w:t>
+      </w:r>
+    </w:p>
+    <w:bookmarkEnd w:id="32"/>
+    <w:bookmarkEnd w:id="33"/>
+    <w:bookmarkEnd w:id="34"/>
+    <w:bookmarkStart w:id="35" w:name="X3c262dee1f30a9e3ada13d310631e28271dcf1a"/>
+    <w:p>
+      <w:pPr>
+        <w:pStyle w:val="Heading3"/>
+      </w:pPr>
+      <w:r>
+        <w:t xml:space="preserve">6.1 준비 (D-90 ~ D-1)</w:t>
       </w:r>
     </w:p>
     <w:tbl>
@@ -6121,167 +4077,1382 @@
               <w:pStyle w:val="Compact"/>
             </w:pPr>
             <w:r>
-              <w:t xml:space="preserve">항목</w:t>
-            </w:r>
-          </w:p>
-        </w:tc>
-        <w:tc>
-          <w:tcPr/>
-          <w:p>
-            <w:pPr>
-              <w:pStyle w:val="Compact"/>
-            </w:pPr>
-            <w:r>
-              <w:t xml:space="preserve">기준</w:t>
-            </w:r>
-          </w:p>
-        </w:tc>
-      </w:tr>
-      <w:tr>
-        <w:tc>
-          <w:tcPr/>
-          <w:p>
-            <w:pPr>
-              <w:pStyle w:val="Compact"/>
-            </w:pPr>
-            <w:r>
-              <w:t xml:space="preserve">본문 글꼴</w:t>
-            </w:r>
-          </w:p>
-        </w:tc>
-        <w:tc>
-          <w:tcPr/>
-          <w:p>
-            <w:pPr>
-              <w:pStyle w:val="Compact"/>
-            </w:pPr>
-            <w:r>
-              <w:t xml:space="preserve">최소 17px</w:t>
-            </w:r>
-          </w:p>
-        </w:tc>
-      </w:tr>
-      <w:tr>
-        <w:tc>
-          <w:tcPr/>
-          <w:p>
-            <w:pPr>
-              <w:pStyle w:val="Compact"/>
-            </w:pPr>
-            <w:r>
-              <w:t xml:space="preserve">명도 대비</w:t>
-            </w:r>
-          </w:p>
-        </w:tc>
-        <w:tc>
-          <w:tcPr/>
-          <w:p>
-            <w:pPr>
-              <w:pStyle w:val="Compact"/>
-            </w:pPr>
-            <w:r>
-              <w:t xml:space="preserve">4.5:1 이상</w:t>
-            </w:r>
-          </w:p>
-        </w:tc>
-      </w:tr>
-      <w:tr>
-        <w:tc>
-          <w:tcPr/>
-          <w:p>
-            <w:pPr>
-              <w:pStyle w:val="Compact"/>
-            </w:pPr>
-            <w:r>
-              <w:t xml:space="preserve">터치 영역</w:t>
-            </w:r>
-          </w:p>
-        </w:tc>
-        <w:tc>
-          <w:tcPr/>
-          <w:p>
-            <w:pPr>
-              <w:pStyle w:val="Compact"/>
-            </w:pPr>
-            <w:r>
-              <w:t xml:space="preserve">44×44px 이상</w:t>
-            </w:r>
-          </w:p>
-        </w:tc>
-      </w:tr>
-      <w:tr>
-        <w:tc>
-          <w:tcPr/>
-          <w:p>
-            <w:pPr>
-              <w:pStyle w:val="Compact"/>
-            </w:pPr>
-            <w:r>
-              <w:t xml:space="preserve">인쇄</w:t>
-            </w:r>
-          </w:p>
-        </w:tc>
-        <w:tc>
-          <w:tcPr/>
-          <w:p>
-            <w:pPr>
-              <w:pStyle w:val="Compact"/>
-            </w:pPr>
-            <w:r>
-              <w:t xml:space="preserve">모든 핵심 산출물이 인쇄 가능</w:t>
-            </w:r>
-          </w:p>
-        </w:tc>
-      </w:tr>
-      <w:tr>
-        <w:tc>
-          <w:tcPr/>
-          <w:p>
-            <w:pPr>
-              <w:pStyle w:val="Compact"/>
-            </w:pPr>
-            <w:r>
-              <w:t xml:space="preserve">오프라인</w:t>
-            </w:r>
-          </w:p>
-        </w:tc>
-        <w:tc>
-          <w:tcPr/>
-          <w:p>
-            <w:pPr>
-              <w:pStyle w:val="Compact"/>
-            </w:pPr>
-            <w:r>
-              <w:t xml:space="preserve">통신 없이 전 기능 동작</w:t>
-            </w:r>
-          </w:p>
-        </w:tc>
-      </w:tr>
-      <w:tr>
-        <w:tc>
-          <w:tcPr/>
-          <w:p>
-            <w:pPr>
-              <w:pStyle w:val="Compact"/>
-            </w:pPr>
-            <w:r>
-              <w:t xml:space="preserve">게임 요소</w:t>
-            </w:r>
-          </w:p>
-        </w:tc>
-        <w:tc>
-          <w:tcPr/>
-          <w:p>
-            <w:pPr>
-              <w:pStyle w:val="Compact"/>
-            </w:pPr>
-            <w:r>
-              <w:t xml:space="preserve">끌 수 있다</w:t>
+              <w:t xml:space="preserve">기능</w:t>
+            </w:r>
+          </w:p>
+        </w:tc>
+        <w:tc>
+          <w:tcPr/>
+          <w:p>
+            <w:pPr>
+              <w:pStyle w:val="Compact"/>
+            </w:pPr>
+            <w:r>
+              <w:t xml:space="preserve">내용</w:t>
+            </w:r>
+          </w:p>
+        </w:tc>
+      </w:tr>
+      <w:tr>
+        <w:tc>
+          <w:tcPr/>
+          <w:p>
+            <w:pPr>
+              <w:pStyle w:val="Compact"/>
+            </w:pPr>
+            <w:r>
+              <w:rPr>
+                <w:b/>
+                <w:bCs/>
+              </w:rPr>
+              <w:t xml:space="preserve">일정 자동 설계</w:t>
+            </w:r>
+          </w:p>
+        </w:tc>
+        <w:tc>
+          <w:tcPr/>
+          <w:p>
+            <w:pPr>
+              <w:pStyle w:val="Compact"/>
+            </w:pPr>
+            <w:r>
+              <w:t xml:space="preserve">체력·기간·나이를 반영해 부상 없는 구간 분할. 초반 3일 완화, 큰 오르막 다음 날 단축, 휴식일 자동 배치</w:t>
+            </w:r>
+          </w:p>
+        </w:tc>
+      </w:tr>
+      <w:tr>
+        <w:tc>
+          <w:tcPr/>
+          <w:p>
+            <w:pPr>
+              <w:pStyle w:val="Compact"/>
+            </w:pPr>
+            <w:r>
+              <w:rPr>
+                <w:b/>
+                <w:bCs/>
+              </w:rPr>
+              <w:t xml:space="preserve">예약할 날 지정</w:t>
+            </w:r>
+          </w:p>
+        </w:tc>
+        <w:tc>
+          <w:tcPr/>
+          <w:p>
+            <w:pPr>
+              <w:pStyle w:val="Compact"/>
+            </w:pPr>
+            <w:r>
+              <w:t xml:space="preserve">"이 5일은 잡으세요, 나머지는 비워두세요" + 숙소 후보와 원터치 링크</w:t>
+            </w:r>
+          </w:p>
+        </w:tc>
+      </w:tr>
+      <w:tr>
+        <w:tc>
+          <w:tcPr/>
+          <w:p>
+            <w:pPr>
+              <w:pStyle w:val="Compact"/>
+            </w:pPr>
+            <w:r>
+              <w:t xml:space="preserve">비용 계산기</w:t>
+            </w:r>
+          </w:p>
+        </w:tc>
+        <w:tc>
+          <w:tcPr/>
+          <w:p>
+            <w:pPr>
+              <w:pStyle w:val="Compact"/>
+            </w:pPr>
+            <w:r>
+              <w:t xml:space="preserve">구간·기간·숙소 유형별. 범위로 제시</w:t>
+            </w:r>
+          </w:p>
+        </w:tc>
+      </w:tr>
+      <w:tr>
+        <w:tc>
+          <w:tcPr/>
+          <w:p>
+            <w:pPr>
+              <w:pStyle w:val="Compact"/>
+            </w:pPr>
+            <w:r>
+              <w:t xml:space="preserve">배낭 무게 계산기</w:t>
+            </w:r>
+          </w:p>
+        </w:tc>
+        <w:tc>
+          <w:tcPr/>
+          <w:p>
+            <w:pPr>
+              <w:pStyle w:val="Compact"/>
+            </w:pPr>
+            <w:r>
+              <w:t xml:space="preserve">체중 10% 기준. 품목별 권장 무게</w:t>
+            </w:r>
+          </w:p>
+        </w:tc>
+      </w:tr>
+      <w:tr>
+        <w:tc>
+          <w:tcPr/>
+          <w:p>
+            <w:pPr>
+              <w:pStyle w:val="Compact"/>
+            </w:pPr>
+            <w:r>
+              <w:t xml:space="preserve">준비 타임라인</w:t>
+            </w:r>
+          </w:p>
+        </w:tc>
+        <w:tc>
+          <w:tcPr/>
+          <w:p>
+            <w:pPr>
+              <w:pStyle w:val="Compact"/>
+            </w:pPr>
+            <w:r>
+              <w:t xml:space="preserve">출발일 역산 D-90 체크리스트</w:t>
+            </w:r>
+          </w:p>
+        </w:tc>
+      </w:tr>
+      <w:tr>
+        <w:tc>
+          <w:tcPr/>
+          <w:p>
+            <w:pPr>
+              <w:pStyle w:val="Compact"/>
+            </w:pPr>
+            <w:r>
+              <w:t xml:space="preserve">장비 안내</w:t>
+            </w:r>
+          </w:p>
+        </w:tc>
+        <w:tc>
+          <w:tcPr/>
+          <w:p>
+            <w:pPr>
+              <w:pStyle w:val="Compact"/>
+            </w:pPr>
+            <w:r>
+              <w:t xml:space="preserve">신발 중심. 일정에서 자동 산출</w:t>
+            </w:r>
+          </w:p>
+        </w:tc>
+      </w:tr>
+      <w:tr>
+        <w:tc>
+          <w:tcPr/>
+          <w:p>
+            <w:pPr>
+              <w:pStyle w:val="Compact"/>
+            </w:pPr>
+            <w:r>
+              <w:t xml:space="preserve">보험 체크리스트</w:t>
+            </w:r>
+          </w:p>
+        </w:tc>
+        <w:tc>
+          <w:tcPr/>
+          <w:p>
+            <w:pPr>
+              <w:pStyle w:val="Compact"/>
+            </w:pPr>
+            <w:r>
+              <w:rPr>
+                <w:b/>
+                <w:bCs/>
+              </w:rPr>
+              <w:t xml:space="preserve">도보가 담보에 포함되는지</w:t>
+            </w:r>
+            <w:r>
+              <w:t xml:space="preserve"> </w:t>
+            </w:r>
+            <w:r>
+              <w:t xml:space="preserve">등</w:t>
+            </w:r>
+          </w:p>
+        </w:tc>
+      </w:tr>
+      <w:tr>
+        <w:tc>
+          <w:tcPr/>
+          <w:p>
+            <w:pPr>
+              <w:pStyle w:val="Compact"/>
+            </w:pPr>
+            <w:r>
+              <w:rPr>
+                <w:b/>
+                <w:bCs/>
+              </w:rPr>
+              <w:t xml:space="preserve">접근·귀환 교통</w:t>
+            </w:r>
+          </w:p>
+        </w:tc>
+        <w:tc>
+          <w:tcPr/>
+          <w:p>
+            <w:pPr>
+              <w:pStyle w:val="Compact"/>
+            </w:pPr>
+            <w:r>
+              <w:t xml:space="preserve">인천 → 생장 경로 비교. Day 0으로 일정에 포함</w:t>
+            </w:r>
+          </w:p>
+        </w:tc>
+      </w:tr>
+      <w:tr>
+        <w:tc>
+          <w:tcPr/>
+          <w:p>
+            <w:pPr>
+              <w:pStyle w:val="Compact"/>
+            </w:pPr>
+            <w:r>
+              <w:rPr>
+                <w:b/>
+                <w:bCs/>
+              </w:rPr>
+              <w:t xml:space="preserve">갈림길 추천</w:t>
+            </w:r>
+          </w:p>
+        </w:tc>
+        <w:tc>
+          <w:tcPr/>
+          <w:p>
+            <w:pPr>
+              <w:pStyle w:val="Compact"/>
+            </w:pPr>
+            <w:r>
+              <w:t xml:space="preserve">11곳의 선택을 출발일·체력·관심으로 추천</w:t>
+            </w:r>
+          </w:p>
+        </w:tc>
+      </w:tr>
+      <w:tr>
+        <w:tc>
+          <w:tcPr/>
+          <w:p>
+            <w:pPr>
+              <w:pStyle w:val="Compact"/>
+            </w:pPr>
+            <w:r>
+              <w:rPr>
+                <w:b/>
+                <w:bCs/>
+              </w:rPr>
+              <w:t xml:space="preserve">일자별 상세 일정</w:t>
+            </w:r>
+          </w:p>
+        </w:tc>
+        <w:tc>
+          <w:tcPr/>
+          <w:p>
+            <w:pPr>
+              <w:pStyle w:val="Compact"/>
+            </w:pPr>
+            <w:r>
+              <w:t xml:space="preserve">Day 1~N. 하루 안의 모든 거점 — 아침·휴식·식수·약국·짐배송·숙박·위험 구간</w:t>
+            </w:r>
+          </w:p>
+        </w:tc>
+      </w:tr>
+      <w:tr>
+        <w:tc>
+          <w:tcPr/>
+          <w:p>
+            <w:pPr>
+              <w:pStyle w:val="Compact"/>
+            </w:pPr>
+            <w:r>
+              <w:rPr>
+                <w:b/>
+                <w:bCs/>
+              </w:rPr>
+              <w:t xml:space="preserve">예산 관리</w:t>
+            </w:r>
+          </w:p>
+        </w:tc>
+        <w:tc>
+          <w:tcPr/>
+          <w:p>
+            <w:pPr>
+              <w:pStyle w:val="Compact"/>
+            </w:pPr>
+            <w:r>
+              <w:t xml:space="preserve">계획 예산과 실제 지출 대조. 오프라인 입력</w:t>
+            </w:r>
+          </w:p>
+        </w:tc>
+      </w:tr>
+      <w:tr>
+        <w:tc>
+          <w:tcPr/>
+          <w:p>
+            <w:pPr>
+              <w:pStyle w:val="Compact"/>
+            </w:pPr>
+            <w:r>
+              <w:t xml:space="preserve">체크리스트</w:t>
+            </w:r>
+          </w:p>
+        </w:tc>
+        <w:tc>
+          <w:tcPr/>
+          <w:p>
+            <w:pPr>
+              <w:pStyle w:val="Compact"/>
+            </w:pPr>
+            <w:r>
+              <w:t xml:space="preserve">준비·배낭·매일 아침·매일 저녁·완주 후</w:t>
+            </w:r>
+          </w:p>
+        </w:tc>
+      </w:tr>
+      <w:tr>
+        <w:tc>
+          <w:tcPr/>
+          <w:p>
+            <w:pPr>
+              <w:pStyle w:val="Compact"/>
+            </w:pPr>
+            <w:r>
+              <w:rPr>
+                <w:b/>
+                <w:bCs/>
+              </w:rPr>
+              <w:t xml:space="preserve">인쇄용 일정표</w:t>
+            </w:r>
+          </w:p>
+        </w:tc>
+        <w:tc>
+          <w:tcPr/>
+          <w:p>
+            <w:pPr>
+              <w:pStyle w:val="Compact"/>
+            </w:pPr>
+            <w:r>
+              <w:t xml:space="preserve">A4 한 장. 자녀가 부모에게 뽑아준다</w:t>
             </w:r>
           </w:p>
         </w:tc>
       </w:tr>
     </w:tbl>
+    <w:bookmarkEnd w:id="35"/>
+    <w:bookmarkStart w:id="36" w:name="X8eae2eefc314ea3bf95d0a4107d55c81d520ac4"/>
+    <w:p>
+      <w:pPr>
+        <w:pStyle w:val="Heading3"/>
+      </w:pPr>
+      <w:r>
+        <w:t xml:space="preserve">6.2 길 위에서</w:t>
+      </w:r>
+    </w:p>
+    <w:tbl>
+      <w:tblPr>
+        <w:tblStyle w:val="Table"/>
+        <w:tblW w:type="auto" w:w="0"/>
+        <w:tblLook w:firstRow="1" w:lastRow="0" w:firstColumn="0" w:lastColumn="0" w:noHBand="0" w:noVBand="0" w:val="0020"/>
+      </w:tblPr>
+      <w:tblGrid>
+        <w:gridCol w:w="3960"/>
+        <w:gridCol w:w="3960"/>
+      </w:tblGrid>
+      <w:tr>
+        <w:trPr>
+          <w:tblHeader w:val="on"/>
+        </w:trPr>
+        <w:tc>
+          <w:tcPr/>
+          <w:p>
+            <w:pPr>
+              <w:pStyle w:val="Compact"/>
+            </w:pPr>
+            <w:r>
+              <w:t xml:space="preserve">기능</w:t>
+            </w:r>
+          </w:p>
+        </w:tc>
+        <w:tc>
+          <w:tcPr/>
+          <w:p>
+            <w:pPr>
+              <w:pStyle w:val="Compact"/>
+            </w:pPr>
+            <w:r>
+              <w:t xml:space="preserve">내용</w:t>
+            </w:r>
+          </w:p>
+        </w:tc>
+      </w:tr>
+      <w:tr>
+        <w:tc>
+          <w:tcPr/>
+          <w:p>
+            <w:pPr>
+              <w:pStyle w:val="Compact"/>
+            </w:pPr>
+            <w:r>
+              <w:rPr>
+                <w:b/>
+                <w:bCs/>
+              </w:rPr>
+              <w:t xml:space="preserve">오늘</w:t>
+            </w:r>
+          </w:p>
+        </w:tc>
+        <w:tc>
+          <w:tcPr/>
+          <w:p>
+            <w:pPr>
+              <w:pStyle w:val="Compact"/>
+            </w:pPr>
+            <w:r>
+              <w:t xml:space="preserve">오늘 구간, 남은 거리, 다음 식수·식당</w:t>
+            </w:r>
+          </w:p>
+        </w:tc>
+      </w:tr>
+      <w:tr>
+        <w:tc>
+          <w:tcPr/>
+          <w:p>
+            <w:pPr>
+              <w:pStyle w:val="Compact"/>
+            </w:pPr>
+            <w:r>
+              <w:rPr>
+                <w:b/>
+                <w:bCs/>
+              </w:rPr>
+              <w:t xml:space="preserve">"서두를 필요 있나요?"</w:t>
+            </w:r>
+          </w:p>
+        </w:tc>
+        <w:tc>
+          <w:tcPr/>
+          <w:p>
+            <w:pPr>
+              <w:pStyle w:val="Compact"/>
+            </w:pPr>
+            <w:r>
+              <w:t xml:space="preserve">마을 침대 수·계절·요일로 혼잡 추정</w:t>
+            </w:r>
+          </w:p>
+        </w:tc>
+      </w:tr>
+      <w:tr>
+        <w:tc>
+          <w:tcPr/>
+          <w:p>
+            <w:pPr>
+              <w:pStyle w:val="Compact"/>
+            </w:pPr>
+            <w:r>
+              <w:rPr>
+                <w:b/>
+                <w:bCs/>
+              </w:rPr>
+              <w:t xml:space="preserve">플레차</w:t>
+            </w:r>
+            <w:r>
+              <w:t xml:space="preserve"> </w:t>
+            </w:r>
+            <w:r>
+              <w:t xml:space="preserve">(지도)</w:t>
+            </w:r>
+          </w:p>
+        </w:tc>
+        <w:tc>
+          <w:tcPr/>
+          <w:p>
+            <w:pPr>
+              <w:pStyle w:val="Compact"/>
+            </w:pPr>
+            <w:r>
+              <w:t xml:space="preserve">오프라인 지도 + GPX 안내. 경로 이탈 알림</w:t>
+            </w:r>
+          </w:p>
+        </w:tc>
+      </w:tr>
+      <w:tr>
+        <w:tc>
+          <w:tcPr/>
+          <w:p>
+            <w:pPr>
+              <w:pStyle w:val="Compact"/>
+            </w:pPr>
+            <w:r>
+              <w:rPr>
+                <w:b/>
+                <w:bCs/>
+              </w:rPr>
+              <w:t xml:space="preserve">알베르게</w:t>
+            </w:r>
+          </w:p>
+        </w:tc>
+        <w:tc>
+          <w:tcPr/>
+          <w:p>
+            <w:pPr>
+              <w:pStyle w:val="Compact"/>
+            </w:pPr>
+            <w:r>
+              <w:t xml:space="preserve">숙소 정보. 건조기·짐배송 수령 여부 포함</w:t>
+            </w:r>
+          </w:p>
+        </w:tc>
+      </w:tr>
+      <w:tr>
+        <w:tc>
+          <w:tcPr/>
+          <w:p>
+            <w:pPr>
+              <w:pStyle w:val="Compact"/>
+            </w:pPr>
+            <w:r>
+              <w:rPr>
+                <w:b/>
+                <w:bCs/>
+              </w:rPr>
+              <w:t xml:space="preserve">카드</w:t>
+            </w:r>
+          </w:p>
+        </w:tc>
+        <w:tc>
+          <w:tcPr/>
+          <w:p>
+            <w:pPr>
+              <w:pStyle w:val="Compact"/>
+            </w:pPr>
+            <w:r>
+              <w:t xml:space="preserve">보여주기 카드 23장</w:t>
+            </w:r>
+          </w:p>
+        </w:tc>
+      </w:tr>
+      <w:tr>
+        <w:tc>
+          <w:tcPr/>
+          <w:p>
+            <w:pPr>
+              <w:pStyle w:val="Compact"/>
+            </w:pPr>
+            <w:r>
+              <w:rPr>
+                <w:b/>
+                <w:bCs/>
+              </w:rPr>
+              <w:t xml:space="preserve">크레덴시알</w:t>
+            </w:r>
+          </w:p>
+        </w:tc>
+        <w:tc>
+          <w:tcPr/>
+          <w:p>
+            <w:pPr>
+              <w:pStyle w:val="Compact"/>
+            </w:pPr>
+            <w:r>
+              <w:t xml:space="preserve">일지와 세요(도장) 기록</w:t>
+            </w:r>
+          </w:p>
+        </w:tc>
+      </w:tr>
+      <w:tr>
+        <w:tc>
+          <w:tcPr/>
+          <w:p>
+            <w:pPr>
+              <w:pStyle w:val="Compact"/>
+            </w:pPr>
+            <w:r>
+              <w:rPr>
+                <w:b/>
+                <w:bCs/>
+              </w:rPr>
+              <w:t xml:space="preserve">Plan B</w:t>
+            </w:r>
+          </w:p>
+        </w:tc>
+        <w:tc>
+          <w:tcPr/>
+          <w:p>
+            <w:pPr>
+              <w:pStyle w:val="Compact"/>
+            </w:pPr>
+            <w:r>
+              <w:rPr>
+                <w:b/>
+                <w:bCs/>
+              </w:rPr>
+              <w:t xml:space="preserve">각 날짜 카드 안에 접혀 있다.</w:t>
+            </w:r>
+            <w:r>
+              <w:t xml:space="preserve"> </w:t>
+            </w:r>
+            <w:r>
+              <w:t xml:space="preserve">만실·부상 시 펼치면 대안 4안이 나오고 남은 일정을 다시 계산한다</w:t>
+            </w:r>
+          </w:p>
+        </w:tc>
+      </w:tr>
+      <w:tr>
+        <w:tc>
+          <w:tcPr/>
+          <w:p>
+            <w:pPr>
+              <w:pStyle w:val="Compact"/>
+            </w:pPr>
+            <w:r>
+              <w:rPr>
+                <w:b/>
+                <w:bCs/>
+              </w:rPr>
+              <w:t xml:space="preserve">예산</w:t>
+            </w:r>
+          </w:p>
+        </w:tc>
+        <w:tc>
+          <w:tcPr/>
+          <w:p>
+            <w:pPr>
+              <w:pStyle w:val="Compact"/>
+            </w:pPr>
+            <w:r>
+              <w:t xml:space="preserve">오늘 지출 기록, 남은 예산으로 하루 얼마</w:t>
+            </w:r>
+          </w:p>
+        </w:tc>
+      </w:tr>
+    </w:tbl>
+    <w:bookmarkEnd w:id="36"/>
+    <w:bookmarkStart w:id="37" w:name="X6d161d4d38b4f1e928f524c464832e39328cdb4"/>
+    <w:p>
+      <w:pPr>
+        <w:pStyle w:val="Heading3"/>
+      </w:pPr>
+      <w:r>
+        <w:t xml:space="preserve">6.3 보여주기 카드</w:t>
+      </w:r>
+    </w:p>
+    <w:p>
+      <w:pPr>
+        <w:pStyle w:val="FirstParagraph"/>
+      </w:pPr>
+      <w:r>
+        <w:rPr>
+          <w:b/>
+          <w:bCs/>
+        </w:rPr>
+        <w:t xml:space="preserve">화면을 상대에게 내밀면 대화 없이 상황이 끝난다.</w:t>
+      </w:r>
+    </w:p>
+    <w:p>
+      <w:pPr>
+        <w:pStyle w:val="BodyText"/>
+      </w:pPr>
+      <w:r>
+        <w:t xml:space="preserve">번역기와 다른 점은 두 가지다.</w:t>
+      </w:r>
+    </w:p>
+    <w:p>
+      <w:pPr>
+        <w:pStyle w:val="Compact"/>
+        <w:numPr>
+          <w:ilvl w:val="0"/>
+          <w:numId w:val="1003"/>
+        </w:numPr>
+      </w:pPr>
+      <w:r>
+        <w:rPr>
+          <w:b/>
+          <w:bCs/>
+        </w:rPr>
+        <w:t xml:space="preserve">무엇을 말해야 하는지 우리가 안다.</w:t>
+      </w:r>
+      <w:r>
+        <w:t xml:space="preserve"> </w:t>
+      </w:r>
+      <w:r>
+        <w:t xml:space="preserve">"물집이 생겼어요"를 번역해도 소용없다. 약사가 "며칠 됐는지"와 "터졌는지"를 알아야 판단하는데, 순례자는 그걸 모르니 말하지 않는다.</w:t>
+      </w:r>
+    </w:p>
+    <w:p>
+      <w:pPr>
+        <w:pStyle w:val="Compact"/>
+        <w:numPr>
+          <w:ilvl w:val="0"/>
+          <w:numId w:val="1003"/>
+        </w:numPr>
+      </w:pPr>
+      <w:r>
+        <w:rPr>
+          <w:b/>
+          <w:bCs/>
+        </w:rPr>
+        <w:t xml:space="preserve">상대의 답을 알아들을 수 있다.</w:t>
+      </w:r>
+      <w:r>
+        <w:t xml:space="preserve"> </w:t>
+      </w:r>
+      <w:r>
+        <w:t xml:space="preserve">카드에 응답 선택지가 있어 상대가 짚으면 한국어로 표시된다.</w:t>
+      </w:r>
+    </w:p>
+    <w:tbl>
+      <w:tblPr>
+        <w:tblStyle w:val="Table"/>
+        <w:tblW w:type="auto" w:w="0"/>
+        <w:tblLook w:firstRow="1" w:lastRow="0" w:firstColumn="0" w:lastColumn="0" w:noHBand="0" w:noVBand="0" w:val="0020"/>
+      </w:tblPr>
+      <w:tblGrid>
+        <w:gridCol w:w="3960"/>
+        <w:gridCol w:w="3960"/>
+      </w:tblGrid>
+      <w:tr>
+        <w:trPr>
+          <w:tblHeader w:val="on"/>
+        </w:trPr>
+        <w:tc>
+          <w:tcPr/>
+          <w:p>
+            <w:pPr>
+              <w:pStyle w:val="Compact"/>
+            </w:pPr>
+            <w:r>
+              <w:t xml:space="preserve">분류</w:t>
+            </w:r>
+          </w:p>
+        </w:tc>
+        <w:tc>
+          <w:tcPr/>
+          <w:p>
+            <w:pPr>
+              <w:pStyle w:val="Compact"/>
+            </w:pPr>
+            <w:r>
+              <w:t xml:space="preserve">카드</w:t>
+            </w:r>
+          </w:p>
+        </w:tc>
+      </w:tr>
+      <w:tr>
+        <w:tc>
+          <w:tcPr/>
+          <w:p>
+            <w:pPr>
+              <w:pStyle w:val="Compact"/>
+            </w:pPr>
+            <w:r>
+              <w:t xml:space="preserve">숙소 (9장)</w:t>
+            </w:r>
+          </w:p>
+        </w:tc>
+        <w:tc>
+          <w:tcPr/>
+          <w:p>
+            <w:pPr>
+              <w:pStyle w:val="Compact"/>
+            </w:pPr>
+            <w:r>
+              <w:t xml:space="preserve">침대 있나요 · 만실인데 어디로 · 짐배송 접수 · 건조기 · 빈대 신고 등</w:t>
+            </w:r>
+          </w:p>
+        </w:tc>
+      </w:tr>
+      <w:tr>
+        <w:tc>
+          <w:tcPr/>
+          <w:p>
+            <w:pPr>
+              <w:pStyle w:val="Compact"/>
+            </w:pPr>
+            <w:r>
+              <w:t xml:space="preserve">몸 (8장)</w:t>
+            </w:r>
+          </w:p>
+        </w:tc>
+        <w:tc>
+          <w:tcPr/>
+          <w:p>
+            <w:pPr>
+              <w:pStyle w:val="Compact"/>
+            </w:pPr>
+            <w:r>
+              <w:t xml:space="preserve">약국(물집·근육통·관절) · 진료 필요 · 응급 ·</w:t>
+            </w:r>
+            <w:r>
+              <w:t xml:space="preserve"> </w:t>
+            </w:r>
+            <w:r>
+              <w:rPr>
+                <w:b/>
+                <w:bCs/>
+              </w:rPr>
+              <w:t xml:space="preserve">내 의료 정보</w:t>
+            </w:r>
+            <w:r>
+              <w:t xml:space="preserve"> </w:t>
+            </w:r>
+            <w:r>
+              <w:t xml:space="preserve">· 보험 서류</w:t>
+            </w:r>
+          </w:p>
+        </w:tc>
+      </w:tr>
+      <w:tr>
+        <w:tc>
+          <w:tcPr/>
+          <w:p>
+            <w:pPr>
+              <w:pStyle w:val="Compact"/>
+            </w:pPr>
+            <w:r>
+              <w:t xml:space="preserve">이동·기타 (6장)</w:t>
+            </w:r>
+          </w:p>
+        </w:tc>
+        <w:tc>
+          <w:tcPr/>
+          <w:p>
+            <w:pPr>
+              <w:pStyle w:val="Compact"/>
+            </w:pPr>
+            <w:r>
+              <w:t xml:space="preserve">택시 · 버스 · 길을 잃음 · 물 · 식사 제한</w:t>
+            </w:r>
+          </w:p>
+        </w:tc>
+      </w:tr>
+    </w:tbl>
+    <w:p>
+      <w:pPr>
+        <w:pStyle w:val="BodyText"/>
+      </w:pPr>
+      <w:r>
+        <w:t xml:space="preserve">의료 카드는</w:t>
+      </w:r>
+      <w:r>
+        <w:t xml:space="preserve"> </w:t>
+      </w:r>
+      <w:r>
+        <w:rPr>
+          <w:b/>
+          <w:bCs/>
+        </w:rPr>
+        <w:t xml:space="preserve">증상을 전달하고 전문가의 답을 받아오는</w:t>
+      </w:r>
+      <w:r>
+        <w:t xml:space="preserve"> </w:t>
+      </w:r>
+      <w:r>
+        <w:t xml:space="preserve">도구다. 약을 지정하거나 진단하지 않는다.</w:t>
+      </w:r>
+    </w:p>
+    <w:p>
+      <w:pPr>
+        <w:pStyle w:val="BodyText"/>
+      </w:pPr>
+      <w:r>
+        <w:t xml:space="preserve">배터리가 나가는 상황을 대비해</w:t>
+      </w:r>
+      <w:r>
+        <w:t xml:space="preserve"> </w:t>
+      </w:r>
+      <w:r>
+        <w:rPr>
+          <w:b/>
+          <w:bCs/>
+        </w:rPr>
+        <w:t xml:space="preserve">핵심 8장은 인쇄본</w:t>
+      </w:r>
+      <w:r>
+        <w:t xml:space="preserve">으로도 제공한다.</w:t>
+      </w:r>
+    </w:p>
+    <w:bookmarkEnd w:id="37"/>
+    <w:bookmarkStart w:id="41" w:name="X5a68e43b98847c723818a590ab0062f88a6d5ed"/>
+    <w:p>
+      <w:pPr>
+        <w:pStyle w:val="Heading3"/>
+      </w:pPr>
+      <w:r>
+        <w:t xml:space="preserve">6.4 완주 이후</w:t>
+      </w:r>
+    </w:p>
+    <w:p>
+      <w:pPr>
+        <w:pStyle w:val="FirstParagraph"/>
+      </w:pPr>
+      <w:r>
+        <w:rPr>
+          <w:b/>
+          <w:bCs/>
+        </w:rPr>
+        <w:t xml:space="preserve">보상이 소유욕을 만들어야 한다.</w:t>
+      </w:r>
+      <w:r>
+        <w:t xml:space="preserve"> </w:t>
+      </w:r>
+      <w:r>
+        <w:t xml:space="preserve">파일 하나로는 800km에 값하지 않는다.</w:t>
+      </w:r>
+    </w:p>
+    <w:tbl>
+      <w:tblPr>
+        <w:tblStyle w:val="Table"/>
+        <w:tblW w:type="auto" w:w="0"/>
+        <w:tblLook w:firstRow="1" w:lastRow="0" w:firstColumn="0" w:lastColumn="0" w:noHBand="0" w:noVBand="0" w:val="0020"/>
+      </w:tblPr>
+      <w:tblGrid>
+        <w:gridCol w:w="3960"/>
+        <w:gridCol w:w="3960"/>
+      </w:tblGrid>
+      <w:tr>
+        <w:trPr>
+          <w:tblHeader w:val="on"/>
+        </w:trPr>
+        <w:tc>
+          <w:tcPr/>
+          <w:p>
+            <w:pPr>
+              <w:pStyle w:val="Compact"/>
+            </w:pPr>
+            <w:r>
+              <w:t xml:space="preserve">동인</w:t>
+            </w:r>
+          </w:p>
+        </w:tc>
+        <w:tc>
+          <w:tcPr/>
+          <w:p>
+            <w:pPr>
+              <w:pStyle w:val="Compact"/>
+            </w:pPr>
+            <w:r>
+              <w:t xml:space="preserve">우리 장치</w:t>
+            </w:r>
+          </w:p>
+        </w:tc>
+      </w:tr>
+      <w:tr>
+        <w:tc>
+          <w:tcPr/>
+          <w:p>
+            <w:pPr>
+              <w:pStyle w:val="Compact"/>
+            </w:pPr>
+            <w:r>
+              <w:rPr>
+                <w:b/>
+                <w:bCs/>
+              </w:rPr>
+              <w:t xml:space="preserve">노력의 증거</w:t>
+            </w:r>
+          </w:p>
+        </w:tc>
+        <w:tc>
+          <w:tcPr/>
+          <w:p>
+            <w:pPr>
+              <w:pStyle w:val="Compact"/>
+            </w:pPr>
+            <w:r>
+              <w:t xml:space="preserve">걸어야만 열리는 지도</w:t>
+            </w:r>
+          </w:p>
+        </w:tc>
+      </w:tr>
+      <w:tr>
+        <w:tc>
+          <w:tcPr/>
+          <w:p>
+            <w:pPr>
+              <w:pStyle w:val="Compact"/>
+            </w:pPr>
+            <w:r>
+              <w:rPr>
+                <w:b/>
+                <w:bCs/>
+              </w:rPr>
+              <w:t xml:space="preserve">수집 완성</w:t>
+            </w:r>
+          </w:p>
+        </w:tc>
+        <w:tc>
+          <w:tcPr/>
+          <w:p>
+            <w:pPr>
+              <w:pStyle w:val="Compact"/>
+            </w:pPr>
+            <w:r>
+              <w:t xml:space="preserve">세요(도장) 아카이브, 랜드마크 19곳</w:t>
+            </w:r>
+          </w:p>
+        </w:tc>
+      </w:tr>
+      <w:tr>
+        <w:tc>
+          <w:tcPr/>
+          <w:p>
+            <w:pPr>
+              <w:pStyle w:val="Compact"/>
+            </w:pPr>
+            <w:r>
+              <w:rPr>
+                <w:b/>
+                <w:bCs/>
+              </w:rPr>
+              <w:t xml:space="preserve">개인화</w:t>
+            </w:r>
+          </w:p>
+        </w:tc>
+        <w:tc>
+          <w:tcPr/>
+          <w:p>
+            <w:pPr>
+              <w:pStyle w:val="Compact"/>
+            </w:pPr>
+            <w:r>
+              <w:t xml:space="preserve">내 경로, 내 날짜, 내 사진</w:t>
+            </w:r>
+          </w:p>
+        </w:tc>
+      </w:tr>
+      <w:tr>
+        <w:tc>
+          <w:tcPr/>
+          <w:p>
+            <w:pPr>
+              <w:pStyle w:val="Compact"/>
+            </w:pPr>
+            <w:r>
+              <w:rPr>
+                <w:b/>
+                <w:bCs/>
+              </w:rPr>
+              <w:t xml:space="preserve">물성</w:t>
+            </w:r>
+          </w:p>
+        </w:tc>
+        <w:tc>
+          <w:tcPr/>
+          <w:p>
+            <w:pPr>
+              <w:pStyle w:val="Compact"/>
+            </w:pPr>
+            <w:r>
+              <w:t xml:space="preserve">포스터, 포토북, 필름 사진</w:t>
+            </w:r>
+          </w:p>
+        </w:tc>
+      </w:tr>
+      <w:tr>
+        <w:tc>
+          <w:tcPr/>
+          <w:p>
+            <w:pPr>
+              <w:pStyle w:val="Compact"/>
+            </w:pPr>
+            <w:r>
+              <w:rPr>
+                <w:b/>
+                <w:bCs/>
+              </w:rPr>
+              <w:t xml:space="preserve">자랑 가능성</w:t>
+            </w:r>
+          </w:p>
+        </w:tc>
+        <w:tc>
+          <w:tcPr/>
+          <w:p>
+            <w:pPr>
+              <w:pStyle w:val="Compact"/>
+            </w:pPr>
+            <w:r>
+              <w:t xml:space="preserve">숫자 카드</w:t>
+            </w:r>
+          </w:p>
+        </w:tc>
+      </w:tr>
+      <w:tr>
+        <w:tc>
+          <w:tcPr/>
+          <w:p>
+            <w:pPr>
+              <w:pStyle w:val="Compact"/>
+            </w:pPr>
+            <w:r>
+              <w:rPr>
+                <w:b/>
+                <w:bCs/>
+              </w:rPr>
+              <w:t xml:space="preserve">애착</w:t>
+            </w:r>
+          </w:p>
+        </w:tc>
+        <w:tc>
+          <w:tcPr/>
+          <w:p>
+            <w:pPr>
+              <w:pStyle w:val="Compact"/>
+            </w:pPr>
+            <w:r>
+              <w:t xml:space="preserve">크레덴시알, 「내 돌」</w:t>
+            </w:r>
+          </w:p>
+        </w:tc>
+      </w:tr>
+    </w:tbl>
+    <w:p>
+      <w:pPr>
+        <w:pStyle w:val="BodyText"/>
+      </w:pPr>
+      <w:r>
+        <w:rPr>
+          <w:b/>
+          <w:bCs/>
+        </w:rPr>
+        <w:t xml:space="preserve">⚠️ 90/10 원칙 — 위 중 유료로 해도 되는 건 "물성" 행뿐이다.</w:t>
+      </w:r>
+      <w:r>
+        <w:t xml:space="preserve"> </w:t>
+      </w:r>
+      <w:r>
+        <w:t xml:space="preserve">"안 사면 성취가 덜해 보이나"에 YES면 무료, "실물로 더 오래 간직·과시하나"에 YES면 유료 가능. 비율을 맞추려고 무료 항목을 깎지 않는다.</w:t>
+      </w:r>
+    </w:p>
+    <w:bookmarkStart w:id="38" w:name="안개-지도"/>
+    <w:p>
+      <w:pPr>
+        <w:pStyle w:val="Heading4"/>
+      </w:pPr>
+      <w:r>
+        <w:t xml:space="preserve">안개 지도</w:t>
+      </w:r>
+    </w:p>
+    <w:p>
+      <w:pPr>
+        <w:pStyle w:val="FirstParagraph"/>
+      </w:pPr>
+      <w:r>
+        <w:t xml:space="preserve">지도가 처음에는 구름에 덮여 있고,</w:t>
+      </w:r>
+      <w:r>
+        <w:t xml:space="preserve"> </w:t>
+      </w:r>
+      <w:r>
+        <w:rPr>
+          <w:b/>
+          <w:bCs/>
+        </w:rPr>
+        <w:t xml:space="preserve">걸으면 걸은 만큼 열린다.</w:t>
+      </w:r>
+      <w:r>
+        <w:t xml:space="preserve"> </w:t>
+      </w:r>
+      <w:r>
+        <w:t xml:space="preserve">카미노의 상징적 장소 19곳에 도착하면 그 주변이 밝아지며 그곳의 이야기가 함께 열린다.</w:t>
+      </w:r>
+    </w:p>
+    <w:p>
+      <w:pPr>
+        <w:pStyle w:val="BodyText"/>
+      </w:pPr>
+      <w:r>
+        <w:t xml:space="preserve">용서의 언덕, 이라체 와인 샘, 산토 도밍고 대성당, 철의 십자가, 오 세브레이로, 몬테 도 고소 등이다.</w:t>
+      </w:r>
+    </w:p>
+    <w:p>
+      <w:pPr>
+        <w:pStyle w:val="BodyText"/>
+      </w:pPr>
+      <w:r>
+        <w:t xml:space="preserve">완주 후</w:t>
+      </w:r>
+      <w:r>
+        <w:t xml:space="preserve"> </w:t>
+      </w:r>
+      <w:r>
+        <w:rPr>
+          <w:b/>
+          <w:bCs/>
+        </w:rPr>
+        <w:t xml:space="preserve">"내가 밝힌 지도"가 포스터로 남는다.</w:t>
+      </w:r>
+      <w:r>
+        <w:t xml:space="preserve"> </w:t>
+      </w:r>
+      <w:r>
+        <w:t xml:space="preserve">디지털 성취가 벽에 걸리는 물건이 된다.</w:t>
+      </w:r>
+    </w:p>
+    <w:p>
+      <w:pPr>
+        <w:pStyle w:val="BlockText"/>
+      </w:pPr>
+      <w:r>
+        <w:rPr>
+          <w:b/>
+          <w:bCs/>
+        </w:rPr>
+        <w:t xml:space="preserve">안개는 이야기 레이어만 가린다. 경로와 화살표, 알베르게는 항상 보인다.</w:t>
+      </w:r>
+      <w:r>
+        <w:t xml:space="preserve"> </w:t>
+      </w:r>
+      <w:r>
+        <w:t xml:space="preserve">기본값은 꺼짐이고 언제든 끌 수 있다. 안전이 재미보다 위다.</w:t>
+      </w:r>
+    </w:p>
+    <w:bookmarkEnd w:id="38"/>
+    <w:bookmarkStart w:id="39" w:name="내-돌"/>
+    <w:p>
+      <w:pPr>
+        <w:pStyle w:val="Heading4"/>
+      </w:pPr>
+      <w:r>
+        <w:t xml:space="preserve">「내 돌」</w:t>
+      </w:r>
+    </w:p>
+    <w:p>
+      <w:pPr>
+        <w:pStyle w:val="FirstParagraph"/>
+      </w:pPr>
+      <w:r>
+        <w:t xml:space="preserve">순례자는 집에서 돌 하나를 가져와</w:t>
+      </w:r>
+      <w:r>
+        <w:t xml:space="preserve"> </w:t>
+      </w:r>
+      <w:r>
+        <w:rPr>
+          <w:b/>
+          <w:bCs/>
+        </w:rPr>
+        <w:t xml:space="preserve">철의 십자가(1,505m)</w:t>
+      </w:r>
+      <w:r>
+        <w:t xml:space="preserve"> </w:t>
+      </w:r>
+      <w:r>
+        <w:t xml:space="preserve">에 놓는다. 각자 그 돌에 무엇을 실을지 스스로 정한다. 프랑스 길 최고점이자 가장 상징적인 순간이다.</w:t>
+      </w:r>
+    </w:p>
+    <w:p>
+      <w:pPr>
+        <w:pStyle w:val="BodyText"/>
+      </w:pPr>
+      <w:r>
+        <w:t xml:space="preserve">출발 전에 돌 사진과 한 줄을 등록해두면, 철의 십자가에 도착했을 때 그 문장이 다시 보인다. 완주 후에는 순례기와 지도 포스터에 남는다.</w:t>
+      </w:r>
+    </w:p>
+    <w:p>
+      <w:pPr>
+        <w:pStyle w:val="BodyText"/>
+      </w:pPr>
+      <w:r>
+        <w:rPr>
+          <w:b/>
+          <w:bCs/>
+        </w:rPr>
+        <w:t xml:space="preserve">마스코트를 만들지 않는다.</w:t>
+      </w:r>
+      <w:r>
+        <w:t xml:space="preserve"> </w:t>
+      </w:r>
+      <w:r>
+        <w:t xml:space="preserve">이미 있는 의식을 기록해줄 뿐이다. 그래서 부담이 없고, 그래서 진짜다.</w:t>
+      </w:r>
+    </w:p>
+    <w:p>
+      <w:pPr>
+        <w:pStyle w:val="BodyText"/>
+      </w:pPr>
+      <w:r>
+        <w:t xml:space="preserve">⚠️ 종교적 해석이나 위로의 문구를 덧붙이지 않는다. 무엇을 내려놓을지는 사용자가 정한다.</w:t>
+      </w:r>
+    </w:p>
+    <w:bookmarkEnd w:id="39"/>
+    <w:bookmarkStart w:id="40" w:name="다음-여정"/>
+    <w:p>
+      <w:pPr>
+        <w:pStyle w:val="Heading4"/>
+      </w:pPr>
+      <w:r>
+        <w:t xml:space="preserve">다음 여정</w:t>
+      </w:r>
+    </w:p>
+    <w:p>
+      <w:pPr>
+        <w:pStyle w:val="FirstParagraph"/>
+      </w:pPr>
+      <w:r>
+        <w:t xml:space="preserve">카미노와 일본 구마노고도는</w:t>
+      </w:r>
+      <w:r>
+        <w:t xml:space="preserve"> </w:t>
+      </w:r>
+      <w:r>
+        <w:rPr>
+          <w:b/>
+          <w:bCs/>
+        </w:rPr>
+        <w:t xml:space="preserve">세계에서 단 둘뿐인 유네스코 세계유산 순례길</w:t>
+      </w:r>
+      <w:r>
+        <w:t xml:space="preserve">이고, 양쪽을 걸으면</w:t>
+      </w:r>
+      <w:r>
+        <w:t xml:space="preserve"> </w:t>
+      </w:r>
+      <w:r>
+        <w:rPr>
+          <w:b/>
+          <w:bCs/>
+        </w:rPr>
+        <w:t xml:space="preserve">이중 순례자(Dual Pilgrim)</w:t>
+      </w:r>
+      <w:r>
+        <w:t xml:space="preserve"> </w:t>
+      </w:r>
+      <w:r>
+        <w:t xml:space="preserve">자격을 받는다. 조가비와 세 발 까마귀를 결합한 핀 배지와 화지 인증서를 준다.</w:t>
+      </w:r>
+    </w:p>
+    <w:p>
+      <w:pPr>
+        <w:pStyle w:val="BodyText"/>
+      </w:pPr>
+      <w:r>
+        <w:rPr>
+          <w:b/>
+          <w:bCs/>
+        </w:rPr>
+        <w:t xml:space="preserve">카미노를 먼저 걸은 사람이 유리하다.</w:t>
+      </w:r>
+      <w:r>
+        <w:t xml:space="preserve"> </w:t>
+      </w:r>
+      <w:r>
+        <w:t xml:space="preserve">구마노 혼구 대사에서 다이코 의식에 참여할 수 있다. 항공 20~30만 원에 3~5일이면 되고, 최소 코스는 약 7km다.</w:t>
+      </w:r>
+    </w:p>
+    <w:p>
+      <w:pPr>
+        <w:pStyle w:val="BodyText"/>
+      </w:pPr>
+      <w:r>
+        <w:t xml:space="preserve">한국 커뮤니티에 정리된 자료가 거의 없어, 안내 자체가 가치가 된다.</w:t>
+      </w:r>
+    </w:p>
     <w:p>
       <w:r>
         <w:pict>
@@ -6289,21 +5460,30 @@
         </w:pict>
       </w:r>
     </w:p>
-    <w:bookmarkEnd w:id="44"/>
-    <w:bookmarkStart w:id="46" w:name="단계"/>
+    <w:bookmarkEnd w:id="40"/>
+    <w:bookmarkEnd w:id="41"/>
+    <w:bookmarkEnd w:id="42"/>
+    <w:bookmarkStart w:id="43" w:name="X88e0b2f5a8e856da20d62ccb1cdf62aceed5d5d"/>
     <w:p>
       <w:pPr>
         <w:pStyle w:val="Heading2"/>
       </w:pPr>
       <w:r>
-        <w:t xml:space="preserve">9. 단계</w:t>
+        <w:t xml:space="preserve">7. 메뉴 명칭</w:t>
+      </w:r>
+    </w:p>
+    <w:p>
+      <w:pPr>
+        <w:pStyle w:val="FirstParagraph"/>
+      </w:pPr>
+      <w:r>
+        <w:t xml:space="preserve">순례자가 현지에서 첫날부터 듣는 단어만 쓴다. 배워야 아는 말과 기독교 교리 용어는 쓰지 않는다.</w:t>
       </w:r>
     </w:p>
     <w:tbl>
       <w:tblPr>
         <w:tblStyle w:val="Table"/>
-        <w:tblW w:type="pct" w:w="5000"/>
-        <w:tblLayout w:type="fixed"/>
+        <w:tblW w:type="auto" w:w="0"/>
         <w:tblLook w:firstRow="1" w:lastRow="0" w:firstColumn="0" w:lastColumn="0" w:noHBand="0" w:noVBand="0" w:val="0020"/>
       </w:tblPr>
       <w:tblGrid>
@@ -6322,6 +5502,584 @@
               <w:pStyle w:val="Compact"/>
             </w:pPr>
             <w:r>
+              <w:t xml:space="preserve">메뉴</w:t>
+            </w:r>
+          </w:p>
+        </w:tc>
+        <w:tc>
+          <w:tcPr/>
+          <w:p>
+            <w:pPr>
+              <w:pStyle w:val="Compact"/>
+            </w:pPr>
+            <w:r>
+              <w:t xml:space="preserve">명칭</w:t>
+            </w:r>
+          </w:p>
+        </w:tc>
+        <w:tc>
+          <w:tcPr/>
+          <w:p>
+            <w:pPr>
+              <w:pStyle w:val="Compact"/>
+            </w:pPr>
+            <w:r>
+              <w:t xml:space="preserve">뜻</w:t>
+            </w:r>
+          </w:p>
+        </w:tc>
+      </w:tr>
+      <w:tr>
+        <w:tc>
+          <w:tcPr/>
+          <w:p>
+            <w:pPr>
+              <w:pStyle w:val="Compact"/>
+            </w:pPr>
+            <w:r>
+              <w:t xml:space="preserve">홈</w:t>
+            </w:r>
+          </w:p>
+        </w:tc>
+        <w:tc>
+          <w:tcPr/>
+          <w:p>
+            <w:pPr>
+              <w:pStyle w:val="Compact"/>
+            </w:pPr>
+            <w:r>
+              <w:t xml:space="preserve">오늘</w:t>
+            </w:r>
+          </w:p>
+        </w:tc>
+        <w:tc>
+          <w:tcPr/>
+          <w:p>
+            <w:pPr>
+              <w:pStyle w:val="Compact"/>
+            </w:pPr>
+            <w:r>
+              <w:t xml:space="preserve">—</w:t>
+            </w:r>
+          </w:p>
+        </w:tc>
+      </w:tr>
+      <w:tr>
+        <w:tc>
+          <w:tcPr/>
+          <w:p>
+            <w:pPr>
+              <w:pStyle w:val="Compact"/>
+            </w:pPr>
+            <w:r>
+              <w:t xml:space="preserve">일정</w:t>
+            </w:r>
+          </w:p>
+        </w:tc>
+        <w:tc>
+          <w:tcPr/>
+          <w:p>
+            <w:pPr>
+              <w:pStyle w:val="Compact"/>
+            </w:pPr>
+            <w:r>
+              <w:t xml:space="preserve">에타파 Etapa</w:t>
+            </w:r>
+          </w:p>
+        </w:tc>
+        <w:tc>
+          <w:tcPr/>
+          <w:p>
+            <w:pPr>
+              <w:pStyle w:val="Compact"/>
+            </w:pPr>
+            <w:r>
+              <w:t xml:space="preserve">하루 구간</w:t>
+            </w:r>
+          </w:p>
+        </w:tc>
+      </w:tr>
+      <w:tr>
+        <w:tc>
+          <w:tcPr/>
+          <w:p>
+            <w:pPr>
+              <w:pStyle w:val="Compact"/>
+            </w:pPr>
+            <w:r>
+              <w:t xml:space="preserve">지도</w:t>
+            </w:r>
+          </w:p>
+        </w:tc>
+        <w:tc>
+          <w:tcPr/>
+          <w:p>
+            <w:pPr>
+              <w:pStyle w:val="Compact"/>
+            </w:pPr>
+            <w:r>
+              <w:t xml:space="preserve">플레차 Flecha</w:t>
+            </w:r>
+          </w:p>
+        </w:tc>
+        <w:tc>
+          <w:tcPr/>
+          <w:p>
+            <w:pPr>
+              <w:pStyle w:val="Compact"/>
+            </w:pPr>
+            <w:r>
+              <w:t xml:space="preserve">노란 화살표</w:t>
+            </w:r>
+          </w:p>
+        </w:tc>
+      </w:tr>
+      <w:tr>
+        <w:tc>
+          <w:tcPr/>
+          <w:p>
+            <w:pPr>
+              <w:pStyle w:val="Compact"/>
+            </w:pPr>
+            <w:r>
+              <w:t xml:space="preserve">숙소</w:t>
+            </w:r>
+          </w:p>
+        </w:tc>
+        <w:tc>
+          <w:tcPr/>
+          <w:p>
+            <w:pPr>
+              <w:pStyle w:val="Compact"/>
+            </w:pPr>
+            <w:r>
+              <w:t xml:space="preserve">알베르게 Albergue</w:t>
+            </w:r>
+          </w:p>
+        </w:tc>
+        <w:tc>
+          <w:tcPr/>
+          <w:p>
+            <w:pPr>
+              <w:pStyle w:val="Compact"/>
+            </w:pPr>
+            <w:r>
+              <w:t xml:space="preserve">순례자 숙소</w:t>
+            </w:r>
+          </w:p>
+        </w:tc>
+      </w:tr>
+      <w:tr>
+        <w:tc>
+          <w:tcPr/>
+          <w:p>
+            <w:pPr>
+              <w:pStyle w:val="Compact"/>
+            </w:pPr>
+            <w:r>
+              <w:t xml:space="preserve">기록</w:t>
+            </w:r>
+          </w:p>
+        </w:tc>
+        <w:tc>
+          <w:tcPr/>
+          <w:p>
+            <w:pPr>
+              <w:pStyle w:val="Compact"/>
+            </w:pPr>
+            <w:r>
+              <w:t xml:space="preserve">크레덴시알 Credencial</w:t>
+            </w:r>
+          </w:p>
+        </w:tc>
+        <w:tc>
+          <w:tcPr/>
+          <w:p>
+            <w:pPr>
+              <w:pStyle w:val="Compact"/>
+            </w:pPr>
+            <w:r>
+              <w:t xml:space="preserve">순례자 여권</w:t>
+            </w:r>
+          </w:p>
+        </w:tc>
+      </w:tr>
+      <w:tr>
+        <w:tc>
+          <w:tcPr/>
+          <w:p>
+            <w:pPr>
+              <w:pStyle w:val="Compact"/>
+            </w:pPr>
+            <w:r>
+              <w:t xml:space="preserve">카드</w:t>
+            </w:r>
+          </w:p>
+        </w:tc>
+        <w:tc>
+          <w:tcPr/>
+          <w:p>
+            <w:pPr>
+              <w:pStyle w:val="Compact"/>
+            </w:pPr>
+            <w:r>
+              <w:t xml:space="preserve">카드</w:t>
+            </w:r>
+          </w:p>
+        </w:tc>
+        <w:tc>
+          <w:tcPr/>
+          <w:p>
+            <w:pPr>
+              <w:pStyle w:val="Compact"/>
+            </w:pPr>
+            <w:r>
+              <w:t xml:space="preserve">—</w:t>
+            </w:r>
+          </w:p>
+        </w:tc>
+      </w:tr>
+      <w:tr>
+        <w:tc>
+          <w:tcPr/>
+          <w:p>
+            <w:pPr>
+              <w:pStyle w:val="Compact"/>
+            </w:pPr>
+            <w:r>
+              <w:t xml:space="preserve">완주</w:t>
+            </w:r>
+          </w:p>
+        </w:tc>
+        <w:tc>
+          <w:tcPr/>
+          <w:p>
+            <w:pPr>
+              <w:pStyle w:val="Compact"/>
+            </w:pPr>
+            <w:r>
+              <w:t xml:space="preserve">콤포스텔라 Compostela</w:t>
+            </w:r>
+          </w:p>
+        </w:tc>
+        <w:tc>
+          <w:tcPr/>
+          <w:p>
+            <w:pPr>
+              <w:pStyle w:val="Compact"/>
+            </w:pPr>
+            <w:r>
+              <w:t xml:space="preserve">완주 증서</w:t>
+            </w:r>
+          </w:p>
+        </w:tc>
+      </w:tr>
+      <w:tr>
+        <w:tc>
+          <w:tcPr/>
+          <w:p>
+            <w:pPr>
+              <w:pStyle w:val="Compact"/>
+            </w:pPr>
+            <w:r>
+              <w:t xml:space="preserve">준비</w:t>
+            </w:r>
+          </w:p>
+        </w:tc>
+        <w:tc>
+          <w:tcPr/>
+          <w:p>
+            <w:pPr>
+              <w:pStyle w:val="Compact"/>
+            </w:pPr>
+            <w:r>
+              <w:t xml:space="preserve">준비</w:t>
+            </w:r>
+          </w:p>
+        </w:tc>
+        <w:tc>
+          <w:tcPr/>
+          <w:p>
+            <w:pPr>
+              <w:pStyle w:val="Compact"/>
+            </w:pPr>
+            <w:r>
+              <w:t xml:space="preserve">—</w:t>
+            </w:r>
+          </w:p>
+        </w:tc>
+      </w:tr>
+    </w:tbl>
+    <w:p>
+      <w:pPr>
+        <w:pStyle w:val="BodyText"/>
+      </w:pPr>
+      <w:r>
+        <w:t xml:space="preserve">한글을 크게, 원어를 작게 병기한다.</w:t>
+      </w:r>
+      <w:r>
+        <w:t xml:space="preserve"> </w:t>
+      </w:r>
+      <w:r>
+        <w:rPr>
+          <w:b/>
+          <w:bCs/>
+        </w:rPr>
+        <w:t xml:space="preserve">"카드"와 "준비"는 번역하지 않는다.</w:t>
+      </w:r>
+      <w:r>
+        <w:t xml:space="preserve"> </w:t>
+      </w:r>
+      <w:r>
+        <w:t xml:space="preserve">다급하거나 낯선 사용자가 쓰는 곳이다.</w:t>
+      </w:r>
+    </w:p>
+    <w:p>
+      <w:r>
+        <w:pict>
+          <v:rect style="width:0;height:1.5pt" o:hralign="center" o:hrstd="t" o:hr="t"/>
+        </w:pict>
+      </w:r>
+    </w:p>
+    <w:bookmarkEnd w:id="43"/>
+    <w:bookmarkStart w:id="44" w:name="X56980f317406d2bc7abccec03bb0a71d22c78cf"/>
+    <w:p>
+      <w:pPr>
+        <w:pStyle w:val="Heading2"/>
+      </w:pPr>
+      <w:r>
+        <w:t xml:space="preserve">8. 접근성</w:t>
+      </w:r>
+    </w:p>
+    <w:p>
+      <w:pPr>
+        <w:pStyle w:val="FirstParagraph"/>
+      </w:pPr>
+      <w:r>
+        <w:t xml:space="preserve">주 사용자층에 60대 이상이 상당수다.</w:t>
+      </w:r>
+    </w:p>
+    <w:tbl>
+      <w:tblPr>
+        <w:tblStyle w:val="Table"/>
+        <w:tblW w:type="auto" w:w="0"/>
+        <w:tblLook w:firstRow="1" w:lastRow="0" w:firstColumn="0" w:lastColumn="0" w:noHBand="0" w:noVBand="0" w:val="0020"/>
+      </w:tblPr>
+      <w:tblGrid>
+        <w:gridCol w:w="3960"/>
+        <w:gridCol w:w="3960"/>
+      </w:tblGrid>
+      <w:tr>
+        <w:trPr>
+          <w:tblHeader w:val="on"/>
+        </w:trPr>
+        <w:tc>
+          <w:tcPr/>
+          <w:p>
+            <w:pPr>
+              <w:pStyle w:val="Compact"/>
+            </w:pPr>
+            <w:r>
+              <w:t xml:space="preserve">항목</w:t>
+            </w:r>
+          </w:p>
+        </w:tc>
+        <w:tc>
+          <w:tcPr/>
+          <w:p>
+            <w:pPr>
+              <w:pStyle w:val="Compact"/>
+            </w:pPr>
+            <w:r>
+              <w:t xml:space="preserve">기준</w:t>
+            </w:r>
+          </w:p>
+        </w:tc>
+      </w:tr>
+      <w:tr>
+        <w:tc>
+          <w:tcPr/>
+          <w:p>
+            <w:pPr>
+              <w:pStyle w:val="Compact"/>
+            </w:pPr>
+            <w:r>
+              <w:t xml:space="preserve">본문 글꼴</w:t>
+            </w:r>
+          </w:p>
+        </w:tc>
+        <w:tc>
+          <w:tcPr/>
+          <w:p>
+            <w:pPr>
+              <w:pStyle w:val="Compact"/>
+            </w:pPr>
+            <w:r>
+              <w:t xml:space="preserve">최소 17px</w:t>
+            </w:r>
+          </w:p>
+        </w:tc>
+      </w:tr>
+      <w:tr>
+        <w:tc>
+          <w:tcPr/>
+          <w:p>
+            <w:pPr>
+              <w:pStyle w:val="Compact"/>
+            </w:pPr>
+            <w:r>
+              <w:t xml:space="preserve">명도 대비</w:t>
+            </w:r>
+          </w:p>
+        </w:tc>
+        <w:tc>
+          <w:tcPr/>
+          <w:p>
+            <w:pPr>
+              <w:pStyle w:val="Compact"/>
+            </w:pPr>
+            <w:r>
+              <w:t xml:space="preserve">4.5:1 이상</w:t>
+            </w:r>
+          </w:p>
+        </w:tc>
+      </w:tr>
+      <w:tr>
+        <w:tc>
+          <w:tcPr/>
+          <w:p>
+            <w:pPr>
+              <w:pStyle w:val="Compact"/>
+            </w:pPr>
+            <w:r>
+              <w:t xml:space="preserve">터치 영역</w:t>
+            </w:r>
+          </w:p>
+        </w:tc>
+        <w:tc>
+          <w:tcPr/>
+          <w:p>
+            <w:pPr>
+              <w:pStyle w:val="Compact"/>
+            </w:pPr>
+            <w:r>
+              <w:t xml:space="preserve">44×44px 이상</w:t>
+            </w:r>
+          </w:p>
+        </w:tc>
+      </w:tr>
+      <w:tr>
+        <w:tc>
+          <w:tcPr/>
+          <w:p>
+            <w:pPr>
+              <w:pStyle w:val="Compact"/>
+            </w:pPr>
+            <w:r>
+              <w:t xml:space="preserve">인쇄</w:t>
+            </w:r>
+          </w:p>
+        </w:tc>
+        <w:tc>
+          <w:tcPr/>
+          <w:p>
+            <w:pPr>
+              <w:pStyle w:val="Compact"/>
+            </w:pPr>
+            <w:r>
+              <w:t xml:space="preserve">모든 핵심 산출물이 인쇄 가능</w:t>
+            </w:r>
+          </w:p>
+        </w:tc>
+      </w:tr>
+      <w:tr>
+        <w:tc>
+          <w:tcPr/>
+          <w:p>
+            <w:pPr>
+              <w:pStyle w:val="Compact"/>
+            </w:pPr>
+            <w:r>
+              <w:t xml:space="preserve">오프라인</w:t>
+            </w:r>
+          </w:p>
+        </w:tc>
+        <w:tc>
+          <w:tcPr/>
+          <w:p>
+            <w:pPr>
+              <w:pStyle w:val="Compact"/>
+            </w:pPr>
+            <w:r>
+              <w:t xml:space="preserve">통신 없이 전 기능 동작</w:t>
+            </w:r>
+          </w:p>
+        </w:tc>
+      </w:tr>
+      <w:tr>
+        <w:tc>
+          <w:tcPr/>
+          <w:p>
+            <w:pPr>
+              <w:pStyle w:val="Compact"/>
+            </w:pPr>
+            <w:r>
+              <w:t xml:space="preserve">게임 요소</w:t>
+            </w:r>
+          </w:p>
+        </w:tc>
+        <w:tc>
+          <w:tcPr/>
+          <w:p>
+            <w:pPr>
+              <w:pStyle w:val="Compact"/>
+            </w:pPr>
+            <w:r>
+              <w:t xml:space="preserve">끌 수 있다</w:t>
+            </w:r>
+          </w:p>
+        </w:tc>
+      </w:tr>
+    </w:tbl>
+    <w:p>
+      <w:r>
+        <w:pict>
+          <v:rect style="width:0;height:1.5pt" o:hralign="center" o:hrstd="t" o:hr="t"/>
+        </w:pict>
+      </w:r>
+    </w:p>
+    <w:bookmarkEnd w:id="44"/>
+    <w:bookmarkStart w:id="46" w:name="Xc926e64c3b4d42ef58a2c53a53e01b17d751a8d"/>
+    <w:p>
+      <w:pPr>
+        <w:pStyle w:val="Heading2"/>
+      </w:pPr>
+      <w:r>
+        <w:t xml:space="preserve">9. 단계</w:t>
+      </w:r>
+    </w:p>
+    <w:tbl>
+      <w:tblPr>
+        <w:tblStyle w:val="Table"/>
+        <w:tblW w:type="auto" w:w="0"/>
+        <w:tblLook w:firstRow="1" w:lastRow="0" w:firstColumn="0" w:lastColumn="0" w:noHBand="0" w:noVBand="0" w:val="0020"/>
+      </w:tblPr>
+      <w:tblGrid>
+        <w:gridCol w:w="2640"/>
+        <w:gridCol w:w="2640"/>
+        <w:gridCol w:w="2640"/>
+      </w:tblGrid>
+      <w:tr>
+        <w:trPr>
+          <w:tblHeader w:val="on"/>
+        </w:trPr>
+        <w:tc>
+          <w:tcPr/>
+          <w:p>
+            <w:pPr>
+              <w:pStyle w:val="Compact"/>
+            </w:pPr>
+            <w:r>
               <w:t xml:space="preserve">단계</w:t>
             </w:r>
           </w:p>
@@ -6587,7 +6345,7 @@
     </w:p>
     <w:bookmarkEnd w:id="45"/>
     <w:bookmarkEnd w:id="46"/>
-    <w:bookmarkStart w:id="47" w:name="성공의-정의"/>
+    <w:bookmarkStart w:id="47" w:name="Xf56dc1eae8fd6074a09ea936cf5a34438d579da"/>
     <w:p>
       <w:pPr>
         <w:pStyle w:val="Heading2"/>
@@ -6619,35 +6377,7 @@
           <w:b/>
           <w:bCs/>
         </w:rPr>
-        <w:t xml:space="preserve">“신발 뭐 사요?”</w:t>
-      </w:r>
-      <w:r>
-        <w:rPr>
-          <w:b/>
-          <w:bCs/>
-        </w:rPr>
-        <w:t xml:space="preserve"> </w:t>
-      </w:r>
-      <w:r>
-        <w:rPr>
-          <w:b/>
-          <w:bCs/>
-        </w:rPr>
-        <w:t xml:space="preserve">“오늘 숙소 어떡하죠?”</w:t>
-      </w:r>
-      <w:r>
-        <w:rPr>
-          <w:b/>
-          <w:bCs/>
-        </w:rPr>
-        <w:t xml:space="preserve"> </w:t>
-      </w:r>
-      <w:r>
-        <w:rPr>
-          <w:b/>
-          <w:bCs/>
-        </w:rPr>
-        <w:t xml:space="preserve">라고 물을 때</w:t>
+        <w:t xml:space="preserve">"신발 뭐 사요?" "오늘 숙소 어떡하죠?" 라고 물을 때</w:t>
       </w:r>
       <w:r>
         <w:rPr>

--- a/docs/docx/기획서.docx
+++ b/docs/docx/기획서.docx
@@ -1808,7 +1808,7 @@
         <w:pStyle w:val="BodyText"/>
       </w:pPr>
       <w:r>
-        <w:t xml:space="preserve">세그먼트를 좁히지 않는다. 공통 문제가 압도적으로 크기 때문이다.</w:t>
+        <w:t xml:space="preserve">세그먼트(비슷한 특성·필요를 가진 사용자 묶음)를 좁히지 않는다. 공통 문제가 압도적으로 크기 때문이다.</w:t>
       </w:r>
     </w:p>
     <w:tbl>
@@ -4576,7 +4576,7 @@
               <w:pStyle w:val="Compact"/>
             </w:pPr>
             <w:r>
-              <w:t xml:space="preserve">오프라인 지도 + GPX 안내. 경로 이탈 알림</w:t>
+              <w:t xml:space="preserve">오프라인 지도 + GPX(GPS 이동 경로 파일) 안내. 경로 이탈 알림</w:t>
             </w:r>
           </w:p>
         </w:tc>
